--- a/docs/отчет_Курсовая.docx
+++ b/docs/отчет_Курсовая.docx
@@ -370,7 +370,6 @@
               </w:rPr>
               <w:t xml:space="preserve"> </w:t>
             </w:r>
-            <w:proofErr w:type="gramStart"/>
             <w:r>
               <w:rPr>
                 <w:i/>
@@ -395,7 +394,6 @@
               </w:rPr>
               <w:t>информатика</w:t>
             </w:r>
-            <w:proofErr w:type="gramEnd"/>
           </w:p>
           <w:p>
             <w:pPr>
@@ -882,13 +880,8 @@
       <w:pPr>
         <w:pStyle w:val="HSElist"/>
       </w:pPr>
-      <w:proofErr w:type="gramStart"/>
-      <w:r>
-        <w:t>поиск по ключевым словам</w:t>
-      </w:r>
-      <w:proofErr w:type="gramEnd"/>
-      <w:r>
-        <w:t xml:space="preserve"> не учитывает реальные интересы пользователя и его поведенческий контекст; </w:t>
+      <w:r>
+        <w:t xml:space="preserve">поиск по ключевым словам не учитывает реальные интересы пользователя и его поведенческий контекст; </w:t>
       </w:r>
     </w:p>
     <w:p>
@@ -1102,6 +1095,418 @@
       </w:pPr>
       <w:r>
         <w:t>Разрабатываемая система направлена на упрощение процесса поиска профессиональных мероприятий, повышение релевантности рекомендаций и улучшение пользовательского опыта. Она может быть использована как студентами и специалистами для развития профессиональных навыков, так и организаторами мероприятий для повышения охвата целевой аудитории.</w:t>
+      </w:r>
+    </w:p>
+    <w:p>
+      <w:pPr>
+        <w:pStyle w:val="HSETitle1"/>
+      </w:pPr>
+      <w:r>
+        <w:lastRenderedPageBreak/>
+        <w:t>Глава 1</w:t>
+      </w:r>
+      <w:r>
+        <w:rPr>
+          <w:lang w:val="en-US"/>
+        </w:rPr>
+        <w:t xml:space="preserve">. </w:t>
+      </w:r>
+      <w:r>
+        <w:t>Анализ предметной области</w:t>
+      </w:r>
+    </w:p>
+    <w:p>
+      <w:pPr>
+        <w:pStyle w:val="HSEDefaultText"/>
+      </w:pPr>
+      <w:r>
+        <w:t>В данной главе проводится анализ предметной области, связанной с агрегацией информации об IT-событиях и формированием персонализированных рекомендаций. Рассматриваются особенности современного информационного пространства, источники данных о мероприятиях, существующие подходы к их обработке, а также методы построения рекомендательных систем.</w:t>
+      </w:r>
+    </w:p>
+    <w:p>
+      <w:pPr>
+        <w:pStyle w:val="HSEDefaultText"/>
+      </w:pPr>
+      <w:r>
+        <w:t>Особое внимание уделяется выявлению ключевых проблем, возникающих при поиске и фильтрации событий, а также анализу существующих решений и их ограничений. На основе проведённого анализа формируются требования к разрабатываемой системе и определяется её функциональное назначение.</w:t>
+      </w:r>
+    </w:p>
+    <w:p>
+      <w:pPr>
+        <w:pStyle w:val="HSEDefaultText"/>
+      </w:pPr>
+      <w:r>
+        <w:t>Результаты данной главы являются основой для последующего проектирования архитектуры системы и реализации программного прототипа.</w:t>
+      </w:r>
+    </w:p>
+    <w:p>
+      <w:pPr>
+        <w:pStyle w:val="HSETitle2"/>
+        <w:numPr>
+          <w:ilvl w:val="1"/>
+          <w:numId w:val="28"/>
+        </w:numPr>
+      </w:pPr>
+      <w:r>
+        <w:t>Описание предметной области и постановка проблемы</w:t>
+      </w:r>
+    </w:p>
+    <w:p>
+      <w:pPr>
+        <w:pStyle w:val="HSEDefaultText"/>
+      </w:pPr>
+      <w:r>
+        <w:t xml:space="preserve">что такое IT-события </w:t>
+      </w:r>
+    </w:p>
+    <w:p>
+      <w:pPr>
+        <w:pStyle w:val="HSEDefaultText"/>
+      </w:pPr>
+      <w:r>
+        <w:t>где они публикуются (</w:t>
+      </w:r>
+      <w:proofErr w:type="spellStart"/>
+      <w:r>
+        <w:t>Telegram</w:t>
+      </w:r>
+      <w:proofErr w:type="spellEnd"/>
+      <w:r>
+        <w:t xml:space="preserve">, сайты, </w:t>
+      </w:r>
+      <w:proofErr w:type="spellStart"/>
+      <w:r>
+        <w:t>соцсети</w:t>
+      </w:r>
+      <w:proofErr w:type="spellEnd"/>
+      <w:r>
+        <w:t xml:space="preserve">) </w:t>
+      </w:r>
+    </w:p>
+    <w:p>
+      <w:pPr>
+        <w:pStyle w:val="HSEDefaultText"/>
+      </w:pPr>
+      <w:r>
+        <w:t xml:space="preserve">проблема разрозненности и перегрузки информацией </w:t>
+      </w:r>
+    </w:p>
+    <w:p>
+      <w:pPr>
+        <w:pStyle w:val="HSEDefaultText"/>
+      </w:pPr>
+      <w:r>
+        <w:t>формулировка основной проблемы</w:t>
+      </w:r>
+    </w:p>
+    <w:p>
+      <w:pPr>
+        <w:pStyle w:val="HSETitle2"/>
+        <w:numPr>
+          <w:ilvl w:val="1"/>
+          <w:numId w:val="28"/>
+        </w:numPr>
+      </w:pPr>
+      <w:r>
+        <w:t>Обзор существующих решений</w:t>
+      </w:r>
+    </w:p>
+    <w:p>
+      <w:pPr>
+        <w:pStyle w:val="HSEDefaultText"/>
+      </w:pPr>
+      <w:r>
+        <w:t>платформы (</w:t>
+      </w:r>
+      <w:proofErr w:type="spellStart"/>
+      <w:r>
+        <w:t>Timepad</w:t>
+      </w:r>
+      <w:proofErr w:type="spellEnd"/>
+      <w:r>
+        <w:t xml:space="preserve">, </w:t>
+      </w:r>
+      <w:proofErr w:type="spellStart"/>
+      <w:r>
+        <w:t>Meetup</w:t>
+      </w:r>
+      <w:proofErr w:type="spellEnd"/>
+      <w:r>
+        <w:t xml:space="preserve">, </w:t>
+      </w:r>
+      <w:proofErr w:type="spellStart"/>
+      <w:r>
+        <w:t>Eventbrite</w:t>
+      </w:r>
+      <w:proofErr w:type="spellEnd"/>
+      <w:r>
+        <w:t xml:space="preserve"> и т.п.) </w:t>
+      </w:r>
+    </w:p>
+    <w:p>
+      <w:pPr>
+        <w:pStyle w:val="HSEDefaultText"/>
+      </w:pPr>
+      <w:proofErr w:type="spellStart"/>
+      <w:r>
+        <w:t>Telegram</w:t>
+      </w:r>
+      <w:proofErr w:type="spellEnd"/>
+      <w:r>
+        <w:t xml:space="preserve">-каналы </w:t>
+      </w:r>
+    </w:p>
+    <w:p>
+      <w:pPr>
+        <w:pStyle w:val="HSEDefaultText"/>
+      </w:pPr>
+      <w:proofErr w:type="spellStart"/>
+      <w:r>
+        <w:t>агрегаторы</w:t>
+      </w:r>
+      <w:proofErr w:type="spellEnd"/>
+      <w:r>
+        <w:t xml:space="preserve"> </w:t>
+      </w:r>
+    </w:p>
+    <w:p>
+      <w:pPr>
+        <w:pStyle w:val="HSEDefaultText"/>
+      </w:pPr>
+      <w:r>
+        <w:t xml:space="preserve">их минусы (нет персонализации, неудобство, </w:t>
+      </w:r>
+      <w:r>
+        <w:t>шум)</w:t>
+      </w:r>
+    </w:p>
+    <w:p>
+      <w:pPr>
+        <w:pStyle w:val="HSETitle2"/>
+        <w:numPr>
+          <w:ilvl w:val="1"/>
+          <w:numId w:val="28"/>
+        </w:numPr>
+      </w:pPr>
+      <w:r>
+        <w:t>Основы рекомендательных систем</w:t>
+      </w:r>
+    </w:p>
+    <w:p>
+      <w:pPr>
+        <w:pStyle w:val="HSEDefaultText"/>
+      </w:pPr>
+      <w:r>
+        <w:t xml:space="preserve">что такое рекомендации </w:t>
+      </w:r>
+    </w:p>
+    <w:p>
+      <w:pPr>
+        <w:pStyle w:val="HSEDefaultText"/>
+      </w:pPr>
+      <w:r>
+        <w:t>подходы:</w:t>
+      </w:r>
+      <w:r>
+        <w:t xml:space="preserve"> к</w:t>
+      </w:r>
+      <w:r>
+        <w:t>онтентные</w:t>
+      </w:r>
+      <w:r>
+        <w:t xml:space="preserve">, </w:t>
+      </w:r>
+      <w:proofErr w:type="spellStart"/>
+      <w:r>
+        <w:t>коллаборативные</w:t>
+      </w:r>
+      <w:proofErr w:type="spellEnd"/>
+      <w:r>
+        <w:t xml:space="preserve">, </w:t>
+      </w:r>
+      <w:r>
+        <w:t xml:space="preserve">гибридные </w:t>
+      </w:r>
+    </w:p>
+    <w:p>
+      <w:pPr>
+        <w:pStyle w:val="HSEDefaultText"/>
+      </w:pPr>
+      <w:r>
+        <w:t>почему это применимо к событиям</w:t>
+      </w:r>
+    </w:p>
+    <w:p>
+      <w:pPr>
+        <w:pStyle w:val="HSETitle2"/>
+        <w:numPr>
+          <w:ilvl w:val="1"/>
+          <w:numId w:val="28"/>
+        </w:numPr>
+      </w:pPr>
+      <w:r>
+        <w:lastRenderedPageBreak/>
+        <w:t>Источники данных и способы агрегации</w:t>
+      </w:r>
+    </w:p>
+    <w:p>
+      <w:pPr>
+        <w:pStyle w:val="HSEDefaultText"/>
+      </w:pPr>
+      <w:r>
+        <w:rPr>
+          <w:lang w:val="en-US"/>
+        </w:rPr>
+        <w:t>API</w:t>
+      </w:r>
+      <w:r>
+        <w:t xml:space="preserve">, </w:t>
+      </w:r>
+      <w:proofErr w:type="spellStart"/>
+      <w:r>
+        <w:t>парсинг</w:t>
+      </w:r>
+      <w:proofErr w:type="spellEnd"/>
+      <w:r>
+        <w:t xml:space="preserve">, </w:t>
+      </w:r>
+      <w:r>
+        <w:rPr>
+          <w:lang w:val="en-US"/>
+        </w:rPr>
+        <w:t>Telegram</w:t>
+      </w:r>
+      <w:r>
+        <w:t xml:space="preserve"> + </w:t>
+      </w:r>
+      <w:r>
+        <w:t>проблемы</w:t>
+      </w:r>
+      <w:r>
+        <w:t xml:space="preserve">: </w:t>
+      </w:r>
+      <w:r>
+        <w:t xml:space="preserve">формат и </w:t>
+      </w:r>
+      <w:proofErr w:type="spellStart"/>
+      <w:r>
+        <w:t>тд</w:t>
+      </w:r>
+      <w:proofErr w:type="spellEnd"/>
+      <w:r>
+        <w:t xml:space="preserve"> и </w:t>
+      </w:r>
+      <w:proofErr w:type="spellStart"/>
+      <w:r>
+        <w:t>тп</w:t>
+      </w:r>
+      <w:proofErr w:type="spellEnd"/>
+      <w:r>
+        <w:t xml:space="preserve"> </w:t>
+      </w:r>
+      <w:r>
+        <w:rPr>
+          <w:highlight w:val="yellow"/>
+        </w:rPr>
+        <w:t>Возможно в проектирование</w:t>
+      </w:r>
+    </w:p>
+    <w:p>
+      <w:pPr>
+        <w:pStyle w:val="HSETitle2"/>
+        <w:numPr>
+          <w:ilvl w:val="1"/>
+          <w:numId w:val="28"/>
+        </w:numPr>
+      </w:pPr>
+      <w:r>
+        <w:t>Назначение и цели разрабатываемой системы</w:t>
+      </w:r>
+    </w:p>
+    <w:p>
+      <w:pPr>
+        <w:pStyle w:val="HSEDefaultText"/>
+      </w:pPr>
+      <w:r>
+        <w:t>Зачем</w:t>
+      </w:r>
+      <w:r>
+        <w:t xml:space="preserve">, </w:t>
+      </w:r>
+      <w:r>
+        <w:t>для кого и задачи</w:t>
+      </w:r>
+    </w:p>
+    <w:p>
+      <w:pPr>
+        <w:pStyle w:val="HSETitle2"/>
+        <w:numPr>
+          <w:ilvl w:val="1"/>
+          <w:numId w:val="28"/>
+        </w:numPr>
+      </w:pPr>
+      <w:r>
+        <w:t>Требования к системе</w:t>
+      </w:r>
+    </w:p>
+    <w:p>
+      <w:pPr>
+        <w:pStyle w:val="HSEDefaultText"/>
+      </w:pPr>
+      <w:r>
+        <w:t>Функциональные и нефункциональные</w:t>
+      </w:r>
+    </w:p>
+    <w:p>
+      <w:pPr>
+        <w:pStyle w:val="HSETitle2"/>
+        <w:numPr>
+          <w:ilvl w:val="1"/>
+          <w:numId w:val="28"/>
+        </w:numPr>
+      </w:pPr>
+      <w:r>
+        <w:t>Сценарии использования (</w:t>
+      </w:r>
+      <w:proofErr w:type="spellStart"/>
+      <w:r>
+        <w:t>use</w:t>
+      </w:r>
+      <w:proofErr w:type="spellEnd"/>
+      <w:r>
+        <w:t xml:space="preserve"> </w:t>
+      </w:r>
+      <w:proofErr w:type="spellStart"/>
+      <w:r>
+        <w:t>cases</w:t>
+      </w:r>
+      <w:proofErr w:type="spellEnd"/>
+      <w:r>
+        <w:t>)</w:t>
+      </w:r>
+    </w:p>
+    <w:p>
+      <w:pPr>
+        <w:pStyle w:val="HSEDefaultText"/>
+      </w:pPr>
+      <w:r>
+        <w:t>Юз кейс схемы + описания</w:t>
+      </w:r>
+    </w:p>
+    <w:p>
+      <w:pPr>
+        <w:pStyle w:val="HSETitle2"/>
+      </w:pPr>
+      <w:r>
+        <w:t>1.8 Бизнес-процессы (по желанию, но лучше оставить)</w:t>
+      </w:r>
+    </w:p>
+    <w:p>
+      <w:pPr>
+        <w:pStyle w:val="HSEDefaultText"/>
+      </w:pPr>
+      <w:r>
+        <w:t>Схемы + описания</w:t>
       </w:r>
     </w:p>
     <w:p>
@@ -2064,6 +2469,155 @@
     </w:lvl>
   </w:abstractNum>
   <w:abstractNum w:abstractNumId="6" w15:restartNumberingAfterBreak="0">
+    <w:nsid w:val="1C1D3F95"/>
+    <w:multiLevelType w:val="multilevel"/>
+    <w:tmpl w:val="D37E1902"/>
+    <w:lvl w:ilvl="0">
+      <w:start w:val="1"/>
+      <w:numFmt w:val="bullet"/>
+      <w:lvlText w:val=""/>
+      <w:lvlJc w:val="left"/>
+      <w:pPr>
+        <w:tabs>
+          <w:tab w:val="num" w:pos="720"/>
+        </w:tabs>
+        <w:ind w:left="720" w:hanging="360"/>
+      </w:pPr>
+      <w:rPr>
+        <w:rFonts w:ascii="Symbol" w:hAnsi="Symbol" w:hint="default"/>
+        <w:sz w:val="20"/>
+      </w:rPr>
+    </w:lvl>
+    <w:lvl w:ilvl="1" w:tentative="1">
+      <w:start w:val="1"/>
+      <w:numFmt w:val="bullet"/>
+      <w:lvlText w:val="o"/>
+      <w:lvlJc w:val="left"/>
+      <w:pPr>
+        <w:tabs>
+          <w:tab w:val="num" w:pos="1440"/>
+        </w:tabs>
+        <w:ind w:left="1440" w:hanging="360"/>
+      </w:pPr>
+      <w:rPr>
+        <w:rFonts w:ascii="Courier New" w:hAnsi="Courier New" w:hint="default"/>
+        <w:sz w:val="20"/>
+      </w:rPr>
+    </w:lvl>
+    <w:lvl w:ilvl="2" w:tentative="1">
+      <w:start w:val="1"/>
+      <w:numFmt w:val="bullet"/>
+      <w:lvlText w:val=""/>
+      <w:lvlJc w:val="left"/>
+      <w:pPr>
+        <w:tabs>
+          <w:tab w:val="num" w:pos="2160"/>
+        </w:tabs>
+        <w:ind w:left="2160" w:hanging="360"/>
+      </w:pPr>
+      <w:rPr>
+        <w:rFonts w:ascii="Wingdings" w:hAnsi="Wingdings" w:hint="default"/>
+        <w:sz w:val="20"/>
+      </w:rPr>
+    </w:lvl>
+    <w:lvl w:ilvl="3" w:tentative="1">
+      <w:start w:val="1"/>
+      <w:numFmt w:val="bullet"/>
+      <w:lvlText w:val=""/>
+      <w:lvlJc w:val="left"/>
+      <w:pPr>
+        <w:tabs>
+          <w:tab w:val="num" w:pos="2880"/>
+        </w:tabs>
+        <w:ind w:left="2880" w:hanging="360"/>
+      </w:pPr>
+      <w:rPr>
+        <w:rFonts w:ascii="Wingdings" w:hAnsi="Wingdings" w:hint="default"/>
+        <w:sz w:val="20"/>
+      </w:rPr>
+    </w:lvl>
+    <w:lvl w:ilvl="4" w:tentative="1">
+      <w:start w:val="1"/>
+      <w:numFmt w:val="bullet"/>
+      <w:lvlText w:val=""/>
+      <w:lvlJc w:val="left"/>
+      <w:pPr>
+        <w:tabs>
+          <w:tab w:val="num" w:pos="3600"/>
+        </w:tabs>
+        <w:ind w:left="3600" w:hanging="360"/>
+      </w:pPr>
+      <w:rPr>
+        <w:rFonts w:ascii="Wingdings" w:hAnsi="Wingdings" w:hint="default"/>
+        <w:sz w:val="20"/>
+      </w:rPr>
+    </w:lvl>
+    <w:lvl w:ilvl="5" w:tentative="1">
+      <w:start w:val="1"/>
+      <w:numFmt w:val="bullet"/>
+      <w:lvlText w:val=""/>
+      <w:lvlJc w:val="left"/>
+      <w:pPr>
+        <w:tabs>
+          <w:tab w:val="num" w:pos="4320"/>
+        </w:tabs>
+        <w:ind w:left="4320" w:hanging="360"/>
+      </w:pPr>
+      <w:rPr>
+        <w:rFonts w:ascii="Wingdings" w:hAnsi="Wingdings" w:hint="default"/>
+        <w:sz w:val="20"/>
+      </w:rPr>
+    </w:lvl>
+    <w:lvl w:ilvl="6" w:tentative="1">
+      <w:start w:val="1"/>
+      <w:numFmt w:val="bullet"/>
+      <w:lvlText w:val=""/>
+      <w:lvlJc w:val="left"/>
+      <w:pPr>
+        <w:tabs>
+          <w:tab w:val="num" w:pos="5040"/>
+        </w:tabs>
+        <w:ind w:left="5040" w:hanging="360"/>
+      </w:pPr>
+      <w:rPr>
+        <w:rFonts w:ascii="Wingdings" w:hAnsi="Wingdings" w:hint="default"/>
+        <w:sz w:val="20"/>
+      </w:rPr>
+    </w:lvl>
+    <w:lvl w:ilvl="7" w:tentative="1">
+      <w:start w:val="1"/>
+      <w:numFmt w:val="bullet"/>
+      <w:lvlText w:val=""/>
+      <w:lvlJc w:val="left"/>
+      <w:pPr>
+        <w:tabs>
+          <w:tab w:val="num" w:pos="5760"/>
+        </w:tabs>
+        <w:ind w:left="5760" w:hanging="360"/>
+      </w:pPr>
+      <w:rPr>
+        <w:rFonts w:ascii="Wingdings" w:hAnsi="Wingdings" w:hint="default"/>
+        <w:sz w:val="20"/>
+      </w:rPr>
+    </w:lvl>
+    <w:lvl w:ilvl="8" w:tentative="1">
+      <w:start w:val="1"/>
+      <w:numFmt w:val="bullet"/>
+      <w:lvlText w:val=""/>
+      <w:lvlJc w:val="left"/>
+      <w:pPr>
+        <w:tabs>
+          <w:tab w:val="num" w:pos="6480"/>
+        </w:tabs>
+        <w:ind w:left="6480" w:hanging="360"/>
+      </w:pPr>
+      <w:rPr>
+        <w:rFonts w:ascii="Wingdings" w:hAnsi="Wingdings" w:hint="default"/>
+        <w:sz w:val="20"/>
+      </w:rPr>
+    </w:lvl>
+  </w:abstractNum>
+  <w:abstractNum w:abstractNumId="7" w15:restartNumberingAfterBreak="0">
     <w:nsid w:val="21AD1127"/>
     <w:multiLevelType w:val="hybridMultilevel"/>
     <w:tmpl w:val="5F6E75C2"/>
@@ -2149,7 +2703,7 @@
       </w:pPr>
     </w:lvl>
   </w:abstractNum>
-  <w:abstractNum w:abstractNumId="7" w15:restartNumberingAfterBreak="0">
+  <w:abstractNum w:abstractNumId="8" w15:restartNumberingAfterBreak="0">
     <w:nsid w:val="22140C6C"/>
     <w:multiLevelType w:val="multilevel"/>
     <w:tmpl w:val="84982026"/>
@@ -2262,7 +2816,7 @@
       </w:pPr>
     </w:lvl>
   </w:abstractNum>
-  <w:abstractNum w:abstractNumId="8" w15:restartNumberingAfterBreak="0">
+  <w:abstractNum w:abstractNumId="9" w15:restartNumberingAfterBreak="0">
     <w:nsid w:val="256D0AA3"/>
     <w:multiLevelType w:val="multilevel"/>
     <w:tmpl w:val="5CD031FA"/>
@@ -2411,7 +2965,7 @@
       </w:rPr>
     </w:lvl>
   </w:abstractNum>
-  <w:abstractNum w:abstractNumId="9" w15:restartNumberingAfterBreak="0">
+  <w:abstractNum w:abstractNumId="10" w15:restartNumberingAfterBreak="0">
     <w:nsid w:val="2935073E"/>
     <w:multiLevelType w:val="multilevel"/>
     <w:tmpl w:val="99329E12"/>
@@ -2525,7 +3079,7 @@
       </w:rPr>
     </w:lvl>
   </w:abstractNum>
-  <w:abstractNum w:abstractNumId="10" w15:restartNumberingAfterBreak="0">
+  <w:abstractNum w:abstractNumId="11" w15:restartNumberingAfterBreak="0">
     <w:nsid w:val="346E1ACD"/>
     <w:multiLevelType w:val="multilevel"/>
     <w:tmpl w:val="DE9A4328"/>
@@ -2674,7 +3228,7 @@
       </w:rPr>
     </w:lvl>
   </w:abstractNum>
-  <w:abstractNum w:abstractNumId="11" w15:restartNumberingAfterBreak="0">
+  <w:abstractNum w:abstractNumId="12" w15:restartNumberingAfterBreak="0">
     <w:nsid w:val="34B71CEB"/>
     <w:multiLevelType w:val="multilevel"/>
     <w:tmpl w:val="452E8056"/>
@@ -2823,7 +3377,7 @@
       </w:rPr>
     </w:lvl>
   </w:abstractNum>
-  <w:abstractNum w:abstractNumId="12" w15:restartNumberingAfterBreak="0">
+  <w:abstractNum w:abstractNumId="13" w15:restartNumberingAfterBreak="0">
     <w:nsid w:val="372D7158"/>
     <w:multiLevelType w:val="multilevel"/>
     <w:tmpl w:val="CA861008"/>
@@ -2937,7 +3491,120 @@
       </w:pPr>
     </w:lvl>
   </w:abstractNum>
-  <w:abstractNum w:abstractNumId="13" w15:restartNumberingAfterBreak="0">
+  <w:abstractNum w:abstractNumId="14" w15:restartNumberingAfterBreak="0">
+    <w:nsid w:val="3B271152"/>
+    <w:multiLevelType w:val="multilevel"/>
+    <w:tmpl w:val="396E895A"/>
+    <w:lvl w:ilvl="0">
+      <w:start w:val="1"/>
+      <w:numFmt w:val="decimal"/>
+      <w:lvlText w:val="%1"/>
+      <w:lvlJc w:val="left"/>
+      <w:pPr>
+        <w:ind w:left="420" w:hanging="420"/>
+      </w:pPr>
+      <w:rPr>
+        <w:rFonts w:hint="default"/>
+      </w:rPr>
+    </w:lvl>
+    <w:lvl w:ilvl="1">
+      <w:start w:val="1"/>
+      <w:numFmt w:val="decimal"/>
+      <w:lvlText w:val="%1.%2"/>
+      <w:lvlJc w:val="left"/>
+      <w:pPr>
+        <w:ind w:left="420" w:hanging="420"/>
+      </w:pPr>
+      <w:rPr>
+        <w:rFonts w:hint="default"/>
+      </w:rPr>
+    </w:lvl>
+    <w:lvl w:ilvl="2">
+      <w:start w:val="1"/>
+      <w:numFmt w:val="decimal"/>
+      <w:lvlText w:val="%1.%2.%3"/>
+      <w:lvlJc w:val="left"/>
+      <w:pPr>
+        <w:ind w:left="720" w:hanging="720"/>
+      </w:pPr>
+      <w:rPr>
+        <w:rFonts w:hint="default"/>
+      </w:rPr>
+    </w:lvl>
+    <w:lvl w:ilvl="3">
+      <w:start w:val="1"/>
+      <w:numFmt w:val="decimal"/>
+      <w:lvlText w:val="%1.%2.%3.%4"/>
+      <w:lvlJc w:val="left"/>
+      <w:pPr>
+        <w:ind w:left="1080" w:hanging="1080"/>
+      </w:pPr>
+      <w:rPr>
+        <w:rFonts w:hint="default"/>
+      </w:rPr>
+    </w:lvl>
+    <w:lvl w:ilvl="4">
+      <w:start w:val="1"/>
+      <w:numFmt w:val="decimal"/>
+      <w:lvlText w:val="%1.%2.%3.%4.%5"/>
+      <w:lvlJc w:val="left"/>
+      <w:pPr>
+        <w:ind w:left="1080" w:hanging="1080"/>
+      </w:pPr>
+      <w:rPr>
+        <w:rFonts w:hint="default"/>
+      </w:rPr>
+    </w:lvl>
+    <w:lvl w:ilvl="5">
+      <w:start w:val="1"/>
+      <w:numFmt w:val="decimal"/>
+      <w:lvlText w:val="%1.%2.%3.%4.%5.%6"/>
+      <w:lvlJc w:val="left"/>
+      <w:pPr>
+        <w:ind w:left="1440" w:hanging="1440"/>
+      </w:pPr>
+      <w:rPr>
+        <w:rFonts w:hint="default"/>
+      </w:rPr>
+    </w:lvl>
+    <w:lvl w:ilvl="6">
+      <w:start w:val="1"/>
+      <w:numFmt w:val="decimal"/>
+      <w:lvlText w:val="%1.%2.%3.%4.%5.%6.%7"/>
+      <w:lvlJc w:val="left"/>
+      <w:pPr>
+        <w:ind w:left="1440" w:hanging="1440"/>
+      </w:pPr>
+      <w:rPr>
+        <w:rFonts w:hint="default"/>
+      </w:rPr>
+    </w:lvl>
+    <w:lvl w:ilvl="7">
+      <w:start w:val="1"/>
+      <w:numFmt w:val="decimal"/>
+      <w:lvlText w:val="%1.%2.%3.%4.%5.%6.%7.%8"/>
+      <w:lvlJc w:val="left"/>
+      <w:pPr>
+        <w:ind w:left="1800" w:hanging="1800"/>
+      </w:pPr>
+      <w:rPr>
+        <w:rFonts w:hint="default"/>
+      </w:rPr>
+    </w:lvl>
+    <w:lvl w:ilvl="8">
+      <w:start w:val="1"/>
+      <w:numFmt w:val="decimal"/>
+      <w:lvlText w:val="%1.%2.%3.%4.%5.%6.%7.%8.%9"/>
+      <w:lvlJc w:val="left"/>
+      <w:pPr>
+        <w:ind w:left="2160" w:hanging="2160"/>
+      </w:pPr>
+      <w:rPr>
+        <w:rFonts w:hint="default"/>
+      </w:rPr>
+    </w:lvl>
+  </w:abstractNum>
+  <w:abstractNum w:abstractNumId="15" w15:restartNumberingAfterBreak="0">
     <w:nsid w:val="3C4022DF"/>
     <w:multiLevelType w:val="multilevel"/>
     <w:tmpl w:val="012AE872"/>
@@ -3086,7 +3753,7 @@
       </w:rPr>
     </w:lvl>
   </w:abstractNum>
-  <w:abstractNum w:abstractNumId="14" w15:restartNumberingAfterBreak="0">
+  <w:abstractNum w:abstractNumId="16" w15:restartNumberingAfterBreak="0">
     <w:nsid w:val="3F4A35C4"/>
     <w:multiLevelType w:val="multilevel"/>
     <w:tmpl w:val="C0948060"/>
@@ -3199,7 +3866,7 @@
       </w:pPr>
     </w:lvl>
   </w:abstractNum>
-  <w:abstractNum w:abstractNumId="15" w15:restartNumberingAfterBreak="0">
+  <w:abstractNum w:abstractNumId="17" w15:restartNumberingAfterBreak="0">
     <w:nsid w:val="47EB46B8"/>
     <w:multiLevelType w:val="hybridMultilevel"/>
     <w:tmpl w:val="62945838"/>
@@ -3285,7 +3952,7 @@
       </w:pPr>
     </w:lvl>
   </w:abstractNum>
-  <w:abstractNum w:abstractNumId="16" w15:restartNumberingAfterBreak="0">
+  <w:abstractNum w:abstractNumId="18" w15:restartNumberingAfterBreak="0">
     <w:nsid w:val="483A0F1C"/>
     <w:multiLevelType w:val="hybridMultilevel"/>
     <w:tmpl w:val="910279C0"/>
@@ -3371,7 +4038,7 @@
       </w:pPr>
     </w:lvl>
   </w:abstractNum>
-  <w:abstractNum w:abstractNumId="17" w15:restartNumberingAfterBreak="0">
+  <w:abstractNum w:abstractNumId="19" w15:restartNumberingAfterBreak="0">
     <w:nsid w:val="532D2B82"/>
     <w:multiLevelType w:val="multilevel"/>
     <w:tmpl w:val="926489B4"/>
@@ -3520,7 +4187,7 @@
       </w:rPr>
     </w:lvl>
   </w:abstractNum>
-  <w:abstractNum w:abstractNumId="18" w15:restartNumberingAfterBreak="0">
+  <w:abstractNum w:abstractNumId="20" w15:restartNumberingAfterBreak="0">
     <w:nsid w:val="58964345"/>
     <w:multiLevelType w:val="hybridMultilevel"/>
     <w:tmpl w:val="F3E66D92"/>
@@ -3606,7 +4273,7 @@
       </w:pPr>
     </w:lvl>
   </w:abstractNum>
-  <w:abstractNum w:abstractNumId="19" w15:restartNumberingAfterBreak="0">
+  <w:abstractNum w:abstractNumId="21" w15:restartNumberingAfterBreak="0">
     <w:nsid w:val="5F2F4A8E"/>
     <w:multiLevelType w:val="hybridMultilevel"/>
     <w:tmpl w:val="EDB6262C"/>
@@ -3693,7 +4360,7 @@
       </w:pPr>
     </w:lvl>
   </w:abstractNum>
-  <w:abstractNum w:abstractNumId="20" w15:restartNumberingAfterBreak="0">
+  <w:abstractNum w:abstractNumId="22" w15:restartNumberingAfterBreak="0">
     <w:nsid w:val="62187946"/>
     <w:multiLevelType w:val="multilevel"/>
     <w:tmpl w:val="97483BDC"/>
@@ -3806,7 +4473,7 @@
       </w:rPr>
     </w:lvl>
   </w:abstractNum>
-  <w:abstractNum w:abstractNumId="21" w15:restartNumberingAfterBreak="0">
+  <w:abstractNum w:abstractNumId="23" w15:restartNumberingAfterBreak="0">
     <w:nsid w:val="6A1327F1"/>
     <w:multiLevelType w:val="multilevel"/>
     <w:tmpl w:val="1188F4BC"/>
@@ -3955,7 +4622,7 @@
       </w:rPr>
     </w:lvl>
   </w:abstractNum>
-  <w:abstractNum w:abstractNumId="22" w15:restartNumberingAfterBreak="0">
+  <w:abstractNum w:abstractNumId="24" w15:restartNumberingAfterBreak="0">
     <w:nsid w:val="710058A2"/>
     <w:multiLevelType w:val="hybridMultilevel"/>
     <w:tmpl w:val="106A27FC"/>
@@ -4041,7 +4708,7 @@
       </w:pPr>
     </w:lvl>
   </w:abstractNum>
-  <w:abstractNum w:abstractNumId="23" w15:restartNumberingAfterBreak="0">
+  <w:abstractNum w:abstractNumId="25" w15:restartNumberingAfterBreak="0">
     <w:nsid w:val="78E06A3C"/>
     <w:multiLevelType w:val="multilevel"/>
     <w:tmpl w:val="97483BDC"/>
@@ -4154,7 +4821,7 @@
       </w:rPr>
     </w:lvl>
   </w:abstractNum>
-  <w:abstractNum w:abstractNumId="24" w15:restartNumberingAfterBreak="0">
+  <w:abstractNum w:abstractNumId="26" w15:restartNumberingAfterBreak="0">
     <w:nsid w:val="7C2729D5"/>
     <w:multiLevelType w:val="hybridMultilevel"/>
     <w:tmpl w:val="BAEC6F90"/>
@@ -4268,7 +4935,7 @@
       </w:rPr>
     </w:lvl>
   </w:abstractNum>
-  <w:abstractNum w:abstractNumId="25" w15:restartNumberingAfterBreak="0">
+  <w:abstractNum w:abstractNumId="27" w15:restartNumberingAfterBreak="0">
     <w:nsid w:val="7CE810E3"/>
     <w:multiLevelType w:val="hybridMultilevel"/>
     <w:tmpl w:val="EAC4EE00"/>
@@ -4354,7 +5021,7 @@
       </w:pPr>
     </w:lvl>
   </w:abstractNum>
-  <w:abstractNum w:abstractNumId="26" w15:restartNumberingAfterBreak="0">
+  <w:abstractNum w:abstractNumId="28" w15:restartNumberingAfterBreak="0">
     <w:nsid w:val="7E5311A9"/>
     <w:multiLevelType w:val="multilevel"/>
     <w:tmpl w:val="48D6A478"/>
@@ -4468,25 +5135,25 @@
     </w:lvl>
   </w:abstractNum>
   <w:num w:numId="1">
-    <w:abstractNumId w:val="12"/>
+    <w:abstractNumId w:val="13"/>
   </w:num>
   <w:num w:numId="2">
-    <w:abstractNumId w:val="9"/>
+    <w:abstractNumId w:val="10"/>
   </w:num>
   <w:num w:numId="3">
-    <w:abstractNumId w:val="24"/>
+    <w:abstractNumId w:val="26"/>
   </w:num>
   <w:num w:numId="4">
     <w:abstractNumId w:val="0"/>
   </w:num>
   <w:num w:numId="5">
-    <w:abstractNumId w:val="19"/>
+    <w:abstractNumId w:val="21"/>
   </w:num>
   <w:num w:numId="6">
-    <w:abstractNumId w:val="26"/>
+    <w:abstractNumId w:val="28"/>
   </w:num>
   <w:num w:numId="7">
-    <w:abstractNumId w:val="7"/>
+    <w:abstractNumId w:val="8"/>
   </w:num>
   <w:num w:numId="8">
     <w:abstractNumId w:val="3"/>
@@ -4495,7 +5162,7 @@
     <w:abstractNumId w:val="1"/>
   </w:num>
   <w:num w:numId="10">
-    <w:abstractNumId w:val="25"/>
+    <w:abstractNumId w:val="27"/>
   </w:num>
   <w:num w:numId="11">
     <w:abstractNumId w:val="2"/>
@@ -4504,49 +5171,55 @@
     <w:abstractNumId w:val="5"/>
   </w:num>
   <w:num w:numId="13">
-    <w:abstractNumId w:val="6"/>
+    <w:abstractNumId w:val="7"/>
   </w:num>
   <w:num w:numId="14">
-    <w:abstractNumId w:val="15"/>
+    <w:abstractNumId w:val="17"/>
   </w:num>
   <w:num w:numId="15">
+    <w:abstractNumId w:val="20"/>
+  </w:num>
+  <w:num w:numId="16">
     <w:abstractNumId w:val="18"/>
   </w:num>
-  <w:num w:numId="16">
-    <w:abstractNumId w:val="16"/>
-  </w:num>
   <w:num w:numId="17">
-    <w:abstractNumId w:val="22"/>
+    <w:abstractNumId w:val="24"/>
   </w:num>
   <w:num w:numId="18">
     <w:abstractNumId w:val="4"/>
   </w:num>
   <w:num w:numId="19">
+    <w:abstractNumId w:val="25"/>
+  </w:num>
+  <w:num w:numId="20">
+    <w:abstractNumId w:val="16"/>
+  </w:num>
+  <w:num w:numId="21">
+    <w:abstractNumId w:val="15"/>
+  </w:num>
+  <w:num w:numId="22">
+    <w:abstractNumId w:val="22"/>
+  </w:num>
+  <w:num w:numId="23">
+    <w:abstractNumId w:val="9"/>
+  </w:num>
+  <w:num w:numId="24">
     <w:abstractNumId w:val="23"/>
   </w:num>
-  <w:num w:numId="20">
+  <w:num w:numId="25">
+    <w:abstractNumId w:val="11"/>
+  </w:num>
+  <w:num w:numId="26">
+    <w:abstractNumId w:val="19"/>
+  </w:num>
+  <w:num w:numId="27">
+    <w:abstractNumId w:val="12"/>
+  </w:num>
+  <w:num w:numId="28">
     <w:abstractNumId w:val="14"/>
   </w:num>
-  <w:num w:numId="21">
-    <w:abstractNumId w:val="13"/>
-  </w:num>
-  <w:num w:numId="22">
-    <w:abstractNumId w:val="20"/>
-  </w:num>
-  <w:num w:numId="23">
-    <w:abstractNumId w:val="8"/>
-  </w:num>
-  <w:num w:numId="24">
-    <w:abstractNumId w:val="21"/>
-  </w:num>
-  <w:num w:numId="25">
-    <w:abstractNumId w:val="10"/>
-  </w:num>
-  <w:num w:numId="26">
-    <w:abstractNumId w:val="17"/>
-  </w:num>
-  <w:num w:numId="27">
-    <w:abstractNumId w:val="11"/>
+  <w:num w:numId="29">
+    <w:abstractNumId w:val="6"/>
   </w:num>
   <w:numIdMacAtCleanup w:val="17"/>
 </w:numbering>
@@ -5069,7 +5742,6 @@
   <w:style w:type="character" w:default="1" w:styleId="a4">
     <w:name w:val="Default Paragraph Font"/>
     <w:uiPriority w:val="1"/>
-    <w:semiHidden/>
     <w:unhideWhenUsed/>
   </w:style>
   <w:style w:type="table" w:default="1" w:styleId="a5">

--- a/docs/отчет_Курсовая.docx
+++ b/docs/отчет_Курсовая.docx
@@ -28,7 +28,6 @@
               <w:jc w:val="center"/>
               <w:rPr>
                 <w:sz w:val="28"/>
-                <w:lang w:val="ru-RU"/>
               </w:rPr>
             </w:pPr>
             <w:bookmarkStart w:id="0" w:name="_Toc159967153"/>
@@ -810,23 +809,7 @@
         <w:pStyle w:val="HSEDefaultText"/>
       </w:pPr>
       <w:r>
-        <w:t xml:space="preserve">Настоящая работа посвящена разработке программной системы для агрегации информации об IT-событиях и формирования персонализированных рекомендаций на основе модели пользователя. Целью является создание инструмента, позволяющего пользователям эффективно находить релевантные мероприятия (конференции, </w:t>
-      </w:r>
-      <w:proofErr w:type="spellStart"/>
-      <w:r>
-        <w:t>митапы</w:t>
-      </w:r>
-      <w:proofErr w:type="spellEnd"/>
-      <w:r>
-        <w:t xml:space="preserve">, </w:t>
-      </w:r>
-      <w:proofErr w:type="spellStart"/>
-      <w:r>
-        <w:t>хакатоны</w:t>
-      </w:r>
-      <w:proofErr w:type="spellEnd"/>
-      <w:r>
-        <w:t xml:space="preserve"> и др.) с учётом их интересов, профессионального профиля и поведенческих предпочтений.</w:t>
+        <w:t>Настоящая работа посвящена разработке программной системы для агрегации информации об IT-событиях и формирования персонализированных рекомендаций на основе модели пользователя. Разрабатываемая система ориентирована на автоматизированный сбор, обработку и анализ информации о мероприятиях с последующим подбором релевантных событий для пользователей с учётом их интересов, профессиональной направленности и истории взаимодействий.</w:t>
       </w:r>
     </w:p>
     <w:p>
@@ -958,23 +941,21 @@
         <w:pStyle w:val="HSEDefaultText"/>
       </w:pPr>
       <w:r>
-        <w:t>Объект и предмет исследования:</w:t>
-      </w:r>
-    </w:p>
-    <w:p>
-      <w:pPr>
-        <w:pStyle w:val="HSElist"/>
-      </w:pPr>
-      <w:r>
         <w:t xml:space="preserve">Объектом исследования является процесс формирования рекомендаций информационных событий на основе пользовательских предпочтений. </w:t>
       </w:r>
     </w:p>
     <w:p>
       <w:pPr>
-        <w:pStyle w:val="HSElist"/>
-      </w:pPr>
-      <w:r>
-        <w:t xml:space="preserve">Предметом исследования выступает программная система агрегации и персонализации IT-событий. </w:t>
+        <w:pStyle w:val="HSEDefaultText"/>
+      </w:pPr>
+      <w:r>
+        <w:t xml:space="preserve">Предметом исследования выступает программная система агрегации и персонализации </w:t>
+      </w:r>
+      <w:r>
+        <w:t xml:space="preserve">рекомендаций </w:t>
+      </w:r>
+      <w:r>
+        <w:t xml:space="preserve">IT-событий. </w:t>
       </w:r>
     </w:p>
     <w:p>
@@ -1022,15 +1003,15 @@
         <w:pStyle w:val="HSElist"/>
       </w:pPr>
       <w:r>
+        <w:t xml:space="preserve">спроектировать архитектуру системы, включая компоненты сбора, хранения и обработки данных; </w:t>
+      </w:r>
+    </w:p>
+    <w:p>
+      <w:pPr>
+        <w:pStyle w:val="HSElist"/>
+      </w:pPr>
+      <w:r>
         <w:lastRenderedPageBreak/>
-        <w:t xml:space="preserve">спроектировать архитектуру системы, включая компоненты сбора, хранения и обработки данных; </w:t>
-      </w:r>
-    </w:p>
-    <w:p>
-      <w:pPr>
-        <w:pStyle w:val="HSElist"/>
-      </w:pPr>
-      <w:r>
         <w:t xml:space="preserve">реализовать прототип приложения (включая интерфейс взаимодействия с пользователем); </w:t>
       </w:r>
     </w:p>
@@ -1047,47 +1028,50 @@
         <w:pStyle w:val="HSEDefaultText"/>
       </w:pPr>
       <w:r>
-        <w:t>Научная новизна работы заключается в интеграции методов рекомендательных систем с удобным пользовательским интерфейсом в формате мессенджера. К числу особенностей разрабатываемого решения относятся:</w:t>
-      </w:r>
-    </w:p>
-    <w:p>
-      <w:pPr>
-        <w:pStyle w:val="HSElist"/>
-      </w:pPr>
-      <w:r>
-        <w:t xml:space="preserve">использование </w:t>
-      </w:r>
-      <w:proofErr w:type="spellStart"/>
-      <w:r>
-        <w:t>Telegram</w:t>
-      </w:r>
-      <w:proofErr w:type="spellEnd"/>
-      <w:r>
-        <w:t xml:space="preserve">-бота как основного интерфейса взаимодействия; </w:t>
-      </w:r>
-    </w:p>
-    <w:p>
-      <w:pPr>
-        <w:pStyle w:val="HSElist"/>
-      </w:pPr>
-      <w:r>
-        <w:t xml:space="preserve">применение механизма обратной связи пользователя (реакции) для обучения модели рекомендаций; </w:t>
-      </w:r>
-    </w:p>
-    <w:p>
-      <w:pPr>
-        <w:pStyle w:val="HSElist"/>
-      </w:pPr>
-      <w:r>
-        <w:t xml:space="preserve">формирование персонализированной ленты событий с учётом динамически обновляемой модели пользователя; </w:t>
-      </w:r>
-    </w:p>
-    <w:p>
-      <w:pPr>
-        <w:pStyle w:val="HSElist"/>
-      </w:pPr>
-      <w:r>
-        <w:t xml:space="preserve">объединение данных из различных источников в единую систему. </w:t>
+        <w:t>Научная новизна работы заключается в разработке подхода к формированию персонализированных рекомендаций IT-событий на основе информации, агрегируемой из разнородных источников. В отличие от традиционных решений, ориентированных на отдельные платформы или статические каталоги мероприятий, разрабатываемая система обеспечивает объединение, нормализацию и интеллектуальную обработку данных, поступающих из различных информационных каналов</w:t>
+      </w:r>
+      <w:r>
+        <w:t>:</w:t>
+      </w:r>
+    </w:p>
+    <w:p>
+      <w:pPr>
+        <w:pStyle w:val="HSElist"/>
+      </w:pPr>
+      <w:r>
+        <w:t xml:space="preserve">агрегация информации о мероприятиях из нескольких независимых источников; </w:t>
+      </w:r>
+    </w:p>
+    <w:p>
+      <w:pPr>
+        <w:pStyle w:val="HSElist"/>
+      </w:pPr>
+      <w:r>
+        <w:t xml:space="preserve">автоматическая нормализация и классификация событий с использованием методов обработки естественного языка; </w:t>
+      </w:r>
+    </w:p>
+    <w:p>
+      <w:pPr>
+        <w:pStyle w:val="HSElist"/>
+      </w:pPr>
+      <w:r>
+        <w:t xml:space="preserve">формирование персонализированных рекомендаций на основе пользовательской модели и истории взаимодействий; </w:t>
+      </w:r>
+    </w:p>
+    <w:p>
+      <w:pPr>
+        <w:pStyle w:val="HSElist"/>
+      </w:pPr>
+      <w:r>
+        <w:t xml:space="preserve">использование гибридного подхода, сочетающего контентный анализ и семантическое сравнение описаний мероприятий; </w:t>
+      </w:r>
+    </w:p>
+    <w:p>
+      <w:pPr>
+        <w:pStyle w:val="HSElist"/>
+      </w:pPr>
+      <w:r>
+        <w:t>адаптация рекомендаций на основе обратной связи пользователя.</w:t>
       </w:r>
     </w:p>
     <w:p>
@@ -1107,9 +1091,6 @@
         <w:t>Глава 1</w:t>
       </w:r>
       <w:r>
-        <w:rPr>
-          <w:lang w:val="en-US"/>
-        </w:rPr>
         <w:t xml:space="preserve">. </w:t>
       </w:r>
       <w:r>
@@ -2902,7 +2883,7 @@
     </w:p>
     <w:p>
       <w:pPr>
-        <w:pStyle w:val="ad"/>
+        <w:pStyle w:val="HSEDefaultText"/>
       </w:pPr>
       <w:r>
         <w:t>Современные информационные системы всё чаще используют методы искусственного интеллекта для автоматизации обработки данных, повышения качества поиска и улучшения персонализации контента. Особенно активно технологии искусственного интеллекта применяются в рекомендательных системах, поскольку позволяют учитывать сложные зависимости между объектами и интересами пользователей.</w:t>
@@ -2910,7 +2891,7 @@
     </w:p>
     <w:p>
       <w:pPr>
-        <w:pStyle w:val="3"/>
+        <w:pStyle w:val="HSETitle3"/>
       </w:pPr>
       <w:r>
         <w:t>1.5.1. Роль искусственного интеллекта в системах рекомендаций</w:t>
@@ -2918,7 +2899,7 @@
     </w:p>
     <w:p>
       <w:pPr>
-        <w:pStyle w:val="ad"/>
+        <w:pStyle w:val="HSEDefaultText"/>
       </w:pPr>
       <w:r>
         <w:t>Традиционные рекомендательные алгоритмы, основанные только на правилах или статистике взаимодействий, имеют ряд ограничений. Они плохо работают с неструктурированными данными, ограничены заранее заданными признаками и часто не способны учитывать смысловое содержание текстовой информации.</w:t>
@@ -2926,7 +2907,7 @@
     </w:p>
     <w:p>
       <w:pPr>
-        <w:pStyle w:val="ad"/>
+        <w:pStyle w:val="HSEDefaultText"/>
       </w:pPr>
       <w:r>
         <w:t>Использование методов искусственного интеллекта позволяет:</w:t>
@@ -2934,11 +2915,7 @@
     </w:p>
     <w:p>
       <w:pPr>
-        <w:numPr>
-          <w:ilvl w:val="0"/>
-          <w:numId w:val="8"/>
-        </w:numPr>
-        <w:spacing w:before="100" w:beforeAutospacing="1" w:after="100" w:afterAutospacing="1"/>
+        <w:pStyle w:val="HSElist"/>
       </w:pPr>
       <w:r>
         <w:t xml:space="preserve">анализировать большие объёмы данных; </w:t>
@@ -2946,11 +2923,7 @@
     </w:p>
     <w:p>
       <w:pPr>
-        <w:numPr>
-          <w:ilvl w:val="0"/>
-          <w:numId w:val="8"/>
-        </w:numPr>
-        <w:spacing w:before="100" w:beforeAutospacing="1" w:after="100" w:afterAutospacing="1"/>
+        <w:pStyle w:val="HSElist"/>
       </w:pPr>
       <w:r>
         <w:t xml:space="preserve">автоматически выявлять закономерности; </w:t>
@@ -2958,11 +2931,7 @@
     </w:p>
     <w:p>
       <w:pPr>
-        <w:numPr>
-          <w:ilvl w:val="0"/>
-          <w:numId w:val="8"/>
-        </w:numPr>
-        <w:spacing w:before="100" w:beforeAutospacing="1" w:after="100" w:afterAutospacing="1"/>
+        <w:pStyle w:val="HSElist"/>
       </w:pPr>
       <w:r>
         <w:t xml:space="preserve">учитывать семантическое содержание текстов; </w:t>
@@ -2970,11 +2939,7 @@
     </w:p>
     <w:p>
       <w:pPr>
-        <w:numPr>
-          <w:ilvl w:val="0"/>
-          <w:numId w:val="8"/>
-        </w:numPr>
-        <w:spacing w:before="100" w:beforeAutospacing="1" w:after="100" w:afterAutospacing="1"/>
+        <w:pStyle w:val="HSElist"/>
       </w:pPr>
       <w:r>
         <w:t xml:space="preserve">адаптировать рекомендации под изменение интересов пользователя; </w:t>
@@ -2982,11 +2947,7 @@
     </w:p>
     <w:p>
       <w:pPr>
-        <w:numPr>
-          <w:ilvl w:val="0"/>
-          <w:numId w:val="8"/>
-        </w:numPr>
-        <w:spacing w:before="100" w:beforeAutospacing="1" w:after="100" w:afterAutospacing="1"/>
+        <w:pStyle w:val="HSElist"/>
       </w:pPr>
       <w:r>
         <w:t xml:space="preserve">повышать точность ранжирования объектов. </w:t>
@@ -2994,15 +2955,16 @@
     </w:p>
     <w:p>
       <w:pPr>
-        <w:pStyle w:val="ad"/>
-      </w:pPr>
-      <w:r>
+        <w:pStyle w:val="HSEDefaultText"/>
+      </w:pPr>
+      <w:r>
+        <w:lastRenderedPageBreak/>
         <w:t>Благодаря этому рекомендательные системы становятся более гибкими и способны формировать персонализированную выдачу даже в условиях неполных или неоднородных данных.</w:t>
       </w:r>
     </w:p>
     <w:p>
       <w:pPr>
-        <w:pStyle w:val="3"/>
+        <w:pStyle w:val="HSETitle3"/>
       </w:pPr>
       <w:r>
         <w:t>1.5.2. Обработка естественного языка</w:t>
@@ -3010,7 +2972,7 @@
     </w:p>
     <w:p>
       <w:pPr>
-        <w:pStyle w:val="ad"/>
+        <w:pStyle w:val="HSEDefaultText"/>
       </w:pPr>
       <w:r>
         <w:t>Одним из ключевых направлений применения искусственного интеллекта является обработка естественного языка (</w:t>
@@ -3037,192 +2999,149 @@
       </w:r>
       <w:proofErr w:type="spellEnd"/>
       <w:r>
-        <w:t xml:space="preserve">, NLP). Данные методы </w:t>
-      </w:r>
+        <w:t>, NLP). Данные методы позволяют анализировать текстовые описания объектов и извлекать из них значимую информацию.</w:t>
+      </w:r>
+    </w:p>
+    <w:p>
+      <w:pPr>
+        <w:pStyle w:val="HSEDefaultText"/>
+      </w:pPr>
+      <w:r>
+        <w:t>В рекомендательных системах методы NLP применяются для:</w:t>
+      </w:r>
+    </w:p>
+    <w:p>
+      <w:pPr>
+        <w:pStyle w:val="HSElist"/>
+      </w:pPr>
+      <w:r>
+        <w:t xml:space="preserve">определения тематики текстов; </w:t>
+      </w:r>
+    </w:p>
+    <w:p>
+      <w:pPr>
+        <w:pStyle w:val="HSElist"/>
+      </w:pPr>
+      <w:r>
+        <w:t xml:space="preserve">выделения ключевых слов и терминов; </w:t>
+      </w:r>
+    </w:p>
+    <w:p>
+      <w:pPr>
+        <w:pStyle w:val="HSElist"/>
+      </w:pPr>
+      <w:r>
+        <w:t xml:space="preserve">автоматической классификации объектов; </w:t>
+      </w:r>
+    </w:p>
+    <w:p>
+      <w:pPr>
+        <w:pStyle w:val="HSElist"/>
+      </w:pPr>
+      <w:r>
+        <w:t xml:space="preserve">анализа пользовательских запросов; </w:t>
+      </w:r>
+    </w:p>
+    <w:p>
+      <w:pPr>
+        <w:pStyle w:val="HSElist"/>
+      </w:pPr>
+      <w:r>
+        <w:t xml:space="preserve">семантического сравнения текстов. </w:t>
+      </w:r>
+    </w:p>
+    <w:p>
+      <w:pPr>
+        <w:pStyle w:val="HSEDefaultText"/>
+      </w:pPr>
+      <w:r>
+        <w:t>Использование NLP особенно важно при работе с описаниями мероприятий, публикаций и пользовательских интересов, поскольку значительная часть информации представлена именно в текстовой форме.</w:t>
+      </w:r>
+    </w:p>
+    <w:p>
+      <w:pPr>
+        <w:pStyle w:val="HSETitle3"/>
+      </w:pPr>
+      <w:r>
+        <w:t>1.5.3. Языковые модели и генеративный искусственный интеллект</w:t>
+      </w:r>
+    </w:p>
+    <w:p>
+      <w:pPr>
+        <w:pStyle w:val="HSEDefaultText"/>
+      </w:pPr>
+      <w:r>
+        <w:t>Современные языковые модели способны не только анализировать текст, но и генерировать осмысленные ответы, описания и рекомендации. Подобные модели обучаются на больших объёмах текстовых данных и могут учитывать контекст взаимодействия с пользователем.</w:t>
+      </w:r>
+    </w:p>
+    <w:p>
+      <w:pPr>
+        <w:pStyle w:val="HSEDefaultText"/>
+      </w:pPr>
+      <w:r>
+        <w:t>Генеративные модели используются для:</w:t>
+      </w:r>
+    </w:p>
+    <w:p>
+      <w:pPr>
+        <w:pStyle w:val="HSElist"/>
+      </w:pPr>
+      <w:r>
+        <w:t xml:space="preserve">автоматического формирования рекомендаций; </w:t>
+      </w:r>
+    </w:p>
+    <w:p>
+      <w:pPr>
+        <w:pStyle w:val="HSElist"/>
+      </w:pPr>
+      <w:r>
+        <w:t xml:space="preserve">генерации пояснений к рекомендациям; </w:t>
+      </w:r>
+    </w:p>
+    <w:p>
+      <w:pPr>
+        <w:pStyle w:val="HSElist"/>
+      </w:pPr>
+      <w:r>
+        <w:t xml:space="preserve">краткого описания объектов; </w:t>
+      </w:r>
+    </w:p>
+    <w:p>
+      <w:pPr>
+        <w:pStyle w:val="HSElist"/>
+      </w:pPr>
+      <w:r>
+        <w:t xml:space="preserve">диалогового взаимодействия с пользователем; </w:t>
+      </w:r>
+    </w:p>
+    <w:p>
+      <w:pPr>
+        <w:pStyle w:val="HSElist"/>
+      </w:pPr>
+      <w:r>
+        <w:t xml:space="preserve">интеллектуальной обработки пользовательских запросов. </w:t>
+      </w:r>
+    </w:p>
+    <w:p>
+      <w:pPr>
+        <w:pStyle w:val="HSEDefaultText"/>
+      </w:pPr>
+      <w:r>
+        <w:t>Одним из преимуществ языковых моделей является возможность работы с неструктурированными данными и способность учитывать контекст запроса.</w:t>
+      </w:r>
+    </w:p>
+    <w:p>
+      <w:pPr>
+        <w:pStyle w:val="HSETitle3"/>
+      </w:pPr>
       <w:r>
         <w:lastRenderedPageBreak/>
-        <w:t>позволяют анализировать текстовые описания объектов и извлекать из них значимую информацию.</w:t>
-      </w:r>
-    </w:p>
-    <w:p>
-      <w:pPr>
-        <w:pStyle w:val="ad"/>
-      </w:pPr>
-      <w:r>
-        <w:t>В рекомендательных системах методы NLP применяются для:</w:t>
-      </w:r>
-    </w:p>
-    <w:p>
-      <w:pPr>
-        <w:numPr>
-          <w:ilvl w:val="0"/>
-          <w:numId w:val="9"/>
-        </w:numPr>
-        <w:spacing w:before="100" w:beforeAutospacing="1" w:after="100" w:afterAutospacing="1"/>
-      </w:pPr>
-      <w:r>
-        <w:t xml:space="preserve">определения тематики текстов; </w:t>
-      </w:r>
-    </w:p>
-    <w:p>
-      <w:pPr>
-        <w:numPr>
-          <w:ilvl w:val="0"/>
-          <w:numId w:val="9"/>
-        </w:numPr>
-        <w:spacing w:before="100" w:beforeAutospacing="1" w:after="100" w:afterAutospacing="1"/>
-      </w:pPr>
-      <w:r>
-        <w:t xml:space="preserve">выделения ключевых слов и терминов; </w:t>
-      </w:r>
-    </w:p>
-    <w:p>
-      <w:pPr>
-        <w:numPr>
-          <w:ilvl w:val="0"/>
-          <w:numId w:val="9"/>
-        </w:numPr>
-        <w:spacing w:before="100" w:beforeAutospacing="1" w:after="100" w:afterAutospacing="1"/>
-      </w:pPr>
-      <w:r>
-        <w:t xml:space="preserve">автоматической классификации объектов; </w:t>
-      </w:r>
-    </w:p>
-    <w:p>
-      <w:pPr>
-        <w:numPr>
-          <w:ilvl w:val="0"/>
-          <w:numId w:val="9"/>
-        </w:numPr>
-        <w:spacing w:before="100" w:beforeAutospacing="1" w:after="100" w:afterAutospacing="1"/>
-      </w:pPr>
-      <w:r>
-        <w:t xml:space="preserve">анализа пользовательских запросов; </w:t>
-      </w:r>
-    </w:p>
-    <w:p>
-      <w:pPr>
-        <w:numPr>
-          <w:ilvl w:val="0"/>
-          <w:numId w:val="9"/>
-        </w:numPr>
-        <w:spacing w:before="100" w:beforeAutospacing="1" w:after="100" w:afterAutospacing="1"/>
-      </w:pPr>
-      <w:r>
-        <w:t xml:space="preserve">семантического сравнения текстов. </w:t>
-      </w:r>
-    </w:p>
-    <w:p>
-      <w:pPr>
-        <w:pStyle w:val="ad"/>
-      </w:pPr>
-      <w:r>
-        <w:t>Использование NLP особенно важно при работе с описаниями мероприятий, публикаций и пользовательских интересов, поскольку значительная часть информации представлена именно в текстовой форме.</w:t>
-      </w:r>
-    </w:p>
-    <w:p>
-      <w:pPr>
-        <w:pStyle w:val="3"/>
-      </w:pPr>
-      <w:r>
-        <w:t>1.5.3. Языковые модели и генеративный искусственный интеллект</w:t>
-      </w:r>
-    </w:p>
-    <w:p>
-      <w:pPr>
-        <w:pStyle w:val="ad"/>
-      </w:pPr>
-      <w:r>
-        <w:t>Современные языковые модели способны не только анализировать текст, но и генерировать осмысленные ответы, описания и рекомендации. Подобные модели обучаются на больших объёмах текстовых данных и могут учитывать контекст взаимодействия с пользователем.</w:t>
-      </w:r>
-    </w:p>
-    <w:p>
-      <w:pPr>
-        <w:pStyle w:val="ad"/>
-      </w:pPr>
-      <w:r>
-        <w:t>Генеративные модели используются для:</w:t>
-      </w:r>
-    </w:p>
-    <w:p>
-      <w:pPr>
-        <w:numPr>
-          <w:ilvl w:val="0"/>
-          <w:numId w:val="10"/>
-        </w:numPr>
-        <w:spacing w:before="100" w:beforeAutospacing="1" w:after="100" w:afterAutospacing="1"/>
-      </w:pPr>
-      <w:r>
-        <w:t xml:space="preserve">автоматического формирования рекомендаций; </w:t>
-      </w:r>
-    </w:p>
-    <w:p>
-      <w:pPr>
-        <w:numPr>
-          <w:ilvl w:val="0"/>
-          <w:numId w:val="10"/>
-        </w:numPr>
-        <w:spacing w:before="100" w:beforeAutospacing="1" w:after="100" w:afterAutospacing="1"/>
-      </w:pPr>
-      <w:r>
-        <w:t xml:space="preserve">генерации пояснений к рекомендациям; </w:t>
-      </w:r>
-    </w:p>
-    <w:p>
-      <w:pPr>
-        <w:numPr>
-          <w:ilvl w:val="0"/>
-          <w:numId w:val="10"/>
-        </w:numPr>
-        <w:spacing w:before="100" w:beforeAutospacing="1" w:after="100" w:afterAutospacing="1"/>
-      </w:pPr>
-      <w:r>
-        <w:t xml:space="preserve">краткого описания объектов; </w:t>
-      </w:r>
-    </w:p>
-    <w:p>
-      <w:pPr>
-        <w:numPr>
-          <w:ilvl w:val="0"/>
-          <w:numId w:val="10"/>
-        </w:numPr>
-        <w:spacing w:before="100" w:beforeAutospacing="1" w:after="100" w:afterAutospacing="1"/>
-      </w:pPr>
-      <w:r>
-        <w:t xml:space="preserve">диалогового взаимодействия с пользователем; </w:t>
-      </w:r>
-    </w:p>
-    <w:p>
-      <w:pPr>
-        <w:numPr>
-          <w:ilvl w:val="0"/>
-          <w:numId w:val="10"/>
-        </w:numPr>
-        <w:spacing w:before="100" w:beforeAutospacing="1" w:after="100" w:afterAutospacing="1"/>
-      </w:pPr>
-      <w:r>
-        <w:t xml:space="preserve">интеллектуальной обработки пользовательских запросов. </w:t>
-      </w:r>
-    </w:p>
-    <w:p>
-      <w:pPr>
-        <w:pStyle w:val="ad"/>
-      </w:pPr>
-      <w:r>
-        <w:t>Одним из преимуществ языковых моделей является возможность работы с неструктурированными данными и способность учитывать контекст запроса.</w:t>
-      </w:r>
-    </w:p>
-    <w:p>
-      <w:pPr>
-        <w:pStyle w:val="3"/>
-      </w:pPr>
-      <w:r>
         <w:t>1.5.4. AI-агенты и многоэтапная обработка данных</w:t>
       </w:r>
     </w:p>
     <w:p>
       <w:pPr>
-        <w:pStyle w:val="ad"/>
+        <w:pStyle w:val="HSEDefaultText"/>
       </w:pPr>
       <w:r>
         <w:t>Современные интеллектуальные системы всё чаще используют архитектуру AI-агентов. Под агентом понимается программный компонент, выполняющий специализированную задачу в рамках общего процесса обработки информации.</w:t>
@@ -3230,7 +3149,7 @@
     </w:p>
     <w:p>
       <w:pPr>
-        <w:pStyle w:val="ad"/>
+        <w:pStyle w:val="HSEDefaultText"/>
       </w:pPr>
       <w:r>
         <w:t>В рекомендательных системах AI-агенты могут использоваться для:</w:t>
@@ -3238,11 +3157,7 @@
     </w:p>
     <w:p>
       <w:pPr>
-        <w:numPr>
-          <w:ilvl w:val="0"/>
-          <w:numId w:val="11"/>
-        </w:numPr>
-        <w:spacing w:before="100" w:beforeAutospacing="1" w:after="100" w:afterAutospacing="1"/>
+        <w:pStyle w:val="HSElist"/>
       </w:pPr>
       <w:r>
         <w:t xml:space="preserve">анализа пользовательского профиля; </w:t>
@@ -3250,11 +3165,7 @@
     </w:p>
     <w:p>
       <w:pPr>
-        <w:numPr>
-          <w:ilvl w:val="0"/>
-          <w:numId w:val="11"/>
-        </w:numPr>
-        <w:spacing w:before="100" w:beforeAutospacing="1" w:after="100" w:afterAutospacing="1"/>
+        <w:pStyle w:val="HSElist"/>
       </w:pPr>
       <w:r>
         <w:t xml:space="preserve">обработки и нормализации данных; </w:t>
@@ -3262,11 +3173,7 @@
     </w:p>
     <w:p>
       <w:pPr>
-        <w:numPr>
-          <w:ilvl w:val="0"/>
-          <w:numId w:val="11"/>
-        </w:numPr>
-        <w:spacing w:before="100" w:beforeAutospacing="1" w:after="100" w:afterAutospacing="1"/>
+        <w:pStyle w:val="HSElist"/>
       </w:pPr>
       <w:r>
         <w:t xml:space="preserve">классификации объектов; </w:t>
@@ -3274,11 +3181,7 @@
     </w:p>
     <w:p>
       <w:pPr>
-        <w:numPr>
-          <w:ilvl w:val="0"/>
-          <w:numId w:val="11"/>
-        </w:numPr>
-        <w:spacing w:before="100" w:beforeAutospacing="1" w:after="100" w:afterAutospacing="1"/>
+        <w:pStyle w:val="HSElist"/>
       </w:pPr>
       <w:r>
         <w:t xml:space="preserve">ранжирования рекомендаций; </w:t>
@@ -3286,11 +3189,7 @@
     </w:p>
     <w:p>
       <w:pPr>
-        <w:numPr>
-          <w:ilvl w:val="0"/>
-          <w:numId w:val="11"/>
-        </w:numPr>
-        <w:spacing w:before="100" w:beforeAutospacing="1" w:after="100" w:afterAutospacing="1"/>
+        <w:pStyle w:val="HSElist"/>
       </w:pPr>
       <w:r>
         <w:t xml:space="preserve">генерации объяснений; </w:t>
@@ -3298,11 +3197,7 @@
     </w:p>
     <w:p>
       <w:pPr>
-        <w:numPr>
-          <w:ilvl w:val="0"/>
-          <w:numId w:val="11"/>
-        </w:numPr>
-        <w:spacing w:before="100" w:beforeAutospacing="1" w:after="100" w:afterAutospacing="1"/>
+        <w:pStyle w:val="HSElist"/>
       </w:pPr>
       <w:r>
         <w:t xml:space="preserve">анализа пользовательской активности. </w:t>
@@ -3310,7 +3205,7 @@
     </w:p>
     <w:p>
       <w:pPr>
-        <w:pStyle w:val="ad"/>
+        <w:pStyle w:val="HSEDefaultText"/>
       </w:pPr>
       <w:r>
         <w:t>Использование нескольких специализированных агентов позволяет разделить обработку данных на отдельные этапы и повысить гибкость системы. Такой подход упрощает масштабирование, модификацию логики обработки и интеграцию новых алгоритмов.</w:t>
@@ -3318,125 +3213,109 @@
     </w:p>
     <w:p>
       <w:pPr>
-        <w:pStyle w:val="3"/>
+        <w:pStyle w:val="HSETitle3"/>
+      </w:pPr>
+      <w:r>
+        <w:t xml:space="preserve">1.5.5. Семантические модели и </w:t>
+      </w:r>
+      <w:proofErr w:type="spellStart"/>
+      <w:r>
+        <w:t>embeddings</w:t>
+      </w:r>
+      <w:proofErr w:type="spellEnd"/>
+    </w:p>
+    <w:p>
+      <w:pPr>
+        <w:pStyle w:val="HSEDefaultText"/>
+      </w:pPr>
+      <w:r>
+        <w:t xml:space="preserve">Для представления текстовой информации в современных интеллектуальных системах активно используются </w:t>
+      </w:r>
+      <w:proofErr w:type="spellStart"/>
+      <w:r>
+        <w:t>embeddings</w:t>
+      </w:r>
+      <w:proofErr w:type="spellEnd"/>
+      <w:r>
+        <w:t xml:space="preserve"> — векторные представления текста. Такие модели позволяют преобразовывать слова, предложения и документы в числовые векторы, отражающие их смысловое содержание.</w:t>
+      </w:r>
+    </w:p>
+    <w:p>
+      <w:pPr>
+        <w:pStyle w:val="HSEDefaultText"/>
+      </w:pPr>
+      <w:r>
+        <w:t xml:space="preserve">Использование </w:t>
+      </w:r>
+      <w:proofErr w:type="spellStart"/>
+      <w:r>
+        <w:t>embeddings</w:t>
+      </w:r>
+      <w:proofErr w:type="spellEnd"/>
+      <w:r>
+        <w:t xml:space="preserve"> позволяет:</w:t>
+      </w:r>
+    </w:p>
+    <w:p>
+      <w:pPr>
+        <w:pStyle w:val="HSElist"/>
+      </w:pPr>
+      <w:r>
+        <w:t xml:space="preserve">вычислять семантическую близость текстов; </w:t>
+      </w:r>
+    </w:p>
+    <w:p>
+      <w:pPr>
+        <w:pStyle w:val="HSElist"/>
+      </w:pPr>
+      <w:r>
+        <w:t xml:space="preserve">находить тематически похожие объекты; </w:t>
+      </w:r>
+    </w:p>
+    <w:p>
+      <w:pPr>
+        <w:pStyle w:val="HSElist"/>
+      </w:pPr>
+      <w:r>
+        <w:t xml:space="preserve">улучшать качество поиска; </w:t>
+      </w:r>
+    </w:p>
+    <w:p>
+      <w:pPr>
+        <w:pStyle w:val="HSElist"/>
+      </w:pPr>
+      <w:r>
+        <w:t xml:space="preserve">учитывать скрытые связи между объектами. </w:t>
+      </w:r>
+    </w:p>
+    <w:p>
+      <w:pPr>
+        <w:pStyle w:val="HSEDefaultText"/>
+      </w:pPr>
+      <w:r>
+        <w:t xml:space="preserve">В отличие от простого </w:t>
+      </w:r>
+      <w:proofErr w:type="gramStart"/>
+      <w:r>
+        <w:t>поиска по ключевым словам</w:t>
+      </w:r>
+      <w:proofErr w:type="gramEnd"/>
+      <w:r>
+        <w:t>, семантический анализ способен определять сходство текстов даже при использовании разных формулировок.</w:t>
+      </w:r>
+    </w:p>
+    <w:p>
+      <w:pPr>
+        <w:pStyle w:val="HSETitle3"/>
       </w:pPr>
       <w:r>
         <w:lastRenderedPageBreak/>
-        <w:t xml:space="preserve">1.5.5. Семантические модели и </w:t>
-      </w:r>
-      <w:proofErr w:type="spellStart"/>
-      <w:r>
-        <w:t>embeddings</w:t>
-      </w:r>
-      <w:proofErr w:type="spellEnd"/>
-    </w:p>
-    <w:p>
-      <w:pPr>
-        <w:pStyle w:val="ad"/>
-      </w:pPr>
-      <w:r>
-        <w:t xml:space="preserve">Для представления текстовой информации в современных интеллектуальных системах активно используются </w:t>
-      </w:r>
-      <w:proofErr w:type="spellStart"/>
-      <w:r>
-        <w:t>embeddings</w:t>
-      </w:r>
-      <w:proofErr w:type="spellEnd"/>
-      <w:r>
-        <w:t xml:space="preserve"> — векторные представления текста. Такие модели позволяют преобразовывать слова, предложения и документы в числовые векторы, отражающие их смысловое содержание.</w:t>
-      </w:r>
-    </w:p>
-    <w:p>
-      <w:pPr>
-        <w:pStyle w:val="ad"/>
-      </w:pPr>
-      <w:r>
-        <w:t xml:space="preserve">Использование </w:t>
-      </w:r>
-      <w:proofErr w:type="spellStart"/>
-      <w:r>
-        <w:t>embeddings</w:t>
-      </w:r>
-      <w:proofErr w:type="spellEnd"/>
-      <w:r>
-        <w:t xml:space="preserve"> позволяет:</w:t>
-      </w:r>
-    </w:p>
-    <w:p>
-      <w:pPr>
-        <w:numPr>
-          <w:ilvl w:val="0"/>
-          <w:numId w:val="12"/>
-        </w:numPr>
-        <w:spacing w:before="100" w:beforeAutospacing="1" w:after="100" w:afterAutospacing="1"/>
-      </w:pPr>
-      <w:r>
-        <w:t xml:space="preserve">вычислять семантическую близость текстов; </w:t>
-      </w:r>
-    </w:p>
-    <w:p>
-      <w:pPr>
-        <w:numPr>
-          <w:ilvl w:val="0"/>
-          <w:numId w:val="12"/>
-        </w:numPr>
-        <w:spacing w:before="100" w:beforeAutospacing="1" w:after="100" w:afterAutospacing="1"/>
-      </w:pPr>
-      <w:r>
-        <w:t xml:space="preserve">находить тематически похожие объекты; </w:t>
-      </w:r>
-    </w:p>
-    <w:p>
-      <w:pPr>
-        <w:numPr>
-          <w:ilvl w:val="0"/>
-          <w:numId w:val="12"/>
-        </w:numPr>
-        <w:spacing w:before="100" w:beforeAutospacing="1" w:after="100" w:afterAutospacing="1"/>
-      </w:pPr>
-      <w:r>
-        <w:t xml:space="preserve">улучшать качество поиска; </w:t>
-      </w:r>
-    </w:p>
-    <w:p>
-      <w:pPr>
-        <w:numPr>
-          <w:ilvl w:val="0"/>
-          <w:numId w:val="12"/>
-        </w:numPr>
-        <w:spacing w:before="100" w:beforeAutospacing="1" w:after="100" w:afterAutospacing="1"/>
-      </w:pPr>
-      <w:r>
-        <w:t xml:space="preserve">учитывать скрытые связи между объектами. </w:t>
-      </w:r>
-    </w:p>
-    <w:p>
-      <w:pPr>
-        <w:pStyle w:val="ad"/>
-      </w:pPr>
-      <w:r>
-        <w:t xml:space="preserve">В отличие от простого </w:t>
-      </w:r>
-      <w:proofErr w:type="gramStart"/>
-      <w:r>
-        <w:t>поиска по ключевым словам</w:t>
-      </w:r>
-      <w:proofErr w:type="gramEnd"/>
-      <w:r>
-        <w:t>, семантический анализ способен определять сходство текстов даже при использовании разных формулировок.</w:t>
-      </w:r>
-    </w:p>
-    <w:p>
-      <w:pPr>
-        <w:pStyle w:val="3"/>
-      </w:pPr>
-      <w:r>
         <w:t>1.5.6. Преимущества применения искусственного интеллекта</w:t>
       </w:r>
     </w:p>
     <w:p>
       <w:pPr>
-        <w:pStyle w:val="ad"/>
+        <w:pStyle w:val="HSEDefaultText"/>
       </w:pPr>
       <w:r>
         <w:t>Использование методов искусственного интеллекта в рекомендательных системах обеспечивает ряд преимуществ:</w:t>
@@ -3444,11 +3323,7 @@
     </w:p>
     <w:p>
       <w:pPr>
-        <w:numPr>
-          <w:ilvl w:val="0"/>
-          <w:numId w:val="13"/>
-        </w:numPr>
-        <w:spacing w:before="100" w:beforeAutospacing="1" w:after="100" w:afterAutospacing="1"/>
+        <w:pStyle w:val="HSElist"/>
       </w:pPr>
       <w:r>
         <w:t xml:space="preserve">повышение точности рекомендаций; </w:t>
@@ -3456,11 +3331,7 @@
     </w:p>
     <w:p>
       <w:pPr>
-        <w:numPr>
-          <w:ilvl w:val="0"/>
-          <w:numId w:val="13"/>
-        </w:numPr>
-        <w:spacing w:before="100" w:beforeAutospacing="1" w:after="100" w:afterAutospacing="1"/>
+        <w:pStyle w:val="HSElist"/>
       </w:pPr>
       <w:r>
         <w:t xml:space="preserve">автоматизация обработки больших объёмов данных; </w:t>
@@ -3468,11 +3339,7 @@
     </w:p>
     <w:p>
       <w:pPr>
-        <w:numPr>
-          <w:ilvl w:val="0"/>
-          <w:numId w:val="13"/>
-        </w:numPr>
-        <w:spacing w:before="100" w:beforeAutospacing="1" w:after="100" w:afterAutospacing="1"/>
+        <w:pStyle w:val="HSElist"/>
       </w:pPr>
       <w:r>
         <w:t xml:space="preserve">улучшение качества поиска; </w:t>
@@ -3480,11 +3347,7 @@
     </w:p>
     <w:p>
       <w:pPr>
-        <w:numPr>
-          <w:ilvl w:val="0"/>
-          <w:numId w:val="13"/>
-        </w:numPr>
-        <w:spacing w:before="100" w:beforeAutospacing="1" w:after="100" w:afterAutospacing="1"/>
+        <w:pStyle w:val="HSElist"/>
       </w:pPr>
       <w:r>
         <w:t xml:space="preserve">возможность работы с неструктурированной информацией; </w:t>
@@ -3492,11 +3355,7 @@
     </w:p>
     <w:p>
       <w:pPr>
-        <w:numPr>
-          <w:ilvl w:val="0"/>
-          <w:numId w:val="13"/>
-        </w:numPr>
-        <w:spacing w:before="100" w:beforeAutospacing="1" w:after="100" w:afterAutospacing="1"/>
+        <w:pStyle w:val="HSElist"/>
       </w:pPr>
       <w:r>
         <w:t xml:space="preserve">адаптация системы под интересы пользователя; </w:t>
@@ -3504,11 +3363,7 @@
     </w:p>
     <w:p>
       <w:pPr>
-        <w:numPr>
-          <w:ilvl w:val="0"/>
-          <w:numId w:val="13"/>
-        </w:numPr>
-        <w:spacing w:before="100" w:beforeAutospacing="1" w:after="100" w:afterAutospacing="1"/>
+        <w:pStyle w:val="HSElist"/>
       </w:pPr>
       <w:r>
         <w:t xml:space="preserve">повышение удобства взаимодействия с системой. </w:t>
@@ -3516,7 +3371,7 @@
     </w:p>
     <w:p>
       <w:pPr>
-        <w:pStyle w:val="ad"/>
+        <w:pStyle w:val="HSEDefaultText"/>
       </w:pPr>
       <w:r>
         <w:t>Кроме того, интеллектуальные методы позволяют реализовывать объяснимые рекомендации, когда пользователь получает информацию о причинах выбора конкретного объекта.</w:t>
@@ -3524,13 +3379,10 @@
     </w:p>
     <w:p>
       <w:pPr>
-        <w:pStyle w:val="ad"/>
-      </w:pPr>
-      <w:r>
-        <w:t>Таким образом, технологии искусственного интеллекта играют важную роль в развитии современных рекомендательных систем. Их использование позволяет значительно повысить эффективность персонализации, качество обработки данных и удобство работы пользователя с информационными сервисами.</w:t>
-      </w:r>
-      <w:r>
-        <w:t xml:space="preserve"> </w:t>
+        <w:pStyle w:val="HSEDefaultText"/>
+      </w:pPr>
+      <w:r>
+        <w:t xml:space="preserve">Таким образом, технологии искусственного интеллекта играют важную роль в развитии современных рекомендательных систем. Их использование позволяет значительно повысить эффективность персонализации, качество обработки данных и удобство работы пользователя с информационными сервисами. </w:t>
       </w:r>
     </w:p>
     <w:p>
@@ -3547,7 +3399,7 @@
     </w:p>
     <w:p>
       <w:pPr>
-        <w:pStyle w:val="ad"/>
+        <w:pStyle w:val="HSEDefaultText"/>
       </w:pPr>
       <w:r>
         <w:t>На основе проведённого анализа предметной области, существующих решений и современных подходов к построению рекомендательных систем можно сформулировать основные требования к разрабатываемой системе агрегации и персонализации IT-событий.</w:t>
@@ -3555,7 +3407,7 @@
     </w:p>
     <w:p>
       <w:pPr>
-        <w:pStyle w:val="ad"/>
+        <w:pStyle w:val="HSEDefaultText"/>
       </w:pPr>
       <w:r>
         <w:t>Требования определяют функциональные возможности системы, особенности её работы и ограничения, которые необходимо учитывать при проектировании архитектуры и реализации программного решения.</w:t>
@@ -3563,60 +3415,48 @@
     </w:p>
     <w:p>
       <w:pPr>
-        <w:pStyle w:val="3"/>
+        <w:pStyle w:val="HSETitle3"/>
+      </w:pPr>
+      <w:r>
+        <w:t>1.6.1. Функциональные требования</w:t>
+      </w:r>
+    </w:p>
+    <w:p>
+      <w:pPr>
+        <w:pStyle w:val="HSEDefaultText"/>
+      </w:pPr>
+      <w:r>
+        <w:t>Функциональные требования описывают основные возможности системы и действия, которые она должна выполнять.</w:t>
+      </w:r>
+    </w:p>
+    <w:p>
+      <w:pPr>
+        <w:pStyle w:val="HSEDefaultText"/>
+      </w:pPr>
+      <w:r>
+        <w:t>Разрабатываемая система должна обеспечивать:</w:t>
+      </w:r>
+    </w:p>
+    <w:p>
+      <w:pPr>
+        <w:pStyle w:val="HSElist"/>
+      </w:pPr>
+      <w:r>
+        <w:t xml:space="preserve">сбор информации о мероприятиях из различных источников; </w:t>
+      </w:r>
+    </w:p>
+    <w:p>
+      <w:pPr>
+        <w:pStyle w:val="HSElist"/>
       </w:pPr>
       <w:r>
         <w:lastRenderedPageBreak/>
-        <w:t>1.6.1. Функциональные требования</w:t>
-      </w:r>
-    </w:p>
-    <w:p>
-      <w:pPr>
-        <w:pStyle w:val="ad"/>
-      </w:pPr>
-      <w:r>
-        <w:t>Функциональные требования описывают основные возможности системы и действия, которые она должна выполнять.</w:t>
-      </w:r>
-    </w:p>
-    <w:p>
-      <w:pPr>
-        <w:pStyle w:val="ad"/>
-      </w:pPr>
-      <w:r>
-        <w:t>Разрабатываемая система должна обеспечивать:</w:t>
-      </w:r>
-    </w:p>
-    <w:p>
-      <w:pPr>
-        <w:numPr>
-          <w:ilvl w:val="0"/>
-          <w:numId w:val="14"/>
-        </w:numPr>
-        <w:spacing w:before="100" w:beforeAutospacing="1" w:after="100" w:afterAutospacing="1"/>
-      </w:pPr>
-      <w:r>
-        <w:t xml:space="preserve">сбор информации о мероприятиях из различных источников; </w:t>
-      </w:r>
-    </w:p>
-    <w:p>
-      <w:pPr>
-        <w:numPr>
-          <w:ilvl w:val="0"/>
-          <w:numId w:val="14"/>
-        </w:numPr>
-        <w:spacing w:before="100" w:beforeAutospacing="1" w:after="100" w:afterAutospacing="1"/>
-      </w:pPr>
-      <w:r>
         <w:t xml:space="preserve">хранение данных о событиях и пользователях; </w:t>
       </w:r>
     </w:p>
     <w:p>
       <w:pPr>
-        <w:numPr>
-          <w:ilvl w:val="0"/>
-          <w:numId w:val="14"/>
-        </w:numPr>
-        <w:spacing w:before="100" w:beforeAutospacing="1" w:after="100" w:afterAutospacing="1"/>
+        <w:pStyle w:val="HSElist"/>
       </w:pPr>
       <w:r>
         <w:t xml:space="preserve">поиск мероприятий по заданным параметрам; </w:t>
@@ -3624,11 +3464,7 @@
     </w:p>
     <w:p>
       <w:pPr>
-        <w:numPr>
-          <w:ilvl w:val="0"/>
-          <w:numId w:val="14"/>
-        </w:numPr>
-        <w:spacing w:before="100" w:beforeAutospacing="1" w:after="100" w:afterAutospacing="1"/>
+        <w:pStyle w:val="HSElist"/>
       </w:pPr>
       <w:r>
         <w:t xml:space="preserve">фильтрацию событий по тематике, формату, городу и другим характеристикам; </w:t>
@@ -3636,11 +3472,7 @@
     </w:p>
     <w:p>
       <w:pPr>
-        <w:numPr>
-          <w:ilvl w:val="0"/>
-          <w:numId w:val="14"/>
-        </w:numPr>
-        <w:spacing w:before="100" w:beforeAutospacing="1" w:after="100" w:afterAutospacing="1"/>
+        <w:pStyle w:val="HSElist"/>
       </w:pPr>
       <w:r>
         <w:t xml:space="preserve">формирование персонализированных рекомендаций; </w:t>
@@ -3648,11 +3480,7 @@
     </w:p>
     <w:p>
       <w:pPr>
-        <w:numPr>
-          <w:ilvl w:val="0"/>
-          <w:numId w:val="14"/>
-        </w:numPr>
-        <w:spacing w:before="100" w:beforeAutospacing="1" w:after="100" w:afterAutospacing="1"/>
+        <w:pStyle w:val="HSElist"/>
       </w:pPr>
       <w:r>
         <w:t xml:space="preserve">обработку пользовательских взаимодействий; </w:t>
@@ -3660,11 +3488,7 @@
     </w:p>
     <w:p>
       <w:pPr>
-        <w:numPr>
-          <w:ilvl w:val="0"/>
-          <w:numId w:val="14"/>
-        </w:numPr>
-        <w:spacing w:before="100" w:beforeAutospacing="1" w:after="100" w:afterAutospacing="1"/>
+        <w:pStyle w:val="HSElist"/>
       </w:pPr>
       <w:r>
         <w:t xml:space="preserve">обновление модели пользователя на основе обратной связи; </w:t>
@@ -3672,11 +3496,7 @@
     </w:p>
     <w:p>
       <w:pPr>
-        <w:numPr>
-          <w:ilvl w:val="0"/>
-          <w:numId w:val="14"/>
-        </w:numPr>
-        <w:spacing w:before="100" w:beforeAutospacing="1" w:after="100" w:afterAutospacing="1"/>
+        <w:pStyle w:val="HSElist"/>
       </w:pPr>
       <w:r>
         <w:t xml:space="preserve">отображение рекомендаций через пользовательский интерфейс; </w:t>
@@ -3684,11 +3504,7 @@
     </w:p>
     <w:p>
       <w:pPr>
-        <w:numPr>
-          <w:ilvl w:val="0"/>
-          <w:numId w:val="14"/>
-        </w:numPr>
-        <w:spacing w:before="100" w:beforeAutospacing="1" w:after="100" w:afterAutospacing="1"/>
+        <w:pStyle w:val="HSElist"/>
       </w:pPr>
       <w:r>
         <w:t xml:space="preserve">возможность подписки на регулярные рекомендации; </w:t>
@@ -3696,11 +3512,7 @@
     </w:p>
     <w:p>
       <w:pPr>
-        <w:numPr>
-          <w:ilvl w:val="0"/>
-          <w:numId w:val="14"/>
-        </w:numPr>
-        <w:spacing w:before="100" w:beforeAutospacing="1" w:after="100" w:afterAutospacing="1"/>
+        <w:pStyle w:val="HSElist"/>
       </w:pPr>
       <w:r>
         <w:t xml:space="preserve">предоставление аналитической информации о событиях и активности пользователей. </w:t>
@@ -3708,7 +3520,7 @@
     </w:p>
     <w:p>
       <w:pPr>
-        <w:pStyle w:val="ad"/>
+        <w:pStyle w:val="HSEDefaultText"/>
       </w:pPr>
       <w:r>
         <w:t>Кроме того, система должна поддерживать обработку текстовых описаний мероприятий и автоматическое извлечение ключевых характеристик событий.</w:t>
@@ -3716,7 +3528,7 @@
     </w:p>
     <w:p>
       <w:pPr>
-        <w:pStyle w:val="3"/>
+        <w:pStyle w:val="HSETitle3"/>
       </w:pPr>
       <w:r>
         <w:t>1.6.2. Требования к рекомендательной подсистеме</w:t>
@@ -3724,7 +3536,7 @@
     </w:p>
     <w:p>
       <w:pPr>
-        <w:pStyle w:val="ad"/>
+        <w:pStyle w:val="HSEDefaultText"/>
       </w:pPr>
       <w:r>
         <w:t>Подсистема рекомендаций является одним из ключевых компонентов системы, поэтому к ней предъявляются дополнительные требования.</w:t>
@@ -3732,7 +3544,7 @@
     </w:p>
     <w:p>
       <w:pPr>
-        <w:pStyle w:val="ad"/>
+        <w:pStyle w:val="HSEDefaultText"/>
       </w:pPr>
       <w:r>
         <w:t>Рекомендательная система должна:</w:t>
@@ -3740,11 +3552,7 @@
     </w:p>
     <w:p>
       <w:pPr>
-        <w:numPr>
-          <w:ilvl w:val="0"/>
-          <w:numId w:val="15"/>
-        </w:numPr>
-        <w:spacing w:before="100" w:beforeAutospacing="1" w:after="100" w:afterAutospacing="1"/>
+        <w:pStyle w:val="HSElist"/>
       </w:pPr>
       <w:r>
         <w:t xml:space="preserve">учитывать интересы пользователя; </w:t>
@@ -3752,11 +3560,7 @@
     </w:p>
     <w:p>
       <w:pPr>
-        <w:numPr>
-          <w:ilvl w:val="0"/>
-          <w:numId w:val="15"/>
-        </w:numPr>
-        <w:spacing w:before="100" w:beforeAutospacing="1" w:after="100" w:afterAutospacing="1"/>
+        <w:pStyle w:val="HSElist"/>
       </w:pPr>
       <w:r>
         <w:t xml:space="preserve">поддерживать персонализацию выдачи; </w:t>
@@ -3764,11 +3568,7 @@
     </w:p>
     <w:p>
       <w:pPr>
-        <w:numPr>
-          <w:ilvl w:val="0"/>
-          <w:numId w:val="15"/>
-        </w:numPr>
-        <w:spacing w:before="100" w:beforeAutospacing="1" w:after="100" w:afterAutospacing="1"/>
+        <w:pStyle w:val="HSElist"/>
       </w:pPr>
       <w:r>
         <w:t xml:space="preserve">использовать информацию о предыдущих взаимодействиях; </w:t>
@@ -3776,11 +3576,7 @@
     </w:p>
     <w:p>
       <w:pPr>
-        <w:numPr>
-          <w:ilvl w:val="0"/>
-          <w:numId w:val="15"/>
-        </w:numPr>
-        <w:spacing w:before="100" w:beforeAutospacing="1" w:after="100" w:afterAutospacing="1"/>
+        <w:pStyle w:val="HSElist"/>
       </w:pPr>
       <w:r>
         <w:t xml:space="preserve">обеспечивать ранжирование событий по степени релевантности; </w:t>
@@ -3788,11 +3584,7 @@
     </w:p>
     <w:p>
       <w:pPr>
-        <w:numPr>
-          <w:ilvl w:val="0"/>
-          <w:numId w:val="15"/>
-        </w:numPr>
-        <w:spacing w:before="100" w:beforeAutospacing="1" w:after="100" w:afterAutospacing="1"/>
+        <w:pStyle w:val="HSElist"/>
       </w:pPr>
       <w:r>
         <w:t xml:space="preserve">адаптироваться к изменению интересов пользователя; </w:t>
@@ -3800,11 +3592,7 @@
     </w:p>
     <w:p>
       <w:pPr>
-        <w:numPr>
-          <w:ilvl w:val="0"/>
-          <w:numId w:val="15"/>
-        </w:numPr>
-        <w:spacing w:before="100" w:beforeAutospacing="1" w:after="100" w:afterAutospacing="1"/>
+        <w:pStyle w:val="HSElist"/>
       </w:pPr>
       <w:r>
         <w:t xml:space="preserve">поддерживать работу с новыми пользователями и новыми событиями. </w:t>
@@ -3812,7 +3600,7 @@
     </w:p>
     <w:p>
       <w:pPr>
-        <w:pStyle w:val="ad"/>
+        <w:pStyle w:val="HSEDefaultText"/>
       </w:pPr>
       <w:r>
         <w:t>Дополнительно важно обеспечить возможность объяснения рекомендаций, чтобы пользователь понимал, почему ему предлагается конкретное мероприятие.</w:t>
@@ -3820,7 +3608,7 @@
     </w:p>
     <w:p>
       <w:pPr>
-        <w:pStyle w:val="3"/>
+        <w:pStyle w:val="HSETitle3"/>
       </w:pPr>
       <w:r>
         <w:t>1.6.3. Требования к подсистеме обработки данных</w:t>
@@ -3828,7 +3616,7 @@
     </w:p>
     <w:p>
       <w:pPr>
-        <w:pStyle w:val="ad"/>
+        <w:pStyle w:val="HSEDefaultText"/>
       </w:pPr>
       <w:r>
         <w:t>Подсистема обработки данных должна обеспечивать:</w:t>
@@ -3836,11 +3624,7 @@
     </w:p>
     <w:p>
       <w:pPr>
-        <w:numPr>
-          <w:ilvl w:val="0"/>
-          <w:numId w:val="16"/>
-        </w:numPr>
-        <w:spacing w:before="100" w:beforeAutospacing="1" w:after="100" w:afterAutospacing="1"/>
+        <w:pStyle w:val="HSElist"/>
       </w:pPr>
       <w:r>
         <w:t xml:space="preserve">агрегацию данных из нескольких источников; </w:t>
@@ -3848,11 +3632,7 @@
     </w:p>
     <w:p>
       <w:pPr>
-        <w:numPr>
-          <w:ilvl w:val="0"/>
-          <w:numId w:val="16"/>
-        </w:numPr>
-        <w:spacing w:before="100" w:beforeAutospacing="1" w:after="100" w:afterAutospacing="1"/>
+        <w:pStyle w:val="HSElist"/>
       </w:pPr>
       <w:r>
         <w:t xml:space="preserve">очистку и нормализацию информации; </w:t>
@@ -3860,11 +3640,7 @@
     </w:p>
     <w:p>
       <w:pPr>
-        <w:numPr>
-          <w:ilvl w:val="0"/>
-          <w:numId w:val="16"/>
-        </w:numPr>
-        <w:spacing w:before="100" w:beforeAutospacing="1" w:after="100" w:afterAutospacing="1"/>
+        <w:pStyle w:val="HSElist"/>
       </w:pPr>
       <w:r>
         <w:t xml:space="preserve">устранение дубликатов; </w:t>
@@ -3872,23 +3648,16 @@
     </w:p>
     <w:p>
       <w:pPr>
-        <w:numPr>
-          <w:ilvl w:val="0"/>
-          <w:numId w:val="16"/>
-        </w:numPr>
-        <w:spacing w:before="100" w:beforeAutospacing="1" w:after="100" w:afterAutospacing="1"/>
-      </w:pPr>
-      <w:r>
+        <w:pStyle w:val="HSElist"/>
+      </w:pPr>
+      <w:r>
+        <w:lastRenderedPageBreak/>
         <w:t xml:space="preserve">обработку неструктурированных текстовых описаний; </w:t>
       </w:r>
     </w:p>
     <w:p>
       <w:pPr>
-        <w:numPr>
-          <w:ilvl w:val="0"/>
-          <w:numId w:val="16"/>
-        </w:numPr>
-        <w:spacing w:before="100" w:beforeAutospacing="1" w:after="100" w:afterAutospacing="1"/>
+        <w:pStyle w:val="HSElist"/>
       </w:pPr>
       <w:r>
         <w:t xml:space="preserve">классификацию событий по тематикам; </w:t>
@@ -3896,11 +3665,7 @@
     </w:p>
     <w:p>
       <w:pPr>
-        <w:numPr>
-          <w:ilvl w:val="0"/>
-          <w:numId w:val="16"/>
-        </w:numPr>
-        <w:spacing w:before="100" w:beforeAutospacing="1" w:after="100" w:afterAutospacing="1"/>
+        <w:pStyle w:val="HSElist"/>
       </w:pPr>
       <w:r>
         <w:t xml:space="preserve">обновление информации о мероприятиях. </w:t>
@@ -3908,260 +3673,200 @@
     </w:p>
     <w:p>
       <w:pPr>
-        <w:pStyle w:val="ad"/>
+        <w:pStyle w:val="HSEDefaultText"/>
+      </w:pPr>
+      <w:r>
+        <w:t>Поскольку источники данных могут иметь различный формат представления информации, система должна быть адаптирована к работе с неоднородными данными.</w:t>
+      </w:r>
+    </w:p>
+    <w:p>
+      <w:pPr>
+        <w:pStyle w:val="HSETitle3"/>
+      </w:pPr>
+      <w:r>
+        <w:t>1.6.4. Нефункциональные требования</w:t>
+      </w:r>
+    </w:p>
+    <w:p>
+      <w:pPr>
+        <w:pStyle w:val="HSEDefaultText"/>
+      </w:pPr>
+      <w:r>
+        <w:t>Нефункциональные требования определяют качественные характеристики системы и особенности её эксплуатации.</w:t>
+      </w:r>
+    </w:p>
+    <w:p>
+      <w:pPr>
+        <w:pStyle w:val="HSEDefaultText"/>
+      </w:pPr>
+      <w:r>
+        <w:t>К основным нефункциональным требованиям относятся:</w:t>
+      </w:r>
+    </w:p>
+    <w:p>
+      <w:pPr>
+        <w:pStyle w:val="HSElist"/>
+      </w:pPr>
+      <w:r>
+        <w:t xml:space="preserve">удобство использования; </w:t>
+      </w:r>
+    </w:p>
+    <w:p>
+      <w:pPr>
+        <w:pStyle w:val="HSElist"/>
+      </w:pPr>
+      <w:r>
+        <w:t xml:space="preserve">высокая скорость обработки запросов; </w:t>
+      </w:r>
+    </w:p>
+    <w:p>
+      <w:pPr>
+        <w:pStyle w:val="HSElist"/>
+      </w:pPr>
+      <w:r>
+        <w:t xml:space="preserve">масштабируемость; </w:t>
+      </w:r>
+    </w:p>
+    <w:p>
+      <w:pPr>
+        <w:pStyle w:val="HSElist"/>
+      </w:pPr>
+      <w:r>
+        <w:t xml:space="preserve">устойчивость к ошибкам; </w:t>
+      </w:r>
+    </w:p>
+    <w:p>
+      <w:pPr>
+        <w:pStyle w:val="HSElist"/>
+      </w:pPr>
+      <w:r>
+        <w:t xml:space="preserve">расширяемость архитектуры; </w:t>
+      </w:r>
+    </w:p>
+    <w:p>
+      <w:pPr>
+        <w:pStyle w:val="HSElist"/>
+      </w:pPr>
+      <w:r>
+        <w:t xml:space="preserve">поддержка многопользовательского режима; </w:t>
+      </w:r>
+    </w:p>
+    <w:p>
+      <w:pPr>
+        <w:pStyle w:val="HSElist"/>
+      </w:pPr>
+      <w:r>
+        <w:t xml:space="preserve">возможность интеграции с внешними сервисами и API. </w:t>
+      </w:r>
+    </w:p>
+    <w:p>
+      <w:pPr>
+        <w:pStyle w:val="HSEDefaultText"/>
+      </w:pPr>
+      <w:r>
+        <w:t>Дополнительно система должна обеспечивать:</w:t>
+      </w:r>
+    </w:p>
+    <w:p>
+      <w:pPr>
+        <w:pStyle w:val="HSElist"/>
+      </w:pPr>
+      <w:r>
+        <w:t xml:space="preserve">корректную обработку пользовательских данных; </w:t>
+      </w:r>
+    </w:p>
+    <w:p>
+      <w:pPr>
+        <w:pStyle w:val="HSElist"/>
+      </w:pPr>
+      <w:r>
+        <w:t xml:space="preserve">стабильную работу при увеличении объёма информации; </w:t>
+      </w:r>
+    </w:p>
+    <w:p>
+      <w:pPr>
+        <w:pStyle w:val="HSElist"/>
+      </w:pPr>
+      <w:r>
+        <w:t xml:space="preserve">возможность дальнейшего развития функциональности. </w:t>
+      </w:r>
+    </w:p>
+    <w:p>
+      <w:pPr>
+        <w:pStyle w:val="HSETitle3"/>
+      </w:pPr>
+      <w:r>
+        <w:t>1.6.5. Требования к пользовательскому интерфейсу</w:t>
+      </w:r>
+    </w:p>
+    <w:p>
+      <w:pPr>
+        <w:pStyle w:val="HSEDefaultText"/>
+      </w:pPr>
+      <w:r>
+        <w:t>Пользовательский интерфейс должен обеспечивать простой и понятный способ взаимодействия с системой.</w:t>
+      </w:r>
+    </w:p>
+    <w:p>
+      <w:pPr>
+        <w:pStyle w:val="HSEDefaultText"/>
+      </w:pPr>
+      <w:r>
+        <w:t>Интерфейс должен предоставлять возможность:</w:t>
+      </w:r>
+    </w:p>
+    <w:p>
+      <w:pPr>
+        <w:pStyle w:val="HSElist"/>
+      </w:pPr>
+      <w:r>
+        <w:t xml:space="preserve">настройки пользовательских предпочтений; </w:t>
+      </w:r>
+    </w:p>
+    <w:p>
+      <w:pPr>
+        <w:pStyle w:val="HSElist"/>
+      </w:pPr>
+      <w:r>
+        <w:t xml:space="preserve">получения рекомендаций; </w:t>
+      </w:r>
+    </w:p>
+    <w:p>
+      <w:pPr>
+        <w:pStyle w:val="HSElist"/>
+      </w:pPr>
+      <w:r>
+        <w:t xml:space="preserve">просмотра информации о мероприятиях; </w:t>
+      </w:r>
+    </w:p>
+    <w:p>
+      <w:pPr>
+        <w:pStyle w:val="HSElist"/>
+      </w:pPr>
+      <w:r>
+        <w:t xml:space="preserve">отправки обратной связи; </w:t>
+      </w:r>
+    </w:p>
+    <w:p>
+      <w:pPr>
+        <w:pStyle w:val="HSElist"/>
+      </w:pPr>
+      <w:r>
+        <w:t xml:space="preserve">выполнения поиска и фильтрации событий. </w:t>
+      </w:r>
+    </w:p>
+    <w:p>
+      <w:pPr>
+        <w:pStyle w:val="HSEDefaultText"/>
       </w:pPr>
       <w:r>
         <w:lastRenderedPageBreak/>
-        <w:t>Поскольку источники данных могут иметь различный формат представления информации, система должна быть адаптирована к работе с неоднородными данными.</w:t>
-      </w:r>
-    </w:p>
-    <w:p>
-      <w:pPr>
-        <w:pStyle w:val="3"/>
-      </w:pPr>
-      <w:r>
-        <w:t>1.6.4. Нефункциональные требования</w:t>
-      </w:r>
-    </w:p>
-    <w:p>
-      <w:pPr>
-        <w:pStyle w:val="ad"/>
-      </w:pPr>
-      <w:r>
-        <w:t>Нефункциональные требования определяют качественные характеристики системы и особенности её эксплуатации.</w:t>
-      </w:r>
-    </w:p>
-    <w:p>
-      <w:pPr>
-        <w:pStyle w:val="ad"/>
-      </w:pPr>
-      <w:r>
-        <w:t>К основным нефункциональным требованиям относятся:</w:t>
-      </w:r>
-    </w:p>
-    <w:p>
-      <w:pPr>
-        <w:numPr>
-          <w:ilvl w:val="0"/>
-          <w:numId w:val="17"/>
-        </w:numPr>
-        <w:spacing w:before="100" w:beforeAutospacing="1" w:after="100" w:afterAutospacing="1"/>
-      </w:pPr>
-      <w:r>
-        <w:t xml:space="preserve">удобство использования; </w:t>
-      </w:r>
-    </w:p>
-    <w:p>
-      <w:pPr>
-        <w:numPr>
-          <w:ilvl w:val="0"/>
-          <w:numId w:val="17"/>
-        </w:numPr>
-        <w:spacing w:before="100" w:beforeAutospacing="1" w:after="100" w:afterAutospacing="1"/>
-      </w:pPr>
-      <w:r>
-        <w:t xml:space="preserve">высокая скорость обработки запросов; </w:t>
-      </w:r>
-    </w:p>
-    <w:p>
-      <w:pPr>
-        <w:numPr>
-          <w:ilvl w:val="0"/>
-          <w:numId w:val="17"/>
-        </w:numPr>
-        <w:spacing w:before="100" w:beforeAutospacing="1" w:after="100" w:afterAutospacing="1"/>
-      </w:pPr>
-      <w:r>
-        <w:t xml:space="preserve">масштабируемость; </w:t>
-      </w:r>
-    </w:p>
-    <w:p>
-      <w:pPr>
-        <w:numPr>
-          <w:ilvl w:val="0"/>
-          <w:numId w:val="17"/>
-        </w:numPr>
-        <w:spacing w:before="100" w:beforeAutospacing="1" w:after="100" w:afterAutospacing="1"/>
-      </w:pPr>
-      <w:r>
-        <w:t xml:space="preserve">устойчивость к ошибкам; </w:t>
-      </w:r>
-    </w:p>
-    <w:p>
-      <w:pPr>
-        <w:numPr>
-          <w:ilvl w:val="0"/>
-          <w:numId w:val="17"/>
-        </w:numPr>
-        <w:spacing w:before="100" w:beforeAutospacing="1" w:after="100" w:afterAutospacing="1"/>
-      </w:pPr>
-      <w:r>
-        <w:t xml:space="preserve">расширяемость архитектуры; </w:t>
-      </w:r>
-    </w:p>
-    <w:p>
-      <w:pPr>
-        <w:numPr>
-          <w:ilvl w:val="0"/>
-          <w:numId w:val="17"/>
-        </w:numPr>
-        <w:spacing w:before="100" w:beforeAutospacing="1" w:after="100" w:afterAutospacing="1"/>
-      </w:pPr>
-      <w:r>
-        <w:t xml:space="preserve">поддержка многопользовательского режима; </w:t>
-      </w:r>
-    </w:p>
-    <w:p>
-      <w:pPr>
-        <w:numPr>
-          <w:ilvl w:val="0"/>
-          <w:numId w:val="17"/>
-        </w:numPr>
-        <w:spacing w:before="100" w:beforeAutospacing="1" w:after="100" w:afterAutospacing="1"/>
-      </w:pPr>
-      <w:r>
-        <w:t xml:space="preserve">возможность интеграции с внешними сервисами и API. </w:t>
-      </w:r>
-    </w:p>
-    <w:p>
-      <w:pPr>
-        <w:pStyle w:val="ad"/>
-      </w:pPr>
-      <w:r>
-        <w:t>Дополнительно система должна обеспечивать:</w:t>
-      </w:r>
-    </w:p>
-    <w:p>
-      <w:pPr>
-        <w:numPr>
-          <w:ilvl w:val="0"/>
-          <w:numId w:val="18"/>
-        </w:numPr>
-        <w:spacing w:before="100" w:beforeAutospacing="1" w:after="100" w:afterAutospacing="1"/>
-      </w:pPr>
-      <w:r>
-        <w:t xml:space="preserve">корректную обработку пользовательских данных; </w:t>
-      </w:r>
-    </w:p>
-    <w:p>
-      <w:pPr>
-        <w:numPr>
-          <w:ilvl w:val="0"/>
-          <w:numId w:val="18"/>
-        </w:numPr>
-        <w:spacing w:before="100" w:beforeAutospacing="1" w:after="100" w:afterAutospacing="1"/>
-      </w:pPr>
-      <w:r>
-        <w:t xml:space="preserve">стабильную работу при увеличении объёма информации; </w:t>
-      </w:r>
-    </w:p>
-    <w:p>
-      <w:pPr>
-        <w:numPr>
-          <w:ilvl w:val="0"/>
-          <w:numId w:val="18"/>
-        </w:numPr>
-        <w:spacing w:before="100" w:beforeAutospacing="1" w:after="100" w:afterAutospacing="1"/>
-      </w:pPr>
-      <w:r>
-        <w:t xml:space="preserve">возможность дальнейшего развития функциональности. </w:t>
-      </w:r>
-    </w:p>
-    <w:p>
-      <w:pPr>
-        <w:pStyle w:val="3"/>
-      </w:pPr>
-      <w:r>
-        <w:t>1.6.5. Требования к пользовательскому интерфейсу</w:t>
-      </w:r>
-    </w:p>
-    <w:p>
-      <w:pPr>
-        <w:pStyle w:val="ad"/>
-      </w:pPr>
-      <w:r>
-        <w:t>Пользовательский интерфейс должен обеспечивать простой и понятный способ взаимодействия с системой.</w:t>
-      </w:r>
-    </w:p>
-    <w:p>
-      <w:pPr>
-        <w:pStyle w:val="ad"/>
-      </w:pPr>
-      <w:r>
-        <w:t>Интерфейс должен предоставлять возможность:</w:t>
-      </w:r>
-    </w:p>
-    <w:p>
-      <w:pPr>
-        <w:numPr>
-          <w:ilvl w:val="0"/>
-          <w:numId w:val="19"/>
-        </w:numPr>
-        <w:spacing w:before="100" w:beforeAutospacing="1" w:after="100" w:afterAutospacing="1"/>
-      </w:pPr>
-      <w:r>
-        <w:t xml:space="preserve">настройки пользовательских предпочтений; </w:t>
-      </w:r>
-    </w:p>
-    <w:p>
-      <w:pPr>
-        <w:numPr>
-          <w:ilvl w:val="0"/>
-          <w:numId w:val="19"/>
-        </w:numPr>
-        <w:spacing w:before="100" w:beforeAutospacing="1" w:after="100" w:afterAutospacing="1"/>
-      </w:pPr>
-      <w:r>
-        <w:t xml:space="preserve">получения рекомендаций; </w:t>
-      </w:r>
-    </w:p>
-    <w:p>
-      <w:pPr>
-        <w:numPr>
-          <w:ilvl w:val="0"/>
-          <w:numId w:val="19"/>
-        </w:numPr>
-        <w:spacing w:before="100" w:beforeAutospacing="1" w:after="100" w:afterAutospacing="1"/>
-      </w:pPr>
-      <w:r>
-        <w:t xml:space="preserve">просмотра информации о мероприятиях; </w:t>
-      </w:r>
-    </w:p>
-    <w:p>
-      <w:pPr>
-        <w:numPr>
-          <w:ilvl w:val="0"/>
-          <w:numId w:val="19"/>
-        </w:numPr>
-        <w:spacing w:before="100" w:beforeAutospacing="1" w:after="100" w:afterAutospacing="1"/>
-      </w:pPr>
-      <w:r>
-        <w:t xml:space="preserve">отправки обратной связи; </w:t>
-      </w:r>
-    </w:p>
-    <w:p>
-      <w:pPr>
-        <w:numPr>
-          <w:ilvl w:val="0"/>
-          <w:numId w:val="19"/>
-        </w:numPr>
-        <w:spacing w:before="100" w:beforeAutospacing="1" w:after="100" w:afterAutospacing="1"/>
-      </w:pPr>
-      <w:r>
-        <w:t xml:space="preserve">выполнения поиска и фильтрации событий. </w:t>
-      </w:r>
-    </w:p>
-    <w:p>
-      <w:pPr>
-        <w:pStyle w:val="ad"/>
-      </w:pPr>
-      <w:r>
         <w:t>Особое значение имеет минимизация количества действий, необходимых для получения релевантной информации. В современных системах это особенно важно для мобильных и мессенджер-ориентированных интерфейсов.</w:t>
       </w:r>
     </w:p>
     <w:p>
       <w:pPr>
-        <w:pStyle w:val="3"/>
+        <w:pStyle w:val="HSETitle3"/>
       </w:pPr>
       <w:r>
         <w:t>1.6.6. Требования к архитектуре системы</w:t>
@@ -4169,7 +3874,7 @@
     </w:p>
     <w:p>
       <w:pPr>
-        <w:pStyle w:val="ad"/>
+        <w:pStyle w:val="HSEDefaultText"/>
       </w:pPr>
       <w:r>
         <w:t>Архитектура системы должна обеспечивать разделение функциональности на независимые компоненты, что упрощает сопровождение, тестирование и развитие проекта.</w:t>
@@ -4177,7 +3882,7 @@
     </w:p>
     <w:p>
       <w:pPr>
-        <w:pStyle w:val="ad"/>
+        <w:pStyle w:val="HSEDefaultText"/>
       </w:pPr>
       <w:r>
         <w:t>При проектировании архитектуры необходимо обеспечить:</w:t>
@@ -4185,11 +3890,7 @@
     </w:p>
     <w:p>
       <w:pPr>
-        <w:numPr>
-          <w:ilvl w:val="0"/>
-          <w:numId w:val="20"/>
-        </w:numPr>
-        <w:spacing w:before="100" w:beforeAutospacing="1" w:after="100" w:afterAutospacing="1"/>
+        <w:pStyle w:val="HSElist"/>
       </w:pPr>
       <w:r>
         <w:t xml:space="preserve">независимость пользовательского интерфейса и серверной части; </w:t>
@@ -4197,24 +3898,15 @@
     </w:p>
     <w:p>
       <w:pPr>
-        <w:numPr>
-          <w:ilvl w:val="0"/>
-          <w:numId w:val="20"/>
-        </w:numPr>
-        <w:spacing w:before="100" w:beforeAutospacing="1" w:after="100" w:afterAutospacing="1"/>
-      </w:pPr>
-      <w:r>
-        <w:lastRenderedPageBreak/>
+        <w:pStyle w:val="HSElist"/>
+      </w:pPr>
+      <w:r>
         <w:t xml:space="preserve">модульность компонентов; </w:t>
       </w:r>
     </w:p>
     <w:p>
       <w:pPr>
-        <w:numPr>
-          <w:ilvl w:val="0"/>
-          <w:numId w:val="20"/>
-        </w:numPr>
-        <w:spacing w:before="100" w:beforeAutospacing="1" w:after="100" w:afterAutospacing="1"/>
+        <w:pStyle w:val="HSElist"/>
       </w:pPr>
       <w:r>
         <w:t xml:space="preserve">возможность масштабирования отдельных подсистем; </w:t>
@@ -4222,11 +3914,7 @@
     </w:p>
     <w:p>
       <w:pPr>
-        <w:numPr>
-          <w:ilvl w:val="0"/>
-          <w:numId w:val="20"/>
-        </w:numPr>
-        <w:spacing w:before="100" w:beforeAutospacing="1" w:after="100" w:afterAutospacing="1"/>
+        <w:pStyle w:val="HSElist"/>
       </w:pPr>
       <w:r>
         <w:t xml:space="preserve">поддержку интеграции AI-модулей; </w:t>
@@ -4234,11 +3922,7 @@
     </w:p>
     <w:p>
       <w:pPr>
-        <w:numPr>
-          <w:ilvl w:val="0"/>
-          <w:numId w:val="20"/>
-        </w:numPr>
-        <w:spacing w:before="100" w:beforeAutospacing="1" w:after="100" w:afterAutospacing="1"/>
+        <w:pStyle w:val="HSElist"/>
       </w:pPr>
       <w:r>
         <w:t xml:space="preserve">возможность подключения новых источников данных; </w:t>
@@ -4246,11 +3930,7 @@
     </w:p>
     <w:p>
       <w:pPr>
-        <w:numPr>
-          <w:ilvl w:val="0"/>
-          <w:numId w:val="20"/>
-        </w:numPr>
-        <w:spacing w:before="100" w:beforeAutospacing="1" w:after="100" w:afterAutospacing="1"/>
+        <w:pStyle w:val="HSElist"/>
       </w:pPr>
       <w:r>
         <w:t xml:space="preserve">удобство сопровождения и расширения системы. </w:t>
@@ -4258,7 +3938,7 @@
     </w:p>
     <w:p>
       <w:pPr>
-        <w:pStyle w:val="ad"/>
+        <w:pStyle w:val="HSEDefaultText"/>
       </w:pPr>
       <w:r>
         <w:t>Использование модульной архитектуры позволяет изменять отдельные части системы без необходимости полной переработки программного решения.</w:t>
@@ -4266,7 +3946,7 @@
     </w:p>
     <w:p>
       <w:pPr>
-        <w:pStyle w:val="ad"/>
+        <w:pStyle w:val="HSEDefaultText"/>
       </w:pPr>
       <w:r>
         <w:t>Таким образом, сформулированные требования определяют основные направления проектирования системы и служат основой для выбора архитектурных и технологических решений, рассматриваемых в последующих главах работы.</w:t>
@@ -4279,30 +3959,48 @@
           <w:ilvl w:val="1"/>
           <w:numId w:val="7"/>
         </w:numPr>
-      </w:pPr>
-      <w:r>
+        <w:rPr>
+          <w:highlight w:val="yellow"/>
+        </w:rPr>
+      </w:pPr>
+      <w:r>
+        <w:rPr>
+          <w:highlight w:val="yellow"/>
+        </w:rPr>
         <w:t>Сценарии использования (</w:t>
       </w:r>
       <w:proofErr w:type="spellStart"/>
       <w:r>
+        <w:rPr>
+          <w:highlight w:val="yellow"/>
+        </w:rPr>
         <w:t>use</w:t>
       </w:r>
       <w:proofErr w:type="spellEnd"/>
       <w:r>
+        <w:rPr>
+          <w:highlight w:val="yellow"/>
+        </w:rPr>
         <w:t xml:space="preserve"> </w:t>
       </w:r>
       <w:proofErr w:type="spellStart"/>
       <w:r>
+        <w:rPr>
+          <w:highlight w:val="yellow"/>
+        </w:rPr>
         <w:t>cases</w:t>
       </w:r>
       <w:proofErr w:type="spellEnd"/>
       <w:r>
+        <w:rPr>
+          <w:highlight w:val="yellow"/>
+        </w:rPr>
         <w:t>)</w:t>
       </w:r>
     </w:p>
     <w:p>
       <w:pPr>
-        <w:pStyle w:val="ad"/>
+        <w:pStyle w:val="HSEDefaultText"/>
       </w:pPr>
       <w:r>
         <w:t>Для определения принципов взаимодействия пользователя с системой необходимо рассмотреть основные сценарии её использования. Сценарии позволяют описать типовые действия пользователя и определить требования к функциональности интерфейса и внутренней логике работы системы.</w:t>
@@ -4310,7 +4008,7 @@
     </w:p>
     <w:p>
       <w:pPr>
-        <w:pStyle w:val="3"/>
+        <w:pStyle w:val="HSETitle3"/>
       </w:pPr>
       <w:r>
         <w:t>1.7.1. Регистрация и настройка профиля пользователя</w:t>
@@ -4318,7 +4016,7 @@
     </w:p>
     <w:p>
       <w:pPr>
-        <w:pStyle w:val="ad"/>
+        <w:pStyle w:val="HSEDefaultText"/>
       </w:pPr>
       <w:r>
         <w:t>Первым этапом взаимодействия пользователя с системой является создание и настройка профиля. На данном этапе пользователь указывает основные предпочтения, которые будут использоваться для формирования персонализированных рекомендаций.</w:t>
@@ -4326,19 +4024,16 @@
     </w:p>
     <w:p>
       <w:pPr>
-        <w:pStyle w:val="ad"/>
-      </w:pPr>
-      <w:r>
+        <w:pStyle w:val="HSEDefaultText"/>
+      </w:pPr>
+      <w:r>
+        <w:lastRenderedPageBreak/>
         <w:t>К числу настраиваемых параметров могут относиться:</w:t>
       </w:r>
     </w:p>
     <w:p>
       <w:pPr>
-        <w:numPr>
-          <w:ilvl w:val="0"/>
-          <w:numId w:val="21"/>
-        </w:numPr>
-        <w:spacing w:before="100" w:beforeAutospacing="1" w:after="100" w:afterAutospacing="1"/>
+        <w:pStyle w:val="HSElist"/>
       </w:pPr>
       <w:r>
         <w:t xml:space="preserve">интересующие тематики; </w:t>
@@ -4346,11 +4041,7 @@
     </w:p>
     <w:p>
       <w:pPr>
-        <w:numPr>
-          <w:ilvl w:val="0"/>
-          <w:numId w:val="21"/>
-        </w:numPr>
-        <w:spacing w:before="100" w:beforeAutospacing="1" w:after="100" w:afterAutospacing="1"/>
+        <w:pStyle w:val="HSElist"/>
       </w:pPr>
       <w:r>
         <w:t xml:space="preserve">предпочтительный формат мероприятий; </w:t>
@@ -4358,11 +4049,7 @@
     </w:p>
     <w:p>
       <w:pPr>
-        <w:numPr>
-          <w:ilvl w:val="0"/>
-          <w:numId w:val="21"/>
-        </w:numPr>
-        <w:spacing w:before="100" w:beforeAutospacing="1" w:after="100" w:afterAutospacing="1"/>
+        <w:pStyle w:val="HSElist"/>
       </w:pPr>
       <w:r>
         <w:t xml:space="preserve">город; </w:t>
@@ -4370,11 +4057,7 @@
     </w:p>
     <w:p>
       <w:pPr>
-        <w:numPr>
-          <w:ilvl w:val="0"/>
-          <w:numId w:val="21"/>
-        </w:numPr>
-        <w:spacing w:before="100" w:beforeAutospacing="1" w:after="100" w:afterAutospacing="1"/>
+        <w:pStyle w:val="HSElist"/>
       </w:pPr>
       <w:r>
         <w:t xml:space="preserve">уровень подготовки; </w:t>
@@ -4382,11 +4065,7 @@
     </w:p>
     <w:p>
       <w:pPr>
-        <w:numPr>
-          <w:ilvl w:val="0"/>
-          <w:numId w:val="21"/>
-        </w:numPr>
-        <w:spacing w:before="100" w:beforeAutospacing="1" w:after="100" w:afterAutospacing="1"/>
+        <w:pStyle w:val="HSElist"/>
       </w:pPr>
       <w:r>
         <w:t xml:space="preserve">профессиональные интересы. </w:t>
@@ -4394,7 +4073,7 @@
     </w:p>
     <w:p>
       <w:pPr>
-        <w:pStyle w:val="ad"/>
+        <w:pStyle w:val="HSEDefaultText"/>
       </w:pPr>
       <w:r>
         <w:t>Полученные данные используются для формирования начальной модели пользователя.</w:t>
@@ -4402,7 +4081,7 @@
     </w:p>
     <w:p>
       <w:pPr>
-        <w:pStyle w:val="3"/>
+        <w:pStyle w:val="HSETitle3"/>
       </w:pPr>
       <w:r>
         <w:t>1.7.2. Получение рекомендаций</w:t>
@@ -4410,7 +4089,7 @@
     </w:p>
     <w:p>
       <w:pPr>
-        <w:pStyle w:val="ad"/>
+        <w:pStyle w:val="HSEDefaultText"/>
       </w:pPr>
       <w:r>
         <w:t>После настройки профиля пользователь получает список рекомендованных мероприятий. Система выполняет анализ доступных событий и формирует персонализированную выдачу на основе интересов пользователя.</w:t>
@@ -4418,7 +4097,7 @@
     </w:p>
     <w:p>
       <w:pPr>
-        <w:pStyle w:val="ad"/>
+        <w:pStyle w:val="HSEDefaultText"/>
       </w:pPr>
       <w:r>
         <w:t>При формировании рекомендаций могут учитываться:</w:t>
@@ -4426,11 +4105,7 @@
     </w:p>
     <w:p>
       <w:pPr>
-        <w:numPr>
-          <w:ilvl w:val="0"/>
-          <w:numId w:val="22"/>
-        </w:numPr>
-        <w:spacing w:before="100" w:beforeAutospacing="1" w:after="100" w:afterAutospacing="1"/>
+        <w:pStyle w:val="HSElist"/>
       </w:pPr>
       <w:r>
         <w:t xml:space="preserve">совпадение тематики; </w:t>
@@ -4438,11 +4113,7 @@
     </w:p>
     <w:p>
       <w:pPr>
-        <w:numPr>
-          <w:ilvl w:val="0"/>
-          <w:numId w:val="22"/>
-        </w:numPr>
-        <w:spacing w:before="100" w:beforeAutospacing="1" w:after="100" w:afterAutospacing="1"/>
+        <w:pStyle w:val="HSElist"/>
       </w:pPr>
       <w:r>
         <w:t xml:space="preserve">формат проведения; </w:t>
@@ -4450,11 +4121,7 @@
     </w:p>
     <w:p>
       <w:pPr>
-        <w:numPr>
-          <w:ilvl w:val="0"/>
-          <w:numId w:val="22"/>
-        </w:numPr>
-        <w:spacing w:before="100" w:beforeAutospacing="1" w:after="100" w:afterAutospacing="1"/>
+        <w:pStyle w:val="HSElist"/>
       </w:pPr>
       <w:r>
         <w:t xml:space="preserve">географические параметры; </w:t>
@@ -4462,11 +4129,7 @@
     </w:p>
     <w:p>
       <w:pPr>
-        <w:numPr>
-          <w:ilvl w:val="0"/>
-          <w:numId w:val="22"/>
-        </w:numPr>
-        <w:spacing w:before="100" w:beforeAutospacing="1" w:after="100" w:afterAutospacing="1"/>
+        <w:pStyle w:val="HSElist"/>
       </w:pPr>
       <w:r>
         <w:t xml:space="preserve">история взаимодействий; </w:t>
@@ -4474,11 +4137,7 @@
     </w:p>
     <w:p>
       <w:pPr>
-        <w:numPr>
-          <w:ilvl w:val="0"/>
-          <w:numId w:val="22"/>
-        </w:numPr>
-        <w:spacing w:before="100" w:beforeAutospacing="1" w:after="100" w:afterAutospacing="1"/>
+        <w:pStyle w:val="HSElist"/>
       </w:pPr>
       <w:r>
         <w:t xml:space="preserve">семантическая близость описаний мероприятий. </w:t>
@@ -4486,125 +4145,101 @@
     </w:p>
     <w:p>
       <w:pPr>
-        <w:pStyle w:val="ad"/>
+        <w:pStyle w:val="HSEDefaultText"/>
+      </w:pPr>
+      <w:r>
+        <w:t>Результатом работы системы является ранжированный список событий, отсортированный по степени релевантности.</w:t>
+      </w:r>
+    </w:p>
+    <w:p>
+      <w:pPr>
+        <w:pStyle w:val="HSETitle3"/>
+      </w:pPr>
+      <w:r>
+        <w:t>1.7.3. Поиск и фильтрация событий</w:t>
+      </w:r>
+    </w:p>
+    <w:p>
+      <w:pPr>
+        <w:pStyle w:val="HSEDefaultText"/>
+      </w:pPr>
+      <w:r>
+        <w:t>Помимо автоматических рекомендаций пользователь должен иметь возможность самостоятельно искать мероприятия по заданным параметрам.</w:t>
+      </w:r>
+    </w:p>
+    <w:p>
+      <w:pPr>
+        <w:pStyle w:val="HSEDefaultText"/>
+      </w:pPr>
+      <w:r>
+        <w:t>Система может поддерживать:</w:t>
+      </w:r>
+    </w:p>
+    <w:p>
+      <w:pPr>
+        <w:pStyle w:val="HSElist"/>
+      </w:pPr>
+      <w:proofErr w:type="gramStart"/>
+      <w:r>
+        <w:t>поиск по ключевым словам</w:t>
+      </w:r>
+      <w:proofErr w:type="gramEnd"/>
+      <w:r>
+        <w:t xml:space="preserve">; </w:t>
+      </w:r>
+    </w:p>
+    <w:p>
+      <w:pPr>
+        <w:pStyle w:val="HSElist"/>
+      </w:pPr>
+      <w:r>
+        <w:t xml:space="preserve">фильтрацию по тематикам; </w:t>
+      </w:r>
+    </w:p>
+    <w:p>
+      <w:pPr>
+        <w:pStyle w:val="HSElist"/>
+      </w:pPr>
+      <w:r>
+        <w:t xml:space="preserve">фильтрацию по формату; </w:t>
+      </w:r>
+    </w:p>
+    <w:p>
+      <w:pPr>
+        <w:pStyle w:val="HSElist"/>
+      </w:pPr>
+      <w:r>
+        <w:t xml:space="preserve">фильтрацию по городу; </w:t>
+      </w:r>
+    </w:p>
+    <w:p>
+      <w:pPr>
+        <w:pStyle w:val="HSElist"/>
+      </w:pPr>
+      <w:r>
+        <w:t xml:space="preserve">поиск по уровню сложности; </w:t>
+      </w:r>
+    </w:p>
+    <w:p>
+      <w:pPr>
+        <w:pStyle w:val="HSElist"/>
+      </w:pPr>
+      <w:r>
+        <w:t xml:space="preserve">семантический поиск по описанию. </w:t>
+      </w:r>
+    </w:p>
+    <w:p>
+      <w:pPr>
+        <w:pStyle w:val="HSEDefaultText"/>
       </w:pPr>
       <w:r>
         <w:lastRenderedPageBreak/>
-        <w:t>Результатом работы системы является ранжированный список событий, отсортированный по степени релевантности.</w:t>
-      </w:r>
-    </w:p>
-    <w:p>
-      <w:pPr>
-        <w:pStyle w:val="3"/>
-      </w:pPr>
-      <w:r>
-        <w:t>1.7.3. Поиск и фильтрация событий</w:t>
-      </w:r>
-    </w:p>
-    <w:p>
-      <w:pPr>
-        <w:pStyle w:val="ad"/>
-      </w:pPr>
-      <w:r>
-        <w:t>Помимо автоматических рекомендаций пользователь должен иметь возможность самостоятельно искать мероприятия по заданным параметрам.</w:t>
-      </w:r>
-    </w:p>
-    <w:p>
-      <w:pPr>
-        <w:pStyle w:val="ad"/>
-      </w:pPr>
-      <w:r>
-        <w:t>Система может поддерживать:</w:t>
-      </w:r>
-    </w:p>
-    <w:p>
-      <w:pPr>
-        <w:numPr>
-          <w:ilvl w:val="0"/>
-          <w:numId w:val="23"/>
-        </w:numPr>
-        <w:spacing w:before="100" w:beforeAutospacing="1" w:after="100" w:afterAutospacing="1"/>
-      </w:pPr>
-      <w:proofErr w:type="gramStart"/>
-      <w:r>
-        <w:t>поиск по ключевым словам</w:t>
-      </w:r>
-      <w:proofErr w:type="gramEnd"/>
-      <w:r>
-        <w:t xml:space="preserve">; </w:t>
-      </w:r>
-    </w:p>
-    <w:p>
-      <w:pPr>
-        <w:numPr>
-          <w:ilvl w:val="0"/>
-          <w:numId w:val="23"/>
-        </w:numPr>
-        <w:spacing w:before="100" w:beforeAutospacing="1" w:after="100" w:afterAutospacing="1"/>
-      </w:pPr>
-      <w:r>
-        <w:t xml:space="preserve">фильтрацию по тематикам; </w:t>
-      </w:r>
-    </w:p>
-    <w:p>
-      <w:pPr>
-        <w:numPr>
-          <w:ilvl w:val="0"/>
-          <w:numId w:val="23"/>
-        </w:numPr>
-        <w:spacing w:before="100" w:beforeAutospacing="1" w:after="100" w:afterAutospacing="1"/>
-      </w:pPr>
-      <w:r>
-        <w:t xml:space="preserve">фильтрацию по формату; </w:t>
-      </w:r>
-    </w:p>
-    <w:p>
-      <w:pPr>
-        <w:numPr>
-          <w:ilvl w:val="0"/>
-          <w:numId w:val="23"/>
-        </w:numPr>
-        <w:spacing w:before="100" w:beforeAutospacing="1" w:after="100" w:afterAutospacing="1"/>
-      </w:pPr>
-      <w:r>
-        <w:t xml:space="preserve">фильтрацию по городу; </w:t>
-      </w:r>
-    </w:p>
-    <w:p>
-      <w:pPr>
-        <w:numPr>
-          <w:ilvl w:val="0"/>
-          <w:numId w:val="23"/>
-        </w:numPr>
-        <w:spacing w:before="100" w:beforeAutospacing="1" w:after="100" w:afterAutospacing="1"/>
-      </w:pPr>
-      <w:r>
-        <w:t xml:space="preserve">поиск по уровню сложности; </w:t>
-      </w:r>
-    </w:p>
-    <w:p>
-      <w:pPr>
-        <w:numPr>
-          <w:ilvl w:val="0"/>
-          <w:numId w:val="23"/>
-        </w:numPr>
-        <w:spacing w:before="100" w:beforeAutospacing="1" w:after="100" w:afterAutospacing="1"/>
-      </w:pPr>
-      <w:r>
-        <w:t xml:space="preserve">семантический поиск по описанию. </w:t>
-      </w:r>
-    </w:p>
-    <w:p>
-      <w:pPr>
-        <w:pStyle w:val="ad"/>
-      </w:pPr>
-      <w:r>
         <w:t>Наличие инструментов поиска позволяет пользователю более гибко взаимодействовать с системой и находить необходимые мероприятия даже вне рекомендательной выдачи.</w:t>
       </w:r>
     </w:p>
     <w:p>
       <w:pPr>
-        <w:pStyle w:val="3"/>
+        <w:pStyle w:val="HSETitle3"/>
       </w:pPr>
       <w:r>
         <w:t>1.7.4. Взаимодействие с рекомендациями</w:t>
@@ -4612,7 +4247,7 @@
     </w:p>
     <w:p>
       <w:pPr>
-        <w:pStyle w:val="ad"/>
+        <w:pStyle w:val="HSEDefaultText"/>
       </w:pPr>
       <w:r>
         <w:t>Для повышения качества персонализации система должна учитывать обратную связь пользователя. Пользователь может взаимодействовать с рекомендациями различными способами:</w:t>
@@ -4620,11 +4255,7 @@
     </w:p>
     <w:p>
       <w:pPr>
-        <w:numPr>
-          <w:ilvl w:val="0"/>
-          <w:numId w:val="24"/>
-        </w:numPr>
-        <w:spacing w:before="100" w:beforeAutospacing="1" w:after="100" w:afterAutospacing="1"/>
+        <w:pStyle w:val="HSElist"/>
       </w:pPr>
       <w:r>
         <w:t xml:space="preserve">положительно оценивать события; </w:t>
@@ -4632,11 +4263,7 @@
     </w:p>
     <w:p>
       <w:pPr>
-        <w:numPr>
-          <w:ilvl w:val="0"/>
-          <w:numId w:val="24"/>
-        </w:numPr>
-        <w:spacing w:before="100" w:beforeAutospacing="1" w:after="100" w:afterAutospacing="1"/>
+        <w:pStyle w:val="HSElist"/>
       </w:pPr>
       <w:r>
         <w:t xml:space="preserve">скрывать нерелевантные мероприятия; </w:t>
@@ -4644,11 +4271,7 @@
     </w:p>
     <w:p>
       <w:pPr>
-        <w:numPr>
-          <w:ilvl w:val="0"/>
-          <w:numId w:val="24"/>
-        </w:numPr>
-        <w:spacing w:before="100" w:beforeAutospacing="1" w:after="100" w:afterAutospacing="1"/>
+        <w:pStyle w:val="HSElist"/>
       </w:pPr>
       <w:r>
         <w:t xml:space="preserve">сохранять интересующие события; </w:t>
@@ -4656,11 +4279,7 @@
     </w:p>
     <w:p>
       <w:pPr>
-        <w:numPr>
-          <w:ilvl w:val="0"/>
-          <w:numId w:val="24"/>
-        </w:numPr>
-        <w:spacing w:before="100" w:beforeAutospacing="1" w:after="100" w:afterAutospacing="1"/>
+        <w:pStyle w:val="HSElist"/>
       </w:pPr>
       <w:r>
         <w:t xml:space="preserve">просматривать подробную информацию о мероприятии. </w:t>
@@ -4668,7 +4287,7 @@
     </w:p>
     <w:p>
       <w:pPr>
-        <w:pStyle w:val="ad"/>
+        <w:pStyle w:val="HSEDefaultText"/>
       </w:pPr>
       <w:r>
         <w:t>На основе этих действий система обновляет модель интересов пользователя и корректирует дальнейшие рекомендации.</w:t>
@@ -4676,7 +4295,7 @@
     </w:p>
     <w:p>
       <w:pPr>
-        <w:pStyle w:val="3"/>
+        <w:pStyle w:val="HSETitle3"/>
       </w:pPr>
       <w:r>
         <w:t>1.7.5. Подписка на рекомендации и уведомления</w:t>
@@ -4684,7 +4303,7 @@
     </w:p>
     <w:p>
       <w:pPr>
-        <w:pStyle w:val="ad"/>
+        <w:pStyle w:val="HSEDefaultText"/>
       </w:pPr>
       <w:r>
         <w:t>Одним из сценариев использования является подписка на регулярное получение рекомендаций. Пользователь может получать подборки актуальных мероприятий через интерфейс системы или внешние каналы взаимодействия.</w:t>
@@ -4692,7 +4311,7 @@
     </w:p>
     <w:p>
       <w:pPr>
-        <w:pStyle w:val="ad"/>
+        <w:pStyle w:val="HSEDefaultText"/>
       </w:pPr>
       <w:r>
         <w:t>Система может предоставлять:</w:t>
@@ -4700,11 +4319,7 @@
     </w:p>
     <w:p>
       <w:pPr>
-        <w:numPr>
-          <w:ilvl w:val="0"/>
-          <w:numId w:val="25"/>
-        </w:numPr>
-        <w:spacing w:before="100" w:beforeAutospacing="1" w:after="100" w:afterAutospacing="1"/>
+        <w:pStyle w:val="HSElist"/>
       </w:pPr>
       <w:r>
         <w:t xml:space="preserve">ежедневные подборки событий; </w:t>
@@ -4712,11 +4327,7 @@
     </w:p>
     <w:p>
       <w:pPr>
-        <w:numPr>
-          <w:ilvl w:val="0"/>
-          <w:numId w:val="25"/>
-        </w:numPr>
-        <w:spacing w:before="100" w:beforeAutospacing="1" w:after="100" w:afterAutospacing="1"/>
+        <w:pStyle w:val="HSElist"/>
       </w:pPr>
       <w:r>
         <w:t xml:space="preserve">уведомления о новых мероприятиях; </w:t>
@@ -4724,11 +4335,7 @@
     </w:p>
     <w:p>
       <w:pPr>
-        <w:numPr>
-          <w:ilvl w:val="0"/>
-          <w:numId w:val="25"/>
-        </w:numPr>
-        <w:spacing w:before="100" w:beforeAutospacing="1" w:after="100" w:afterAutospacing="1"/>
+        <w:pStyle w:val="HSElist"/>
       </w:pPr>
       <w:r>
         <w:t xml:space="preserve">рекомендации по интересующим тематикам; </w:t>
@@ -4736,11 +4343,7 @@
     </w:p>
     <w:p>
       <w:pPr>
-        <w:numPr>
-          <w:ilvl w:val="0"/>
-          <w:numId w:val="25"/>
-        </w:numPr>
-        <w:spacing w:before="100" w:beforeAutospacing="1" w:after="100" w:afterAutospacing="1"/>
+        <w:pStyle w:val="HSElist"/>
       </w:pPr>
       <w:r>
         <w:t xml:space="preserve">напоминания о сохранённых событиях. </w:t>
@@ -4748,7 +4351,7 @@
     </w:p>
     <w:p>
       <w:pPr>
-        <w:pStyle w:val="ad"/>
+        <w:pStyle w:val="HSEDefaultText"/>
       </w:pPr>
       <w:r>
         <w:t xml:space="preserve">Использование уведомлений повышает </w:t>
@@ -4764,60 +4367,54 @@
     </w:p>
     <w:p>
       <w:pPr>
-        <w:pStyle w:val="3"/>
+        <w:pStyle w:val="HSETitle3"/>
+      </w:pPr>
+      <w:r>
+        <w:t xml:space="preserve">1.7.6. </w:t>
+      </w:r>
+      <w:r>
+        <w:rPr>
+          <w:highlight w:val="yellow"/>
+        </w:rPr>
+        <w:t>Администрирование и управление данными</w:t>
+      </w:r>
+    </w:p>
+    <w:p>
+      <w:pPr>
+        <w:pStyle w:val="HSEDefaultText"/>
+      </w:pPr>
+      <w:r>
+        <w:t>Помимо пользовательских сценариев необходимо учитывать сценарии администрирования системы.</w:t>
+      </w:r>
+    </w:p>
+    <w:p>
+      <w:pPr>
+        <w:pStyle w:val="HSEDefaultText"/>
+      </w:pPr>
+      <w:r>
+        <w:t>Администратор или оператор системы может выполнять:</w:t>
+      </w:r>
+    </w:p>
+    <w:p>
+      <w:pPr>
+        <w:pStyle w:val="HSElist"/>
+      </w:pPr>
+      <w:r>
+        <w:t xml:space="preserve">загрузку новых источников данных; </w:t>
+      </w:r>
+    </w:p>
+    <w:p>
+      <w:pPr>
+        <w:pStyle w:val="HSElist"/>
       </w:pPr>
       <w:r>
         <w:lastRenderedPageBreak/>
-        <w:t>1.7.6. Администрирование и управление данными</w:t>
-      </w:r>
-    </w:p>
-    <w:p>
-      <w:pPr>
-        <w:pStyle w:val="ad"/>
-      </w:pPr>
-      <w:r>
-        <w:t>Помимо пользовательских сценариев необходимо учитывать сценарии администрирования системы.</w:t>
-      </w:r>
-    </w:p>
-    <w:p>
-      <w:pPr>
-        <w:pStyle w:val="ad"/>
-      </w:pPr>
-      <w:r>
-        <w:t>Администратор или оператор системы может выполнять:</w:t>
-      </w:r>
-    </w:p>
-    <w:p>
-      <w:pPr>
-        <w:numPr>
-          <w:ilvl w:val="0"/>
-          <w:numId w:val="26"/>
-        </w:numPr>
-        <w:spacing w:before="100" w:beforeAutospacing="1" w:after="100" w:afterAutospacing="1"/>
-      </w:pPr>
-      <w:r>
-        <w:t xml:space="preserve">загрузку новых источников данных; </w:t>
-      </w:r>
-    </w:p>
-    <w:p>
-      <w:pPr>
-        <w:numPr>
-          <w:ilvl w:val="0"/>
-          <w:numId w:val="26"/>
-        </w:numPr>
-        <w:spacing w:before="100" w:beforeAutospacing="1" w:after="100" w:afterAutospacing="1"/>
-      </w:pPr>
-      <w:r>
         <w:t xml:space="preserve">контроль корректности обработки событий; </w:t>
       </w:r>
     </w:p>
     <w:p>
       <w:pPr>
-        <w:numPr>
-          <w:ilvl w:val="0"/>
-          <w:numId w:val="26"/>
-        </w:numPr>
-        <w:spacing w:before="100" w:beforeAutospacing="1" w:after="100" w:afterAutospacing="1"/>
+        <w:pStyle w:val="HSElist"/>
       </w:pPr>
       <w:r>
         <w:t xml:space="preserve">просмотр статистики; </w:t>
@@ -4825,11 +4422,7 @@
     </w:p>
     <w:p>
       <w:pPr>
-        <w:numPr>
-          <w:ilvl w:val="0"/>
-          <w:numId w:val="26"/>
-        </w:numPr>
-        <w:spacing w:before="100" w:beforeAutospacing="1" w:after="100" w:afterAutospacing="1"/>
+        <w:pStyle w:val="HSElist"/>
       </w:pPr>
       <w:r>
         <w:t xml:space="preserve">управление базой мероприятий; </w:t>
@@ -4837,11 +4430,7 @@
     </w:p>
     <w:p>
       <w:pPr>
-        <w:numPr>
-          <w:ilvl w:val="0"/>
-          <w:numId w:val="26"/>
-        </w:numPr>
-        <w:spacing w:before="100" w:beforeAutospacing="1" w:after="100" w:afterAutospacing="1"/>
+        <w:pStyle w:val="HSElist"/>
       </w:pPr>
       <w:r>
         <w:t xml:space="preserve">мониторинг пользовательской активности. </w:t>
@@ -4849,7 +4438,7 @@
     </w:p>
     <w:p>
       <w:pPr>
-        <w:pStyle w:val="ad"/>
+        <w:pStyle w:val="HSEDefaultText"/>
       </w:pPr>
       <w:r>
         <w:t>Дополнительно могут использоваться инструменты аналитики для оценки популярности тем и качества работы рекомендательной системы.</w:t>
@@ -4857,7 +4446,7 @@
     </w:p>
     <w:p>
       <w:pPr>
-        <w:pStyle w:val="3"/>
+        <w:pStyle w:val="HSETitle3"/>
       </w:pPr>
       <w:r>
         <w:t>1.7.7. Значение сценариев использования</w:t>
@@ -4865,7 +4454,7 @@
     </w:p>
     <w:p>
       <w:pPr>
-        <w:pStyle w:val="ad"/>
+        <w:pStyle w:val="HSEDefaultText"/>
       </w:pPr>
       <w:r>
         <w:t>Описание сценариев использования позволяет:</w:t>
@@ -4873,11 +4462,7 @@
     </w:p>
     <w:p>
       <w:pPr>
-        <w:numPr>
-          <w:ilvl w:val="0"/>
-          <w:numId w:val="27"/>
-        </w:numPr>
-        <w:spacing w:before="100" w:beforeAutospacing="1" w:after="100" w:afterAutospacing="1"/>
+        <w:pStyle w:val="HSElist"/>
       </w:pPr>
       <w:r>
         <w:t xml:space="preserve">определить основные функции системы; </w:t>
@@ -4885,11 +4470,7 @@
     </w:p>
     <w:p>
       <w:pPr>
-        <w:numPr>
-          <w:ilvl w:val="0"/>
-          <w:numId w:val="27"/>
-        </w:numPr>
-        <w:spacing w:before="100" w:beforeAutospacing="1" w:after="100" w:afterAutospacing="1"/>
+        <w:pStyle w:val="HSElist"/>
       </w:pPr>
       <w:r>
         <w:t xml:space="preserve">выявить требования к интерфейсу; </w:t>
@@ -4897,11 +4478,7 @@
     </w:p>
     <w:p>
       <w:pPr>
-        <w:numPr>
-          <w:ilvl w:val="0"/>
-          <w:numId w:val="27"/>
-        </w:numPr>
-        <w:spacing w:before="100" w:beforeAutospacing="1" w:after="100" w:afterAutospacing="1"/>
+        <w:pStyle w:val="HSElist"/>
       </w:pPr>
       <w:r>
         <w:t xml:space="preserve">спроектировать логику взаимодействия компонентов; </w:t>
@@ -4909,11 +4486,7 @@
     </w:p>
     <w:p>
       <w:pPr>
-        <w:numPr>
-          <w:ilvl w:val="0"/>
-          <w:numId w:val="27"/>
-        </w:numPr>
-        <w:spacing w:before="100" w:beforeAutospacing="1" w:after="100" w:afterAutospacing="1"/>
+        <w:pStyle w:val="HSElist"/>
       </w:pPr>
       <w:r>
         <w:t xml:space="preserve">определить последовательность обработки данных; </w:t>
@@ -4921,11 +4494,7 @@
     </w:p>
     <w:p>
       <w:pPr>
-        <w:numPr>
-          <w:ilvl w:val="0"/>
-          <w:numId w:val="27"/>
-        </w:numPr>
-        <w:spacing w:before="100" w:beforeAutospacing="1" w:after="100" w:afterAutospacing="1"/>
+        <w:pStyle w:val="HSElist"/>
       </w:pPr>
       <w:r>
         <w:t xml:space="preserve">сформировать основу для проектирования архитектуры. </w:t>
@@ -4933,7 +4502,7 @@
     </w:p>
     <w:p>
       <w:pPr>
-        <w:pStyle w:val="ad"/>
+        <w:pStyle w:val="HSEDefaultText"/>
       </w:pPr>
       <w:r>
         <w:t>Таким образом, сценарии использования являются важным этапом анализа предметной области и позволяют формализовать взаимодействие пользователей с системой персонализированных рекомендаций IT-событий.</w:t>
@@ -4944,12 +4513,12 @@
         <w:pStyle w:val="HSETitle2"/>
       </w:pPr>
       <w:r>
-        <w:t>1.8 Бизнес-процессы (по желанию, но лучше оставить)</w:t>
-      </w:r>
-    </w:p>
-    <w:p>
-      <w:pPr>
-        <w:pStyle w:val="ad"/>
+        <w:t>1.8 Бизнес-процессы</w:t>
+      </w:r>
+    </w:p>
+    <w:p>
+      <w:pPr>
+        <w:pStyle w:val="HSEDefaultText"/>
       </w:pPr>
       <w:r>
         <w:t>Для эффективного функционирования системы агрегации и персонализации IT-событий необходимо определить основные бизнес-процессы, связанные со сбором, обработкой и предоставлением информации пользователю. Анализ бизнес-процессов позволяет формализовать последовательность действий внутри системы и определить взаимодействие между её компонентами.</w:t>
@@ -4957,7 +4526,7 @@
     </w:p>
     <w:p>
       <w:pPr>
-        <w:pStyle w:val="3"/>
+        <w:pStyle w:val="HSETitle3"/>
       </w:pPr>
       <w:r>
         <w:t>1.8.1. Процесс сбора данных о событиях</w:t>
@@ -4965,7 +4534,7 @@
     </w:p>
     <w:p>
       <w:pPr>
-        <w:pStyle w:val="ad"/>
+        <w:pStyle w:val="HSEDefaultText"/>
       </w:pPr>
       <w:r>
         <w:t xml:space="preserve">Первым этапом работы системы является получение информации о мероприятиях из внешних источников. Данные могут поступать с сайтов, платформ публикации событий, социальных сетей, </w:t>
@@ -4981,7 +4550,7 @@
     </w:p>
     <w:p>
       <w:pPr>
-        <w:pStyle w:val="ad"/>
+        <w:pStyle w:val="HSEDefaultText"/>
       </w:pPr>
       <w:r>
         <w:t>Процесс сбора данных включает:</w:t>
@@ -4989,11 +4558,7 @@
     </w:p>
     <w:p>
       <w:pPr>
-        <w:numPr>
-          <w:ilvl w:val="0"/>
-          <w:numId w:val="28"/>
-        </w:numPr>
-        <w:spacing w:before="100" w:beforeAutospacing="1" w:after="100" w:afterAutospacing="1"/>
+        <w:pStyle w:val="HSElist"/>
       </w:pPr>
       <w:r>
         <w:t xml:space="preserve">подключение к источнику информации; </w:t>
@@ -5001,11 +4566,7 @@
     </w:p>
     <w:p>
       <w:pPr>
-        <w:numPr>
-          <w:ilvl w:val="0"/>
-          <w:numId w:val="28"/>
-        </w:numPr>
-        <w:spacing w:before="100" w:beforeAutospacing="1" w:after="100" w:afterAutospacing="1"/>
+        <w:pStyle w:val="HSElist"/>
       </w:pPr>
       <w:r>
         <w:t xml:space="preserve">получение описаний мероприятий; </w:t>
@@ -5013,23 +4574,16 @@
     </w:p>
     <w:p>
       <w:pPr>
-        <w:numPr>
-          <w:ilvl w:val="0"/>
-          <w:numId w:val="28"/>
-        </w:numPr>
-        <w:spacing w:before="100" w:beforeAutospacing="1" w:after="100" w:afterAutospacing="1"/>
-      </w:pPr>
-      <w:r>
+        <w:pStyle w:val="HSElist"/>
+      </w:pPr>
+      <w:r>
+        <w:lastRenderedPageBreak/>
         <w:t xml:space="preserve">извлечение ключевых данных; </w:t>
       </w:r>
     </w:p>
     <w:p>
       <w:pPr>
-        <w:numPr>
-          <w:ilvl w:val="0"/>
-          <w:numId w:val="28"/>
-        </w:numPr>
-        <w:spacing w:before="100" w:beforeAutospacing="1" w:after="100" w:afterAutospacing="1"/>
+        <w:pStyle w:val="HSElist"/>
       </w:pPr>
       <w:r>
         <w:t xml:space="preserve">сохранение информации в системе. </w:t>
@@ -5037,208 +4591,168 @@
     </w:p>
     <w:p>
       <w:pPr>
-        <w:pStyle w:val="ad"/>
+        <w:pStyle w:val="HSEDefaultText"/>
+      </w:pPr>
+      <w:r>
+        <w:t>На данном этапе информация может быть представлена в различном формате, что требует дополнительной обработки и приведения данных к единой структуре.</w:t>
+      </w:r>
+    </w:p>
+    <w:p>
+      <w:pPr>
+        <w:pStyle w:val="HSETitle3"/>
+      </w:pPr>
+      <w:r>
+        <w:t>1.8.2. Процесс обработки и нормализации данных</w:t>
+      </w:r>
+    </w:p>
+    <w:p>
+      <w:pPr>
+        <w:pStyle w:val="HSEDefaultText"/>
+      </w:pPr>
+      <w:r>
+        <w:t>После получения данных система выполняет их обработку и нормализацию. Цель данного процесса — преобразование неструктурированной информации в унифицированный формат, пригодный для поиска и рекомендаций.</w:t>
+      </w:r>
+    </w:p>
+    <w:p>
+      <w:pPr>
+        <w:pStyle w:val="HSEDefaultText"/>
+      </w:pPr>
+      <w:r>
+        <w:t>Процесс нормализации включает:</w:t>
+      </w:r>
+    </w:p>
+    <w:p>
+      <w:pPr>
+        <w:pStyle w:val="HSElist"/>
+      </w:pPr>
+      <w:r>
+        <w:t xml:space="preserve">очистку текстовой информации; </w:t>
+      </w:r>
+    </w:p>
+    <w:p>
+      <w:pPr>
+        <w:pStyle w:val="HSElist"/>
+      </w:pPr>
+      <w:r>
+        <w:t xml:space="preserve">выделение характеристик мероприятия; </w:t>
+      </w:r>
+    </w:p>
+    <w:p>
+      <w:pPr>
+        <w:pStyle w:val="HSElist"/>
+      </w:pPr>
+      <w:r>
+        <w:t xml:space="preserve">классификацию по тематикам; </w:t>
+      </w:r>
+    </w:p>
+    <w:p>
+      <w:pPr>
+        <w:pStyle w:val="HSElist"/>
+      </w:pPr>
+      <w:r>
+        <w:t xml:space="preserve">определение формата и уровня сложности; </w:t>
+      </w:r>
+    </w:p>
+    <w:p>
+      <w:pPr>
+        <w:pStyle w:val="HSElist"/>
+      </w:pPr>
+      <w:r>
+        <w:t xml:space="preserve">устранение дубликатов; </w:t>
+      </w:r>
+    </w:p>
+    <w:p>
+      <w:pPr>
+        <w:pStyle w:val="HSElist"/>
+      </w:pPr>
+      <w:r>
+        <w:t xml:space="preserve">сохранение обработанных данных в базе. </w:t>
+      </w:r>
+    </w:p>
+    <w:p>
+      <w:pPr>
+        <w:pStyle w:val="HSEDefaultText"/>
+      </w:pPr>
+      <w:r>
+        <w:t>Результатом процесса является структурированное описание события, пригодное для дальнейшего анализа и ранжирования.</w:t>
+      </w:r>
+    </w:p>
+    <w:p>
+      <w:pPr>
+        <w:pStyle w:val="HSETitle3"/>
+      </w:pPr>
+      <w:r>
+        <w:t>1.8.3. Процесс формирования пользовательской модели</w:t>
+      </w:r>
+    </w:p>
+    <w:p>
+      <w:pPr>
+        <w:pStyle w:val="HSEDefaultText"/>
+      </w:pPr>
+      <w:r>
+        <w:t>Для персонализации рекомендаций система должна поддерживать модель пользователя, содержащую информацию о его интересах и взаимодействиях.</w:t>
+      </w:r>
+    </w:p>
+    <w:p>
+      <w:pPr>
+        <w:pStyle w:val="HSEDefaultText"/>
+      </w:pPr>
+      <w:r>
+        <w:t>Формирование модели пользователя включает:</w:t>
+      </w:r>
+    </w:p>
+    <w:p>
+      <w:pPr>
+        <w:pStyle w:val="HSElist"/>
+      </w:pPr>
+      <w:r>
+        <w:t xml:space="preserve">сохранение явно указанных предпочтений; </w:t>
+      </w:r>
+    </w:p>
+    <w:p>
+      <w:pPr>
+        <w:pStyle w:val="HSElist"/>
+      </w:pPr>
+      <w:r>
+        <w:t xml:space="preserve">анализ пользовательских действий; </w:t>
+      </w:r>
+    </w:p>
+    <w:p>
+      <w:pPr>
+        <w:pStyle w:val="HSElist"/>
+      </w:pPr>
+      <w:r>
+        <w:t xml:space="preserve">обновление интересов на основе обратной связи; </w:t>
+      </w:r>
+    </w:p>
+    <w:p>
+      <w:pPr>
+        <w:pStyle w:val="HSElist"/>
+      </w:pPr>
+      <w:r>
+        <w:t xml:space="preserve">накопление статистики взаимодействий. </w:t>
+      </w:r>
+    </w:p>
+    <w:p>
+      <w:pPr>
+        <w:pStyle w:val="HSEDefaultText"/>
+      </w:pPr>
+      <w:r>
+        <w:t>Модель пользователя может изменяться со временем, адаптируясь к изменению интересов и поведения.</w:t>
+      </w:r>
+    </w:p>
+    <w:p>
+      <w:pPr>
+        <w:pStyle w:val="HSETitle3"/>
       </w:pPr>
       <w:r>
         <w:lastRenderedPageBreak/>
-        <w:t>На данном этапе информация может быть представлена в различном формате, что требует дополнительной обработки и приведения данных к единой структуре.</w:t>
-      </w:r>
-    </w:p>
-    <w:p>
-      <w:pPr>
-        <w:pStyle w:val="3"/>
-      </w:pPr>
-      <w:r>
-        <w:t>1.8.2. Процесс обработки и нормализации данных</w:t>
-      </w:r>
-    </w:p>
-    <w:p>
-      <w:pPr>
-        <w:pStyle w:val="ad"/>
-      </w:pPr>
-      <w:r>
-        <w:t>После получения данных система выполняет их обработку и нормализацию. Цель данного процесса — преобразование неструктурированной информации в унифицированный формат, пригодный для поиска и рекомендаций.</w:t>
-      </w:r>
-    </w:p>
-    <w:p>
-      <w:pPr>
-        <w:pStyle w:val="ad"/>
-      </w:pPr>
-      <w:r>
-        <w:t>Процесс нормализации включает:</w:t>
-      </w:r>
-    </w:p>
-    <w:p>
-      <w:pPr>
-        <w:numPr>
-          <w:ilvl w:val="0"/>
-          <w:numId w:val="29"/>
-        </w:numPr>
-        <w:spacing w:before="100" w:beforeAutospacing="1" w:after="100" w:afterAutospacing="1"/>
-      </w:pPr>
-      <w:r>
-        <w:t xml:space="preserve">очистку текстовой информации; </w:t>
-      </w:r>
-    </w:p>
-    <w:p>
-      <w:pPr>
-        <w:numPr>
-          <w:ilvl w:val="0"/>
-          <w:numId w:val="29"/>
-        </w:numPr>
-        <w:spacing w:before="100" w:beforeAutospacing="1" w:after="100" w:afterAutospacing="1"/>
-      </w:pPr>
-      <w:r>
-        <w:t xml:space="preserve">выделение характеристик мероприятия; </w:t>
-      </w:r>
-    </w:p>
-    <w:p>
-      <w:pPr>
-        <w:numPr>
-          <w:ilvl w:val="0"/>
-          <w:numId w:val="29"/>
-        </w:numPr>
-        <w:spacing w:before="100" w:beforeAutospacing="1" w:after="100" w:afterAutospacing="1"/>
-      </w:pPr>
-      <w:r>
-        <w:t xml:space="preserve">классификацию по тематикам; </w:t>
-      </w:r>
-    </w:p>
-    <w:p>
-      <w:pPr>
-        <w:numPr>
-          <w:ilvl w:val="0"/>
-          <w:numId w:val="29"/>
-        </w:numPr>
-        <w:spacing w:before="100" w:beforeAutospacing="1" w:after="100" w:afterAutospacing="1"/>
-      </w:pPr>
-      <w:r>
-        <w:t xml:space="preserve">определение формата и уровня сложности; </w:t>
-      </w:r>
-    </w:p>
-    <w:p>
-      <w:pPr>
-        <w:numPr>
-          <w:ilvl w:val="0"/>
-          <w:numId w:val="29"/>
-        </w:numPr>
-        <w:spacing w:before="100" w:beforeAutospacing="1" w:after="100" w:afterAutospacing="1"/>
-      </w:pPr>
-      <w:r>
-        <w:t xml:space="preserve">устранение дубликатов; </w:t>
-      </w:r>
-    </w:p>
-    <w:p>
-      <w:pPr>
-        <w:numPr>
-          <w:ilvl w:val="0"/>
-          <w:numId w:val="29"/>
-        </w:numPr>
-        <w:spacing w:before="100" w:beforeAutospacing="1" w:after="100" w:afterAutospacing="1"/>
-      </w:pPr>
-      <w:r>
-        <w:t xml:space="preserve">сохранение обработанных данных в базе. </w:t>
-      </w:r>
-    </w:p>
-    <w:p>
-      <w:pPr>
-        <w:pStyle w:val="ad"/>
-      </w:pPr>
-      <w:r>
-        <w:t>Результатом процесса является структурированное описание события, пригодное для дальнейшего анализа и ранжирования.</w:t>
-      </w:r>
-    </w:p>
-    <w:p>
-      <w:pPr>
-        <w:pStyle w:val="3"/>
-      </w:pPr>
-      <w:r>
-        <w:t>1.8.3. Процесс формирования пользовательской модели</w:t>
-      </w:r>
-    </w:p>
-    <w:p>
-      <w:pPr>
-        <w:pStyle w:val="ad"/>
-      </w:pPr>
-      <w:r>
-        <w:t>Для персонализации рекомендаций система должна поддерживать модель пользователя, содержащую информацию о его интересах и взаимодействиях.</w:t>
-      </w:r>
-    </w:p>
-    <w:p>
-      <w:pPr>
-        <w:pStyle w:val="ad"/>
-      </w:pPr>
-      <w:r>
-        <w:t>Формирование модели пользователя включает:</w:t>
-      </w:r>
-    </w:p>
-    <w:p>
-      <w:pPr>
-        <w:numPr>
-          <w:ilvl w:val="0"/>
-          <w:numId w:val="30"/>
-        </w:numPr>
-        <w:spacing w:before="100" w:beforeAutospacing="1" w:after="100" w:afterAutospacing="1"/>
-      </w:pPr>
-      <w:r>
-        <w:t xml:space="preserve">сохранение явно указанных предпочтений; </w:t>
-      </w:r>
-    </w:p>
-    <w:p>
-      <w:pPr>
-        <w:numPr>
-          <w:ilvl w:val="0"/>
-          <w:numId w:val="30"/>
-        </w:numPr>
-        <w:spacing w:before="100" w:beforeAutospacing="1" w:after="100" w:afterAutospacing="1"/>
-      </w:pPr>
-      <w:r>
-        <w:t xml:space="preserve">анализ пользовательских действий; </w:t>
-      </w:r>
-    </w:p>
-    <w:p>
-      <w:pPr>
-        <w:numPr>
-          <w:ilvl w:val="0"/>
-          <w:numId w:val="30"/>
-        </w:numPr>
-        <w:spacing w:before="100" w:beforeAutospacing="1" w:after="100" w:afterAutospacing="1"/>
-      </w:pPr>
-      <w:r>
-        <w:t xml:space="preserve">обновление интересов на основе обратной связи; </w:t>
-      </w:r>
-    </w:p>
-    <w:p>
-      <w:pPr>
-        <w:numPr>
-          <w:ilvl w:val="0"/>
-          <w:numId w:val="30"/>
-        </w:numPr>
-        <w:spacing w:before="100" w:beforeAutospacing="1" w:after="100" w:afterAutospacing="1"/>
-      </w:pPr>
-      <w:r>
-        <w:t xml:space="preserve">накопление статистики взаимодействий. </w:t>
-      </w:r>
-    </w:p>
-    <w:p>
-      <w:pPr>
-        <w:pStyle w:val="ad"/>
-      </w:pPr>
-      <w:r>
-        <w:t>Модель пользователя может изменяться со временем, адаптируясь к изменению интересов и поведения.</w:t>
-      </w:r>
-    </w:p>
-    <w:p>
-      <w:pPr>
-        <w:pStyle w:val="3"/>
-      </w:pPr>
-      <w:r>
         <w:t>1.8.4. Процесс формирования рекомендаций</w:t>
       </w:r>
     </w:p>
     <w:p>
       <w:pPr>
-        <w:pStyle w:val="ad"/>
+        <w:pStyle w:val="HSEDefaultText"/>
       </w:pPr>
       <w:r>
         <w:t>После обработки данных и обновления пользовательской модели система выполняет подбор релевантных мероприятий.</w:t>
@@ -5246,7 +4760,7 @@
     </w:p>
     <w:p>
       <w:pPr>
-        <w:pStyle w:val="ad"/>
+        <w:pStyle w:val="HSEDefaultText"/>
       </w:pPr>
       <w:r>
         <w:t>Процесс формирования рекомендаций включает:</w:t>
@@ -5254,11 +4768,7 @@
     </w:p>
     <w:p>
       <w:pPr>
-        <w:numPr>
-          <w:ilvl w:val="0"/>
-          <w:numId w:val="31"/>
-        </w:numPr>
-        <w:spacing w:before="100" w:beforeAutospacing="1" w:after="100" w:afterAutospacing="1"/>
+        <w:pStyle w:val="HSElist"/>
       </w:pPr>
       <w:r>
         <w:t xml:space="preserve">анализ характеристик пользователя; </w:t>
@@ -5266,11 +4776,7 @@
     </w:p>
     <w:p>
       <w:pPr>
-        <w:numPr>
-          <w:ilvl w:val="0"/>
-          <w:numId w:val="31"/>
-        </w:numPr>
-        <w:spacing w:before="100" w:beforeAutospacing="1" w:after="100" w:afterAutospacing="1"/>
+        <w:pStyle w:val="HSElist"/>
       </w:pPr>
       <w:r>
         <w:t xml:space="preserve">поиск подходящих событий; </w:t>
@@ -5278,11 +4784,7 @@
     </w:p>
     <w:p>
       <w:pPr>
-        <w:numPr>
-          <w:ilvl w:val="0"/>
-          <w:numId w:val="31"/>
-        </w:numPr>
-        <w:spacing w:before="100" w:beforeAutospacing="1" w:after="100" w:afterAutospacing="1"/>
+        <w:pStyle w:val="HSElist"/>
       </w:pPr>
       <w:r>
         <w:t xml:space="preserve">вычисление степени релевантности; </w:t>
@@ -5290,11 +4792,7 @@
     </w:p>
     <w:p>
       <w:pPr>
-        <w:numPr>
-          <w:ilvl w:val="0"/>
-          <w:numId w:val="31"/>
-        </w:numPr>
-        <w:spacing w:before="100" w:beforeAutospacing="1" w:after="100" w:afterAutospacing="1"/>
+        <w:pStyle w:val="HSElist"/>
       </w:pPr>
       <w:r>
         <w:t xml:space="preserve">ранжирование мероприятий; </w:t>
@@ -5302,11 +4800,7 @@
     </w:p>
     <w:p>
       <w:pPr>
-        <w:numPr>
-          <w:ilvl w:val="0"/>
-          <w:numId w:val="31"/>
-        </w:numPr>
-        <w:spacing w:before="100" w:beforeAutospacing="1" w:after="100" w:afterAutospacing="1"/>
+        <w:pStyle w:val="HSElist"/>
       </w:pPr>
       <w:r>
         <w:t xml:space="preserve">подготовку итоговой выдачи. </w:t>
@@ -5314,184 +4808,144 @@
     </w:p>
     <w:p>
       <w:pPr>
-        <w:pStyle w:val="ad"/>
+        <w:pStyle w:val="HSEDefaultText"/>
+      </w:pPr>
+      <w:r>
+        <w:t>На данном этапе могут использоваться различные методы персонализации: контентный анализ, семантическое сравнение текстов, анализ пользовательских взаимодействий и гибридные алгоритмы рекомендаций.</w:t>
+      </w:r>
+    </w:p>
+    <w:p>
+      <w:pPr>
+        <w:pStyle w:val="HSETitle3"/>
+      </w:pPr>
+      <w:r>
+        <w:t>1.8.5. Процесс взаимодействия пользователя с системой</w:t>
+      </w:r>
+    </w:p>
+    <w:p>
+      <w:pPr>
+        <w:pStyle w:val="HSEDefaultText"/>
+      </w:pPr>
+      <w:r>
+        <w:t>После получения рекомендаций пользователь взаимодействует с системой через интерфейс приложения или мессенджера.</w:t>
+      </w:r>
+    </w:p>
+    <w:p>
+      <w:pPr>
+        <w:pStyle w:val="HSEDefaultText"/>
+      </w:pPr>
+      <w:r>
+        <w:t>Пользователь может:</w:t>
+      </w:r>
+    </w:p>
+    <w:p>
+      <w:pPr>
+        <w:pStyle w:val="HSElist"/>
+      </w:pPr>
+      <w:r>
+        <w:t xml:space="preserve">просматривать мероприятия; </w:t>
+      </w:r>
+    </w:p>
+    <w:p>
+      <w:pPr>
+        <w:pStyle w:val="HSElist"/>
+      </w:pPr>
+      <w:r>
+        <w:t xml:space="preserve">выполнять поиск; </w:t>
+      </w:r>
+    </w:p>
+    <w:p>
+      <w:pPr>
+        <w:pStyle w:val="HSElist"/>
+      </w:pPr>
+      <w:r>
+        <w:t xml:space="preserve">сохранять события; </w:t>
+      </w:r>
+    </w:p>
+    <w:p>
+      <w:pPr>
+        <w:pStyle w:val="HSElist"/>
+      </w:pPr>
+      <w:r>
+        <w:t xml:space="preserve">оценивать рекомендации; </w:t>
+      </w:r>
+    </w:p>
+    <w:p>
+      <w:pPr>
+        <w:pStyle w:val="HSElist"/>
+      </w:pPr>
+      <w:r>
+        <w:t xml:space="preserve">подписываться на уведомления. </w:t>
+      </w:r>
+    </w:p>
+    <w:p>
+      <w:pPr>
+        <w:pStyle w:val="HSEDefaultText"/>
+      </w:pPr>
+      <w:r>
+        <w:t>Информация о действиях пользователя передаётся обратно в систему и используется для обновления модели интересов.</w:t>
+      </w:r>
+    </w:p>
+    <w:p>
+      <w:pPr>
+        <w:pStyle w:val="HSETitle3"/>
+      </w:pPr>
+      <w:r>
+        <w:t>1.8.6. Процесс аналитики и мониторинга</w:t>
+      </w:r>
+    </w:p>
+    <w:p>
+      <w:pPr>
+        <w:pStyle w:val="HSEDefaultText"/>
+      </w:pPr>
+      <w:r>
+        <w:t>Дополнительным бизнес-процессом является анализ статистики и мониторинг работы системы.</w:t>
+      </w:r>
+    </w:p>
+    <w:p>
+      <w:pPr>
+        <w:pStyle w:val="HSEDefaultText"/>
+      </w:pPr>
+      <w:r>
+        <w:t>К основным задачам аналитики относятся:</w:t>
+      </w:r>
+    </w:p>
+    <w:p>
+      <w:pPr>
+        <w:pStyle w:val="HSElist"/>
+      </w:pPr>
+      <w:r>
+        <w:t xml:space="preserve">анализ популярности тематик; </w:t>
+      </w:r>
+    </w:p>
+    <w:p>
+      <w:pPr>
+        <w:pStyle w:val="HSElist"/>
+      </w:pPr>
+      <w:r>
+        <w:t xml:space="preserve">оценка пользовательской активности; </w:t>
+      </w:r>
+    </w:p>
+    <w:p>
+      <w:pPr>
+        <w:pStyle w:val="HSElist"/>
+      </w:pPr>
+      <w:r>
+        <w:t xml:space="preserve">анализ качества рекомендаций; </w:t>
+      </w:r>
+    </w:p>
+    <w:p>
+      <w:pPr>
+        <w:pStyle w:val="HSElist"/>
       </w:pPr>
       <w:r>
         <w:lastRenderedPageBreak/>
-        <w:t>На данном этапе могут использоваться различные методы персонализации: контентный анализ, семантическое сравнение текстов, анализ пользовательских взаимодействий и гибридные алгоритмы рекомендаций.</w:t>
-      </w:r>
-    </w:p>
-    <w:p>
-      <w:pPr>
-        <w:pStyle w:val="3"/>
-      </w:pPr>
-      <w:r>
-        <w:t>1.8.5. Процесс взаимодействия пользователя с системой</w:t>
-      </w:r>
-    </w:p>
-    <w:p>
-      <w:pPr>
-        <w:pStyle w:val="ad"/>
-      </w:pPr>
-      <w:r>
-        <w:t>После получения рекомендаций пользователь взаимодействует с системой через интерфейс приложения или мессенджера.</w:t>
-      </w:r>
-    </w:p>
-    <w:p>
-      <w:pPr>
-        <w:pStyle w:val="ad"/>
-      </w:pPr>
-      <w:r>
-        <w:t>Пользователь может:</w:t>
-      </w:r>
-    </w:p>
-    <w:p>
-      <w:pPr>
-        <w:numPr>
-          <w:ilvl w:val="0"/>
-          <w:numId w:val="32"/>
-        </w:numPr>
-        <w:spacing w:before="100" w:beforeAutospacing="1" w:after="100" w:afterAutospacing="1"/>
-      </w:pPr>
-      <w:r>
-        <w:t xml:space="preserve">просматривать мероприятия; </w:t>
-      </w:r>
-    </w:p>
-    <w:p>
-      <w:pPr>
-        <w:numPr>
-          <w:ilvl w:val="0"/>
-          <w:numId w:val="32"/>
-        </w:numPr>
-        <w:spacing w:before="100" w:beforeAutospacing="1" w:after="100" w:afterAutospacing="1"/>
-      </w:pPr>
-      <w:r>
-        <w:t xml:space="preserve">выполнять поиск; </w:t>
-      </w:r>
-    </w:p>
-    <w:p>
-      <w:pPr>
-        <w:numPr>
-          <w:ilvl w:val="0"/>
-          <w:numId w:val="32"/>
-        </w:numPr>
-        <w:spacing w:before="100" w:beforeAutospacing="1" w:after="100" w:afterAutospacing="1"/>
-      </w:pPr>
-      <w:r>
-        <w:t xml:space="preserve">сохранять события; </w:t>
-      </w:r>
-    </w:p>
-    <w:p>
-      <w:pPr>
-        <w:numPr>
-          <w:ilvl w:val="0"/>
-          <w:numId w:val="32"/>
-        </w:numPr>
-        <w:spacing w:before="100" w:beforeAutospacing="1" w:after="100" w:afterAutospacing="1"/>
-      </w:pPr>
-      <w:r>
-        <w:t xml:space="preserve">оценивать рекомендации; </w:t>
-      </w:r>
-    </w:p>
-    <w:p>
-      <w:pPr>
-        <w:numPr>
-          <w:ilvl w:val="0"/>
-          <w:numId w:val="32"/>
-        </w:numPr>
-        <w:spacing w:before="100" w:beforeAutospacing="1" w:after="100" w:afterAutospacing="1"/>
-      </w:pPr>
-      <w:r>
-        <w:t xml:space="preserve">подписываться на уведомления. </w:t>
-      </w:r>
-    </w:p>
-    <w:p>
-      <w:pPr>
-        <w:pStyle w:val="ad"/>
-      </w:pPr>
-      <w:r>
-        <w:t>Информация о действиях пользователя передаётся обратно в систему и используется для обновления модели интересов.</w:t>
-      </w:r>
-    </w:p>
-    <w:p>
-      <w:pPr>
-        <w:pStyle w:val="3"/>
-      </w:pPr>
-      <w:r>
-        <w:t>1.8.6. Процесс аналитики и мониторинга</w:t>
-      </w:r>
-    </w:p>
-    <w:p>
-      <w:pPr>
-        <w:pStyle w:val="ad"/>
-      </w:pPr>
-      <w:r>
-        <w:t>Дополнительным бизнес-процессом является анализ статистики и мониторинг работы системы.</w:t>
-      </w:r>
-    </w:p>
-    <w:p>
-      <w:pPr>
-        <w:pStyle w:val="ad"/>
-      </w:pPr>
-      <w:r>
-        <w:t>К основным задачам аналитики относятся:</w:t>
-      </w:r>
-    </w:p>
-    <w:p>
-      <w:pPr>
-        <w:numPr>
-          <w:ilvl w:val="0"/>
-          <w:numId w:val="33"/>
-        </w:numPr>
-        <w:spacing w:before="100" w:beforeAutospacing="1" w:after="100" w:afterAutospacing="1"/>
-      </w:pPr>
-      <w:r>
-        <w:t xml:space="preserve">анализ популярности тематик; </w:t>
-      </w:r>
-    </w:p>
-    <w:p>
-      <w:pPr>
-        <w:numPr>
-          <w:ilvl w:val="0"/>
-          <w:numId w:val="33"/>
-        </w:numPr>
-        <w:spacing w:before="100" w:beforeAutospacing="1" w:after="100" w:afterAutospacing="1"/>
-      </w:pPr>
-      <w:r>
-        <w:t xml:space="preserve">оценка пользовательской активности; </w:t>
-      </w:r>
-    </w:p>
-    <w:p>
-      <w:pPr>
-        <w:numPr>
-          <w:ilvl w:val="0"/>
-          <w:numId w:val="33"/>
-        </w:numPr>
-        <w:spacing w:before="100" w:beforeAutospacing="1" w:after="100" w:afterAutospacing="1"/>
-      </w:pPr>
-      <w:r>
-        <w:t xml:space="preserve">анализ качества рекомендаций; </w:t>
-      </w:r>
-    </w:p>
-    <w:p>
-      <w:pPr>
-        <w:numPr>
-          <w:ilvl w:val="0"/>
-          <w:numId w:val="33"/>
-        </w:numPr>
-        <w:spacing w:before="100" w:beforeAutospacing="1" w:after="100" w:afterAutospacing="1"/>
-      </w:pPr>
-      <w:r>
         <w:t xml:space="preserve">выявление наиболее востребованных мероприятий; </w:t>
       </w:r>
     </w:p>
     <w:p>
       <w:pPr>
-        <w:numPr>
-          <w:ilvl w:val="0"/>
-          <w:numId w:val="33"/>
-        </w:numPr>
-        <w:spacing w:before="100" w:beforeAutospacing="1" w:after="100" w:afterAutospacing="1"/>
+        <w:pStyle w:val="HSElist"/>
       </w:pPr>
       <w:r>
         <w:t xml:space="preserve">контроль корректности обработки данных. </w:t>
@@ -5499,7 +4953,7 @@
     </w:p>
     <w:p>
       <w:pPr>
-        <w:pStyle w:val="ad"/>
+        <w:pStyle w:val="HSEDefaultText"/>
       </w:pPr>
       <w:r>
         <w:t>Результаты аналитики могут использоваться для улучшения алгоритмов рекомендаций и дальнейшего развития системы.</w:t>
@@ -5507,7 +4961,7 @@
     </w:p>
     <w:p>
       <w:pPr>
-        <w:pStyle w:val="3"/>
+        <w:pStyle w:val="HSETitle3"/>
       </w:pPr>
       <w:r>
         <w:t>1.8.7. Значение бизнес-процессов при проектировании системы</w:t>
@@ -5515,7 +4969,7 @@
     </w:p>
     <w:p>
       <w:pPr>
-        <w:pStyle w:val="ad"/>
+        <w:pStyle w:val="HSEDefaultText"/>
       </w:pPr>
       <w:r>
         <w:t>Описание бизнес-процессов позволяет определить:</w:t>
@@ -5523,11 +4977,7 @@
     </w:p>
     <w:p>
       <w:pPr>
-        <w:numPr>
-          <w:ilvl w:val="0"/>
-          <w:numId w:val="34"/>
-        </w:numPr>
-        <w:spacing w:before="100" w:beforeAutospacing="1" w:after="100" w:afterAutospacing="1"/>
+        <w:pStyle w:val="HSElist"/>
       </w:pPr>
       <w:r>
         <w:t xml:space="preserve">последовательность обработки информации; </w:t>
@@ -5535,11 +4985,7 @@
     </w:p>
     <w:p>
       <w:pPr>
-        <w:numPr>
-          <w:ilvl w:val="0"/>
-          <w:numId w:val="34"/>
-        </w:numPr>
-        <w:spacing w:before="100" w:beforeAutospacing="1" w:after="100" w:afterAutospacing="1"/>
+        <w:pStyle w:val="HSElist"/>
       </w:pPr>
       <w:r>
         <w:t xml:space="preserve">взаимодействие между компонентами системы; </w:t>
@@ -5547,11 +4993,7 @@
     </w:p>
     <w:p>
       <w:pPr>
-        <w:numPr>
-          <w:ilvl w:val="0"/>
-          <w:numId w:val="34"/>
-        </w:numPr>
-        <w:spacing w:before="100" w:beforeAutospacing="1" w:after="100" w:afterAutospacing="1"/>
+        <w:pStyle w:val="HSElist"/>
       </w:pPr>
       <w:r>
         <w:t xml:space="preserve">требования к архитектуре; </w:t>
@@ -5559,11 +5001,7 @@
     </w:p>
     <w:p>
       <w:pPr>
-        <w:numPr>
-          <w:ilvl w:val="0"/>
-          <w:numId w:val="34"/>
-        </w:numPr>
-        <w:spacing w:before="100" w:beforeAutospacing="1" w:after="100" w:afterAutospacing="1"/>
+        <w:pStyle w:val="HSElist"/>
       </w:pPr>
       <w:r>
         <w:t xml:space="preserve">точки интеграции внешних сервисов; </w:t>
@@ -5571,11 +5009,7 @@
     </w:p>
     <w:p>
       <w:pPr>
-        <w:numPr>
-          <w:ilvl w:val="0"/>
-          <w:numId w:val="34"/>
-        </w:numPr>
-        <w:spacing w:before="100" w:beforeAutospacing="1" w:after="100" w:afterAutospacing="1"/>
+        <w:pStyle w:val="HSElist"/>
       </w:pPr>
       <w:r>
         <w:t xml:space="preserve">механизмы обработки пользовательских данных. </w:t>
@@ -5583,7 +5017,7 @@
     </w:p>
     <w:p>
       <w:pPr>
-        <w:pStyle w:val="ad"/>
+        <w:pStyle w:val="HSEDefaultText"/>
       </w:pPr>
       <w:r>
         <w:t>Формализация бизнес-процессов является важным этапом проектирования интеллектуальных информационных систем, поскольку позволяет обеспечить целостность логики работы приложения и повысить эффективность взаимодействия пользователя с системой.</w:t>
@@ -5595,10 +5029,7 @@
       </w:pPr>
       <w:r>
         <w:lastRenderedPageBreak/>
-        <w:t xml:space="preserve">Глава </w:t>
-      </w:r>
-      <w:r>
-        <w:t>2</w:t>
+        <w:t>Глава 2</w:t>
       </w:r>
       <w:r>
         <w:t xml:space="preserve">. </w:t>

--- a/docs/отчет_Курсовая.docx
+++ b/docs/отчет_Курсовая.docx
@@ -1138,7 +1138,7 @@
         </w:numPr>
       </w:pPr>
       <w:r>
-        <w:t>Описание предметной области и постановка проблемы</w:t>
+        <w:t>1.1. Описание предметной области и постановка проблемы</w:t>
       </w:r>
     </w:p>
     <w:p>
@@ -1379,7 +1379,7 @@
         </w:numPr>
       </w:pPr>
       <w:r>
-        <w:t>Обзор существующих решений</w:t>
+        <w:t>1.2. Обзор существующих решений</w:t>
       </w:r>
     </w:p>
     <w:p>
@@ -1607,7 +1607,7 @@
         </w:numPr>
       </w:pPr>
       <w:r>
-        <w:t>Рекомендательные системы и подходы к персонализации</w:t>
+        <w:t>1.3. Рекомендательные системы и подходы к персонализации</w:t>
       </w:r>
     </w:p>
     <w:p>
@@ -2280,7 +2280,7 @@
         </w:numPr>
       </w:pPr>
       <w:r>
-        <w:t>Источники данных и способы агрегации</w:t>
+        <w:t>1.4. Источники данных и способы агрегации</w:t>
       </w:r>
     </w:p>
     <w:p>
@@ -2878,7 +2878,7 @@
         </w:numPr>
       </w:pPr>
       <w:r>
-        <w:t>Использование искусственного интеллекта в рекомендательных системах</w:t>
+        <w:t>1.5. Использование искусственного интеллекта в рекомендательных системах</w:t>
       </w:r>
     </w:p>
     <w:p>
@@ -3394,7 +3394,7 @@
         </w:numPr>
       </w:pPr>
       <w:r>
-        <w:t>Требования к разрабатываемой системе</w:t>
+        <w:t>1.6. Требования к разрабатываемой системе</w:t>
       </w:r>
     </w:p>
     <w:p>
@@ -3967,35 +3967,31 @@
         <w:rPr>
           <w:highlight w:val="yellow"/>
         </w:rPr>
-        <w:t>Сценарии использования (</w:t>
+        <w:t>1.7. Сценарии использования (use cases)</w:t>
       </w:r>
       <w:proofErr w:type="spellStart"/>
       <w:r>
         <w:rPr>
           <w:highlight w:val="yellow"/>
         </w:rPr>
-        <w:t>use</w:t>
       </w:r>
       <w:proofErr w:type="spellEnd"/>
       <w:r>
         <w:rPr>
           <w:highlight w:val="yellow"/>
         </w:rPr>
-        <w:t xml:space="preserve"> </w:t>
       </w:r>
       <w:proofErr w:type="spellStart"/>
       <w:r>
         <w:rPr>
           <w:highlight w:val="yellow"/>
         </w:rPr>
-        <w:t>cases</w:t>
       </w:r>
       <w:proofErr w:type="spellEnd"/>
       <w:r>
         <w:rPr>
           <w:highlight w:val="yellow"/>
         </w:rPr>
-        <w:t>)</w:t>
       </w:r>
     </w:p>
     <w:p>
@@ -4513,7 +4509,7 @@
         <w:pStyle w:val="HSETitle2"/>
       </w:pPr>
       <w:r>
-        <w:t>1.8 Бизнес-процессы</w:t>
+        <w:t>1.8. Бизнес-процессы</w:t>
       </w:r>
     </w:p>
     <w:p>
@@ -5040,629 +5036,1385 @@
     </w:p>
     <w:p>
       <w:pPr>
-        <w:spacing w:before="100" w:beforeAutospacing="1" w:after="100" w:afterAutospacing="1"/>
-        <w:outlineLvl w:val="2"/>
-        <w:rPr>
-          <w:b/>
-          <w:bCs/>
-          <w:sz w:val="27"/>
-          <w:szCs w:val="27"/>
-        </w:rPr>
-      </w:pPr>
-      <w:r>
-        <w:rPr>
-          <w:b/>
-          <w:bCs/>
-          <w:sz w:val="27"/>
-          <w:szCs w:val="27"/>
-        </w:rPr>
+        <w:pStyle w:val="HSEDefaultText"/>
+      </w:pPr>
+      <w:r>
+        <w:t>В настоящей главе рассматриваются проектные решения, принятые при разработке программной системы EventMind. Описывается общая архитектура приложения, состав модулей, структура базы данных, пайплайн обработки информации о мероприятиях, а также внутреннее устройство рекомендательной подсистемы. Особое внимание уделяется применению искусственного интеллекта: использованию мультиагентной архитектуры на базе LangGraph, семантических представлений текстов, методов Байесовской и контекстной онлайн-адаптации, а также механизмов долговременной памяти о пользователе.</w:t>
+      </w:r>
+    </w:p>
+    <w:p>
+      <w:pPr>
+        <w:pStyle w:val="HSEDefaultText"/>
+      </w:pPr>
+      <w:r>
+        <w:t>Принятые решения опираются на требования, сформулированные в Главе 1, и обеспечивают масштабируемость, расширяемость и возможность независимого развития отдельных подсистем. В заключительной части главы обосновывается выбор технологического стека и инструментов разработки.</w:t>
+      </w:r>
+    </w:p>
+    <w:p>
+      <w:pPr>
+        <w:pStyle w:val="HSETitle2"/>
+      </w:pPr>
+      <w:r>
         <w:t>2.1. Проектирование архитектуры системы</w:t>
       </w:r>
     </w:p>
     <w:p>
       <w:pPr>
-        <w:spacing w:before="100" w:beforeAutospacing="1" w:after="100" w:afterAutospacing="1"/>
-        <w:outlineLvl w:val="3"/>
-        <w:rPr>
-          <w:b/>
-          <w:bCs/>
-        </w:rPr>
-      </w:pPr>
-      <w:r>
-        <w:rPr>
-          <w:b/>
-          <w:bCs/>
-        </w:rPr>
+        <w:pStyle w:val="HSEDefaultText"/>
+      </w:pPr>
+      <w:r>
+        <w:t>Архитектура системы EventMind разработана с учётом требований модульности, расширяемости и удобства сопровождения. В качестве базовой модели выбран модульный монолит, в котором логически независимые компоненты — REST API, Telegram-бот, рекомендательная подсистема, ингест и планировщик задач — выделены в отдельные пакеты, но запускаются как несколько процессов одного приложения. Такой подход сочетает простоту развёртывания с возможностью последующего выделения отдельных компонентов в самостоятельные сервисы.</w:t>
+      </w:r>
+    </w:p>
+    <w:p>
+      <w:pPr>
+        <w:pStyle w:val="HSETitle3"/>
+      </w:pPr>
+      <w:r>
         <w:t>2.1.1. Общая архитектура системы</w:t>
       </w:r>
     </w:p>
     <w:p>
       <w:pPr>
-        <w:spacing w:before="100" w:beforeAutospacing="1" w:after="100" w:afterAutospacing="1"/>
-        <w:outlineLvl w:val="3"/>
-        <w:rPr>
-          <w:b/>
-          <w:bCs/>
-        </w:rPr>
-      </w:pPr>
-      <w:r>
-        <w:rPr>
-          <w:b/>
-          <w:bCs/>
-        </w:rPr>
-        <w:t xml:space="preserve">2.1.2. Архитектура </w:t>
-      </w:r>
-      <w:proofErr w:type="spellStart"/>
-      <w:r>
-        <w:rPr>
-          <w:b/>
-          <w:bCs/>
-        </w:rPr>
-        <w:t>backend</w:t>
-      </w:r>
-      <w:proofErr w:type="spellEnd"/>
-      <w:r>
-        <w:rPr>
-          <w:b/>
-          <w:bCs/>
-        </w:rPr>
-        <w:t>-приложения</w:t>
-      </w:r>
-    </w:p>
-    <w:p>
-      <w:pPr>
-        <w:spacing w:before="100" w:beforeAutospacing="1" w:after="100" w:afterAutospacing="1"/>
-        <w:outlineLvl w:val="3"/>
-        <w:rPr>
-          <w:b/>
-          <w:bCs/>
-        </w:rPr>
-      </w:pPr>
-      <w:r>
-        <w:rPr>
-          <w:b/>
-          <w:bCs/>
-        </w:rPr>
-        <w:t xml:space="preserve">2.1.3. Архитектура </w:t>
-      </w:r>
-      <w:proofErr w:type="spellStart"/>
-      <w:r>
-        <w:rPr>
-          <w:b/>
-          <w:bCs/>
-        </w:rPr>
-        <w:t>Telegram</w:t>
-      </w:r>
-      <w:proofErr w:type="spellEnd"/>
-      <w:r>
-        <w:rPr>
-          <w:b/>
-          <w:bCs/>
-        </w:rPr>
-        <w:t>-бота</w:t>
-      </w:r>
-    </w:p>
-    <w:p>
-      <w:pPr>
-        <w:spacing w:before="100" w:beforeAutospacing="1" w:after="100" w:afterAutospacing="1"/>
-        <w:outlineLvl w:val="3"/>
-        <w:rPr>
-          <w:b/>
-          <w:bCs/>
-        </w:rPr>
-      </w:pPr>
-      <w:r>
-        <w:rPr>
-          <w:b/>
-          <w:bCs/>
-        </w:rPr>
+        <w:pStyle w:val="HSEDefaultText"/>
+      </w:pPr>
+      <w:r>
+        <w:t>Система построена по принципу разделения слоёв и состоит из нескольких взаимодействующих между собой подсистем:</w:t>
+      </w:r>
+    </w:p>
+    <w:p>
+      <w:pPr>
+        <w:pStyle w:val="HSElist"/>
+      </w:pPr>
+      <w:r>
+        <w:t>REST API на базе FastAPI — центральная точка входа для всех операций над пользователями, событиями, рекомендациями и обратной связью;</w:t>
+      </w:r>
+    </w:p>
+    <w:p>
+      <w:pPr>
+        <w:pStyle w:val="HSElist"/>
+      </w:pPr>
+      <w:r>
+        <w:t>Telegram-бот на базе aiogram — основной пользовательский интерфейс, обращающийся к API через внутренний HTTP-клиент;</w:t>
+      </w:r>
+    </w:p>
+    <w:p>
+      <w:pPr>
+        <w:pStyle w:val="HSElist"/>
+      </w:pPr>
+      <w:r>
+        <w:t>подсистема рекомендаций — набор алгоритмов ранжирования и адаптации, вызываемых из API при формировании выдачи;</w:t>
+      </w:r>
+    </w:p>
+    <w:p>
+      <w:pPr>
+        <w:pStyle w:val="HSElist"/>
+      </w:pPr>
+      <w:r>
+        <w:t>подсистема ингеста — модули-адаптеры для разнородных источников данных о мероприятиях и LLM-конвейер их нормализации;</w:t>
+      </w:r>
+    </w:p>
+    <w:p>
+      <w:pPr>
+        <w:pStyle w:val="HSElist"/>
+      </w:pPr>
+      <w:r>
+        <w:t>подсистема AI-агентов на базе LangGraph — диалоговый Copilot, нормализатор событий и агент формирования объяснений;</w:t>
+      </w:r>
+    </w:p>
+    <w:p>
+      <w:pPr>
+        <w:pStyle w:val="HSElist"/>
+      </w:pPr>
+      <w:r>
+        <w:t>планировщик задач на APScheduler — отдельный процесс, выполняющий регулярные задания: рассылку дайджеста, периодический ингест и уплотнение пользовательской памяти.</w:t>
+      </w:r>
+    </w:p>
+    <w:p>
+      <w:pPr>
+        <w:pStyle w:val="HSEDefaultText"/>
+      </w:pPr>
+      <w:r>
+        <w:t>Подсистемы взаимодействуют через явно описанные интерфейсы. Так, Telegram-бот обращается к API по HTTP, а рекомендательная подсистема и ингест используются API напрямую как Python-модули. Подобное разделение позволяет независимо изменять реализацию любой подсистемы, не затрагивая остальные компоненты приложения.</w:t>
+      </w:r>
+    </w:p>
+    <w:p>
+      <w:pPr>
+        <w:pStyle w:val="HSEDefaultText"/>
+      </w:pPr>
+      <w:r>
+        <w:t>Все слои используют общую базу данных, доступ к которой осуществляется через ORM SQLAlchemy. Это обеспечивает целостность хранимой информации и единообразный способ работы с данными во всех подсистемах.</w:t>
+      </w:r>
+    </w:p>
+    <w:p>
+      <w:pPr>
+        <w:pStyle w:val="HSETitle3"/>
+      </w:pPr>
+      <w:r>
+        <w:t>2.1.2. Архитектура backend-приложения</w:t>
+      </w:r>
+    </w:p>
+    <w:p>
+      <w:pPr>
+        <w:pStyle w:val="HSEDefaultText"/>
+      </w:pPr>
+      <w:r>
+        <w:t>Серверная часть приложения построена на фреймворке FastAPI. Внутри backend выделены три слоя:</w:t>
+      </w:r>
+    </w:p>
+    <w:p>
+      <w:pPr>
+        <w:pStyle w:val="HSElist"/>
+      </w:pPr>
+      <w:r>
+        <w:t>слой маршрутов (routers) — отвечает за приём HTTP-запросов, валидацию входных данных через Pydantic и формирование ответов;</w:t>
+      </w:r>
+    </w:p>
+    <w:p>
+      <w:pPr>
+        <w:pStyle w:val="HSElist"/>
+      </w:pPr>
+      <w:r>
+        <w:t>слой сервисов (services) — содержит прикладную логику: формирование рекомендаций, обработку обратной связи, операции с подписками, взаимодействие с агентами;</w:t>
+      </w:r>
+    </w:p>
+    <w:p>
+      <w:pPr>
+        <w:pStyle w:val="HSElist"/>
+      </w:pPr>
+      <w:r>
+        <w:t>слой доступа к данным (db) — модели SQLAlchemy и общая сессия для транзакционной работы с базой.</w:t>
+      </w:r>
+    </w:p>
+    <w:p>
+      <w:pPr>
+        <w:pStyle w:val="HSEDefaultText"/>
+      </w:pPr>
+      <w:r>
+        <w:t>Каждое функциональное направление API оформлено в виде отдельного роутера: пользователи, события, рекомендации, AI-рекомендации, подписки, ингест, Copilot, аналитика и административные операции. Такое разделение упрощает навигацию по коду и позволяет тестировать разделы API изолированно.</w:t>
+      </w:r>
+    </w:p>
+    <w:p>
+      <w:pPr>
+        <w:pStyle w:val="HSEDefaultText"/>
+      </w:pPr>
+      <w:r>
+        <w:t>На уровне приложения настроен обработчик жизненного цикла (lifespan), выполняющий прогрев модели семантических представлений при запуске сервера. Эта оптимизация устраняет задержку на первом запросе, связанную с ленивой загрузкой нейросетевой модели.</w:t>
+      </w:r>
+    </w:p>
+    <w:p>
+      <w:pPr>
+        <w:pStyle w:val="HSETitle3"/>
+      </w:pPr>
+      <w:r>
+        <w:t>2.1.3. Архитектура Telegram-бота</w:t>
+      </w:r>
+    </w:p>
+    <w:p>
+      <w:pPr>
+        <w:pStyle w:val="HSEDefaultText"/>
+      </w:pPr>
+      <w:r>
+        <w:t>Пользовательский интерфейс реализован в виде Telegram-бота на основе асинхронной библиотеки aiogram. Бот выступает «тонким клиентом» по отношению к серверной части и не содержит бизнес-логики: все операции сводятся к вызовам соответствующих эндпоинтов API.</w:t>
+      </w:r>
+    </w:p>
+    <w:p>
+      <w:pPr>
+        <w:pStyle w:val="HSEDefaultText"/>
+      </w:pPr>
+      <w:r>
+        <w:t>Внутри бота выделены следующие компоненты:</w:t>
+      </w:r>
+    </w:p>
+    <w:p>
+      <w:pPr>
+        <w:pStyle w:val="HSElist"/>
+      </w:pPr>
+      <w:r>
+        <w:t>обработчики команд и сообщений (handlers) — содержат логику реакции на действия пользователя: команды, нажатия inline-кнопок и текстовые сообщения;</w:t>
+      </w:r>
+    </w:p>
+    <w:p>
+      <w:pPr>
+        <w:pStyle w:val="HSElist"/>
+      </w:pPr>
+      <w:r>
+        <w:t>клавиатуры (keyboards) — фабрики inline- и reply-клавиатур, формирующие интерактивный интерфейс взаимодействия с карточками событий и рекомендациями;</w:t>
+      </w:r>
+    </w:p>
+    <w:p>
+      <w:pPr>
+        <w:pStyle w:val="HSElist"/>
+      </w:pPr>
+      <w:r>
+        <w:t>сервисный слой — HTTP-клиенты и обёртки, инкапсулирующие обращения к API и преобразующие ответы в удобные для отображения структуры.</w:t>
+      </w:r>
+    </w:p>
+    <w:p>
+      <w:pPr>
+        <w:pStyle w:val="HSEDefaultText"/>
+      </w:pPr>
+      <w:r>
+        <w:t>Бот поддерживает основные пользовательские сценарии: настройку профиля и предпочтений, получение рекомендаций и AI-рекомендаций, ведение диалога с Copilot, оценку и сохранение мероприятий, подписку на регулярный дайджест и просмотр аналитики. Реакции пользователя передаются в API и далее используются для адаптации модели.</w:t>
+      </w:r>
+    </w:p>
+    <w:p>
+      <w:pPr>
+        <w:pStyle w:val="HSETitle3"/>
+      </w:pPr>
+      <w:r>
         <w:t>2.1.4. Архитектура AI-модулей и агентов</w:t>
       </w:r>
     </w:p>
     <w:p>
       <w:pPr>
-        <w:spacing w:before="100" w:beforeAutospacing="1" w:after="100" w:afterAutospacing="1"/>
-        <w:outlineLvl w:val="3"/>
-        <w:rPr>
-          <w:b/>
-          <w:bCs/>
-        </w:rPr>
-      </w:pPr>
-      <w:r>
-        <w:rPr>
-          <w:b/>
-          <w:bCs/>
-        </w:rPr>
+        <w:pStyle w:val="HSEDefaultText"/>
+      </w:pPr>
+      <w:r>
+        <w:t>Интеллектуальные функции системы построены на оркестраторе LangGraph и разделены на три независимых направления:</w:t>
+      </w:r>
+    </w:p>
+    <w:p>
+      <w:pPr>
+        <w:pStyle w:val="HSElist"/>
+      </w:pPr>
+      <w:r>
+        <w:t>агент нормализации событий — выполняет извлечение структурированных полей из «сырого» текста описания мероприятия, классификацию тематики, оценку качества и актуальности;</w:t>
+      </w:r>
+    </w:p>
+    <w:p>
+      <w:pPr>
+        <w:pStyle w:val="HSElist"/>
+      </w:pPr>
+      <w:r>
+        <w:t>пайплайн рекомендательного агента — последовательность шагов обработки пользовательского контекста, формирования промпта и генерации развернутого объяснения подобранной выдачи;</w:t>
+      </w:r>
+    </w:p>
+    <w:p>
+      <w:pPr>
+        <w:pStyle w:val="HSElist"/>
+      </w:pPr>
+      <w:r>
+        <w:t>диалоговый агент Copilot — мультиагентная система, организованная по шаблону Supervisor-Worker, обеспечивающая многотуровое общение с пользователем и решение задач разных типов.</w:t>
+      </w:r>
+    </w:p>
+    <w:p>
+      <w:pPr>
+        <w:pStyle w:val="HSEDefaultText"/>
+      </w:pPr>
+      <w:r>
+        <w:t>В составе Copilot работают пять специализированных агентов-исполнителей: выдача рекомендаций, карьерное консультирование, построение учебных маршрутов, объяснение конкретных событий и формирование сводок. Агент-супервизор анализирует входящий запрос и направляет его к наиболее подходящему специалисту. Каждый специалист имеет собственный промпт и ограниченный набор инструментов, что повышает точность ответов и уменьшает риск нежелательных вызовов внешних функций.</w:t>
+      </w:r>
+    </w:p>
+    <w:p>
+      <w:pPr>
+        <w:pStyle w:val="HSEDefaultText"/>
+      </w:pPr>
+      <w:r>
+        <w:t>Все агенты реализованы как графы LangGraph, в которых узлами выступают функции вызова языковой модели и внешних инструментов, а рёбра задают переходы между шагами обработки. Внешний LLM-провайдер вынесен в отдельный модуль, что позволяет переключаться между моделями без изменения кода агентов.</w:t>
+      </w:r>
+    </w:p>
+    <w:p>
+      <w:pPr>
+        <w:pStyle w:val="HSETitle3"/>
+      </w:pPr>
+      <w:r>
         <w:t>2.1.5. Архитектура рекомендательной подсистемы</w:t>
       </w:r>
     </w:p>
-    <w:p/>
-    <w:p>
-      <w:pPr>
-        <w:spacing w:before="100" w:beforeAutospacing="1" w:after="100" w:afterAutospacing="1"/>
-        <w:outlineLvl w:val="2"/>
-        <w:rPr>
-          <w:b/>
-          <w:bCs/>
-          <w:sz w:val="27"/>
-          <w:szCs w:val="27"/>
-        </w:rPr>
-      </w:pPr>
-      <w:r>
-        <w:rPr>
-          <w:b/>
-          <w:bCs/>
-          <w:sz w:val="27"/>
-          <w:szCs w:val="27"/>
-        </w:rPr>
+    <w:p>
+      <w:pPr>
+        <w:pStyle w:val="HSEDefaultText"/>
+      </w:pPr>
+      <w:r>
+        <w:t>Рекомендательная подсистема выделена в отдельный пакет и разбита на независимые модули по типу решаемой задачи. Такая декомпозиция позволяет включать и отключать отдельные алгоритмы без переписывания общего конвейера ранжирования.</w:t>
+      </w:r>
+    </w:p>
+    <w:p>
+      <w:pPr>
+        <w:pStyle w:val="HSEDefaultText"/>
+      </w:pPr>
+      <w:r>
+        <w:t>В состав подсистемы входят следующие модули:</w:t>
+      </w:r>
+    </w:p>
+    <w:p>
+      <w:pPr>
+        <w:pStyle w:val="HSElist"/>
+      </w:pPr>
+      <w:r>
+        <w:t>правила (rule-based scoring) — детерминированное ранжирование на основе совпадений профиля и характеристик мероприятия;</w:t>
+      </w:r>
+    </w:p>
+    <w:p>
+      <w:pPr>
+        <w:pStyle w:val="HSElist"/>
+      </w:pPr>
+      <w:r>
+        <w:t>семантические представления (embeddings) — построение и сравнение векторов текстовых описаний;</w:t>
+      </w:r>
+    </w:p>
+    <w:p>
+      <w:pPr>
+        <w:pStyle w:val="HSElist"/>
+      </w:pPr>
+      <w:r>
+        <w:t>Байесовская адаптация (bayesian) — обновление параметров Beta-распределения по обратной связи пользователя;</w:t>
+      </w:r>
+    </w:p>
+    <w:p>
+      <w:pPr>
+        <w:pStyle w:val="HSElist"/>
+      </w:pPr>
+      <w:r>
+        <w:t>контекстный многорукий бандит (bandit) — алгоритм LinUCB для балансировки exploration и exploitation;</w:t>
+      </w:r>
+    </w:p>
+    <w:p>
+      <w:pPr>
+        <w:pStyle w:val="HSElist"/>
+      </w:pPr>
+      <w:r>
+        <w:t>коллаборативная компонента (gnn) — векторы пользователей и событий, построенные на упрощённой модели типа LightGCN;</w:t>
+      </w:r>
+    </w:p>
+    <w:p>
+      <w:pPr>
+        <w:pStyle w:val="HSElist"/>
+      </w:pPr>
+      <w:r>
+        <w:t>гибридное ранжирование (hybrid) — взвешенная сумма всех компонент;</w:t>
+      </w:r>
+    </w:p>
+    <w:p>
+      <w:pPr>
+        <w:pStyle w:val="HSElist"/>
+      </w:pPr>
+      <w:r>
+        <w:t>диверсификация (diversity) — переранжирование top-N по алгоритму MMR;</w:t>
+      </w:r>
+    </w:p>
+    <w:p>
+      <w:pPr>
+        <w:pStyle w:val="HSElist"/>
+      </w:pPr>
+      <w:r>
+        <w:t>объяснимость (explain) — формирование человекочитаемых пояснений к каждой рекомендации;</w:t>
+      </w:r>
+    </w:p>
+    <w:p>
+      <w:pPr>
+        <w:pStyle w:val="HSElist"/>
+      </w:pPr>
+      <w:r>
+        <w:t>долговременная память (memory) — извлечение, хранение и семантический вызов заметок о пользователе в стиле подхода mem0.</w:t>
+      </w:r>
+    </w:p>
+    <w:p>
+      <w:pPr>
+        <w:pStyle w:val="HSEDefaultText"/>
+      </w:pPr>
+      <w:r>
+        <w:t>Подсистема устроена так, что добавление нового алгоритма требует только реализации соответствующего модуля и подключения его к гибридному ранжированию в виде нового слагаемого с собственным весом.</w:t>
+      </w:r>
+    </w:p>
+    <w:p>
+      <w:pPr>
+        <w:pStyle w:val="HSETitle2"/>
+      </w:pPr>
+      <w:r>
         <w:t>2.2. Проектирование базы данных</w:t>
       </w:r>
     </w:p>
     <w:p>
       <w:pPr>
-        <w:spacing w:before="100" w:beforeAutospacing="1" w:after="100" w:afterAutospacing="1"/>
-        <w:outlineLvl w:val="3"/>
-        <w:rPr>
-          <w:b/>
-          <w:bCs/>
-        </w:rPr>
-      </w:pPr>
-      <w:r>
-        <w:rPr>
-          <w:b/>
-          <w:bCs/>
-        </w:rPr>
+        <w:pStyle w:val="HSEDefaultText"/>
+      </w:pPr>
+      <w:r>
+        <w:t>Для хранения данных о пользователях, событиях, взаимодействиях и состоянии адаптивных алгоритмов используется реляционная база данных. Схема базы спроектирована с учётом необходимости поддержки множества связанных сценариев: фильтрации событий, сбора истории взаимодействий, хранения семантических векторов и накопления параметров онлайн-моделей.</w:t>
+      </w:r>
+    </w:p>
+    <w:p>
+      <w:pPr>
+        <w:pStyle w:val="HSEDefaultText"/>
+      </w:pPr>
+      <w:r>
+        <w:t>Доступ к базе осуществляется через ORM SQLAlchemy, а схема версионируется средствами Alembic. Подобный подход позволяет описывать миграции в виде обратимых скриптов и поддерживать согласованность схемы во всех средах развёртывания.</w:t>
+      </w:r>
+    </w:p>
+    <w:p>
+      <w:pPr>
+        <w:pStyle w:val="HSETitle3"/>
+      </w:pPr>
+      <w:r>
         <w:t>2.2.1. Основные сущности системы</w:t>
       </w:r>
     </w:p>
     <w:p>
       <w:pPr>
-        <w:spacing w:before="100" w:beforeAutospacing="1" w:after="100" w:afterAutospacing="1"/>
-        <w:outlineLvl w:val="3"/>
-        <w:rPr>
-          <w:b/>
-          <w:bCs/>
-        </w:rPr>
-      </w:pPr>
-      <w:r>
-        <w:rPr>
-          <w:b/>
-          <w:bCs/>
-        </w:rPr>
+        <w:pStyle w:val="HSEDefaultText"/>
+      </w:pPr>
+      <w:r>
+        <w:t>В системе выделено несколько ключевых сущностей, каждая из которых реализована в виде отдельной модели:</w:t>
+      </w:r>
+    </w:p>
+    <w:p>
+      <w:pPr>
+        <w:pStyle w:val="HSElist"/>
+      </w:pPr>
+      <w:r>
+        <w:t>пользователь (User) — содержит идентификатор Telegram, явные предпочтения (формат, город, веса тематик) и кэш персонального семантического вектора;</w:t>
+      </w:r>
+    </w:p>
+    <w:p>
+      <w:pPr>
+        <w:pStyle w:val="HSElist"/>
+      </w:pPr>
+      <w:r>
+        <w:t>событие (Event) — структурированное описание мероприятия с темами, форматом, городом, уровнем сложности, датой, оценками качества и хайповости, а также семантическим вектором;</w:t>
+      </w:r>
+    </w:p>
+    <w:p>
+      <w:pPr>
+        <w:pStyle w:val="HSElist"/>
+      </w:pPr>
+      <w:r>
+        <w:t>сырое событие (RawEvent) — staging-таблица для данных, поступивших из внешних источников до прохождения нормализации;</w:t>
+      </w:r>
+    </w:p>
+    <w:p>
+      <w:pPr>
+        <w:pStyle w:val="HSElist"/>
+      </w:pPr>
+      <w:r>
+        <w:t>тема (Topic) — справочник тематик, общий для пользователей и событий;</w:t>
+      </w:r>
+    </w:p>
+    <w:p>
+      <w:pPr>
+        <w:pStyle w:val="HSElist"/>
+      </w:pPr>
+      <w:r>
+        <w:t>взаимодействие (Interaction) — запись о действии пользователя над событием (like, dislike, save) с отметкой времени;</w:t>
+      </w:r>
+    </w:p>
+    <w:p>
+      <w:pPr>
+        <w:pStyle w:val="HSElist"/>
+      </w:pPr>
+      <w:r>
+        <w:t>статистика по темам (UserTopicStat) — параметры Beta-распределения по каждой паре «пользователь – тема» для Байесовской адаптации;</w:t>
+      </w:r>
+    </w:p>
+    <w:p>
+      <w:pPr>
+        <w:pStyle w:val="HSElist"/>
+      </w:pPr>
+      <w:r>
+        <w:t>состояние бандита (UserBanditState) — матрица A и вектор b LinUCB-алгоритма, сериализованные в JSON;</w:t>
+      </w:r>
+    </w:p>
+    <w:p>
+      <w:pPr>
+        <w:pStyle w:val="HSElist"/>
+      </w:pPr>
+      <w:r>
+        <w:t>профиль навыков (UserSkillProfile) — структурированный карьерный профиль, извлечённый языковой моделью из биографии пользователя;</w:t>
+      </w:r>
+    </w:p>
+    <w:p>
+      <w:pPr>
+        <w:pStyle w:val="HSElist"/>
+      </w:pPr>
+      <w:r>
+        <w:t>пользовательская память (UserMemory) — заметки о вкусах, целях и ограничениях с категорией, значимостью и семантическим вектором;</w:t>
+      </w:r>
+    </w:p>
+    <w:p>
+      <w:pPr>
+        <w:pStyle w:val="HSElist"/>
+      </w:pPr>
+      <w:r>
+        <w:t>сессия Copilot (CopilotSession) — история сообщений диалога с пользователем для поддержки многотурового общения.</w:t>
+      </w:r>
+    </w:p>
+    <w:p>
+      <w:pPr>
+        <w:pStyle w:val="HSETitle3"/>
+      </w:pPr>
+      <w:r>
         <w:t>2.2.2. Связи между сущностями</w:t>
       </w:r>
     </w:p>
     <w:p>
       <w:pPr>
-        <w:spacing w:before="100" w:beforeAutospacing="1" w:after="100" w:afterAutospacing="1"/>
-        <w:outlineLvl w:val="3"/>
-        <w:rPr>
-          <w:b/>
-          <w:bCs/>
-        </w:rPr>
-      </w:pPr>
-      <w:r>
-        <w:rPr>
-          <w:b/>
-          <w:bCs/>
-        </w:rPr>
+        <w:pStyle w:val="HSEDefaultText"/>
+      </w:pPr>
+      <w:r>
+        <w:t>Между сущностями определены следующие виды связей:</w:t>
+      </w:r>
+    </w:p>
+    <w:p>
+      <w:pPr>
+        <w:pStyle w:val="HSElist"/>
+      </w:pPr>
+      <w:r>
+        <w:t>связь «многие-ко-многим» между пользователями и темами реализована через таблицу UserTopic; аналогично между событиями и темами — через таблицу EventTopic;</w:t>
+      </w:r>
+    </w:p>
+    <w:p>
+      <w:pPr>
+        <w:pStyle w:val="HSElist"/>
+      </w:pPr>
+      <w:r>
+        <w:t>связь «один-ко-многим» используется для истории взаимодействий: одному пользователю соответствует множество записей Interaction, ссылающихся на конкретные события;</w:t>
+      </w:r>
+    </w:p>
+    <w:p>
+      <w:pPr>
+        <w:pStyle w:val="HSElist"/>
+      </w:pPr>
+      <w:r>
+        <w:t>связь «один-к-одному» применяется для адаптивных компонент: каждому пользователю соответствует не более одной записи UserBanditState и UserSkillProfile;</w:t>
+      </w:r>
+    </w:p>
+    <w:p>
+      <w:pPr>
+        <w:pStyle w:val="HSElist"/>
+      </w:pPr>
+      <w:r>
+        <w:t>пользовательская память и сессии Copilot связаны с пользователем связью «один-ко-многим» и хранят неограниченное число записей.</w:t>
+      </w:r>
+    </w:p>
+    <w:p>
+      <w:pPr>
+        <w:pStyle w:val="HSEDefaultText"/>
+      </w:pPr>
+      <w:r>
+        <w:t>Такая структура связей обеспечивает корректную нормализацию данных и позволяет эффективно выполнять выборки, типичные для рекомендательной системы: получение всех событий по нескольким темам, всех взаимодействий пользователя за период, всех заметок памяти по идентификатору пользователя.</w:t>
+      </w:r>
+    </w:p>
+    <w:p>
+      <w:pPr>
+        <w:pStyle w:val="HSETitle3"/>
+      </w:pPr>
+      <w:r>
         <w:t>2.2.3. Структура хранения событий</w:t>
       </w:r>
     </w:p>
     <w:p>
       <w:pPr>
-        <w:spacing w:before="100" w:beforeAutospacing="1" w:after="100" w:afterAutospacing="1"/>
-        <w:outlineLvl w:val="3"/>
-        <w:rPr>
-          <w:b/>
-          <w:bCs/>
-        </w:rPr>
-      </w:pPr>
-      <w:r>
-        <w:rPr>
-          <w:b/>
-          <w:bCs/>
-        </w:rPr>
+        <w:pStyle w:val="HSEDefaultText"/>
+      </w:pPr>
+      <w:r>
+        <w:t>Информация о мероприятии хранится в таблице events и включает базовые характеристики (название, описание, формат, город, уровень сложности, дата проведения, тип мероприятия, целевая аудитория), ссылку на источник, а также набор полей, заполняемых на этапе AI-обогащения: краткое описание, технологический стек, уровень требований к опыту, оценки качества и актуальности по шкале от одного до десяти.</w:t>
+      </w:r>
+    </w:p>
+    <w:p>
+      <w:pPr>
+        <w:pStyle w:val="HSEDefaultText"/>
+      </w:pPr>
+      <w:r>
+        <w:t>Семантический вектор события сохраняется в виде JSON-строки в отдельном поле embedding. Подобное представление позволяет хранить векторы произвольной размерности без введения дополнительной таблицы и без зависимости от специализированных векторных СУБД, что упрощает развёртывание системы. Технологический стек и тематики, требующие более сложной структуры, также сериализуются в JSON.</w:t>
+      </w:r>
+    </w:p>
+    <w:p>
+      <w:pPr>
+        <w:pStyle w:val="HSEDefaultText"/>
+      </w:pPr>
+      <w:r>
+        <w:t>Данные, поступающие из внешних источников, изначально сохраняются в таблицу raw_events со статусом «raw» и попадают в основную таблицу events только после успешной нормализации. Это позволяет повторно обработать сырые описания при изменении логики нормализации без повторного обращения к источникам.</w:t>
+      </w:r>
+    </w:p>
+    <w:p>
+      <w:pPr>
+        <w:pStyle w:val="HSETitle3"/>
+      </w:pPr>
+      <w:r>
         <w:t>2.2.4. Структура хранения пользовательских данных</w:t>
       </w:r>
     </w:p>
-    <w:p/>
-    <w:p>
-      <w:pPr>
-        <w:spacing w:before="100" w:beforeAutospacing="1" w:after="100" w:afterAutospacing="1"/>
-        <w:outlineLvl w:val="2"/>
-        <w:rPr>
-          <w:b/>
-          <w:bCs/>
-          <w:sz w:val="27"/>
-          <w:szCs w:val="27"/>
-        </w:rPr>
-      </w:pPr>
-      <w:r>
-        <w:rPr>
-          <w:b/>
-          <w:bCs/>
-          <w:sz w:val="27"/>
-          <w:szCs w:val="27"/>
-        </w:rPr>
-        <w:t xml:space="preserve">2.3. Проектирование </w:t>
-      </w:r>
-      <w:proofErr w:type="spellStart"/>
-      <w:r>
-        <w:rPr>
-          <w:b/>
-          <w:bCs/>
-          <w:sz w:val="27"/>
-          <w:szCs w:val="27"/>
-        </w:rPr>
-        <w:t>пайплайна</w:t>
-      </w:r>
-      <w:proofErr w:type="spellEnd"/>
-      <w:r>
-        <w:rPr>
-          <w:b/>
-          <w:bCs/>
-          <w:sz w:val="27"/>
-          <w:szCs w:val="27"/>
-        </w:rPr>
-        <w:t xml:space="preserve"> обработки событий</w:t>
-      </w:r>
-    </w:p>
-    <w:p>
-      <w:pPr>
-        <w:spacing w:before="100" w:beforeAutospacing="1" w:after="100" w:afterAutospacing="1"/>
-        <w:outlineLvl w:val="3"/>
-        <w:rPr>
-          <w:b/>
-          <w:bCs/>
-        </w:rPr>
-      </w:pPr>
-      <w:r>
-        <w:rPr>
-          <w:b/>
-          <w:bCs/>
-        </w:rPr>
+    <w:p>
+      <w:pPr>
+        <w:pStyle w:val="HSEDefaultText"/>
+      </w:pPr>
+      <w:r>
+        <w:t>Информация о пользователе разделена на несколько слоёв в зависимости от характера и периодичности обновления данных:</w:t>
+      </w:r>
+    </w:p>
+    <w:p>
+      <w:pPr>
+        <w:pStyle w:val="HSElist"/>
+      </w:pPr>
+      <w:r>
+        <w:t>профильный слой хранится в таблице users и содержит явные предпочтения, заполняемые при первичной настройке;</w:t>
+      </w:r>
+    </w:p>
+    <w:p>
+      <w:pPr>
+        <w:pStyle w:val="HSElist"/>
+      </w:pPr>
+      <w:r>
+        <w:t>поведенческий слой формируется на основе записей таблицы interactions и накапливается по мере взаимодействия с системой;</w:t>
+      </w:r>
+    </w:p>
+    <w:p>
+      <w:pPr>
+        <w:pStyle w:val="HSElist"/>
+      </w:pPr>
+      <w:r>
+        <w:t>статистический слой представлен таблицей user_topic_stats и содержит параметры Beta-распределения, обновляемые на каждое пользовательское действие;</w:t>
+      </w:r>
+    </w:p>
+    <w:p>
+      <w:pPr>
+        <w:pStyle w:val="HSElist"/>
+      </w:pPr>
+      <w:r>
+        <w:t>контекстный слой включает состояние LinUCB-бандита и используется при формировании персонализированной выдачи;</w:t>
+      </w:r>
+    </w:p>
+    <w:p>
+      <w:pPr>
+        <w:pStyle w:val="HSElist"/>
+      </w:pPr>
+      <w:r>
+        <w:t>семантический слой представлен таблицей user_memories и хранит заметки в свободной форме с категорией и оценкой значимости;</w:t>
+      </w:r>
+    </w:p>
+    <w:p>
+      <w:pPr>
+        <w:pStyle w:val="HSElist"/>
+      </w:pPr>
+      <w:r>
+        <w:t>диалоговый слой реализуется таблицей copilot_sessions и сохраняет историю общения для поддержания контекста между запросами.</w:t>
+      </w:r>
+    </w:p>
+    <w:p>
+      <w:pPr>
+        <w:pStyle w:val="HSEDefaultText"/>
+      </w:pPr>
+      <w:r>
+        <w:t>Подобное разделение позволяет независимо обновлять отдельные слои пользовательской модели и в дальнейшем добавлять новые типы данных без изменения существующих таблиц.</w:t>
+      </w:r>
+    </w:p>
+    <w:p>
+      <w:pPr>
+        <w:pStyle w:val="HSETitle2"/>
+      </w:pPr>
+      <w:r>
+        <w:t>2.3. Проектирование пайплайна обработки событий</w:t>
+      </w:r>
+    </w:p>
+    <w:p>
+      <w:pPr>
+        <w:pStyle w:val="HSEDefaultText"/>
+      </w:pPr>
+      <w:r>
+        <w:t>Информация о мероприятиях, поступающая в систему, последовательно проходит несколько этапов обработки. На каждом этапе данные приводятся к более структурированному виду: от исходного неструктурированного текста до полностью описанного события в базе данных, готового к участию в ранжировании.</w:t>
+      </w:r>
+    </w:p>
+    <w:p>
+      <w:pPr>
+        <w:pStyle w:val="HSEDefaultText"/>
+      </w:pPr>
+      <w:r>
+        <w:t>Пайплайн спроектирован таким образом, чтобы поддерживать произвольное число источников и гарантировать, что недостатки одного источника не приводят к сбоям всей цепочки. Каждый этап реализован в виде отдельного модуля и допускает независимое тестирование.</w:t>
+      </w:r>
+    </w:p>
+    <w:p>
+      <w:pPr>
+        <w:pStyle w:val="HSETitle3"/>
+      </w:pPr>
+      <w:r>
         <w:t>2.3.1. Сбор данных из внешних источников</w:t>
       </w:r>
     </w:p>
     <w:p>
       <w:pPr>
-        <w:spacing w:before="100" w:beforeAutospacing="1" w:after="100" w:afterAutospacing="1"/>
-        <w:outlineLvl w:val="3"/>
-        <w:rPr>
-          <w:b/>
-          <w:bCs/>
-        </w:rPr>
-      </w:pPr>
-      <w:r>
-        <w:rPr>
-          <w:b/>
-          <w:bCs/>
-        </w:rPr>
+        <w:pStyle w:val="HSEDefaultText"/>
+      </w:pPr>
+      <w:r>
+        <w:t>Сбор данных выполняется в виде отдельных адаптеров источников, каждый из которых реализует единый интерфейс и возвращает список «сырых» записей о мероприятиях. В системе реализованы следующие адаптеры:</w:t>
+      </w:r>
+    </w:p>
+    <w:p>
+      <w:pPr>
+        <w:pStyle w:val="HSElist"/>
+      </w:pPr>
+      <w:r>
+        <w:t>адаптер новостных лент в формате RSS — используется для сайтов технологических медиа и блогов компаний;</w:t>
+      </w:r>
+    </w:p>
+    <w:p>
+      <w:pPr>
+        <w:pStyle w:val="HSElist"/>
+      </w:pPr>
+      <w:r>
+        <w:t>адаптер Telegram-каналов — извлекает анонсы из публичного веб-зеркала канала и не требует регистрации в API Telegram;</w:t>
+      </w:r>
+    </w:p>
+    <w:p>
+      <w:pPr>
+        <w:pStyle w:val="HSElist"/>
+      </w:pPr>
+      <w:r>
+        <w:t>адаптер платформы KudaGo — обращается к открытому JSON-API сервиса и получает события по заданному городу;</w:t>
+      </w:r>
+    </w:p>
+    <w:p>
+      <w:pPr>
+        <w:pStyle w:val="HSElist"/>
+      </w:pPr>
+      <w:r>
+        <w:t>адаптер платформы Lu.ma — обрабатывает календарные ленты в формате iCalendar;</w:t>
+      </w:r>
+    </w:p>
+    <w:p>
+      <w:pPr>
+        <w:pStyle w:val="HSElist"/>
+      </w:pPr>
+      <w:r>
+        <w:t>заготовка адаптера платформы Meetup — рассчитана на интеграцию по официальному API.</w:t>
+      </w:r>
+    </w:p>
+    <w:p>
+      <w:pPr>
+        <w:pStyle w:val="HSEDefaultText"/>
+      </w:pPr>
+      <w:r>
+        <w:t>Запуск адаптеров производится планировщиком задач по расписанию. Полученные записи сохраняются в staging-таблицу raw_events со статусом «raw» и далее обрабатываются нормализатором независимо от источника происхождения.</w:t>
+      </w:r>
+    </w:p>
+    <w:p>
+      <w:pPr>
+        <w:pStyle w:val="HSETitle3"/>
+      </w:pPr>
+      <w:r>
         <w:t>2.3.2. Нормализация данных</w:t>
       </w:r>
     </w:p>
     <w:p>
       <w:pPr>
-        <w:spacing w:before="100" w:beforeAutospacing="1" w:after="100" w:afterAutospacing="1"/>
-        <w:outlineLvl w:val="3"/>
-        <w:rPr>
-          <w:b/>
-          <w:bCs/>
-        </w:rPr>
-      </w:pPr>
-      <w:r>
-        <w:rPr>
-          <w:b/>
-          <w:bCs/>
-        </w:rPr>
+        <w:pStyle w:val="HSEDefaultText"/>
+      </w:pPr>
+      <w:r>
+        <w:t>Этап нормализации преобразует свободное текстовое описание мероприятия в структурированную запись таблицы events. Эта задача решается с помощью отдельного AI-агента, который вызывает большую языковую модель и интерпретирует её ответ как Pydantic-схему с набором обязательных полей.</w:t>
+      </w:r>
+    </w:p>
+    <w:p>
+      <w:pPr>
+        <w:pStyle w:val="HSEDefaultText"/>
+      </w:pPr>
+      <w:r>
+        <w:t>В процессе нормализации извлекаются:</w:t>
+      </w:r>
+    </w:p>
+    <w:p>
+      <w:pPr>
+        <w:pStyle w:val="HSElist"/>
+      </w:pPr>
+      <w:r>
+        <w:t>название и сокращённое описание мероприятия;</w:t>
+      </w:r>
+    </w:p>
+    <w:p>
+      <w:pPr>
+        <w:pStyle w:val="HSElist"/>
+      </w:pPr>
+      <w:r>
+        <w:t>формат проведения (онлайн, офлайн, гибридный);</w:t>
+      </w:r>
+    </w:p>
+    <w:p>
+      <w:pPr>
+        <w:pStyle w:val="HSElist"/>
+      </w:pPr>
+      <w:r>
+        <w:t>город и дата проведения;</w:t>
+      </w:r>
+    </w:p>
+    <w:p>
+      <w:pPr>
+        <w:pStyle w:val="HSElist"/>
+      </w:pPr>
+      <w:r>
+        <w:t>уровень сложности и целевая аудитория;</w:t>
+      </w:r>
+    </w:p>
+    <w:p>
+      <w:pPr>
+        <w:pStyle w:val="HSElist"/>
+      </w:pPr>
+      <w:r>
+        <w:t>список тематик из заранее заданного словаря;</w:t>
+      </w:r>
+    </w:p>
+    <w:p>
+      <w:pPr>
+        <w:pStyle w:val="HSElist"/>
+      </w:pPr>
+      <w:r>
+        <w:t>технологический стек и требования к опыту участников.</w:t>
+      </w:r>
+    </w:p>
+    <w:p>
+      <w:pPr>
+        <w:pStyle w:val="HSEDefaultText"/>
+      </w:pPr>
+      <w:r>
+        <w:t>Дополнительно агент классифицирует событие на принадлежность к IT-сфере. Записи, признанные нерелевантными, не попадают в основную таблицу и помечаются статусом «non_it». Подобная фильтрация уменьшает шум в выдаче и сокращает объём данных, участвующих в ранжировании.</w:t>
+      </w:r>
+    </w:p>
+    <w:p>
+      <w:pPr>
+        <w:pStyle w:val="HSETitle3"/>
+      </w:pPr>
+      <w:r>
         <w:t>2.3.3. Обнаружение дубликатов</w:t>
       </w:r>
     </w:p>
     <w:p>
       <w:pPr>
-        <w:spacing w:before="100" w:beforeAutospacing="1" w:after="100" w:afterAutospacing="1"/>
-        <w:outlineLvl w:val="3"/>
-        <w:rPr>
-          <w:b/>
-          <w:bCs/>
-        </w:rPr>
-      </w:pPr>
-      <w:r>
-        <w:rPr>
-          <w:b/>
-          <w:bCs/>
-        </w:rPr>
+        <w:pStyle w:val="HSEDefaultText"/>
+      </w:pPr>
+      <w:r>
+        <w:t>Одно и то же мероприятие нередко публикуется одновременно в нескольких источниках с незначительными различиями в формулировках. Для устранения дублирования используется семантический сравнитель, сопоставляющий векторное представление нового события с векторами событий, уже сохранённых за заданный период.</w:t>
+      </w:r>
+    </w:p>
+    <w:p>
+      <w:pPr>
+        <w:pStyle w:val="HSEDefaultText"/>
+      </w:pPr>
+      <w:r>
+        <w:t>Алгоритм опирается на косинусное сходство векторов и срабатывает при превышении заранее заданного порога. Подобный подход выявляет дубликаты даже при сильных различиях в формулировках, поскольку сравнивается смысловое содержание описаний, а не отдельные слова.</w:t>
+      </w:r>
+    </w:p>
+    <w:p>
+      <w:pPr>
+        <w:pStyle w:val="HSEDefaultText"/>
+      </w:pPr>
+      <w:r>
+        <w:t>Окно поиска ограничено по времени, что позволяет повторно публиковать одноимённые периодические события (например, ежегодные конференции) без ложных срабатываний.</w:t>
+      </w:r>
+    </w:p>
+    <w:p>
+      <w:pPr>
+        <w:pStyle w:val="HSETitle3"/>
+      </w:pPr>
+      <w:r>
         <w:t>2.3.4. Обогащение данных с помощью AI</w:t>
       </w:r>
     </w:p>
-    <w:p/>
-    <w:p>
-      <w:pPr>
-        <w:spacing w:before="100" w:beforeAutospacing="1" w:after="100" w:afterAutospacing="1"/>
-        <w:outlineLvl w:val="2"/>
-        <w:rPr>
-          <w:b/>
-          <w:bCs/>
-          <w:sz w:val="27"/>
-          <w:szCs w:val="27"/>
-        </w:rPr>
-      </w:pPr>
-      <w:r>
-        <w:rPr>
-          <w:b/>
-          <w:bCs/>
-          <w:sz w:val="27"/>
-          <w:szCs w:val="27"/>
-        </w:rPr>
+    <w:p>
+      <w:pPr>
+        <w:pStyle w:val="HSEDefaultText"/>
+      </w:pPr>
+      <w:r>
+        <w:t>После прохождения нормализации событие проходит дополнительный этап обогащения, цель которого — повысить полезность хранимой информации для алгоритмов ранжирования и для пользователя. В состав обогащения входят:</w:t>
+      </w:r>
+    </w:p>
+    <w:p>
+      <w:pPr>
+        <w:pStyle w:val="HSElist"/>
+      </w:pPr>
+      <w:r>
+        <w:t>генерация краткого описания событий, плохо поддающихся беглому прочтению из-за длины или сложной структуры исходного текста;</w:t>
+      </w:r>
+    </w:p>
+    <w:p>
+      <w:pPr>
+        <w:pStyle w:val="HSElist"/>
+      </w:pPr>
+      <w:r>
+        <w:t>оценка качества мероприятия по шкале от одного до десяти на основе полноты описания и репутации источника;</w:t>
+      </w:r>
+    </w:p>
+    <w:p>
+      <w:pPr>
+        <w:pStyle w:val="HSElist"/>
+      </w:pPr>
+      <w:r>
+        <w:t>оценка актуальности темы для текущего момента (hype-индекс);</w:t>
+      </w:r>
+    </w:p>
+    <w:p>
+      <w:pPr>
+        <w:pStyle w:val="HSElist"/>
+      </w:pPr>
+      <w:r>
+        <w:t>выделение технологического стека и требований к опыту участников;</w:t>
+      </w:r>
+    </w:p>
+    <w:p>
+      <w:pPr>
+        <w:pStyle w:val="HSElist"/>
+      </w:pPr>
+      <w:r>
+        <w:t>построение семантического вектора описания, используемого большинством алгоритмов рекомендательной подсистемы.</w:t>
+      </w:r>
+    </w:p>
+    <w:p>
+      <w:pPr>
+        <w:pStyle w:val="HSEDefaultText"/>
+      </w:pPr>
+      <w:r>
+        <w:t>Выполнение обогащения сопровождается записью результатов в соответствующие поля таблицы events. В случае ошибок отдельные этапы пропускаются, и событие остаётся доступным для рекомендаций с менее полной информацией.</w:t>
+      </w:r>
+    </w:p>
+    <w:p>
+      <w:pPr>
+        <w:pStyle w:val="HSETitle2"/>
+      </w:pPr>
+      <w:r>
         <w:t>2.4. Проектирование рекомендательной системы</w:t>
       </w:r>
     </w:p>
     <w:p>
       <w:pPr>
-        <w:spacing w:before="100" w:beforeAutospacing="1" w:after="100" w:afterAutospacing="1"/>
-        <w:outlineLvl w:val="3"/>
-        <w:rPr>
-          <w:b/>
-          <w:bCs/>
-        </w:rPr>
-      </w:pPr>
-      <w:r>
-        <w:rPr>
-          <w:b/>
-          <w:bCs/>
-        </w:rPr>
+        <w:pStyle w:val="HSEDefaultText"/>
+      </w:pPr>
+      <w:r>
+        <w:t>Рекомендательная подсистема представляет собой набор взаимодополняющих алгоритмов, объединённых в гибридный конвейер. Применение нескольких методов одновременно позволяет преодолеть ограничения каждого отдельного подхода и обеспечить устойчивое качество рекомендаций как при наличии большой истории взаимодействий, так и в условиях холодного старта.</w:t>
+      </w:r>
+    </w:p>
+    <w:p>
+      <w:pPr>
+        <w:pStyle w:val="HSETitle3"/>
+      </w:pPr>
+      <w:r>
         <w:t>2.4.1. Формирование модели пользователя</w:t>
       </w:r>
     </w:p>
     <w:p>
       <w:pPr>
-        <w:spacing w:before="100" w:beforeAutospacing="1" w:after="100" w:afterAutospacing="1"/>
-        <w:outlineLvl w:val="3"/>
-        <w:rPr>
-          <w:b/>
-          <w:bCs/>
-        </w:rPr>
-      </w:pPr>
-      <w:r>
-        <w:rPr>
-          <w:b/>
-          <w:bCs/>
-        </w:rPr>
-        <w:t xml:space="preserve">2.4.2. </w:t>
-      </w:r>
-      <w:proofErr w:type="spellStart"/>
-      <w:r>
-        <w:rPr>
-          <w:b/>
-          <w:bCs/>
-        </w:rPr>
-        <w:t>Rule-based</w:t>
-      </w:r>
-      <w:proofErr w:type="spellEnd"/>
-      <w:r>
-        <w:rPr>
-          <w:b/>
-          <w:bCs/>
-        </w:rPr>
-        <w:t xml:space="preserve"> рекомендации</w:t>
-      </w:r>
-    </w:p>
-    <w:p>
-      <w:pPr>
-        <w:spacing w:before="100" w:beforeAutospacing="1" w:after="100" w:afterAutospacing="1"/>
-        <w:outlineLvl w:val="3"/>
-        <w:rPr>
-          <w:b/>
-          <w:bCs/>
-        </w:rPr>
-      </w:pPr>
-      <w:r>
-        <w:rPr>
-          <w:b/>
-          <w:bCs/>
-        </w:rPr>
-        <w:t xml:space="preserve">2.4.3. Семантический поиск и </w:t>
-      </w:r>
-      <w:proofErr w:type="spellStart"/>
-      <w:r>
-        <w:rPr>
-          <w:b/>
-          <w:bCs/>
-        </w:rPr>
-        <w:t>embeddings</w:t>
-      </w:r>
-      <w:proofErr w:type="spellEnd"/>
-    </w:p>
-    <w:p>
-      <w:pPr>
-        <w:spacing w:before="100" w:beforeAutospacing="1" w:after="100" w:afterAutospacing="1"/>
-        <w:outlineLvl w:val="3"/>
-        <w:rPr>
-          <w:b/>
-          <w:bCs/>
-        </w:rPr>
-      </w:pPr>
-      <w:r>
-        <w:rPr>
-          <w:b/>
-          <w:bCs/>
-        </w:rPr>
+        <w:pStyle w:val="HSEDefaultText"/>
+      </w:pPr>
+      <w:r>
+        <w:t>Модель пользователя в системе многослойна и складывается из явных предпочтений, поведенческой статистики, семантического представления и долговременной памяти.</w:t>
+      </w:r>
+    </w:p>
+    <w:p>
+      <w:pPr>
+        <w:pStyle w:val="HSEDefaultText"/>
+      </w:pPr>
+      <w:r>
+        <w:t>На уровне явных предпочтений хранятся выбранный пользователем формат участия, город, перечень тематик и веса этих тематик, обновляемые по мере накопления обратной связи. Поведенческий слой формируется на основе истории взаимодействий: лайков, дизлайков и сохранений мероприятий. Каждое действие приводит к корректировке весов тематик и обновлению параметров Beta-распределения для соответствующих категорий.</w:t>
+      </w:r>
+    </w:p>
+    <w:p>
+      <w:pPr>
+        <w:pStyle w:val="HSEDefaultText"/>
+      </w:pPr>
+      <w:r>
+        <w:t>Семантическое представление пользователя получается агрегацией векторов биографии, текущих интересов и описаний событий, на которые пользователь положительно реагировал в прошлом. Дополнительно формируется сессионный вектор по последним нескольким взаимодействиям, который смешивается с долгосрочным представлением. Это позволяет отражать как стабильные интересы пользователя, так и краткосрочные изменения его внимания.</w:t>
+      </w:r>
+    </w:p>
+    <w:p>
+      <w:pPr>
+        <w:pStyle w:val="HSEDefaultText"/>
+      </w:pPr>
+      <w:r>
+        <w:t>Долговременная память реализована в виде набора заметок о пользователе, формируемых языковой моделью на основе пользовательских реакций и диалогов с Copilot. Каждая заметка имеет категорию, численную оценку значимости и собственный семантический вектор, что позволяет осуществлять её адресный вызов при ответе на конкретный запрос.</w:t>
+      </w:r>
+    </w:p>
+    <w:p>
+      <w:pPr>
+        <w:pStyle w:val="HSETitle3"/>
+      </w:pPr>
+      <w:r>
+        <w:t>2.4.2. Rule-based рекомендации</w:t>
+      </w:r>
+    </w:p>
+    <w:p>
+      <w:pPr>
+        <w:pStyle w:val="HSEDefaultText"/>
+      </w:pPr>
+      <w:r>
+        <w:t>Базовый уровень ранжирования образуют детерминированные правила, опирающиеся на явные предпочтения пользователя. Этот подход гарантирует разумную выдачу в условиях полного отсутствия истории взаимодействий и обеспечивает интерпретируемость результата.</w:t>
+      </w:r>
+    </w:p>
+    <w:p>
+      <w:pPr>
+        <w:pStyle w:val="HSEDefaultText"/>
+      </w:pPr>
+      <w:r>
+        <w:t>Для каждой пары «пользователь – событие» рассчитывается аддитивная оценка, учитывающая следующие сигналы:</w:t>
+      </w:r>
+    </w:p>
+    <w:p>
+      <w:pPr>
+        <w:pStyle w:val="HSElist"/>
+      </w:pPr>
+      <w:r>
+        <w:t>совпадение тематик события с явно выбранными тематиками пользователя;</w:t>
+      </w:r>
+    </w:p>
+    <w:p>
+      <w:pPr>
+        <w:pStyle w:val="HSElist"/>
+      </w:pPr>
+      <w:r>
+        <w:t>соответствие формата проведения мероприятия предпочитаемому формату;</w:t>
+      </w:r>
+    </w:p>
+    <w:p>
+      <w:pPr>
+        <w:pStyle w:val="HSElist"/>
+      </w:pPr>
+      <w:r>
+        <w:t>совпадение города или признание любого города допустимым;</w:t>
+      </w:r>
+    </w:p>
+    <w:p>
+      <w:pPr>
+        <w:pStyle w:val="HSElist"/>
+      </w:pPr>
+      <w:r>
+        <w:t>соответствие уровня сложности подготовке пользователя;</w:t>
+      </w:r>
+    </w:p>
+    <w:p>
+      <w:pPr>
+        <w:pStyle w:val="HSElist"/>
+      </w:pPr>
+      <w:r>
+        <w:t>положительные или отрицательные веса тематик, накопленные по истории взаимодействий.</w:t>
+      </w:r>
+    </w:p>
+    <w:p>
+      <w:pPr>
+        <w:pStyle w:val="HSEDefaultText"/>
+      </w:pPr>
+      <w:r>
+        <w:t>Каждый сигнал имеет собственный вес, заданный в конфигурации системы, что позволяет настраивать поведение рекомендателя без изменения исходного кода.</w:t>
+      </w:r>
+    </w:p>
+    <w:p>
+      <w:pPr>
+        <w:pStyle w:val="HSETitle3"/>
+      </w:pPr>
+      <w:r>
+        <w:t>2.4.3. Семантический поиск и embeddings</w:t>
+      </w:r>
+    </w:p>
+    <w:p>
+      <w:pPr>
+        <w:pStyle w:val="HSEDefaultText"/>
+      </w:pPr>
+      <w:r>
+        <w:t>Для учёта смысловой близости описаний мероприятий и интересов пользователя используется компонента семантического поиска. В её основе лежит модель sentence-transformers семейства MiniLM, поддерживающая многоязычные тексты и формирующая векторы размерности 384.</w:t>
+      </w:r>
+    </w:p>
+    <w:p>
+      <w:pPr>
+        <w:pStyle w:val="HSEDefaultText"/>
+      </w:pPr>
+      <w:r>
+        <w:t>Векторы событий вычисляются на этапе обогащения и сохраняются в соответствующем поле таблицы events. Векторы пользователей пересчитываются по мере накопления взаимодействий и кэшируются в таблице users. Подобное кэширование исключает повторное вычисление представлений при каждом запросе и существенно сокращает время отклика системы.</w:t>
+      </w:r>
+    </w:p>
+    <w:p>
+      <w:pPr>
+        <w:pStyle w:val="HSEDefaultText"/>
+      </w:pPr>
+      <w:r>
+        <w:t>Семантическая компонента используется также для реализации механизма Retrieval-Augmented Generation в составе Copilot: при ответе на вопрос пользователя система предварительно извлекает наиболее релевантные события и передаёт их в качестве контекста языковой модели.</w:t>
+      </w:r>
+    </w:p>
+    <w:p>
+      <w:pPr>
+        <w:pStyle w:val="HSETitle3"/>
+      </w:pPr>
+      <w:r>
         <w:t>2.4.4. Гибридный алгоритм рекомендаций</w:t>
       </w:r>
     </w:p>
     <w:p>
       <w:pPr>
-        <w:spacing w:before="100" w:beforeAutospacing="1" w:after="100" w:afterAutospacing="1"/>
-        <w:outlineLvl w:val="3"/>
-        <w:rPr>
-          <w:b/>
-          <w:bCs/>
-        </w:rPr>
-      </w:pPr>
-      <w:r>
-        <w:rPr>
-          <w:b/>
-          <w:bCs/>
-        </w:rPr>
-        <w:lastRenderedPageBreak/>
+        <w:pStyle w:val="HSEDefaultText"/>
+      </w:pPr>
+      <w:r>
+        <w:t>Итоговая оценка релевантности события формируется как взвешенная сумма независимых компонентов, каждая из которых отражает отдельный сигнал интереса пользователя:</w:t>
+      </w:r>
+    </w:p>
+    <w:p>
+      <w:pPr>
+        <w:pStyle w:val="HSElist"/>
+      </w:pPr>
+      <w:r>
+        <w:t>правило (rule) — совпадение явных предпочтений профиля;</w:t>
+      </w:r>
+    </w:p>
+    <w:p>
+      <w:pPr>
+        <w:pStyle w:val="HSElist"/>
+      </w:pPr>
+      <w:r>
+        <w:t>семантика (cosine) — косинусная близость векторов пользователя и события;</w:t>
+      </w:r>
+    </w:p>
+    <w:p>
+      <w:pPr>
+        <w:pStyle w:val="HSElist"/>
+      </w:pPr>
+      <w:r>
+        <w:t>Байесовский сигнал (bayesian) — Thompson sampling по параметрам Beta-распределения с экспоненциальным затуханием по времени;</w:t>
+      </w:r>
+    </w:p>
+    <w:p>
+      <w:pPr>
+        <w:pStyle w:val="HSElist"/>
+      </w:pPr>
+      <w:r>
+        <w:t>качество (quality) и актуальность (hype) — оценки, проставленные AI-обогащением;</w:t>
+      </w:r>
+    </w:p>
+    <w:p>
+      <w:pPr>
+        <w:pStyle w:val="HSElist"/>
+      </w:pPr>
+      <w:r>
+        <w:t>свежесть (freshness) — экспоненциальное затухание в зависимости от разницы между датой события и текущим моментом;</w:t>
+      </w:r>
+    </w:p>
+    <w:p>
+      <w:pPr>
+        <w:pStyle w:val="HSElist"/>
+      </w:pPr>
+      <w:r>
+        <w:t>карьерный разрыв (skill_gap) — оценка соответствия события карьерным целям и направлениям роста пользователя;</w:t>
+      </w:r>
+    </w:p>
+    <w:p>
+      <w:pPr>
+        <w:pStyle w:val="HSElist"/>
+      </w:pPr>
+      <w:r>
+        <w:t>бандит (bandit) — оценка алгоритма LinUCB, отвечающая за балансировку exploration и exploitation;</w:t>
+      </w:r>
+    </w:p>
+    <w:p>
+      <w:pPr>
+        <w:pStyle w:val="HSElist"/>
+      </w:pPr>
+      <w:r>
+        <w:t>коллаборативная компонента (gnn) — близость представлений, построенных по графу взаимодействий «пользователь – событие».</w:t>
+      </w:r>
+    </w:p>
+    <w:p>
+      <w:pPr>
+        <w:pStyle w:val="HSEDefaultText"/>
+      </w:pPr>
+      <w:r>
+        <w:t>Вклад каждой компоненты регулируется собственным весом, заданным в конфигурации, что позволяет включать и отключать отдельные сигналы без модификации алгоритма ранжирования. Полученный отсортированный список проходит дополнительное переранжирование по алгоритму Maximal Marginal Relevance: на каждом шаге отбирается кандидат, максимизирующий компромисс между релевантностью и непохожестью на уже отобранные события. Эта операция диверсифицирует тематический состав выдачи и снижает однообразие топ-списка.</w:t>
+      </w:r>
+    </w:p>
+    <w:p>
+      <w:pPr>
+        <w:pStyle w:val="HSETitle3"/>
+      </w:pPr>
+      <w:r>
         <w:t>2.4.5. Использование обратной связи</w:t>
       </w:r>
     </w:p>
-    <w:p/>
-    <w:p>
-      <w:pPr>
-        <w:spacing w:before="100" w:beforeAutospacing="1" w:after="100" w:afterAutospacing="1"/>
-        <w:outlineLvl w:val="2"/>
-        <w:rPr>
-          <w:b/>
-          <w:bCs/>
-          <w:sz w:val="27"/>
-          <w:szCs w:val="27"/>
-        </w:rPr>
-      </w:pPr>
-      <w:r>
-        <w:rPr>
-          <w:b/>
-          <w:bCs/>
-          <w:sz w:val="27"/>
-          <w:szCs w:val="27"/>
-        </w:rPr>
+    <w:p>
+      <w:pPr>
+        <w:pStyle w:val="HSEDefaultText"/>
+      </w:pPr>
+      <w:r>
+        <w:t>Каждое действие пользователя над событием — лайк, дизлайк или сохранение — приводит к одновременному обновлению нескольких компонентов пользовательской модели:</w:t>
+      </w:r>
+    </w:p>
+    <w:p>
+      <w:pPr>
+        <w:pStyle w:val="HSElist"/>
+      </w:pPr>
+      <w:r>
+        <w:t>корректируются явные веса тематик в профиле;</w:t>
+      </w:r>
+    </w:p>
+    <w:p>
+      <w:pPr>
+        <w:pStyle w:val="HSElist"/>
+      </w:pPr>
+      <w:r>
+        <w:t>обновляются параметры Beta-распределения по затронутым темам (онлайн-обновление Байесовской модели);</w:t>
+      </w:r>
+    </w:p>
+    <w:p>
+      <w:pPr>
+        <w:pStyle w:val="HSElist"/>
+      </w:pPr>
+      <w:r>
+        <w:t>пересчитываются матрица A и вектор b алгоритма LinUCB с учётом контекстного вектора события;</w:t>
+      </w:r>
+    </w:p>
+    <w:p>
+      <w:pPr>
+        <w:pStyle w:val="HSElist"/>
+      </w:pPr>
+      <w:r>
+        <w:t>при положительной реакции языковая модель формирует заметку долговременной памяти о соответствующем интересе пользователя.</w:t>
+      </w:r>
+    </w:p>
+    <w:p>
+      <w:pPr>
+        <w:pStyle w:val="HSEDefaultText"/>
+      </w:pPr>
+      <w:r>
+        <w:t>Подобный набор независимых обновлений обеспечивает постепенную адаптацию системы к изменению интересов пользователя без необходимости полного переобучения каких-либо моделей. При снятии ранее выставленной оценки система выполняет обратное обновление, что поддерживает корректность накопленной статистики.</w:t>
+      </w:r>
+    </w:p>
+    <w:p>
+      <w:pPr>
+        <w:pStyle w:val="HSEDefaultText"/>
+      </w:pPr>
+      <w:r>
+        <w:t>Дополнительно обратная связь используется для накопления данных, необходимых для последующей офлайн-оценки качества рекомендаций. На основе журнала взаимодействий рассчитываются метрики точности, разнообразия и стабильности выдачи.</w:t>
+      </w:r>
+    </w:p>
+    <w:p>
+      <w:pPr>
+        <w:pStyle w:val="HSETitle2"/>
+      </w:pPr>
+      <w:r>
         <w:t>2.5. Выбор технологий и средств реализации</w:t>
       </w:r>
     </w:p>
     <w:p>
       <w:pPr>
-        <w:spacing w:before="100" w:beforeAutospacing="1" w:after="100" w:afterAutospacing="1"/>
-        <w:outlineLvl w:val="3"/>
-        <w:rPr>
-          <w:b/>
-          <w:bCs/>
-        </w:rPr>
-      </w:pPr>
-      <w:r>
-        <w:rPr>
-          <w:b/>
-          <w:bCs/>
-        </w:rPr>
-        <w:t xml:space="preserve">2.5.1. Язык программирования и </w:t>
-      </w:r>
-      <w:proofErr w:type="spellStart"/>
-      <w:r>
-        <w:rPr>
-          <w:b/>
-          <w:bCs/>
-        </w:rPr>
-        <w:t>backend</w:t>
-      </w:r>
-      <w:proofErr w:type="spellEnd"/>
-    </w:p>
-    <w:p>
-      <w:pPr>
-        <w:spacing w:before="100" w:beforeAutospacing="1" w:after="100" w:afterAutospacing="1"/>
-        <w:outlineLvl w:val="3"/>
-        <w:rPr>
-          <w:b/>
-          <w:bCs/>
-        </w:rPr>
-      </w:pPr>
-      <w:r>
-        <w:rPr>
-          <w:b/>
-          <w:bCs/>
-        </w:rPr>
-        <w:t xml:space="preserve">2.5.2. </w:t>
-      </w:r>
-      <w:proofErr w:type="spellStart"/>
-      <w:r>
-        <w:rPr>
-          <w:b/>
-          <w:bCs/>
-        </w:rPr>
-        <w:t>Telegram</w:t>
-      </w:r>
-      <w:proofErr w:type="spellEnd"/>
-      <w:r>
-        <w:rPr>
-          <w:b/>
-          <w:bCs/>
-        </w:rPr>
-        <w:t xml:space="preserve"> </w:t>
-      </w:r>
-      <w:proofErr w:type="spellStart"/>
-      <w:r>
-        <w:rPr>
-          <w:b/>
-          <w:bCs/>
-        </w:rPr>
-        <w:t>Bot</w:t>
-      </w:r>
-      <w:proofErr w:type="spellEnd"/>
-      <w:r>
-        <w:rPr>
-          <w:b/>
-          <w:bCs/>
-        </w:rPr>
-        <w:t xml:space="preserve"> </w:t>
-      </w:r>
-      <w:proofErr w:type="spellStart"/>
-      <w:r>
-        <w:rPr>
-          <w:b/>
-          <w:bCs/>
-        </w:rPr>
-        <w:t>Framework</w:t>
-      </w:r>
-      <w:proofErr w:type="spellEnd"/>
-    </w:p>
-    <w:p>
-      <w:pPr>
-        <w:spacing w:before="100" w:beforeAutospacing="1" w:after="100" w:afterAutospacing="1"/>
-        <w:outlineLvl w:val="3"/>
-        <w:rPr>
-          <w:b/>
-          <w:bCs/>
-        </w:rPr>
-      </w:pPr>
-      <w:r>
-        <w:rPr>
-          <w:b/>
-          <w:bCs/>
-        </w:rPr>
+        <w:pStyle w:val="HSEDefaultText"/>
+      </w:pPr>
+      <w:r>
+        <w:t>Выбор инструментов разработки осуществлялся исходя из требований к производительности, надёжности и масштабируемости системы, а также с учётом необходимости интеграции современных AI-компонент. Ниже приводится обоснование выбранного технологического стека.</w:t>
+      </w:r>
+    </w:p>
+    <w:p>
+      <w:pPr>
+        <w:pStyle w:val="HSETitle3"/>
+      </w:pPr>
+      <w:r>
+        <w:t>2.5.1. Язык программирования и backend</w:t>
+      </w:r>
+    </w:p>
+    <w:p>
+      <w:pPr>
+        <w:pStyle w:val="HSEDefaultText"/>
+      </w:pPr>
+      <w:r>
+        <w:t>В качестве основного языка разработки выбран Python версии 3.12. Выбор обусловлен зрелой экосистемой машинного обучения и обработки естественного языка, наличием большого числа библиотек для работы с веб-сервисами, базами данных и LLM, а также высокой распространённостью языка в сфере исследований и прикладной разработки.</w:t>
+      </w:r>
+    </w:p>
+    <w:p>
+      <w:pPr>
+        <w:pStyle w:val="HSEDefaultText"/>
+      </w:pPr>
+      <w:r>
+        <w:t>Серверная часть системы построена на фреймворке FastAPI. Фреймворк обеспечивает асинхронную обработку запросов, автоматическую генерацию OpenAPI-документации, проверку входных данных средствами Pydantic и удобную систему внедрения зависимостей. Эти возможности позволяют поддерживать единый стиль описания эндпоинтов и упрощают интеграцию backend-приложения с пользовательскими интерфейсами и внешними сервисами.</w:t>
+      </w:r>
+    </w:p>
+    <w:p>
+      <w:pPr>
+        <w:pStyle w:val="HSETitle3"/>
+      </w:pPr>
+      <w:r>
+        <w:t>2.5.2. Telegram Bot Framework</w:t>
+      </w:r>
+    </w:p>
+    <w:p>
+      <w:pPr>
+        <w:pStyle w:val="HSEDefaultText"/>
+      </w:pPr>
+      <w:r>
+        <w:t>Для разработки пользовательского интерфейса в виде Telegram-бота используется библиотека aiogram третьей версии. Библиотека построена на асинхронной модели исполнения, что позволяет обслуживать большое число одновременных пользователей при минимальном потреблении ресурсов. Поддерживаются inline- и reply-клавиатуры, обработка callback-запросов, а также конечные автоматы состояний, удобные для реализации многоэтапных сценариев настройки профиля.</w:t>
+      </w:r>
+    </w:p>
+    <w:p>
+      <w:pPr>
+        <w:pStyle w:val="HSEDefaultText"/>
+      </w:pPr>
+      <w:r>
+        <w:t>Бот вынесен в отдельный процесс и взаимодействует с серверной частью через REST API. Подобное разделение делает Telegram-бот лишь одним из возможных интерфейсов системы: при необходимости параллельно могут быть подключены веб-клиент или мобильное приложение.</w:t>
+      </w:r>
+    </w:p>
+    <w:p>
+      <w:pPr>
+        <w:pStyle w:val="HSETitle3"/>
+      </w:pPr>
+      <w:r>
         <w:t>2.5.3. ORM и база данных</w:t>
       </w:r>
     </w:p>
     <w:p>
       <w:pPr>
-        <w:spacing w:before="100" w:beforeAutospacing="1" w:after="100" w:afterAutospacing="1"/>
-        <w:outlineLvl w:val="3"/>
-        <w:rPr>
-          <w:b/>
-          <w:bCs/>
-        </w:rPr>
-      </w:pPr>
-      <w:r>
-        <w:rPr>
-          <w:b/>
-          <w:bCs/>
-        </w:rPr>
+        <w:pStyle w:val="HSEDefaultText"/>
+      </w:pPr>
+      <w:r>
+        <w:t>Доступ к данным реализован через ORM SQLAlchemy второй версии. Использование объектно-реляционного отображения упрощает работу с транзакциями, отношениями между сущностями и сложными запросами, а также облегчает переход между различными системами управления базами данных.</w:t>
+      </w:r>
+    </w:p>
+    <w:p>
+      <w:pPr>
+        <w:pStyle w:val="HSEDefaultText"/>
+      </w:pPr>
+      <w:r>
+        <w:t>Управление схемой выполняется средствами Alembic. Каждое изменение оформляется в виде отдельной обратимой миграции, что позволяет разворачивать систему на новых средах за один шаг и при необходимости откатывать изменения.</w:t>
+      </w:r>
+    </w:p>
+    <w:p>
+      <w:pPr>
+        <w:pStyle w:val="HSEDefaultText"/>
+      </w:pPr>
+      <w:r>
+        <w:t>В качестве базы данных в рамках разработки прототипа выбран SQLite. СУБД не требует отдельного процесса, проста в развёртывании и удобна для разработки и тестирования. Для обеспечения корректной работы при одновременной записи из нескольких процессов (API, бот, планировщик) включены режим WAL и настроенное ожидание освобождения блокировок. При переходе к промышленной эксплуатации архитектура допускает замену SQLite на PostgreSQL без изменения прикладного кода.</w:t>
+      </w:r>
+    </w:p>
+    <w:p>
+      <w:pPr>
+        <w:pStyle w:val="HSETitle3"/>
+      </w:pPr>
+      <w:r>
         <w:t>2.5.4. AI-инструменты и языковые модели</w:t>
       </w:r>
     </w:p>
     <w:p>
       <w:pPr>
-        <w:spacing w:before="100" w:beforeAutospacing="1" w:after="100" w:afterAutospacing="1"/>
-        <w:outlineLvl w:val="3"/>
-        <w:rPr>
-          <w:b/>
-          <w:bCs/>
-        </w:rPr>
-      </w:pPr>
-      <w:r>
-        <w:rPr>
-          <w:b/>
-          <w:bCs/>
-        </w:rPr>
+        <w:pStyle w:val="HSEDefaultText"/>
+      </w:pPr>
+      <w:r>
+        <w:t>Для оркестрации интеллектуальных компонентов используется библиотека LangGraph. Она предоставляет модель агента в виде графа состояний с явно описанными узлами и переходами, что особенно удобно для реализации мультиагентных схем, включая шаблон Supervisor-Worker, применённый в Copilot.</w:t>
+      </w:r>
+    </w:p>
+    <w:p>
+      <w:pPr>
+        <w:pStyle w:val="HSEDefaultText"/>
+      </w:pPr>
+      <w:r>
+        <w:t>В качестве поставщика языковой модели выбран сервис Groq, предоставляющий доступ к моделям семейства Llama через OpenAI-совместимый интерфейс. Такой выбор обеспечивает высокую скорость отклика и относительную независимость от конкретной модели: при необходимости провайдер может быть заменён без переписывания агентов.</w:t>
+      </w:r>
+    </w:p>
+    <w:p>
+      <w:pPr>
+        <w:pStyle w:val="HSEDefaultText"/>
+      </w:pPr>
+      <w:r>
+        <w:t>Для построения семантических представлений текстов используется модель paraphrase-multilingual-MiniLM-L12-v2 из библиотеки sentence-transformers. Модель поддерживает многоязычные тексты, включая русский язык, и формирует векторы умеренной размерности, что обеспечивает приемлемую скорость инференса даже без ускорителей.</w:t>
+      </w:r>
+    </w:p>
+    <w:p>
+      <w:pPr>
+        <w:pStyle w:val="HSEDefaultText"/>
+      </w:pPr>
+      <w:r>
+        <w:t>Численные операции при реализации алгоритмов Байесовского обновления, LinUCB и упрощённой коллаборативной модели выполняются средствами библиотеки NumPy. Отказ от использования тяжёлых фреймворков глубокого обучения для этих компонент позволяет снизить требования к окружению и ускорить запуск приложения.</w:t>
+      </w:r>
+    </w:p>
+    <w:p>
+      <w:pPr>
+        <w:pStyle w:val="HSETitle3"/>
+      </w:pPr>
+      <w:r>
         <w:t>2.5.5. Средства контейнеризации и развертывания</w:t>
       </w:r>
     </w:p>
@@ -5670,6 +6422,2017 @@
       <w:pPr>
         <w:pStyle w:val="HSEDefaultText"/>
       </w:pPr>
+      <w:r>
+        <w:t>Для упаковки приложения и обеспечения единообразного поведения в различных средах используется контейнеризация на основе Docker. Каждый процесс системы (API, Telegram-бот, планировщик) собирается из общего базового образа, что упрощает поддержку зависимостей и распространение приложения.</w:t>
+      </w:r>
+    </w:p>
+    <w:p>
+      <w:pPr>
+        <w:pStyle w:val="HSEDefaultText"/>
+      </w:pPr>
+      <w:r>
+        <w:t>Оркестрация запуска нескольких процессов выполняется средствами docker-compose. В конфигурации описаны все необходимые сервисы, связи между ними, общие тома данных и переменные окружения. Переменные конфигурации, в том числе токены доступа к внешним сервисам и параметры алгоритмов, вынесены в файл .env и не встраиваются в исходный код.</w:t>
+      </w:r>
+    </w:p>
+    <w:p>
+      <w:pPr>
+        <w:pStyle w:val="HSEDefaultText"/>
+      </w:pPr>
+      <w:r>
+        <w:t>Регулярные задания — рассылка дайджеста, периодический ингест и уплотнение пользовательской памяти — реализованы в виде отдельного процесса на базе APScheduler. Подобное разделение исключает влияние длительных фоновых задач на отзывчивость пользовательского интерфейса и API.</w:t>
+      </w:r>
+    </w:p>
+    <w:p>
+      <w:pPr>
+        <w:pStyle w:val="HSEDefaultText"/>
+      </w:pPr>
+      <w:r>
+        <w:t>Таким образом, выбранный технологический стек удовлетворяет всем сформулированным требованиям к системе. Он сочетает зрелые инструменты разработки веб-приложений, современные средства работы с языковыми моделями и удобные механизмы развёртывания, что обеспечивает корректную и предсказуемую работу прототипа и возможность его дальнейшего развития.</w:t>
+      </w:r>
+    </w:p>
+    <w:p>
+      <w:pPr>
+        <w:pStyle w:val="HSETitle1"/>
+      </w:pPr>
+      <w:r>
+        <w:t>Глава 3. Реализация системы</w:t>
+      </w:r>
+    </w:p>
+    <w:p>
+      <w:pPr>
+        <w:pStyle w:val="HSEDefaultText"/>
+      </w:pPr>
+      <w:r>
+        <w:t>В настоящей главе рассматриваются основные особенности программной реализации системы EventMind. Описываются принятые при разработке технические решения, структура исходного кода, ключевые алгоритмы и механизмы взаимодействия между подсистемами. Изложение строится по функциональному принципу: каждый раздел посвящён реализации одного крупного компонента системы — базы данных и слоя доступа к ней, серверной части, Telegram-бота, подсистемы ингеста, рекомендательной подсистемы, мультиагентного Copilot, долговременной памяти пользователя и планировщика задач.</w:t>
+      </w:r>
+    </w:p>
+    <w:p>
+      <w:pPr>
+        <w:pStyle w:val="HSEDefaultText"/>
+      </w:pPr>
+      <w:r>
+        <w:t>Завершает главу описание полного потока данных в системе — от момента поступления информации о мероприятии из внешнего источника до выдачи персонализированной рекомендации конечному пользователю. Подробное описание реализации позволяет проследить, каким образом проектные решения, рассмотренные в предыдущей главе, отражены в программном коде, и оценить степень соответствия фактической реализации сформулированным требованиям.</w:t>
+      </w:r>
+    </w:p>
+    <w:p>
+      <w:pPr>
+        <w:pStyle w:val="HSETitle2"/>
+      </w:pPr>
+      <w:r>
+        <w:t>3.1. Реализация базы данных и слоя доступа</w:t>
+      </w:r>
+    </w:p>
+    <w:p>
+      <w:pPr>
+        <w:pStyle w:val="HSEDefaultText"/>
+      </w:pPr>
+      <w:r>
+        <w:t>Слой работы с базой данных реализован на основе библиотеки SQLAlchemy второй версии и расположен в пакете app/db. Внутри пакета выделены подкаталоги: base.py с описанием декларативного базового класса, session.py с настройкой соединения и фабрики сессий, а также models — набор файлов с определением сущностей.</w:t>
+      </w:r>
+    </w:p>
+    <w:p>
+      <w:pPr>
+        <w:pStyle w:val="HSETitle3"/>
+      </w:pPr>
+      <w:r>
+        <w:t>3.1.1. Модели SQLAlchemy</w:t>
+      </w:r>
+    </w:p>
+    <w:p>
+      <w:pPr>
+        <w:pStyle w:val="HSEDefaultText"/>
+      </w:pPr>
+      <w:r>
+        <w:t>Каждая сущность системы оформлена в виде отдельного модуля и наследуется от общего базового класса. Такое разделение упрощает навигацию по коду и позволяет добавлять новые модели без модификации существующих файлов. Модели описывают следующие таблицы:</w:t>
+      </w:r>
+    </w:p>
+    <w:p>
+      <w:pPr>
+        <w:pStyle w:val="HSElist"/>
+      </w:pPr>
+      <w:r>
+        <w:t>users — основная информация о пользователях и кэш персонального семантического вектора;</w:t>
+      </w:r>
+    </w:p>
+    <w:p>
+      <w:pPr>
+        <w:pStyle w:val="HSElist"/>
+      </w:pPr>
+      <w:r>
+        <w:t>events — нормализованные мероприятия с обогащёнными полями;</w:t>
+      </w:r>
+    </w:p>
+    <w:p>
+      <w:pPr>
+        <w:pStyle w:val="HSElist"/>
+      </w:pPr>
+      <w:r>
+        <w:t>raw_events — staging-таблица для сырых данных из источников;</w:t>
+      </w:r>
+    </w:p>
+    <w:p>
+      <w:pPr>
+        <w:pStyle w:val="HSElist"/>
+      </w:pPr>
+      <w:r>
+        <w:t>topics, user_topics, event_topics — справочник тематик и связующие таблицы для отношения «многие-ко-многим»;</w:t>
+      </w:r>
+    </w:p>
+    <w:p>
+      <w:pPr>
+        <w:pStyle w:val="HSElist"/>
+      </w:pPr>
+      <w:r>
+        <w:t>interactions — журнал действий пользователей над событиями;</w:t>
+      </w:r>
+    </w:p>
+    <w:p>
+      <w:pPr>
+        <w:pStyle w:val="HSElist"/>
+      </w:pPr>
+      <w:r>
+        <w:t>user_topic_stats — параметры Beta-распределения по парам «пользователь – тема»;</w:t>
+      </w:r>
+    </w:p>
+    <w:p>
+      <w:pPr>
+        <w:pStyle w:val="HSElist"/>
+      </w:pPr>
+      <w:r>
+        <w:t>user_bandit_states — состояние LinUCB-бандита, сериализованное в JSON;</w:t>
+      </w:r>
+    </w:p>
+    <w:p>
+      <w:pPr>
+        <w:pStyle w:val="HSElist"/>
+      </w:pPr>
+      <w:r>
+        <w:t>user_skill_profiles — структурированный карьерный профиль пользователя;</w:t>
+      </w:r>
+    </w:p>
+    <w:p>
+      <w:pPr>
+        <w:pStyle w:val="HSElist"/>
+      </w:pPr>
+      <w:r>
+        <w:t>user_memories — заметки долговременной памяти;</w:t>
+      </w:r>
+    </w:p>
+    <w:p>
+      <w:pPr>
+        <w:pStyle w:val="HSElist"/>
+      </w:pPr>
+      <w:r>
+        <w:t>copilot_sessions — история сообщений диалога с пользователем.</w:t>
+      </w:r>
+    </w:p>
+    <w:p>
+      <w:pPr>
+        <w:pStyle w:val="HSEDefaultText"/>
+      </w:pPr>
+      <w:r>
+        <w:t>Отношения между сущностями описываются стандартными средствами SQLAlchemy: внешние ключи объявляются на уровне столбцов, а связанные коллекции — через атрибуты relationship. Для составных таблиц-связок применяются уникальные ограничения, исключающие появление дублирующихся пар.</w:t>
+      </w:r>
+    </w:p>
+    <w:p>
+      <w:pPr>
+        <w:pStyle w:val="HSETitle3"/>
+      </w:pPr>
+      <w:r>
+        <w:t>3.1.2. Миграции Alembic</w:t>
+      </w:r>
+    </w:p>
+    <w:p>
+      <w:pPr>
+        <w:pStyle w:val="HSEDefaultText"/>
+      </w:pPr>
+      <w:r>
+        <w:t>Управление схемой базы данных выполняется средствами библиотеки Alembic. Все изменения структуры оформляются в виде последовательных ревизий, расположенных в каталоге alembic/versions. Каждая ревизия содержит функции upgrade и downgrade, что позволяет как накатывать изменения, так и при необходимости откатывать их.</w:t>
+      </w:r>
+    </w:p>
+    <w:p>
+      <w:pPr>
+        <w:pStyle w:val="HSEDefaultText"/>
+      </w:pPr>
+      <w:r>
+        <w:t>В текущей версии системы присутствует несколько последовательных ревизий: начальная схема, добавление полей обогащения и семантического вектора к событиям, добавление таблицы статистик Байесовской модели, профиля навыков, сессий Copilot, состояния бандита и таблицы пользовательской памяти. Подобная история ревизий отражает поэтапное развитие системы и позволяет восстановить состояние схемы на любом этапе.</w:t>
+      </w:r>
+    </w:p>
+    <w:p>
+      <w:pPr>
+        <w:pStyle w:val="HSEDefaultText"/>
+      </w:pPr>
+      <w:r>
+        <w:t>При запуске приложения миграции применяются однократно через стандартную команду alembic upgrade head. Для упрощения развёртывания в контейнерном окружении эта команда вынесена в стартовый скрипт сервиса.</w:t>
+      </w:r>
+    </w:p>
+    <w:p>
+      <w:pPr>
+        <w:pStyle w:val="HSETitle3"/>
+      </w:pPr>
+      <w:r>
+        <w:t>3.1.3. Обеспечение конкурентного доступа к SQLite</w:t>
+      </w:r>
+    </w:p>
+    <w:p>
+      <w:pPr>
+        <w:pStyle w:val="HSEDefaultText"/>
+      </w:pPr>
+      <w:r>
+        <w:t>В рамках разработки прототипа в качестве базы данных используется SQLite. Это решение упрощает развёртывание и не требует отдельного процесса СУБД, однако в стандартной конфигурации SQLite допускает только одного писателя одновременно и в условиях параллельной работы API, Telegram-бота и планировщика приводит к ошибкам блокировки.</w:t>
+      </w:r>
+    </w:p>
+    <w:p>
+      <w:pPr>
+        <w:pStyle w:val="HSEDefaultText"/>
+      </w:pPr>
+      <w:r>
+        <w:t>Для устранения этой проблемы при создании соединения автоматически выполняются настройки уровня PRAGMA. Включается режим журналирования Write-Ahead Logging, при котором чтения и записи могут выполняться одновременно. Дополнительно задаётся ожидание освобождения блокировок длительностью до десяти секунд, что позволяет процессам корректно дождаться завершения параллельной записи без возврата ошибки. Уровень синхронизации устанавливается в значение NORMAL, обеспечивающее достаточную надёжность при приемлемой скорости записи.</w:t>
+      </w:r>
+    </w:p>
+    <w:p>
+      <w:pPr>
+        <w:pStyle w:val="HSEDefaultText"/>
+      </w:pPr>
+      <w:r>
+        <w:t>Настройка применяется централизованно через подписку на событие connect движка SQLAlchemy. Благодаря этому все компоненты системы, получающие сессию из общей фабрики SessionLocal, автоматически работают с правильной конфигурацией соединения, и при необходимости перехода к PostgreSQL соответствующая обработка корректно отключается.</w:t>
+      </w:r>
+    </w:p>
+    <w:p>
+      <w:pPr>
+        <w:pStyle w:val="HSETitle2"/>
+      </w:pPr>
+      <w:r>
+        <w:t>3.2. Реализация REST API</w:t>
+      </w:r>
+    </w:p>
+    <w:p>
+      <w:pPr>
+        <w:pStyle w:val="HSEDefaultText"/>
+      </w:pPr>
+      <w:r>
+        <w:t>Серверная часть системы реализована на фреймворке FastAPI и расположена в пакете app/api. Внутри пакета выделены подкаталоги routers с обработчиками маршрутов и services с прикладной логикой. Точкой входа служит файл main.py, в котором создаётся приложение, подключаются роутеры, настраивается журналирование и регистрируется обработчик жизненного цикла.</w:t>
+      </w:r>
+    </w:p>
+    <w:p>
+      <w:pPr>
+        <w:pStyle w:val="HSETitle3"/>
+      </w:pPr>
+      <w:r>
+        <w:t>3.2.1. Структура роутеров</w:t>
+      </w:r>
+    </w:p>
+    <w:p>
+      <w:pPr>
+        <w:pStyle w:val="HSEDefaultText"/>
+      </w:pPr>
+      <w:r>
+        <w:t>Эндпоинты API сгруппированы по функциональному назначению и вынесены в отдельные модули-роутеры. В систему включены следующие группы эндпоинтов:</w:t>
+      </w:r>
+    </w:p>
+    <w:p>
+      <w:pPr>
+        <w:pStyle w:val="HSElist"/>
+      </w:pPr>
+      <w:r>
+        <w:t>users — операции с профилем пользователя: регистрация, обновление явных предпочтений, получение биографии и навыков;</w:t>
+      </w:r>
+    </w:p>
+    <w:p>
+      <w:pPr>
+        <w:pStyle w:val="HSElist"/>
+      </w:pPr>
+      <w:r>
+        <w:t>events — операции над каталогом мероприятий: получение списка, поиск по фильтрам, отдельная карточка события;</w:t>
+      </w:r>
+    </w:p>
+    <w:p>
+      <w:pPr>
+        <w:pStyle w:val="HSElist"/>
+      </w:pPr>
+      <w:r>
+        <w:t>recommendations — формирование персонализированных рекомендаций для пользователя по гибридному алгоритму ранжирования;</w:t>
+      </w:r>
+    </w:p>
+    <w:p>
+      <w:pPr>
+        <w:pStyle w:val="HSElist"/>
+      </w:pPr>
+      <w:r>
+        <w:t>agent-recommendations — формирование AI-рекомендаций с развёрнутым объяснением, подготавливаемым агентом;</w:t>
+      </w:r>
+    </w:p>
+    <w:p>
+      <w:pPr>
+        <w:pStyle w:val="HSElist"/>
+      </w:pPr>
+      <w:r>
+        <w:t>copilot — многотуровое взаимодействие с диалоговым агентом Copilot;</w:t>
+      </w:r>
+    </w:p>
+    <w:p>
+      <w:pPr>
+        <w:pStyle w:val="HSElist"/>
+      </w:pPr>
+      <w:r>
+        <w:t>subscriptions — управление подпиской на дайджест и список подписчиков для планировщика;</w:t>
+      </w:r>
+    </w:p>
+    <w:p>
+      <w:pPr>
+        <w:pStyle w:val="HSElist"/>
+      </w:pPr>
+      <w:r>
+        <w:t>ingestion — ручной запуск загрузки данных из конкретных источников и просмотр статуса очереди raw_events;</w:t>
+      </w:r>
+    </w:p>
+    <w:p>
+      <w:pPr>
+        <w:pStyle w:val="HSElist"/>
+      </w:pPr>
+      <w:r>
+        <w:t>analytics — агрегированная статистика по событиям и активности пользователей;</w:t>
+      </w:r>
+    </w:p>
+    <w:p>
+      <w:pPr>
+        <w:pStyle w:val="HSElist"/>
+      </w:pPr>
+      <w:r>
+        <w:t>vocabulary — справочник тематик и других классификаторов;</w:t>
+      </w:r>
+    </w:p>
+    <w:p>
+      <w:pPr>
+        <w:pStyle w:val="HSElist"/>
+      </w:pPr>
+      <w:r>
+        <w:t>admin — служебные операции для администратора системы.</w:t>
+      </w:r>
+    </w:p>
+    <w:p>
+      <w:pPr>
+        <w:pStyle w:val="HSEDefaultText"/>
+      </w:pPr>
+      <w:r>
+        <w:t>Каждый роутер описывает входные и выходные модели через Pydantic, что обеспечивает автоматическую валидацию запросов и формирование OpenAPI-документации. При несоответствии полученных данных схеме FastAPI самостоятельно возвращает корректную ошибку 422 с указанием конкретного некорректного поля.</w:t>
+      </w:r>
+    </w:p>
+    <w:p>
+      <w:pPr>
+        <w:pStyle w:val="HSETitle3"/>
+      </w:pPr>
+      <w:r>
+        <w:t>3.2.2. Сервисный слой</w:t>
+      </w:r>
+    </w:p>
+    <w:p>
+      <w:pPr>
+        <w:pStyle w:val="HSEDefaultText"/>
+      </w:pPr>
+      <w:r>
+        <w:t>Вся прикладная логика вынесена из роутеров в отдельные сервисные модули, расположенные в каталоге app/api/services. Роутеры выполняют только функцию приёма запросов и формирования ответов, тогда как сервисы реализуют доступ к данным, вызов рекомендателя, обращение к AI-агентам и обновление пользовательской модели.</w:t>
+      </w:r>
+    </w:p>
+    <w:p>
+      <w:pPr>
+        <w:pStyle w:val="HSEDefaultText"/>
+      </w:pPr>
+      <w:r>
+        <w:t>Подобное разделение упрощает тестирование: сервисные функции вызываются напрямую с подставной сессией базы данных, без необходимости поднимать HTTP-приложение. Также сервисы становятся переиспользуемыми между несколькими роутерами и могут быть вызваны из планировщика задач.</w:t>
+      </w:r>
+    </w:p>
+    <w:p>
+      <w:pPr>
+        <w:pStyle w:val="HSEDefaultText"/>
+      </w:pPr>
+      <w:r>
+        <w:t>Сессии базы данных передаются в сервисы через механизм зависимостей FastAPI. Для каждого запроса создаётся отдельная сессия, автоматически закрываемая после завершения обработки. Это гарантирует корректное освобождение ресурсов и исключает утечку соединений в условиях большой нагрузки.</w:t>
+      </w:r>
+    </w:p>
+    <w:p>
+      <w:pPr>
+        <w:pStyle w:val="HSETitle3"/>
+      </w:pPr>
+      <w:r>
+        <w:t>3.2.3. Жизненный цикл приложения и прогрев модели embeddings</w:t>
+      </w:r>
+    </w:p>
+    <w:p>
+      <w:pPr>
+        <w:pStyle w:val="HSEDefaultText"/>
+      </w:pPr>
+      <w:r>
+        <w:t>Реализация системы выявила существенную задержку при обработке первого пользовательского запроса. Причина связана с ленивой загрузкой модели sentence-transformers, которая инициализируется только при первом вызове и требует загрузки порядка восьмидесяти мегабайт весов и зависимости PyTorch. Без специальной обработки первый запрос мог выполняться более двадцати пяти секунд, что превышало стандартный таймаут HTTP-клиента Telegram-бота.</w:t>
+      </w:r>
+    </w:p>
+    <w:p>
+      <w:pPr>
+        <w:pStyle w:val="HSEDefaultText"/>
+      </w:pPr>
+      <w:r>
+        <w:t>Для устранения этой задержки реализован обработчик жизненного цикла приложения с использованием механизма lifespan FastAPI. При запуске процесса выполняется однократный вызов функции построения семантического вектора с тестовой строкой, что приводит к загрузке модели в память до того, как сервер начнёт принимать запросы. Все последующие обращения к функции выполняются за время порядка одной секунды.</w:t>
+      </w:r>
+    </w:p>
+    <w:p>
+      <w:pPr>
+        <w:pStyle w:val="HSEDefaultText"/>
+      </w:pPr>
+      <w:r>
+        <w:t>Сам обработчик реализован как контекстный менеджер: код, расположенный до оператора yield, выполняется при старте, а код после — при остановке приложения. При невозможности прогрева (например, в окружении без доступа в сеть для скачивания весов) система продолжает работу с ленивой загрузкой и фиксирует предупреждение в журнале.</w:t>
+      </w:r>
+    </w:p>
+    <w:p>
+      <w:pPr>
+        <w:pStyle w:val="HSETitle3"/>
+      </w:pPr>
+      <w:r>
+        <w:t>3.2.4. Валидация и обработка ошибок</w:t>
+      </w:r>
+    </w:p>
+    <w:p>
+      <w:pPr>
+        <w:pStyle w:val="HSEDefaultText"/>
+      </w:pPr>
+      <w:r>
+        <w:t>Все входные данные API валидируются автоматически с помощью Pydantic-моделей, описанных в схемах роутеров. Помимо проверки типов и обязательности полей, для отдельных полей заданы дополнительные ограничения: допустимые значения формата и уровня сложности, минимальная и максимальная длина строк, диапазон оценок.</w:t>
+      </w:r>
+    </w:p>
+    <w:p>
+      <w:pPr>
+        <w:pStyle w:val="HSEDefaultText"/>
+      </w:pPr>
+      <w:r>
+        <w:t>Бизнес-ошибки сервисного слоя сигнализируются стандартным исключением FastAPI с указанием HTTP-кода и текста ошибки. Это обеспечивает единообразный формат ответа клиенту: при отсутствии запрошенного пользователя или события возвращается код 404, при некорректной операции — код 400.</w:t>
+      </w:r>
+    </w:p>
+    <w:p>
+      <w:pPr>
+        <w:pStyle w:val="HSEDefaultText"/>
+      </w:pPr>
+      <w:r>
+        <w:t>Часть операций обработки обратной связи реализована в виде защищённых обёрток, не пробрасывающих внутренние исключения наружу. Это сделано для того, чтобы временный сбой в адаптивных компонентах (например, в обновлении Байесовской модели или бандита) не приводил к ошибке всего запроса: основное действие пользователя — сохранение лайка — выполняется в любом случае, а обновление дополнительных моделей отражается в журнале.</w:t>
+      </w:r>
+    </w:p>
+    <w:p>
+      <w:pPr>
+        <w:pStyle w:val="HSETitle2"/>
+      </w:pPr>
+      <w:r>
+        <w:t>3.3. Реализация Telegram-бота</w:t>
+      </w:r>
+    </w:p>
+    <w:p>
+      <w:pPr>
+        <w:pStyle w:val="HSEDefaultText"/>
+      </w:pPr>
+      <w:r>
+        <w:t>Telegram-бот реализован в виде самостоятельного процесса в пакете app/bot и обращается к серверной части через HTTP. Бот построен на асинхронной библиотеке aiogram третьей версии и состоит из входной точки, набора обработчиков, фабрик клавиатур, вспомогательных утилит и сервисного слоя для работы с API.</w:t>
+      </w:r>
+    </w:p>
+    <w:p>
+      <w:pPr>
+        <w:pStyle w:val="HSETitle3"/>
+      </w:pPr>
+      <w:r>
+        <w:t>3.3.1. Точка входа и инициализация</w:t>
+      </w:r>
+    </w:p>
+    <w:p>
+      <w:pPr>
+        <w:pStyle w:val="HSEDefaultText"/>
+      </w:pPr>
+      <w:r>
+        <w:t>В файле main.py выполняется инициализация экземпляра бота, регистрация диспетчера событий и подключение всех роутеров с обработчиками. Конфигурация (токен бота, адрес API) считывается из переменных окружения, что соответствует двенадцатифакторному подходу к разработке приложений и не требует изменения кода при развёртывании в разных средах.</w:t>
+      </w:r>
+    </w:p>
+    <w:p>
+      <w:pPr>
+        <w:pStyle w:val="HSEDefaultText"/>
+      </w:pPr>
+      <w:r>
+        <w:t>Запуск производится в long-polling режиме, что упрощает развёртывание прототипа и исключает необходимость публичного доменного имени с SSL-сертификатом, обязательного при работе через вебхуки. Архитектура бота допускает переход на webhook без переработки обработчиков.</w:t>
+      </w:r>
+    </w:p>
+    <w:p>
+      <w:pPr>
+        <w:pStyle w:val="HSETitle3"/>
+      </w:pPr>
+      <w:r>
+        <w:t>3.3.2. Обработчики команд и сообщений</w:t>
+      </w:r>
+    </w:p>
+    <w:p>
+      <w:pPr>
+        <w:pStyle w:val="HSEDefaultText"/>
+      </w:pPr>
+      <w:r>
+        <w:t>Логика взаимодействия с пользователем разнесена по нескольким роутерам, оформленным в виде отдельных модулей:</w:t>
+      </w:r>
+    </w:p>
+    <w:p>
+      <w:pPr>
+        <w:pStyle w:val="HSElist"/>
+      </w:pPr>
+      <w:r>
+        <w:t>start — обработчик команды /start, выполняющий регистрацию пользователя в системе и предоставление главного меню;</w:t>
+      </w:r>
+    </w:p>
+    <w:p>
+      <w:pPr>
+        <w:pStyle w:val="HSElist"/>
+      </w:pPr>
+      <w:r>
+        <w:t>profile — настройка профиля: выбор формата, города, тематик и ввод биографии для построения карьерного профиля;</w:t>
+      </w:r>
+    </w:p>
+    <w:p>
+      <w:pPr>
+        <w:pStyle w:val="HSElist"/>
+      </w:pPr>
+      <w:r>
+        <w:t>recommendations — получение и пролистывание персональной выдачи, включая обычные и AI-рекомендации;</w:t>
+      </w:r>
+    </w:p>
+    <w:p>
+      <w:pPr>
+        <w:pStyle w:val="HSElist"/>
+      </w:pPr>
+      <w:r>
+        <w:t>search — поиск мероприятий по фильтрам и ключевым словам;</w:t>
+      </w:r>
+    </w:p>
+    <w:p>
+      <w:pPr>
+        <w:pStyle w:val="HSElist"/>
+      </w:pPr>
+      <w:r>
+        <w:t>subscriptions — оформление и отмена подписки на регулярный AI-дайджест.</w:t>
+      </w:r>
+    </w:p>
+    <w:p>
+      <w:pPr>
+        <w:pStyle w:val="HSEDefaultText"/>
+      </w:pPr>
+      <w:r>
+        <w:t>Каждый обработчик сводится к нескольким операциям: разбору входного сообщения или callback-запроса, обращению к соответствующему методу API и формированию ответа в виде сообщения с inline-клавиатурой. Внутренняя логика обработки данных в боте отсутствует — это упрощает сопровождение и не дублирует правила, реализованные в API.</w:t>
+      </w:r>
+    </w:p>
+    <w:p>
+      <w:pPr>
+        <w:pStyle w:val="HSETitle3"/>
+      </w:pPr>
+      <w:r>
+        <w:t>3.3.3. Inline-клавиатуры</w:t>
+      </w:r>
+    </w:p>
+    <w:p>
+      <w:pPr>
+        <w:pStyle w:val="HSEDefaultText"/>
+      </w:pPr>
+      <w:r>
+        <w:t>Для построения интерактивных элементов интерфейса предусмотрены фабрики клавиатур, вынесенные в отдельный пакет keyboards. Используются как reply-клавиатуры, доступные в основном меню, так и inline-клавиатуры, прикреплённые к конкретному сообщению.</w:t>
+      </w:r>
+    </w:p>
+    <w:p>
+      <w:pPr>
+        <w:pStyle w:val="HSEDefaultText"/>
+      </w:pPr>
+      <w:r>
+        <w:t>Inline-клавиатуры применяются для большинства сценариев взаимодействия с карточкой события: оценка интересна / неинтересна, сохранение в избранное, переход к подробному объяснению, открытие ссылки на оригинальный источник. Внутри callback-данных кнопок передаётся минимально необходимый набор параметров — идентификатор события и тип действия — что упрощает их разбор обработчиками.</w:t>
+      </w:r>
+    </w:p>
+    <w:p>
+      <w:pPr>
+        <w:pStyle w:val="HSETitle3"/>
+      </w:pPr>
+      <w:r>
+        <w:t>3.3.4. Сервисный слой для взаимодействия с API</w:t>
+      </w:r>
+    </w:p>
+    <w:p>
+      <w:pPr>
+        <w:pStyle w:val="HSEDefaultText"/>
+      </w:pPr>
+      <w:r>
+        <w:t>Обращение к серверной части инкапсулировано в модуле api_client, предоставляющем тонкую обёртку поверх асинхронного HTTP-клиента httpx. Клиент использует общий адрес API из конфигурации и автоматически обрабатывает повторяющиеся параметры запросов.</w:t>
+      </w:r>
+    </w:p>
+    <w:p>
+      <w:pPr>
+        <w:pStyle w:val="HSEDefaultText"/>
+      </w:pPr>
+      <w:r>
+        <w:t>Подобный подход позволяет менять реализацию обращения к API без необходимости переписывания обработчиков. Например, в дальнейшем возможна замена HTTP-вызовов на прямой вызов Python-функций при запуске бота в одном процессе с API.</w:t>
+      </w:r>
+    </w:p>
+    <w:p>
+      <w:pPr>
+        <w:pStyle w:val="HSETitle2"/>
+      </w:pPr>
+      <w:r>
+        <w:t>3.4. Реализация подсистемы ингеста</w:t>
+      </w:r>
+    </w:p>
+    <w:p>
+      <w:pPr>
+        <w:pStyle w:val="HSEDefaultText"/>
+      </w:pPr>
+      <w:r>
+        <w:t>Подсистема ингеста расположена в пакете app/ingestion и отвечает за получение информации о мероприятиях из внешних источников, её сохранение в staging-таблицу и последующую нормализацию средствами AI-агента. Архитектура подсистемы спроектирована таким образом, чтобы добавление нового источника требовало только реализации соответствующего адаптера.</w:t>
+      </w:r>
+    </w:p>
+    <w:p>
+      <w:pPr>
+        <w:pStyle w:val="HSETitle3"/>
+      </w:pPr>
+      <w:r>
+        <w:t>3.4.1. Унифицированный интерфейс источников</w:t>
+      </w:r>
+    </w:p>
+    <w:p>
+      <w:pPr>
+        <w:pStyle w:val="HSEDefaultText"/>
+      </w:pPr>
+      <w:r>
+        <w:t>Каждый источник реализован в виде отдельного модуля в подкаталоге sources и предоставляет функцию получения списка сырых описаний мероприятий. Возвращаемое значение унифицировано: список словарей с обязательными полями title, raw_description и source_url. Конкретный механизм получения данных скрыт внутри адаптера и не влияет на остальные части подсистемы.</w:t>
+      </w:r>
+    </w:p>
+    <w:p>
+      <w:pPr>
+        <w:pStyle w:val="HSEDefaultText"/>
+      </w:pPr>
+      <w:r>
+        <w:t>Полученные записи передаются единой функции сохранения, которая проверяет наличие записи с такой же ссылкой на источник и добавляет новые элементы в таблицу raw_events со статусом «raw». Дальнейшая обработка не зависит от происхождения данных.</w:t>
+      </w:r>
+    </w:p>
+    <w:p>
+      <w:pPr>
+        <w:pStyle w:val="HSETitle3"/>
+      </w:pPr>
+      <w:r>
+        <w:t>3.4.2. Адаптер RSS-лент</w:t>
+      </w:r>
+    </w:p>
+    <w:p>
+      <w:pPr>
+        <w:pStyle w:val="HSEDefaultText"/>
+      </w:pPr>
+      <w:r>
+        <w:t>Адаптер RSS-источников реализован с использованием библиотеки feedparser. На вход подаётся список адресов лент, для каждой из которых извлекаются заголовок, ссылка и текст описания. Дополнительно учитывается список заранее определённых IT-ориентированных каналов и блогов компаний, поставляющих значительную часть исходных данных.</w:t>
+      </w:r>
+    </w:p>
+    <w:p>
+      <w:pPr>
+        <w:pStyle w:val="HSEDefaultText"/>
+      </w:pPr>
+      <w:r>
+        <w:t>Адаптер обрабатывает возможные ошибки сетевого взаимодействия и некорректный формат отдельных записей: проблемные элементы пропускаются с записью в журнал, что не препятствует обработке остальных элементов ленты.</w:t>
+      </w:r>
+    </w:p>
+    <w:p>
+      <w:pPr>
+        <w:pStyle w:val="HSETitle3"/>
+      </w:pPr>
+      <w:r>
+        <w:t>3.4.3. Адаптер Telegram-каналов через публичное веб-зеркало</w:t>
+      </w:r>
+    </w:p>
+    <w:p>
+      <w:pPr>
+        <w:pStyle w:val="HSEDefaultText"/>
+      </w:pPr>
+      <w:r>
+        <w:t>Получение анонсов из Telegram-каналов реализовано без применения клиентского API Telegram и без необходимости получения пары api_id/api_hash. Адаптер обращается к общедоступной странице веб-зеркала канала по адресу вида t.me/s/{channel}, извлекая посты средствами HTTP-клиента httpx и парсера BeautifulSoup. Из DOM-структуры страницы выбираются элементы, соответствующие отдельным сообщениям, и собирается информация о тексте поста и его идентификаторе.</w:t>
+      </w:r>
+    </w:p>
+    <w:p>
+      <w:pPr>
+        <w:pStyle w:val="HSEDefaultText"/>
+      </w:pPr>
+      <w:r>
+        <w:t>Список каналов задаётся переменной окружения и допускает произвольное расширение без модификации кода. Адаптер работает с публичными каналами, в которых включён предварительный просмотр сообщений на веб-странице; для каналов с отключённым превью адаптер возвращает пустой список и фиксирует соответствующее предупреждение.</w:t>
+      </w:r>
+    </w:p>
+    <w:p>
+      <w:pPr>
+        <w:pStyle w:val="HSETitle3"/>
+      </w:pPr>
+      <w:r>
+        <w:t>3.4.4. Адаптеры платформ KudaGo и Lu.ma</w:t>
+      </w:r>
+    </w:p>
+    <w:p>
+      <w:pPr>
+        <w:pStyle w:val="HSEDefaultText"/>
+      </w:pPr>
+      <w:r>
+        <w:t>Адаптер платформы KudaGo обращается к открытому JSON-API сервиса и получает список событий по заданным городам. Открытость API позволяет работать без авторизации и не накладывает строгих ограничений на частоту запросов в рамках текущей нагрузки. Полученные записи приводятся к унифицированному формату и передаются на сохранение.</w:t>
+      </w:r>
+    </w:p>
+    <w:p>
+      <w:pPr>
+        <w:pStyle w:val="HSEDefaultText"/>
+      </w:pPr>
+      <w:r>
+        <w:t>Адаптер платформы Lu.ma работает с открытыми календарями в формате iCalendar. Каждый календарь публикуется по индивидуальной ссылке, поэтому набор обрабатываемых календарей также вынесен в конфигурацию. В составе подсистемы также предусмотрен каркас адаптера платформы Meetup, готовый к интеграции при появлении соответствующего API-токена.</w:t>
+      </w:r>
+    </w:p>
+    <w:p>
+      <w:pPr>
+        <w:pStyle w:val="HSETitle3"/>
+      </w:pPr>
+      <w:r>
+        <w:t>3.4.5. AI-агент нормализации событий</w:t>
+      </w:r>
+    </w:p>
+    <w:p>
+      <w:pPr>
+        <w:pStyle w:val="HSEDefaultText"/>
+      </w:pPr>
+      <w:r>
+        <w:t>После накопления сырых записей выполняется этап нормализации. Реализован он в виде отдельного агента, расположенного в пакете app/agents/event_normalization. Агент построен на LangGraph и включает один узел вызова языковой модели с возвратом результата в виде Pydantic-схемы.</w:t>
+      </w:r>
+    </w:p>
+    <w:p>
+      <w:pPr>
+        <w:pStyle w:val="HSEDefaultText"/>
+      </w:pPr>
+      <w:r>
+        <w:t>Промпт агента содержит инструкции по извлечению структурированных полей события и закрытый список допустимых тематик и форматов, что исключает появление произвольных значений в этих полях. Результат парсится в Pydantic-модель: при несоответствии схеме запись отмечается как failed с сохранением текста ошибки для последующего анализа.</w:t>
+      </w:r>
+    </w:p>
+    <w:p>
+      <w:pPr>
+        <w:pStyle w:val="HSEDefaultText"/>
+      </w:pPr>
+      <w:r>
+        <w:t>Дополнительно в рамках того же агентного вызова определяется принадлежность события к IT-сфере. Записи, классифицированные как нерелевантные, помечаются статусом «non_it» и в дальнейшем исключаются из выдачи, оставаясь в staging-таблице для возможного анализа качества классификации.</w:t>
+      </w:r>
+    </w:p>
+    <w:p>
+      <w:pPr>
+        <w:pStyle w:val="HSETitle2"/>
+      </w:pPr>
+      <w:r>
+        <w:t>3.5. Реализация рекомендательной подсистемы</w:t>
+      </w:r>
+    </w:p>
+    <w:p>
+      <w:pPr>
+        <w:pStyle w:val="HSEDefaultText"/>
+      </w:pPr>
+      <w:r>
+        <w:t>Рекомендательная подсистема расположена в пакете app/recommender и разделена на ряд независимых модулей. Каждый модуль реализует одну компоненту итоговой оценки релевантности; общий конвейер ранжирования собирает их результаты воедино.</w:t>
+      </w:r>
+    </w:p>
+    <w:p>
+      <w:pPr>
+        <w:pStyle w:val="HSETitle3"/>
+      </w:pPr>
+      <w:r>
+        <w:t>3.5.1. Базовое ранжирование по правилам</w:t>
+      </w:r>
+    </w:p>
+    <w:p>
+      <w:pPr>
+        <w:pStyle w:val="HSEDefaultText"/>
+      </w:pPr>
+      <w:r>
+        <w:t>Базовое ранжирование реализовано в модуле scoring и сводится к функции, рассчитывающей численную оценку пары «пользователь – событие». Учитываются совпадения тематик, форматов, городов и уровня сложности, а также веса тематик, накопленные по истории взаимодействий. Каждый сигнал имеет собственный вес, заданный в конфигурации, и суммируется с остальными.</w:t>
+      </w:r>
+    </w:p>
+    <w:p>
+      <w:pPr>
+        <w:pStyle w:val="HSEDefaultText"/>
+      </w:pPr>
+      <w:r>
+        <w:t>Подобная схема обладает важным преимуществом — полной интерпретируемостью результата. Для любой пары можно точно указать, какие именно совпадения дали оценку, что используется в модуле объяснимости для формирования человекочитаемых пояснений.</w:t>
+      </w:r>
+    </w:p>
+    <w:p>
+      <w:pPr>
+        <w:pStyle w:val="HSETitle3"/>
+      </w:pPr>
+      <w:r>
+        <w:t>3.5.2. Семантические представления и кэширование</w:t>
+      </w:r>
+    </w:p>
+    <w:p>
+      <w:pPr>
+        <w:pStyle w:val="HSEDefaultText"/>
+      </w:pPr>
+      <w:r>
+        <w:t>Модуль embeddings отвечает за построение векторных представлений пользователей и событий. Векторы строятся с помощью модели paraphrase-multilingual-MiniLM-L12-v2 из библиотеки sentence-transformers. Модель загружается лениво и кэшируется на уровне процесса; первый вызов в новой среде требует загрузки весов и происходит относительно медленно, поэтому при старте API выполняется прогрев модели.</w:t>
+      </w:r>
+    </w:p>
+    <w:p>
+      <w:pPr>
+        <w:pStyle w:val="HSEDefaultText"/>
+      </w:pPr>
+      <w:r>
+        <w:t>Векторы событий сохраняются в поле embedding таблицы events. При ранжировании векторы извлекаются батчем одним SQL-запросом, что исключает многократные обращения к базе. Векторы пользователей пересчитываются и сохраняются по мере накопления взаимодействий: учитываются явная биография, веса тематик и описания событий, на которые пользователь положительно реагировал.</w:t>
+      </w:r>
+    </w:p>
+    <w:p>
+      <w:pPr>
+        <w:pStyle w:val="HSEDefaultText"/>
+      </w:pPr>
+      <w:r>
+        <w:t>Дополнительно реализован сессионный вектор, отражающий последние несколько взаимодействий пользователя. При формировании выдачи сессионный вектор смешивается с долгосрочным представлением с заданным весом, что позволяет адаптировать выдачу к кратковременным изменениям внимания.</w:t>
+      </w:r>
+    </w:p>
+    <w:p>
+      <w:pPr>
+        <w:pStyle w:val="HSETitle3"/>
+      </w:pPr>
+      <w:r>
+        <w:t>3.5.3. Байесовская онлайн-адаптация на основе обратной связи</w:t>
+      </w:r>
+    </w:p>
+    <w:p>
+      <w:pPr>
+        <w:pStyle w:val="HSEDefaultText"/>
+      </w:pPr>
+      <w:r>
+        <w:t>Байесовская компонента реализована в модуле bayesian. Для каждой пары «пользователь – тема» в базе хранится пара параметров Beta-распределения: alpha и beta. На каждое пользовательское действие соответствующие параметры обновляются: лайки и сохранения увеличивают alpha с заданными весами, дизлайки — beta.</w:t>
+      </w:r>
+    </w:p>
+    <w:p>
+      <w:pPr>
+        <w:pStyle w:val="HSEDefaultText"/>
+      </w:pPr>
+      <w:r>
+        <w:t>При формировании выдачи для каждой пары выполняется выборка значения p из соответствующего Beta-распределения, и в качестве оценки тематики берётся максимум по темам события. Подобный подход известен в литературе как Thompson sampling и обеспечивает естественную балансировку между exploitation (использованием известных предпочтений) и exploration (исследованием новых тем).</w:t>
+      </w:r>
+    </w:p>
+    <w:p>
+      <w:pPr>
+        <w:pStyle w:val="HSEDefaultText"/>
+      </w:pPr>
+      <w:r>
+        <w:t>Дополнительно реализован механизм экспоненциального затухания статистики во времени. При загрузке параметров пары применяется коэффициент, зависящий от времени последнего обновления записи. Это позволяет постепенно «забывать» давнюю обратную связь и поддерживать модель в актуальном состоянии при изменении интересов пользователя.</w:t>
+      </w:r>
+    </w:p>
+    <w:p>
+      <w:pPr>
+        <w:pStyle w:val="HSETitle3"/>
+      </w:pPr>
+      <w:r>
+        <w:t>3.5.4. Контекстный бандит LinUCB</w:t>
+      </w:r>
+    </w:p>
+    <w:p>
+      <w:pPr>
+        <w:pStyle w:val="HSEDefaultText"/>
+      </w:pPr>
+      <w:r>
+        <w:t>Бандитная компонента реализована в модуле bandit и основана на алгоритме LinUCB с фиксированной размерностью контекстного вектора. Для каждого пользователя в базе хранится матрица A и вектор b, сериализованные в формате JSON. Контекстный вектор формируется на лету для каждой пары и включает признаки совпадений тематик, формата, города, уровня сложности, а также свежесть события.</w:t>
+      </w:r>
+    </w:p>
+    <w:p>
+      <w:pPr>
+        <w:pStyle w:val="HSEDefaultText"/>
+      </w:pPr>
+      <w:r>
+        <w:t>При ранжировании вычисляется оценка верхней доверительной границы, учитывающая как ожидаемое вознаграждение, так и неопределённость оценки. Для приведения значения к удобному диапазону применяется сигмоидное преобразование. На каждое пользовательское действие матрица и вектор обновляются стандартными формулами LinUCB с учётом вознаграждения, определяемого типом действия.</w:t>
+      </w:r>
+    </w:p>
+    <w:p>
+      <w:pPr>
+        <w:pStyle w:val="HSEDefaultText"/>
+      </w:pPr>
+      <w:r>
+        <w:t>Подобная компонента обеспечивает контролируемое exploration: даже для пользователей с развитой моделью предпочтений система периодически предлагает события из менее изученных областей, что способствует обнаружению новых интересов.</w:t>
+      </w:r>
+    </w:p>
+    <w:p>
+      <w:pPr>
+        <w:pStyle w:val="HSETitle3"/>
+      </w:pPr>
+      <w:r>
+        <w:t>3.5.5. Коллаборативная компонента на основе LightGCN</w:t>
+      </w:r>
+    </w:p>
+    <w:p>
+      <w:pPr>
+        <w:pStyle w:val="HSEDefaultText"/>
+      </w:pPr>
+      <w:r>
+        <w:t>Для учёта коллаборативного сигнала реализована упрощённая версия графовой нейронной сети LightGCN. Реализация полностью основана на библиотеке NumPy и не требует установки тяжёлых фреймворков глубокого обучения, что упрощает развёртывание системы.</w:t>
+      </w:r>
+    </w:p>
+    <w:p>
+      <w:pPr>
+        <w:pStyle w:val="HSEDefaultText"/>
+      </w:pPr>
+      <w:r>
+        <w:t>На этапе обучения строится двудольный граф «пользователь – событие», узлам присваиваются начальные эмбеддинги, после чего выполняется несколько итераций распространения по нормализованной матрице смежности. Полученные представления усредняются по слоям и сохраняются в кэш в формате NumPy. При выдаче рекомендаций соответствующая компонента сводится к косинусному сходству пары сохранённых векторов.</w:t>
+      </w:r>
+    </w:p>
+    <w:p>
+      <w:pPr>
+        <w:pStyle w:val="HSEDefaultText"/>
+      </w:pPr>
+      <w:r>
+        <w:t>Периодическое переобучение коллаборативной модели вынесено в отдельный скрипт и запускается планировщиком задач. Это позволяет сохранять время отклика основного запроса и обновлять модель по мере накопления взаимодействий.</w:t>
+      </w:r>
+    </w:p>
+    <w:p>
+      <w:pPr>
+        <w:pStyle w:val="HSETitle3"/>
+      </w:pPr>
+      <w:r>
+        <w:t>3.5.6. Гибридное ранжирование и MMR-диверсификация</w:t>
+      </w:r>
+    </w:p>
+    <w:p>
+      <w:pPr>
+        <w:pStyle w:val="HSEDefaultText"/>
+      </w:pPr>
+      <w:r>
+        <w:t>Итоговая оценка релевантности формируется в модуле hybrid функцией compute_score_breakdown. Функция возвращает декомпозированный словарь компонент, каждая из которых соответствует одному из описанных выше алгоритмов. Итоговая оценка получается суммированием всех слагаемых; декомпозированный результат сохраняется в ответе API и используется для формирования объяснений.</w:t>
+      </w:r>
+    </w:p>
+    <w:p>
+      <w:pPr>
+        <w:pStyle w:val="HSEDefaultText"/>
+      </w:pPr>
+      <w:r>
+        <w:t>После сортировки списка по итоговой оценке выполняется переранжирование по алгоритму Maximal Marginal Relevance, реализованному в модуле diversity. На каждом шаге из верхней тридцатки кандидатов отбирается событие, максимизирующее компромисс между релевантностью и непохожестью на уже отобранные элементы. Эмбеддинги всех кандидатов загружаются единым SQL-запросом, что исключает множественные обращения к базе.</w:t>
+      </w:r>
+    </w:p>
+    <w:p>
+      <w:pPr>
+        <w:pStyle w:val="HSEDefaultText"/>
+      </w:pPr>
+      <w:r>
+        <w:t>Параметр компромисса между релевантностью и разнообразием задаётся конфигурационной переменной и в текущей версии установлен в значение 0,7, что отдаёт приоритет релевантности при умеренной тематической диверсификации.</w:t>
+      </w:r>
+    </w:p>
+    <w:p>
+      <w:pPr>
+        <w:pStyle w:val="HSETitle3"/>
+      </w:pPr>
+      <w:r>
+        <w:t>3.5.7. Оптимизация производительности</w:t>
+      </w:r>
+    </w:p>
+    <w:p>
+      <w:pPr>
+        <w:pStyle w:val="HSEDefaultText"/>
+      </w:pPr>
+      <w:r>
+        <w:t>Первоначальная реализация рекомендательного запроса демонстрировала существенную задержку при первом обращении пользователя — порядка тридцати секунд. Анализ показал, что задержка складывается из двух составляющих: разовой загрузки модели семантических представлений и многократного повторного вычисления компонент для каждого события списка.</w:t>
+      </w:r>
+    </w:p>
+    <w:p>
+      <w:pPr>
+        <w:pStyle w:val="HSEDefaultText"/>
+      </w:pPr>
+      <w:r>
+        <w:t>Для устранения первой составляющей реализован описанный ранее прогрев модели на старте приложения. Для устранения второй — вычисление дорогостоящих общих параметров вынесено за пределы цикла по событиям. К таким параметрам относятся семантический вектор пользователя с учётом сессионной составляющей, состояние LinUCB-бандита и параметры Beta-распределений по темам.</w:t>
+      </w:r>
+    </w:p>
+    <w:p>
+      <w:pPr>
+        <w:pStyle w:val="HSEDefaultText"/>
+      </w:pPr>
+      <w:r>
+        <w:t>Все эти величины рассчитываются один раз за запрос и передаются в функцию подсчёта оценки через явные параметры. Дополнительно эмбеддинги событий и связанные с ними данные загружаются одним пакетным запросом к базе. После выполнения этих оптимизаций среднее время отклика прогретого API при ста двадцати событиях в каталоге составляет около одной секунды.</w:t>
+      </w:r>
+    </w:p>
+    <w:p>
+      <w:pPr>
+        <w:pStyle w:val="HSETitle2"/>
+      </w:pPr>
+      <w:r>
+        <w:t>3.6. Реализация мультиагентного Copilot</w:t>
+      </w:r>
+    </w:p>
+    <w:p>
+      <w:pPr>
+        <w:pStyle w:val="HSEDefaultText"/>
+      </w:pPr>
+      <w:r>
+        <w:t>Диалоговый агент Copilot реализован в виде мультиагентной системы по шаблону Supervisor-Worker. Реализация расположена в пакете app/agents/copilot и опирается на оркестратор LangGraph. Подобная архитектура повышает точность ответов за счёт специализации отдельных агентов и упрощает развитие системы — добавление новой темы общения сводится к подключению ещё одного специалиста.</w:t>
+      </w:r>
+    </w:p>
+    <w:p>
+      <w:pPr>
+        <w:pStyle w:val="HSETitle3"/>
+      </w:pPr>
+      <w:r>
+        <w:t>3.6.1. Общая схема графа LangGraph</w:t>
+      </w:r>
+    </w:p>
+    <w:p>
+      <w:pPr>
+        <w:pStyle w:val="HSEDefaultText"/>
+      </w:pPr>
+      <w:r>
+        <w:t>Граф LangGraph описывается в файле agent.py и включает следующие узлы: входной узел retrieve, центральный узел supervisor, пять узлов-специалистов и финализирующий узел finalize. Между supervisor и специалистами установлено условное ребро, направляющее обработку к одному из исполнителей в зависимости от распознанного намерения пользователя.</w:t>
+      </w:r>
+    </w:p>
+    <w:p>
+      <w:pPr>
+        <w:pStyle w:val="HSEDefaultText"/>
+      </w:pPr>
+      <w:r>
+        <w:t>Узел retrieve выполняет общий для всех специалистов сбор контекста: формирует снимок пользовательского профиля, извлекает релевантные события и подготавливает фрагмент истории взаимодействий. Это исключает дублирование подготовительных операций между специалистами и обеспечивает единообразный набор входных данных.</w:t>
+      </w:r>
+    </w:p>
+    <w:p>
+      <w:pPr>
+        <w:pStyle w:val="HSEDefaultText"/>
+      </w:pPr>
+      <w:r>
+        <w:t>Узел finalize упаковывает результат работы выбранного специалиста в итоговый ответ и при необходимости извлекает идентификаторы рекомендованных событий для последующего отображения в пользовательском интерфейсе.</w:t>
+      </w:r>
+    </w:p>
+    <w:p>
+      <w:pPr>
+        <w:pStyle w:val="HSETitle3"/>
+      </w:pPr>
+      <w:r>
+        <w:t>3.6.2. Агент-супервизор и маршрутизация запросов</w:t>
+      </w:r>
+    </w:p>
+    <w:p>
+      <w:pPr>
+        <w:pStyle w:val="HSEDefaultText"/>
+      </w:pPr>
+      <w:r>
+        <w:t>Агент-супервизор реализован в модуле supervisor.py. Его задача — классифицировать намерение пользователя в один из пяти типов: выдача рекомендаций, карьерное консультирование, построение учебного маршрута, объяснение конкретного события или формирование сводки. Дополнительно супервизор извлекает идентификатор конкретного события (если оно упомянуто в запросе) и горизонт планирования (если речь о построении плана развития).</w:t>
+      </w:r>
+    </w:p>
+    <w:p>
+      <w:pPr>
+        <w:pStyle w:val="HSEDefaultText"/>
+      </w:pPr>
+      <w:r>
+        <w:t>Классификация выполняется вызовом языковой модели с подключённой Pydantic-схемой SupervisorDecision. Структурированный вызов гарантирует, что ответ модели либо корректно разбирается в объект класса, либо считается невалидным. В случае неудачи вступает в действие резервный механизм классификации по ключевым словам, обеспечивающий работу диалога даже при временных сбоях LLM-провайдера.</w:t>
+      </w:r>
+    </w:p>
+    <w:p>
+      <w:pPr>
+        <w:pStyle w:val="HSEDefaultText"/>
+      </w:pPr>
+      <w:r>
+        <w:t>После принятия решения супервизор сохраняет распознанный intent в состояние графа. Функция маршрутизации route_after_supervisor возвращает имя соответствующего узла-специалиста, на который переходит выполнение.</w:t>
+      </w:r>
+    </w:p>
+    <w:p>
+      <w:pPr>
+        <w:pStyle w:val="HSETitle3"/>
+      </w:pPr>
+      <w:r>
+        <w:t>3.6.3. Специалисты-исполнители</w:t>
+      </w:r>
+    </w:p>
+    <w:p>
+      <w:pPr>
+        <w:pStyle w:val="HSEDefaultText"/>
+      </w:pPr>
+      <w:r>
+        <w:t>Каждый специалист реализован в виде отдельного модуля в подкаталоге specialists и описывает три аспекта: собственный системный промпт, подмножество доступных инструментов и логику узла LangGraph. В составе Copilot работают пять специалистов:</w:t>
+      </w:r>
+    </w:p>
+    <w:p>
+      <w:pPr>
+        <w:pStyle w:val="HSElist"/>
+      </w:pPr>
+      <w:r>
+        <w:t>recommendation_specialist — формирует ранжированный список рекомендуемых событий с краткими пояснениями;</w:t>
+      </w:r>
+    </w:p>
+    <w:p>
+      <w:pPr>
+        <w:pStyle w:val="HSElist"/>
+      </w:pPr>
+      <w:r>
+        <w:t>career_coach — даёт развёрнутые карьерные рекомендации с учётом профиля навыков пользователя;</w:t>
+      </w:r>
+    </w:p>
+    <w:p>
+      <w:pPr>
+        <w:pStyle w:val="HSElist"/>
+      </w:pPr>
+      <w:r>
+        <w:t>roadmap_planner — строит структурированный план развития на несколько месяцев или год;</w:t>
+      </w:r>
+    </w:p>
+    <w:p>
+      <w:pPr>
+        <w:pStyle w:val="HSElist"/>
+      </w:pPr>
+      <w:r>
+        <w:t>event_explainer — отвечает на вопросы по конкретному мероприятию, опираясь на инструмент получения подробного объяснения;</w:t>
+      </w:r>
+    </w:p>
+    <w:p>
+      <w:pPr>
+        <w:pStyle w:val="HSElist"/>
+      </w:pPr>
+      <w:r>
+        <w:t>summary_specialist — формирует сводки и обобщения по группе событий или истории активности пользователя.</w:t>
+      </w:r>
+    </w:p>
+    <w:p>
+      <w:pPr>
+        <w:pStyle w:val="HSEDefaultText"/>
+      </w:pPr>
+      <w:r>
+        <w:t>Разделение по специалистам позволяет тонко настраивать поведение агента: каждый промпт описывает только свою задачу, а доступный набор инструментов ограничен функциями, действительно необходимыми для решения этой задачи. Подобное ограничение снижает риск вызова посторонних функций и облегчает отладку.</w:t>
+      </w:r>
+    </w:p>
+    <w:p>
+      <w:pPr>
+        <w:pStyle w:val="HSETitle3"/>
+      </w:pPr>
+      <w:r>
+        <w:t>3.6.4. Набор инструментов агентов</w:t>
+      </w:r>
+    </w:p>
+    <w:p>
+      <w:pPr>
+        <w:pStyle w:val="HSEDefaultText"/>
+      </w:pPr>
+      <w:r>
+        <w:t>Инструменты, доступные специалистам, описаны в модуле tools.py. Каждый инструмент представлен Python-функцией и описанием схемы вызова в формате OpenAI-совместимого function calling. В систему включены следующие инструменты:</w:t>
+      </w:r>
+    </w:p>
+    <w:p>
+      <w:pPr>
+        <w:pStyle w:val="HSElist"/>
+      </w:pPr>
+      <w:r>
+        <w:t>search_events — семантический поиск мероприятий по текстовому запросу;</w:t>
+      </w:r>
+    </w:p>
+    <w:p>
+      <w:pPr>
+        <w:pStyle w:val="HSElist"/>
+      </w:pPr>
+      <w:r>
+        <w:t>get_user_profile — получение явных предпочтений и навыков пользователя;</w:t>
+      </w:r>
+    </w:p>
+    <w:p>
+      <w:pPr>
+        <w:pStyle w:val="HSElist"/>
+      </w:pPr>
+      <w:r>
+        <w:t>get_interactions_summary — статистика по последним взаимодействиям с событиями;</w:t>
+      </w:r>
+    </w:p>
+    <w:p>
+      <w:pPr>
+        <w:pStyle w:val="HSElist"/>
+      </w:pPr>
+      <w:r>
+        <w:t>explain_event — подробное объяснение рекомендации по конкретному событию;</w:t>
+      </w:r>
+    </w:p>
+    <w:p>
+      <w:pPr>
+        <w:pStyle w:val="HSElist"/>
+      </w:pPr>
+      <w:r>
+        <w:t>recall_about_user — семантический поиск по заметкам долговременной памяти пользователя;</w:t>
+      </w:r>
+    </w:p>
+    <w:p>
+      <w:pPr>
+        <w:pStyle w:val="HSElist"/>
+      </w:pPr>
+      <w:r>
+        <w:t>mark_saved — добавление события в избранное от имени пользователя.</w:t>
+      </w:r>
+    </w:p>
+    <w:p>
+      <w:pPr>
+        <w:pStyle w:val="HSEDefaultText"/>
+      </w:pPr>
+      <w:r>
+        <w:t>Вызов инструмента из агента организуется через диспетчер dispatch_tool, который сопоставляет имя вызванной функции с соответствующей Python-реализацией и возвращает результат в виде сериализуемого словаря. Это обеспечивает единый формат передаваемых модели данных.</w:t>
+      </w:r>
+    </w:p>
+    <w:p>
+      <w:pPr>
+        <w:pStyle w:val="HSETitle3"/>
+      </w:pPr>
+      <w:r>
+        <w:t>3.6.5. Поддержка многотурового диалога</w:t>
+      </w:r>
+    </w:p>
+    <w:p>
+      <w:pPr>
+        <w:pStyle w:val="HSEDefaultText"/>
+      </w:pPr>
+      <w:r>
+        <w:t>Для поддержки многотурового диалога реализована таблица copilot_sessions, в которой накапливается история сообщений с конкретным пользователем. Каждое обращение к Copilot выполняется в контексте текущей сессии: предыдущие сообщения передаются в состояние графа и используются специалистами при формировании ответа.</w:t>
+      </w:r>
+    </w:p>
+    <w:p>
+      <w:pPr>
+        <w:pStyle w:val="HSEDefaultText"/>
+      </w:pPr>
+      <w:r>
+        <w:t>По завершении каждого хода диалога вызывается функция извлечения заметок долговременной памяти, реализованная в модуле app/recommender/memory. Если в ходе общения пользователь сообщил значимую информацию — например, цели обучения или ограничения по формату участия — она автоматически сохраняется в виде структурированной заметки и становится доступна для всех последующих обращений к системе.</w:t>
+      </w:r>
+    </w:p>
+    <w:p>
+      <w:pPr>
+        <w:pStyle w:val="HSETitle2"/>
+      </w:pPr>
+      <w:r>
+        <w:t>3.7. Реализация долговременной памяти пользователя</w:t>
+      </w:r>
+    </w:p>
+    <w:p>
+      <w:pPr>
+        <w:pStyle w:val="HSEDefaultText"/>
+      </w:pPr>
+      <w:r>
+        <w:t>Подсистема долговременной памяти реализована в модуле app/recommender/memory и использует подход, известный в литературе как mem0. В отличие от пассивного хранения событий и явных предпочтений, языковая модель сама формирует структурированные заметки о пользователе на основании его реакций и диалога с Copilot.</w:t>
+      </w:r>
+    </w:p>
+    <w:p>
+      <w:pPr>
+        <w:pStyle w:val="HSETitle3"/>
+      </w:pPr>
+      <w:r>
+        <w:t>3.7.1. Структура и хранение заметок</w:t>
+      </w:r>
+    </w:p>
+    <w:p>
+      <w:pPr>
+        <w:pStyle w:val="HSEDefaultText"/>
+      </w:pPr>
+      <w:r>
+        <w:t>Каждая заметка хранится в таблице user_memories и содержит текст, категорию, численную оценку значимости, источник появления и собственный семантический вектор. Категории заранее ограничены закрытым перечнем (интерес, неприятие, цель, ограничение, контекст, предпочтение по событиям, прочее), что исключает расхождения в формулировках при автоматическом извлечении.</w:t>
+      </w:r>
+    </w:p>
+    <w:p>
+      <w:pPr>
+        <w:pStyle w:val="HSEDefaultText"/>
+      </w:pPr>
+      <w:r>
+        <w:t>Численная оценка значимости позволяет различать заметки разного веса. Менее значимые заметки реже попадают в выдачу при семантическом поиске и в первую очередь обобщаются при периодическом уплотнении памяти.</w:t>
+      </w:r>
+    </w:p>
+    <w:p>
+      <w:pPr>
+        <w:pStyle w:val="HSETitle3"/>
+      </w:pPr>
+      <w:r>
+        <w:t>3.7.2. Извлечение заметок из обратной связи и диалогов</w:t>
+      </w:r>
+    </w:p>
+    <w:p>
+      <w:pPr>
+        <w:pStyle w:val="HSEDefaultText"/>
+      </w:pPr>
+      <w:r>
+        <w:t>Извлечение заметок производится из двух источников. Первый источник — обратная связь пользователя по событиям: после каждого положительного действия вызывается функция, которая передаёт языковой модели контекст события и предлагает сформулировать одну или несколько заметок. Если модель сообщает, что значимая информация отсутствует, заметки не создаются.</w:t>
+      </w:r>
+    </w:p>
+    <w:p>
+      <w:pPr>
+        <w:pStyle w:val="HSEDefaultText"/>
+      </w:pPr>
+      <w:r>
+        <w:t>Второй источник — диалог с Copilot: после каждого хода общения выполняется попытка извлечь заметки из последних сообщений пользователя. Это позволяет улавливать сведения, которые пользователь сообщает явно — например, желание сменить технологию или ограничения по графику. Все извлечённые заметки снабжаются ссылкой на источник в виде структурированной строки, что упрощает последующий аудит.</w:t>
+      </w:r>
+    </w:p>
+    <w:p>
+      <w:pPr>
+        <w:pStyle w:val="HSETitle3"/>
+      </w:pPr>
+      <w:r>
+        <w:t>3.7.3. Семантический поиск по памяти</w:t>
+      </w:r>
+    </w:p>
+    <w:p>
+      <w:pPr>
+        <w:pStyle w:val="HSEDefaultText"/>
+      </w:pPr>
+      <w:r>
+        <w:t>Доступ к памяти из агентов осуществляется через функцию recall. Для заданного запроса формируется семантический вектор, после чего вычисляется его косинусная близость со всеми сохранёнными заметками пользователя. Итоговая оценка релевантности учитывает не только семантическую близость, но и нормированную значимость заметки, что повышает вес ключевых утверждений.</w:t>
+      </w:r>
+    </w:p>
+    <w:p>
+      <w:pPr>
+        <w:pStyle w:val="HSEDefaultText"/>
+      </w:pPr>
+      <w:r>
+        <w:t>Возвращаются k заметок с наибольшей оценкой. Дополнительно обновляются служебные поля заметки — число обращений и время последнего обращения, — которые могут использоваться при последующем уплотнении.</w:t>
+      </w:r>
+    </w:p>
+    <w:p>
+      <w:pPr>
+        <w:pStyle w:val="HSETitle3"/>
+      </w:pPr>
+      <w:r>
+        <w:t>3.7.4. Периодическое уплотнение</w:t>
+      </w:r>
+    </w:p>
+    <w:p>
+      <w:pPr>
+        <w:pStyle w:val="HSEDefaultText"/>
+      </w:pPr>
+      <w:r>
+        <w:t>По мере накопления заметок объём памяти пользователя может значительно вырасти. Для контроля объёма реализована функция уплотнения памяти, которая запускается планировщиком задач при превышении заданного количества записей. Языковой модели передаётся набор накопленных заметок, и она формирует более общие, но содержательные обобщения, заменяя ими исходный набор.</w:t>
+      </w:r>
+    </w:p>
+    <w:p>
+      <w:pPr>
+        <w:pStyle w:val="HSEDefaultText"/>
+      </w:pPr>
+      <w:r>
+        <w:t>Уплотнение позволяет сохранять разумный объём данных в долгосрочной перспективе и предотвращает деградацию качества семантического поиска при большом числе мелких разрозненных заметок.</w:t>
+      </w:r>
+    </w:p>
+    <w:p>
+      <w:pPr>
+        <w:pStyle w:val="HSETitle2"/>
+      </w:pPr>
+      <w:r>
+        <w:t>3.8. Реализация планировщика задач</w:t>
+      </w:r>
+    </w:p>
+    <w:p>
+      <w:pPr>
+        <w:pStyle w:val="HSEDefaultText"/>
+      </w:pPr>
+      <w:r>
+        <w:t>Планировщик задач реализован в виде отдельного процесса в пакете app/scheduler и опирается на библиотеку APScheduler. Запуск осуществляется командой python -m app.scheduler.digest и не зависит от состояния API-процесса.</w:t>
+      </w:r>
+    </w:p>
+    <w:p>
+      <w:pPr>
+        <w:pStyle w:val="HSETitle3"/>
+      </w:pPr>
+      <w:r>
+        <w:t>3.8.1. Архитектура процесса</w:t>
+      </w:r>
+    </w:p>
+    <w:p>
+      <w:pPr>
+        <w:pStyle w:val="HSEDefaultText"/>
+      </w:pPr>
+      <w:r>
+        <w:t>Внутри процесса создаётся блокирующий планировщик BlockingScheduler, в который регистрируются все задачи системы. Каждая задача реализована в виде отдельной функции и обращается к REST API основного приложения по HTTP. Подобный подход исключает необходимость дублирования бизнес-логики и обеспечивает единообразное поведение задач и пользовательских запросов.</w:t>
+      </w:r>
+    </w:p>
+    <w:p>
+      <w:pPr>
+        <w:pStyle w:val="HSEDefaultText"/>
+      </w:pPr>
+      <w:r>
+        <w:t>Конфигурация планировщика — частота запуска задач, адрес API, список источников для ингеста — задаётся переменными окружения. Это позволяет менять расписание без модификации исходного кода и поддерживать несколько окружений с разной частотой обновления данных.</w:t>
+      </w:r>
+    </w:p>
+    <w:p>
+      <w:pPr>
+        <w:pStyle w:val="HSETitle3"/>
+      </w:pPr>
+      <w:r>
+        <w:t>3.8.2. Рассылка персонализированного дайджеста</w:t>
+      </w:r>
+    </w:p>
+    <w:p>
+      <w:pPr>
+        <w:pStyle w:val="HSEDefaultText"/>
+      </w:pPr>
+      <w:r>
+        <w:t>Основной задачей планировщика является регулярная рассылка AI-дайджеста подписчикам. На каждом запуске задача запрашивает у API список пользователей с активной подпиской, а затем для каждого из них получает топовую AI-карточку через эндпоинт agent-recommendations. Полученная карточка форматируется в сообщение с пояснением и отправляется пользователю через Bot API Telegram.</w:t>
+      </w:r>
+    </w:p>
+    <w:p>
+      <w:pPr>
+        <w:pStyle w:val="HSEDefaultText"/>
+      </w:pPr>
+      <w:r>
+        <w:t>Реализация устойчива к отдельным сбоям: ошибки при получении или отправке одного сообщения не прерывают рассылку остальным пользователям и фиксируются в журнале для последующего анализа.</w:t>
+      </w:r>
+    </w:p>
+    <w:p>
+      <w:pPr>
+        <w:pStyle w:val="HSETitle3"/>
+      </w:pPr>
+      <w:r>
+        <w:t>3.8.3. Периодический ингест и уплотнение памяти</w:t>
+      </w:r>
+    </w:p>
+    <w:p>
+      <w:pPr>
+        <w:pStyle w:val="HSEDefaultText"/>
+      </w:pPr>
+      <w:r>
+        <w:t>Помимо рассылки в планировщике зарегистрированы задачи периодического обновления каталога мероприятий. Они вызывают соответствующие эндпоинты ингеста для источников RSS, Telegram-каналов и других платформ. Частота запуска задач настраивается независимо: например, обновление RSS-лент выполняется чаще, чем обновление событий из Telegram-каналов.</w:t>
+      </w:r>
+    </w:p>
+    <w:p>
+      <w:pPr>
+        <w:pStyle w:val="HSEDefaultText"/>
+      </w:pPr>
+      <w:r>
+        <w:t>Также по расписанию запускается задача уплотнения долговременной памяти пользователей. При большом числе подписчиков подобный механизм гарантирует, что объём накопленных заметок остаётся в разумных пределах, а семантический поиск по памяти сохраняет приемлемое качество.</w:t>
+      </w:r>
+    </w:p>
+    <w:p>
+      <w:pPr>
+        <w:pStyle w:val="HSEDefaultText"/>
+      </w:pPr>
+      <w:r>
+        <w:t>При первом запуске задачи с уже истекшим временем выполнения используется параметр next_run_time, что позволяет выполнить задачу немедленно и не дожидаться следующего срабатывания по расписанию. Это упрощает первичное наполнение каталога и первичную рассылку дайджеста после развёртывания системы.</w:t>
+      </w:r>
+    </w:p>
+    <w:p>
+      <w:pPr>
+        <w:pStyle w:val="HSETitle2"/>
+      </w:pPr>
+      <w:r>
+        <w:t>3.9. Поток данных в системе</w:t>
+      </w:r>
+    </w:p>
+    <w:p>
+      <w:pPr>
+        <w:pStyle w:val="HSEDefaultText"/>
+      </w:pPr>
+      <w:r>
+        <w:t>Полная картина работы системы складывается из двух независимых, но взаимосвязанных потоков данных: потока обработки внешних источников и потока обслуживания пользовательских запросов. Рассмотрим их последовательно.</w:t>
+      </w:r>
+    </w:p>
+    <w:p>
+      <w:pPr>
+        <w:pStyle w:val="HSEDefaultText"/>
+      </w:pPr>
+      <w:r>
+        <w:t>Поток обработки внешних источников начинается с регулярного запуска планировщиком задач адаптеров источников. Каждый адаптер получает данные из соответствующего сервиса и через эндпоинт ингеста сохраняет их в таблицу raw_events со статусом «raw». Далее запускается агент нормализации: для каждой сырой записи вызывается языковая модель, результат разбирается в структурированную форму и сохраняется в таблицу events. На том же этапе выполняется обогащение события: построение семантического вектора, оценка качества и актуальности, выделение технологий и целевой аудитории. После завершения обработки событие становится доступным для участия в ранжировании.</w:t>
+      </w:r>
+    </w:p>
+    <w:p>
+      <w:pPr>
+        <w:pStyle w:val="HSEDefaultText"/>
+      </w:pPr>
+      <w:r>
+        <w:t>Поток обслуживания пользовательских запросов начинается с действия пользователя в Telegram-боте. Бот формирует HTTP-запрос к API и получает в ответ персонализированную выдачу. Сервисный слой API выполняет следующие операции: один раз за запрос рассчитывает семантический вектор пользователя с учётом сессионной составляющей, загружает параметры Beta-распределений и состояние бандита, а затем для каждого события вызывает функцию подсчёта декомпозированной оценки. Полученный список сортируется и переранжируется по алгоритму MMR. Дополнительно для каждого элемента формируется человекочитаемое объяснение, после чего ответ передаётся обратно в бот и отображается пользователю.</w:t>
+      </w:r>
+    </w:p>
+    <w:p>
+      <w:pPr>
+        <w:pStyle w:val="HSEDefaultText"/>
+      </w:pPr>
+      <w:r>
+        <w:t>Действия пользователя над карточкой события — лайк, дизлайк, сохранение — отправляются в API как отдельные запросы. Каждый запрос приводит к одновременному обновлению нескольких компонентов пользовательской модели: явных весов тематик, параметров Beta-распределения, состояния LinUCB-бандита и, при положительной реакции, формированию заметки долговременной памяти. При обращении пользователя к Copilot все накопленные данные становятся доступны специалистам через соответствующие инструменты.</w:t>
+      </w:r>
+    </w:p>
+    <w:p>
+      <w:pPr>
+        <w:pStyle w:val="HSEDefaultText"/>
+      </w:pPr>
+      <w:r>
+        <w:t>Таким образом, реализация системы обеспечивает связное взаимодействие всех описанных подсистем. Каждое действие пользователя приводит к согласованному обновлению модели интересов на нескольких уровнях, а накопленные данные используются при формировании последующих рекомендаций и в диалоге с Copilot. В совокупности это позволяет системе постепенно адаптироваться к интересам пользователя и поддерживать качество рекомендаций по мере накопления взаимодействий.</w:t>
+      </w:r>
+    </w:p>
+    <w:p>
+      <w:pPr>
+        <w:pStyle w:val="HSETitle1"/>
+      </w:pPr>
+      <w:r>
+        <w:t>Глава 4. Тестирование</w:t>
+      </w:r>
+    </w:p>
+    <w:p>
+      <w:pPr>
+        <w:pStyle w:val="HSEDefaultText"/>
+      </w:pPr>
+      <w:r>
+        <w:t>Тестирование разработанной системы проводилось на нескольких уровнях: функциональном, алгоритмическом и пользовательском. Функциональное тестирование подтверждает корректность поведения отдельных модулей и их взаимодействия. Алгоритмическое — оценивает качество работы рекомендательной подсистемы по объективным метрикам, в том числе с привлечением языковой модели в роли независимого судьи. Пользовательское тестирование проверяет удобство и устойчивость работы системы в реальных сценариях использования.</w:t>
+      </w:r>
+    </w:p>
+    <w:p>
+      <w:pPr>
+        <w:pStyle w:val="HSEDefaultText"/>
+      </w:pPr>
+      <w:r>
+        <w:t>В настоящей главе последовательно рассматриваются перечисленные уровни тестирования: описывается организация набора автоматических тестов, методика офлайн-оценки рекомендательной системы и результаты тестирования, выполненного при работе с прототипом через Telegram-бот.</w:t>
+      </w:r>
+    </w:p>
+    <w:p>
+      <w:pPr>
+        <w:pStyle w:val="HSETitle2"/>
+      </w:pPr>
+      <w:r>
+        <w:t>4.1. Функциональное тестирование</w:t>
+      </w:r>
+    </w:p>
+    <w:p>
+      <w:pPr>
+        <w:pStyle w:val="HSEDefaultText"/>
+      </w:pPr>
+      <w:r>
+        <w:t>Функциональное тестирование выполнено с использованием фреймворка pytest. На момент завершения разработки тестовый набор содержит сто семьдесят автоматических тестов, распределённых по двадцати пяти модулям. Запуск полного набора занимает порядка пятнадцати секунд, что позволяет выполнять его при каждом существенном изменении кода.</w:t>
+      </w:r>
+    </w:p>
+    <w:p>
+      <w:pPr>
+        <w:pStyle w:val="HSETitle3"/>
+      </w:pPr>
+      <w:r>
+        <w:t>4.1.1. Организация тестового набора</w:t>
+      </w:r>
+    </w:p>
+    <w:p>
+      <w:pPr>
+        <w:pStyle w:val="HSEDefaultText"/>
+      </w:pPr>
+      <w:r>
+        <w:t>Тесты расположены в каталоге tests/ и сгруппированы по подсистемам: алгоритмы рекомендательной подсистемы, ингест и нормализация событий, мультиагентный Copilot, работа с базой данных, формирование карточек и обработка пользовательских взаимодействий. Каждое имя файла соответствует тестируемому модулю, что упрощает навигацию по коду и поиск тестов для конкретного компонента.</w:t>
+      </w:r>
+    </w:p>
+    <w:p>
+      <w:pPr>
+        <w:pStyle w:val="HSEDefaultText"/>
+      </w:pPr>
+      <w:r>
+        <w:t>При тестировании используется in-memory SQLite, что позволяет избежать обращения к основной базе данных и обеспечивает полную изоляцию тестов друг от друга. Каждый тест получает чистую сессию и независимое состояние схемы, а после завершения автоматически освобождает ресурсы.</w:t>
+      </w:r>
+    </w:p>
+    <w:p>
+      <w:pPr>
+        <w:pStyle w:val="HSEDefaultText"/>
+      </w:pPr>
+      <w:r>
+        <w:t>Внешние зависимости — обращения к языковой модели и сетевые запросы при ингесте — заменяются с помощью механизма monkeypatch встроенными заглушками. Это исключает зависимость тестов от доступности внешних сервисов и обеспечивает воспроизводимость результатов запусков.</w:t>
+      </w:r>
+    </w:p>
+    <w:p>
+      <w:pPr>
+        <w:pStyle w:val="HSETitle3"/>
+      </w:pPr>
+      <w:r>
+        <w:t>4.1.2. Тесты алгоритмов рекомендательной подсистемы</w:t>
+      </w:r>
+    </w:p>
+    <w:p>
+      <w:pPr>
+        <w:pStyle w:val="HSEDefaultText"/>
+      </w:pPr>
+      <w:r>
+        <w:t>Алгоритмы рекомендательной подсистемы покрыты группой тестов, каждый из которых проверяет одну компоненту в изоляции:</w:t>
+      </w:r>
+    </w:p>
+    <w:p>
+      <w:pPr>
+        <w:pStyle w:val="HSElist"/>
+      </w:pPr>
+      <w:r>
+        <w:t>test_scoring — корректность подсчёта rule-based-оценки при совпадениях и расхождениях тематик, формата и города;</w:t>
+      </w:r>
+    </w:p>
+    <w:p>
+      <w:pPr>
+        <w:pStyle w:val="HSElist"/>
+      </w:pPr>
+      <w:r>
+        <w:t>test_bayesian и test_bayes_decay — обновление параметров Beta-распределения по обратной связи и корректность экспоненциального затухания;</w:t>
+      </w:r>
+    </w:p>
+    <w:p>
+      <w:pPr>
+        <w:pStyle w:val="HSElist"/>
+      </w:pPr>
+      <w:r>
+        <w:t>test_bandit — корректность контекстного вектора, обновления матрицы A и вектора b алгоритма LinUCB, а также пересчёт оценки верхней доверительной границы;</w:t>
+      </w:r>
+    </w:p>
+    <w:p>
+      <w:pPr>
+        <w:pStyle w:val="HSElist"/>
+      </w:pPr>
+      <w:r>
+        <w:t>test_gnn — корректность работы упрощённой графовой модели LightGCN: построение матрицы смежности, инициализация эмбеддингов, согласованность последующего получения оценки;</w:t>
+      </w:r>
+    </w:p>
+    <w:p>
+      <w:pPr>
+        <w:pStyle w:val="HSElist"/>
+      </w:pPr>
+      <w:r>
+        <w:t>test_dedup — обнаружение семантических дубликатов событий при разных формулировках, отсутствие ложных срабатываний на тематически близких, но различных мероприятиях;</w:t>
+      </w:r>
+    </w:p>
+    <w:p>
+      <w:pPr>
+        <w:pStyle w:val="HSElist"/>
+      </w:pPr>
+      <w:r>
+        <w:t>test_multi_objective — корректность гибридного ранжирования с одновременным участием всех компонент;</w:t>
+      </w:r>
+    </w:p>
+    <w:p>
+      <w:pPr>
+        <w:pStyle w:val="HSElist"/>
+      </w:pPr>
+      <w:r>
+        <w:t>test_retrieval и test_cold_start — поведение алгоритмов при отсутствии истории взаимодействий и в условиях холодного старта.</w:t>
+      </w:r>
+    </w:p>
+    <w:p>
+      <w:pPr>
+        <w:pStyle w:val="HSEDefaultText"/>
+      </w:pPr>
+      <w:r>
+        <w:t>Отдельная группа тестов посвящена долговременной памяти пользователя. В её состав входят как изолированные тесты функций извлечения и поиска (test_memory), так и интеграционные тесты, проверяющие совместную работу извлечения из обратной связи и последующего семантического вызова из агентов (test_memory_integration).</w:t>
+      </w:r>
+    </w:p>
+    <w:p>
+      <w:pPr>
+        <w:pStyle w:val="HSETitle3"/>
+      </w:pPr>
+      <w:r>
+        <w:t>4.1.3. Тесты подсистемы ингеста и нормализации</w:t>
+      </w:r>
+    </w:p>
+    <w:p>
+      <w:pPr>
+        <w:pStyle w:val="HSEDefaultText"/>
+      </w:pPr>
+      <w:r>
+        <w:t>Тестирование подсистемы ингеста выполняется на уровне отдельных адаптеров источников и общей логики сохранения сырых записей. В тестах используется фиктивный HTTP-клиент, возвращающий заранее подготовленные ответы. Это позволяет проверить корректность разбора форматов RSS, HTML-страниц веб-зеркала Telegram, JSON-ответа KudaGo и iCalendar-фидов Lu.ma без обращения к реальным сервисам.</w:t>
+      </w:r>
+    </w:p>
+    <w:p>
+      <w:pPr>
+        <w:pStyle w:val="HSEDefaultText"/>
+      </w:pPr>
+      <w:r>
+        <w:t>Тесты подсистемы нормализации проверяют корректность преобразования сырых записей в структурированные события с помощью агента, при этом ответ языковой модели подменяется на заранее заданный JSON-объект. Подобный подход позволяет проверять обработку нормальных и нештатных ответов модели (некорректный JSON, отсутствие обязательных полей) и убеждаться, что в каждом случае система ведёт себя предсказуемо.</w:t>
+      </w:r>
+    </w:p>
+    <w:p>
+      <w:pPr>
+        <w:pStyle w:val="HSEDefaultText"/>
+      </w:pPr>
+      <w:r>
+        <w:t>Отдельный тест test_db_session проверяет применение PRAGMA-настроек при создании соединения SQLite. Тест убеждается, что после получения сессии активны режим WAL и заданное ожидание блокировок. Это исключает регрессии в одной из наиболее критичных частей инфраструктуры, ошибки в которой могут привести к ошибкам конкурентной записи.</w:t>
+      </w:r>
+    </w:p>
+    <w:p>
+      <w:pPr>
+        <w:pStyle w:val="HSETitle3"/>
+      </w:pPr>
+      <w:r>
+        <w:t>4.1.4. Тесты мультиагентного Copilot</w:t>
+      </w:r>
+    </w:p>
+    <w:p>
+      <w:pPr>
+        <w:pStyle w:val="HSEDefaultText"/>
+      </w:pPr>
+      <w:r>
+        <w:t>Тестирование агентной подсистемы построено вокруг трёх ключевых аспектов: корректности классификации намерения супервизором, корректности маршрутизации к специалистам и корректности сквозного прохода графа.</w:t>
+      </w:r>
+    </w:p>
+    <w:p>
+      <w:pPr>
+        <w:pStyle w:val="HSEDefaultText"/>
+      </w:pPr>
+      <w:r>
+        <w:t>Тест test_supervisor проверяет, что для типовых формулировок запросов супервизор возвращает ожидаемое намерение, а в случае сбоя структурированного вызова — корректно опирается на резервный механизм классификации по ключевым словам. Тест параметризован: для каждой пары «текст запроса – ожидаемое намерение» выполняется отдельный запуск, что упрощает добавление новых примеров без модификации кода теста.</w:t>
+      </w:r>
+    </w:p>
+    <w:p>
+      <w:pPr>
+        <w:pStyle w:val="HSEDefaultText"/>
+      </w:pPr>
+      <w:r>
+        <w:t>Тест test_specialists проверяет, что каждый специалист корректно получает на вход подготовленный контекст и формирует ответ ожидаемой структуры. Тест test_copilot_graph_e2e выполняет сквозной проход графа от входного сообщения пользователя до финального ответа, включая шаги retrieve, supervisor, выбор специалиста и finalize. Дополнительный тест test_copilot_tools проверяет корректность вызова инструментов агента и диспетчеризацию по их именам.</w:t>
+      </w:r>
+    </w:p>
+    <w:p>
+      <w:pPr>
+        <w:pStyle w:val="HSETitle2"/>
+      </w:pPr>
+      <w:r>
+        <w:t>4.2. Офлайн-оценка рекомендательной системы</w:t>
+      </w:r>
+    </w:p>
+    <w:p>
+      <w:pPr>
+        <w:pStyle w:val="HSEDefaultText"/>
+      </w:pPr>
+      <w:r>
+        <w:t>Помимо функциональных тестов в систему включены отдельные скрипты офлайн-оценки качества рекомендательной подсистемы. Они позволяют объективно сравнивать различные алгоритмы ранжирования на одних и тех же данных и контролировать качество выдачи в ходе развития проекта.</w:t>
+      </w:r>
+    </w:p>
+    <w:p>
+      <w:pPr>
+        <w:pStyle w:val="HSETitle3"/>
+      </w:pPr>
+      <w:r>
+        <w:t>4.2.1. Методика leave-one-out</w:t>
+      </w:r>
+    </w:p>
+    <w:p>
+      <w:pPr>
+        <w:pStyle w:val="HSEDefaultText"/>
+      </w:pPr>
+      <w:r>
+        <w:t>Основной скрипт офлайн-оценки реализован по схеме leave-one-out. Для каждого пользователя, у которого зафиксировано не менее трёх положительных взаимодействий (лайков или сохранений), выполняется следующая процедура: последнее положительное взаимодействие временно исключается из истории, после чего весь каталог событий ранжируется выбранным алгоритмом. Далее проверяется, на какой позиции в полученном списке оказывается скрытое событие.</w:t>
+      </w:r>
+    </w:p>
+    <w:p>
+      <w:pPr>
+        <w:pStyle w:val="HSEDefaultText"/>
+      </w:pPr>
+      <w:r>
+        <w:t>Подобный подход является стандартной методикой офлайн-оценки рекомендательных систем и позволяет оценить, насколько хорошо алгоритм восстанавливает действительное предпочтение пользователя при отсутствии явной информации о нём в обучающей выборке.</w:t>
+      </w:r>
+    </w:p>
+    <w:p>
+      <w:pPr>
+        <w:pStyle w:val="HSETitle3"/>
+      </w:pPr>
+      <w:r>
+        <w:t>4.2.2. Сравнение алгоритмов по метрикам Recall@k и nDCG@k</w:t>
+      </w:r>
+    </w:p>
+    <w:p>
+      <w:pPr>
+        <w:pStyle w:val="HSEDefaultText"/>
+      </w:pPr>
+      <w:r>
+        <w:t>По результатам процедуры leave-one-out для каждого пользователя рассчитываются две метрики:</w:t>
+      </w:r>
+    </w:p>
+    <w:p>
+      <w:pPr>
+        <w:pStyle w:val="HSElist"/>
+      </w:pPr>
+      <w:r>
+        <w:t>Recall@k — доля случаев, в которых скрытое событие попало в первые k позиций ранжированного списка;</w:t>
+      </w:r>
+    </w:p>
+    <w:p>
+      <w:pPr>
+        <w:pStyle w:val="HSElist"/>
+      </w:pPr>
+      <w:r>
+        <w:t>nDCG@k — нормализованная дисконтированная кумулятивная польза, учитывающая не только факт попадания, но и позицию скрытого события в выдаче.</w:t>
+      </w:r>
+    </w:p>
+    <w:p>
+      <w:pPr>
+        <w:pStyle w:val="HSEDefaultText"/>
+      </w:pPr>
+      <w:r>
+        <w:t>Скрипт сравнивает три варианта алгоритма ранжирования: базовое правило (rule), его комбинацию с семантической близостью (hybrid) и расширенный вариант с добавлением Байесовского сигнала на основе Thompson sampling (bayesian). Результаты выводятся в виде сводной таблицы, что позволяет наглядно проследить вклад каждой дополнительной компоненты в итоговое качество выдачи.</w:t>
+      </w:r>
+    </w:p>
+    <w:p>
+      <w:pPr>
+        <w:pStyle w:val="HSEDefaultText"/>
+      </w:pPr>
+      <w:r>
+        <w:t>Запуск скрипта оформлен как отдельная утилита и не требует подъёма основного приложения. Это обеспечивает возможность воспроизводить замеры при каждом существенном изменении алгоритмов и сохранять журнал результатов для последующего анализа.</w:t>
+      </w:r>
+    </w:p>
+    <w:p>
+      <w:pPr>
+        <w:pStyle w:val="HSETitle3"/>
+      </w:pPr>
+      <w:r>
+        <w:t>4.2.3. Оценка качества с помощью LLM-судьи</w:t>
+      </w:r>
+    </w:p>
+    <w:p>
+      <w:pPr>
+        <w:pStyle w:val="HSEDefaultText"/>
+      </w:pPr>
+      <w:r>
+        <w:t>Дополнительно реализован скрипт оценки качества выдачи с использованием большой языковой модели в роли независимого судьи. Скрипт получает выдачу для каждого пользователя по выбранному алгоритму и передаёт модели три блока информации: профиль пользователя, цели и интересы, а также список рекомендованных карточек событий.</w:t>
+      </w:r>
+    </w:p>
+    <w:p>
+      <w:pPr>
+        <w:pStyle w:val="HSEDefaultText"/>
+      </w:pPr>
+      <w:r>
+        <w:t>Модель оценивает каждое событие по двум шкалам от одного до пяти и возвращает результат в виде структурированного JSON-массива. Используются две метрики:</w:t>
+      </w:r>
+    </w:p>
+    <w:p>
+      <w:pPr>
+        <w:pStyle w:val="HSElist"/>
+      </w:pPr>
+      <w:r>
+        <w:t>relevance — оценка соответствия события интересам и целям пользователя;</w:t>
+      </w:r>
+    </w:p>
+    <w:p>
+      <w:pPr>
+        <w:pStyle w:val="HSElist"/>
+      </w:pPr>
+      <w:r>
+        <w:t>diversity_contribution — вклад события в разнообразие итоговой подборки.</w:t>
+      </w:r>
+    </w:p>
+    <w:p>
+      <w:pPr>
+        <w:pStyle w:val="HSEDefaultText"/>
+      </w:pPr>
+      <w:r>
+        <w:t>Полученные оценки усредняются по всем пользователям, после чего формируется сводная таблица сравнения вариантов алгоритма. Применение LLM-судьи позволяет дополнить численные метрики, основанные на исторической обратной связи, оценкой качества выдачи в целом, в том числе для событий, которые ранее не встречались пользователю.</w:t>
+      </w:r>
+    </w:p>
+    <w:p>
+      <w:pPr>
+        <w:pStyle w:val="HSETitle2"/>
+      </w:pPr>
+      <w:r>
+        <w:t>4.3. Пользовательское тестирование</w:t>
+      </w:r>
+    </w:p>
+    <w:p>
+      <w:pPr>
+        <w:pStyle w:val="HSEDefaultText"/>
+      </w:pPr>
+      <w:r>
+        <w:t>Пользовательское тестирование выполнялось в условиях, максимально приближенных к реальной эксплуатации: через Telegram-бот, с обращением к развёрнутой копии backend-приложения и работающим планировщиком задач. Целью этапа являлась проверка удобства взаимодействия, корректности отображения карточек мероприятий и устойчивости работы системы при типичных и нестандартных сценариях.</w:t>
+      </w:r>
+    </w:p>
+    <w:p>
+      <w:pPr>
+        <w:pStyle w:val="HSETitle3"/>
+      </w:pPr>
+      <w:r>
+        <w:t>4.3.1. Методика</w:t>
+      </w:r>
+    </w:p>
+    <w:p>
+      <w:pPr>
+        <w:pStyle w:val="HSEDefaultText"/>
+      </w:pPr>
+      <w:r>
+        <w:t>Тестирование проводилось по подготовленному заранее списку сценариев, охватывающих основные пользовательские потоки. Каждый сценарий проигрывался последовательно от лица «нового» пользователя, проходящего полный путь от регистрации до получения регулярных рекомендаций. Для каждого выявленного дефекта фиксировались наблюдаемое поведение, ожидаемое поведение и предполагаемая причина.</w:t>
+      </w:r>
+    </w:p>
+    <w:p>
+      <w:pPr>
+        <w:pStyle w:val="HSEDefaultText"/>
+      </w:pPr>
+      <w:r>
+        <w:t>Дополнительно проверялась устойчивость системы в условиях одновременной работы нескольких процессов: API, Telegram-бота и планировщика задач, обращающихся к общей базе данных. Это позволило выявить ряд проблем, связанных с конкурентным доступом, и убедиться в корректности их устранения.</w:t>
+      </w:r>
+    </w:p>
+    <w:p>
+      <w:pPr>
+        <w:pStyle w:val="HSETitle3"/>
+      </w:pPr>
+      <w:r>
+        <w:t>4.3.2. Тестируемые сценарии</w:t>
+      </w:r>
+    </w:p>
+    <w:p>
+      <w:pPr>
+        <w:pStyle w:val="HSEDefaultText"/>
+      </w:pPr>
+      <w:r>
+        <w:t>В состав тестируемых сценариев вошли:</w:t>
+      </w:r>
+    </w:p>
+    <w:p>
+      <w:pPr>
+        <w:pStyle w:val="HSElist"/>
+      </w:pPr>
+      <w:r>
+        <w:t>регистрация пользователя и первичная настройка профиля (выбор тематик, формата, города, ввод биографии);</w:t>
+      </w:r>
+    </w:p>
+    <w:p>
+      <w:pPr>
+        <w:pStyle w:val="HSElist"/>
+      </w:pPr>
+      <w:r>
+        <w:t>получение и пролистывание обычных и AI-рекомендаций;</w:t>
+      </w:r>
+    </w:p>
+    <w:p>
+      <w:pPr>
+        <w:pStyle w:val="HSElist"/>
+      </w:pPr>
+      <w:r>
+        <w:t>оценка событий, сохранение в избранное и снятие ранее выставленных оценок;</w:t>
+      </w:r>
+    </w:p>
+    <w:p>
+      <w:pPr>
+        <w:pStyle w:val="HSElist"/>
+      </w:pPr>
+      <w:r>
+        <w:t>многотуровый диалог с Copilot по сценариям выдачи рекомендаций, карьерного консультирования, построения учебного маршрута и подробного объяснения конкретного события;</w:t>
+      </w:r>
+    </w:p>
+    <w:p>
+      <w:pPr>
+        <w:pStyle w:val="HSElist"/>
+      </w:pPr>
+      <w:r>
+        <w:t>подписка на ежедневный AI-дайджест и его получение в указанное время;</w:t>
+      </w:r>
+    </w:p>
+    <w:p>
+      <w:pPr>
+        <w:pStyle w:val="HSElist"/>
+      </w:pPr>
+      <w:r>
+        <w:t>ручной запуск ингеста и проверка корректности нормализации поступивших записей.</w:t>
+      </w:r>
+    </w:p>
+    <w:p>
+      <w:pPr>
+        <w:pStyle w:val="HSEDefaultText"/>
+      </w:pPr>
+      <w:r>
+        <w:t>В рамках каждого сценария дополнительно проверялась корректная обработка нештатных ситуаций: отсутствие подходящих событий, временная недоступность языковой модели, обращения к несуществующим идентификаторам мероприятий.</w:t>
+      </w:r>
+    </w:p>
+    <w:p>
+      <w:pPr>
+        <w:pStyle w:val="HSETitle3"/>
+      </w:pPr>
+      <w:r>
+        <w:t>4.3.3. Выявленные дефекты и их устранение</w:t>
+      </w:r>
+    </w:p>
+    <w:p>
+      <w:pPr>
+        <w:pStyle w:val="HSEDefaultText"/>
+      </w:pPr>
+      <w:r>
+        <w:t>В ходе пользовательского тестирования был выявлен ряд существенных дефектов, для каждого из которых установлена первопричина и реализовано исправление.</w:t>
+      </w:r>
+    </w:p>
+    <w:p>
+      <w:pPr>
+        <w:pStyle w:val="HSEDefaultText"/>
+      </w:pPr>
+      <w:r>
+        <w:t>Первый дефект состоял в значительной задержке при первом обращении за рекомендациями после запуска сервера: время отклика превышало двадцать пять секунд, и Telegram-бот закрывал соединение по таймауту. Анализ показал, что задержка вызвана ленивой загрузкой модели sentence-transformers при первом обращении. Для устранения проблемы реализован прогрев модели на этапе старта приложения через обработчик lifespan.</w:t>
+      </w:r>
+    </w:p>
+    <w:p>
+      <w:pPr>
+        <w:pStyle w:val="HSEDefaultText"/>
+      </w:pPr>
+      <w:r>
+        <w:t>Второй дефект заключался в том, что при первом нажатии на пункт меню «обычные рекомендации» пользователь видел сообщение об отсутствии подборки, а после переключения на «AI-рекомендации» обе подборки начинали корректно отображаться. Анализ показал, что в первом обращении использовался отдельный сервисный вызов, который вычислял эмбеддинг пользователя и состояние бандита для каждого события списка. Для устранения дефекта эти величины стали рассчитываться один раз за запрос и передаваться далее как явные параметры, что снизило среднее время отклика с тридцати секунд до одной.</w:t>
+      </w:r>
+    </w:p>
+    <w:p>
+      <w:pPr>
+        <w:pStyle w:val="HSEDefaultText"/>
+      </w:pPr>
+      <w:r>
+        <w:t>Третий дефект относился к одновременной работе нескольких процессов: при выполнении ручной загрузки данных через эндпоинт ингеста параллельно с обращениями к API возникала ошибка блокировки базы данных SQLite. Для устранения проблемы при создании соединения автоматически включается режим Write-Ahead Logging и задаётся таймаут ожидания блокировок длительностью десять секунд. Корректность настройки подтверждается отдельным автоматическим тестом.</w:t>
+      </w:r>
+    </w:p>
+    <w:p>
+      <w:pPr>
+        <w:pStyle w:val="HSEDefaultText"/>
+      </w:pPr>
+      <w:r>
+        <w:t>Помимо перечисленных, в ходе тестирования были выявлены и устранены менее существенные дефекты, связанные с форматированием карточек, обработкой длинных описаний и подбором подходящих клавиатур для отдельных шагов диалога с Copilot.</w:t>
+      </w:r>
+    </w:p>
+    <w:p>
+      <w:pPr>
+        <w:pStyle w:val="HSETitle2"/>
+      </w:pPr>
+      <w:r>
+        <w:t>4.4. Вывод</w:t>
+      </w:r>
+    </w:p>
+    <w:p>
+      <w:pPr>
+        <w:pStyle w:val="HSEDefaultText"/>
+      </w:pPr>
+      <w:r>
+        <w:t>Проведённое тестирование подтвердило корректность работы разработанной системы на всех рассмотренных уровнях. Функциональные тесты обеспечивают регрессионную защиту ключевых алгоритмов рекомендательной подсистемы, ингеста и мультиагентного Copilot. Офлайн-оценка позволила объективно сравнить варианты алгоритма ранжирования и подтвердить, что добавление семантической и Байесовской компонент улучшает качество выдачи.</w:t>
+      </w:r>
+    </w:p>
+    <w:p>
+      <w:pPr>
+        <w:pStyle w:val="HSEDefaultText"/>
+      </w:pPr>
+      <w:r>
+        <w:t>Пользовательское тестирование выявило ряд дефектов, связанных преимущественно с производительностью и конкурентным доступом к базе данных. Все выявленные проблемы устранены, причины проанализированы, а для критичных исправлений добавлены автоматические регрессионные тесты. Это обеспечивает устойчивость качества и работоспособности системы при дальнейшем развитии проекта.</w:t>
+      </w:r>
     </w:p>
     <w:p>
       <w:pPr>
@@ -5693,6 +8456,129 @@
       <w:pPr>
         <w:pStyle w:val="HSEDefaultText"/>
       </w:pPr>
+      <w:r>
+        <w:t>В рамках настоящей курсовой работы разработана программная система EventMind для агрегации информации об IT-мероприятиях и формирования персонализированных рекомендаций на основе модели пользователя. Достигнутый результат соответствует поставленной цели и охватывает все задачи, сформулированные во введении.</w:t>
+      </w:r>
+    </w:p>
+    <w:p>
+      <w:pPr>
+        <w:pStyle w:val="HSEDefaultText"/>
+      </w:pPr>
+      <w:r>
+        <w:t>В ходе выполнения работы:</w:t>
+      </w:r>
+    </w:p>
+    <w:p>
+      <w:pPr>
+        <w:pStyle w:val="HSElist"/>
+      </w:pPr>
+      <w:r>
+        <w:t>проведён анализ предметной области, рассмотрены особенности поиска IT-мероприятий, существующие решения и их ограничения, а также основные подходы к построению рекомендательных систем;</w:t>
+      </w:r>
+    </w:p>
+    <w:p>
+      <w:pPr>
+        <w:pStyle w:val="HSElist"/>
+      </w:pPr>
+      <w:r>
+        <w:t>сформулированы функциональные и нефункциональные требования к разрабатываемой системе, описаны пользовательские сценарии и бизнес-процессы;</w:t>
+      </w:r>
+    </w:p>
+    <w:p>
+      <w:pPr>
+        <w:pStyle w:val="HSElist"/>
+      </w:pPr>
+      <w:r>
+        <w:t>спроектирована модульная архитектура системы, состоящая из REST API, Telegram-бота, рекомендательной подсистемы, подсистемы ингеста, мультиагентного Copilot и планировщика задач;</w:t>
+      </w:r>
+    </w:p>
+    <w:p>
+      <w:pPr>
+        <w:pStyle w:val="HSElist"/>
+      </w:pPr>
+      <w:r>
+        <w:t>спроектирована структура базы данных, отражающая пользовательские данные, мероприятия, обратную связь и состояние адаптивных алгоритмов;</w:t>
+      </w:r>
+    </w:p>
+    <w:p>
+      <w:pPr>
+        <w:pStyle w:val="HSElist"/>
+      </w:pPr>
+      <w:r>
+        <w:t>разработан пайплайн обработки внешних источников информации, включающий унифицированный интерфейс адаптеров, AI-нормализатор и семантическое обнаружение дубликатов;</w:t>
+      </w:r>
+    </w:p>
+    <w:p>
+      <w:pPr>
+        <w:pStyle w:val="HSElist"/>
+      </w:pPr>
+      <w:r>
+        <w:t>реализована рекомендательная подсистема, объединяющая правила, семантические представления, Байесовскую онлайн-адаптацию, контекстный бандит LinUCB и упрощённую коллаборативную компоненту LightGCN, с диверсификацией по алгоритму Maximal Marginal Relevance и подробными объяснениями выдачи;</w:t>
+      </w:r>
+    </w:p>
+    <w:p>
+      <w:pPr>
+        <w:pStyle w:val="HSElist"/>
+      </w:pPr>
+      <w:r>
+        <w:t>реализован мультиагентный Copilot по шаблону Supervisor-Worker с пятью специализированными исполнителями и единым набором инструментов;</w:t>
+      </w:r>
+    </w:p>
+    <w:p>
+      <w:pPr>
+        <w:pStyle w:val="HSElist"/>
+      </w:pPr>
+      <w:r>
+        <w:t>реализована долговременная память пользователя в стиле подхода mem0, активно используемая агентами для повышения качества рекомендаций и ответов;</w:t>
+      </w:r>
+    </w:p>
+    <w:p>
+      <w:pPr>
+        <w:pStyle w:val="HSElist"/>
+      </w:pPr>
+      <w:r>
+        <w:t>разработан Telegram-бот в качестве основного пользовательского интерфейса и планировщик регулярных задач, обеспечивающий автоматическое обновление каталога и рассылку дайджеста;</w:t>
+      </w:r>
+    </w:p>
+    <w:p>
+      <w:pPr>
+        <w:pStyle w:val="HSElist"/>
+      </w:pPr>
+      <w:r>
+        <w:t>проведено функциональное, алгоритмическое и пользовательское тестирование системы; реализовано более ста семидесяти автоматических тестов и набор скриптов офлайн-оценки качества рекомендательной подсистемы.</w:t>
+      </w:r>
+    </w:p>
+    <w:p>
+      <w:pPr>
+        <w:pStyle w:val="HSEDefaultText"/>
+      </w:pPr>
+      <w:r>
+        <w:t>Научная новизна работы заключается в применении гибридного подхода к формированию рекомендаций IT-мероприятий, объединяющего контентные, поведенческие, семантические и коллаборативные сигналы в рамках единого ранжирующего конвейера. Дополнительной отличительной особенностью является использование мультиагентной архитектуры для диалоговой поддержки пользователя и долговременной памяти, формируемой языковой моделью на основе пользовательских реакций и диалогов.</w:t>
+      </w:r>
+    </w:p>
+    <w:p>
+      <w:pPr>
+        <w:pStyle w:val="HSEDefaultText"/>
+      </w:pPr>
+      <w:r>
+        <w:t>Практическая значимость работы состоит в том, что разработанная система может быть использована студентами, специалистами и организаторами мероприятий для повышения релевантности поиска профессиональных событий и снижения когнитивной нагрузки при работе с большим количеством разрозненных источников. Прототип успешно прошёл тестирование в реальных условиях и продемонстрировал устойчивую работу при одновременной эксплуатации нескольких процессов системы.</w:t>
+      </w:r>
+    </w:p>
+    <w:p>
+      <w:pPr>
+        <w:pStyle w:val="HSEDefaultText"/>
+      </w:pPr>
+      <w:r>
+        <w:t>Дальнейшее развитие системы возможно по нескольким направлениям. Среди приоритетных — переход к промышленной базе данных (PostgreSQL) при росте нагрузки, подключение дополнительных источников данных, расширение набора специалистов мультиагентного Copilot, реализация полноценного интерфейса администрирования и проведение масштабного пользовательского исследования с привлечением целевой аудитории. Архитектурные решения, принятые в ходе разработки, обеспечивают возможность последовательного развития системы без существенной переработки уже реализованных компонент.</w:t>
+      </w:r>
+    </w:p>
+    <w:p>
+      <w:pPr>
+        <w:pStyle w:val="HSEDefaultText"/>
+      </w:pPr>
+      <w:r>
+        <w:t>Таким образом, поставленные перед курсовой работой цели и задачи выполнены в полном объёме, а разработанная система представляет собой работоспособный прототип, пригодный для дальнейшего развития в направлении полнофункционального сервиса.</w:t>
+      </w:r>
     </w:p>
     <w:p>
       <w:pPr>

--- a/docs/отчет_Курсовая.docx
+++ b/docs/отчет_Курсовая.docx
@@ -162,7 +162,7 @@
         <w:pStyle w:val="HSEDefaultText"/>
       </w:pPr>
       <w:r>
-        <w:t>Задачи работы: 1) проанализировать предметную область и обзор существующих решений, выделить требования; 2) спроектировать архитектуру системы из независимых процессов и схему БД; 3) реализовать пайплайн ingestion с шестью адаптерами и AI-нормализатором; 4) построить гибридную рекомендательную подсистему, объединяющую content-based, контекстный бандит, коллаборативную и Bayesian-парадигмы; 5) реализовать AI-копилота как multi-agent граф LangGraph с долговременной памятью; 6) обеспечить REST API, Telegram-бота и контейнеризованное развёртывание; 7) провести функциональное тестирование (170 автотестов), офлайн-оценку рекомендера (Recall@k, nDCG@k) и LLM-оценку качества выдачи.</w:t>
+        <w:t>Задачи работы: 1) проанализировать предметную область и обзор существующих решений, выделить требования; 2) спроектировать архитектуру системы из независимых процессов и схему БД; 3) реализовать пайплайн ingestion с шестью адаптерами и AI-нормализатором; 4) построить гибридную рекомендательную подсистему, объединяющую content-based, контекстный бандит, коллаборативную и Bayesian-парадигмы; 5) реализовать AI-копилота как multi-agent граф LangGraph с долговременной памятью; 6) обеспечить REST API, Telegram-бота и контейнеризованное развёртывание; 7) провести функциональное тестирование (180 автотестов), офлайн-оценку рекомендера (Recall@k, nDCG@k) и LLM-оценку качества выдачи.</w:t>
       </w:r>
     </w:p>
     <w:p>
@@ -1810,7 +1810,7 @@
         <w:pStyle w:val="HSEDefaultText"/>
       </w:pPr>
       <w:r>
-        <w:t>Пять function-calling tools в app/agents/copilot/tools.py: search_events(query), get_user_profile(telegram_id), get_recent_interactions(telegram_id, limit), recall_about_user(telegram_id, query, k), get_event_details(event_id). Связываются с LLM через bind_tools — модель сама решает, что вызвать.</w:t>
+        <w:t>Шесть function-calling tools в app/agents/copilot/tools.py: search_events(query, k), get_user_profile(telegram_id), get_interactions_summary(telegram_id), explain_event(event_id), recall_about_user(telegram_id, query, k), mark_saved(event_id). Связываются с LLM через bind_tools — модель сама решает, что вызвать.</w:t>
       </w:r>
     </w:p>
     <w:p>
@@ -1970,7 +1970,7 @@
         <w:pStyle w:val="HSEDefaultText"/>
       </w:pPr>
       <w:r>
-        <w:t>170 тестов в 26 файлах. Каждый файл — отдельный модуль/подсистема. Прогон через pytest -q занимает ~30 с.</w:t>
+        <w:t>180 тестов в 25 файлах. Каждый файл — отдельный модуль/подсистема. Прогон через pytest -q занимает ~30 с.</w:t>
       </w:r>
     </w:p>
     <w:p>
@@ -2298,7 +2298,7 @@
         <w:pStyle w:val="HSEDefaultText"/>
       </w:pPr>
       <w:r>
-        <w:t>ruff — без ошибок на app/. 170 тестов проходят. Все хендлеры покрыты pytest-фикстурами с in-memory SQLite.</w:t>
+        <w:t>ruff — без ошибок на app/. 180 тестов проходят. Все хендлеры покрыты pytest-фикстурами с in-memory SQLite.</w:t>
       </w:r>
     </w:p>
     <w:p>
@@ -2338,7 +2338,7 @@
         <w:pStyle w:val="HSEDefaultText"/>
       </w:pPr>
       <w:r>
-        <w:t>Научно-практическая новизна работы — одновременная реализация контекстной и коллаборативной парадигм в одном ранжировании, двухуровневая объяснимость выдачи (короткий поп-ап и развёрнутый разбор с counterfactual) и долговременная mem0-стилевая память пользователя, подключённая к AI-копилоту. Все компоненты покрыты автотестами (170 кейсов) и офлайн-оценкой (Recall@k, nDCG@k).</w:t>
+        <w:t>Научно-практическая новизна работы — одновременная реализация контекстной и коллаборативной парадигм в одном ранжировании, двухуровневая объяснимость выдачи (короткий поп-ап и развёрнутый разбор с counterfactual) и долговременная mem0-стилевая память пользователя, подключённая к AI-копилоту. Все компоненты покрыты автотестами (180 кейсов) и офлайн-оценкой (Recall@k, nDCG@k).</w:t>
       </w:r>
     </w:p>
     <w:p>

--- a/docs/отчет_Курсовая.docx
+++ b/docs/отчет_Курсовая.docx
@@ -1322,7 +1322,7 @@
         <w:pStyle w:val="HSEDefaultText"/>
       </w:pPr>
       <w:r>
-        <w:t>LangGraph 0.2 для multi-agent + langchain-groq для LLM-вызовов. Основная модель — llama-3.3-70b-versatile, резервная — llama-3.1-8b-instant. sentence-transformers 2.7 для embedding'ов (многоязычный MiniLM-L12-v2).</w:t>
+        <w:t>LangGraph 0.2 для multi-agent. LLM-цепочка _LLMChain: первичный провайдер Google Gemini через langchain-google-genai с REST-транспортом (REST устойчивее gRPC к местным DNS-фильтрам), модель выбирается автопробой на старте API. Fallback'и — Groq llama-3.3-70b и llama-3.1-8b. Поверх — circuit-breaker и per-provider cooldown. sentence-transformers 2.7 для embedding'ов (многоязычный MiniLM-L12-v2).</w:t>
       </w:r>
     </w:p>
     <w:p>
@@ -2298,7 +2298,7 @@
         <w:pStyle w:val="HSEDefaultText"/>
       </w:pPr>
       <w:r>
-        <w:t>ruff — без ошибок на app/. 180 тестов проходят. Все хендлеры покрыты pytest-фикстурами с in-memory SQLite.</w:t>
+        <w:t>ruff — без ошибок на app/. 285 тестов проходят. CI: два job'а — test-sqlite (быстрый default) и test-postgres (на образе pgvector/pgvector:pg16) — критичные backend-зависимые пути проверяются на реальном PG. Все хендлеры покрыты pytest-фикстурами с in-memory SQLite.</w:t>
       </w:r>
     </w:p>
     <w:p>
@@ -2362,7 +2362,7 @@
         <w:pStyle w:val="HSElist"/>
       </w:pPr>
       <w:r>
-        <w:t>LLM — большая языковая модель; в проекте Groq llama-3.3-70b-versatile + fallback 8b</w:t>
+        <w:t>LLM — большая языковая модель; в проекте цепочка _LLMChain: Gemini (REST + autopobe) → Groq llama-3.3-70b → Groq llama-3.1-8b</w:t>
       </w:r>
     </w:p>
     <w:p>

--- a/docs/отчет_Курсовая.docx
+++ b/docs/отчет_Курсовая.docx
@@ -766,7 +766,13 @@
         <w:pStyle w:val="HSEDefaultText"/>
       </w:pPr>
       <w:r>
-        <w:t>В работе рассматриваются вопросы разработки программной системы для агрегации информации об IT-мероприятиях из разнородных источников и формирования персонализированных рекомендаций на основе модели пользователя. Описана архитектура многокомпонентного приложения, включающего серверную часть на базе REST API, пользовательский интерфейс в виде Telegram-бота, подсистему рекомендаций и подсистему обработки внешних источников данных.</w:t>
+        <w:t xml:space="preserve">В работе рассматриваются вопросы разработки программной системы для агрегации информации об IT-мероприятиях из </w:t>
+      </w:r>
+      <w:r>
+        <w:t>различных</w:t>
+      </w:r>
+      <w:r>
+        <w:t xml:space="preserve"> источников и формирования персонализированных рекомендаций на основе модели пользователя. Описана архитектура многокомпонентного приложения, включающего серверную часть на базе REST API, пользовательский интерфейс в виде Telegram-бота, подсистему рекомендаций и подсистему обработки внешних источников данных.</w:t>
       </w:r>
     </w:p>
     <w:p>
@@ -782,7 +788,19 @@
         <w:pStyle w:val="HSEDefaultText"/>
       </w:pPr>
       <w:r>
-        <w:t>В работе спроектирована и реализована схема базы данных, разработан пайплайн обработки информации о мероприятиях, подготовлен набор автоматических тестов и проведено сравнительное исследование вариантов алгоритма ранжирования. Объём курсовой работы — 77 страниц, включает 7 рисунков, 8 таблиц и 25 библиографических источников.</w:t>
+        <w:t xml:space="preserve">В работе спроектирована и реализована схема базы данных, разработан пайплайн обработки информации о мероприятиях, подготовлен набор автоматических тестов и проведено сравнительное исследование вариантов алгоритма ранжирования. Объём курсовой работы — </w:t>
+      </w:r>
+      <w:r>
+        <w:t>68</w:t>
+      </w:r>
+      <w:r>
+        <w:t xml:space="preserve"> страниц, включает 7 рисунков, 8 таблиц и </w:t>
+      </w:r>
+      <w:r>
+        <w:t>15</w:t>
+      </w:r>
+      <w:r>
+        <w:t xml:space="preserve"> библиографических источников.</w:t>
       </w:r>
       <w:commentRangeStart w:id="11"/>
       <w:commentRangeEnd w:id="11"/>
@@ -2015,7 +2033,7 @@
             <w:sz w:val="26"/>
             <w:szCs w:val="26"/>
           </w:rPr>
-          <w:t>15</w:t>
+          <w:t>14</w:t>
         </w:r>
         <w:r>
           <w:rPr>
@@ -2303,7 +2321,7 @@
             <w:sz w:val="26"/>
             <w:szCs w:val="26"/>
           </w:rPr>
-          <w:t>17</w:t>
+          <w:t>16</w:t>
         </w:r>
         <w:r>
           <w:rPr>
@@ -2591,7 +2609,7 @@
             <w:sz w:val="26"/>
             <w:szCs w:val="26"/>
           </w:rPr>
-          <w:t>18</w:t>
+          <w:t>17</w:t>
         </w:r>
         <w:r>
           <w:rPr>
@@ -2783,7 +2801,7 @@
             <w:sz w:val="26"/>
             <w:szCs w:val="26"/>
           </w:rPr>
-          <w:t>19</w:t>
+          <w:t>18</w:t>
         </w:r>
         <w:r>
           <w:rPr>
@@ -2975,7 +2993,7 @@
             <w:sz w:val="26"/>
             <w:szCs w:val="26"/>
           </w:rPr>
-          <w:t>20</w:t>
+          <w:t>19</w:t>
         </w:r>
         <w:r>
           <w:rPr>
@@ -3167,7 +3185,7 @@
             <w:sz w:val="26"/>
             <w:szCs w:val="26"/>
           </w:rPr>
-          <w:t>21</w:t>
+          <w:t>20</w:t>
         </w:r>
         <w:r>
           <w:rPr>
@@ -3455,7 +3473,7 @@
             <w:sz w:val="26"/>
             <w:szCs w:val="26"/>
           </w:rPr>
-          <w:t>22</w:t>
+          <w:t>21</w:t>
         </w:r>
         <w:r>
           <w:rPr>
@@ -10142,7 +10160,7 @@
             <w:sz w:val="26"/>
             <w:szCs w:val="26"/>
           </w:rPr>
-          <w:t>58</w:t>
+          <w:t>57</w:t>
         </w:r>
         <w:r>
           <w:rPr>
@@ -10334,7 +10352,7 @@
             <w:sz w:val="26"/>
             <w:szCs w:val="26"/>
           </w:rPr>
-          <w:t>59</w:t>
+          <w:t>58</w:t>
         </w:r>
         <w:r>
           <w:rPr>
@@ -11394,6 +11412,9 @@
       <w:pPr>
         <w:pStyle w:val="HSEDefaultText"/>
         <w:spacing w:line="240" w:lineRule="auto"/>
+        <w:rPr>
+          <w:szCs w:val="26"/>
+        </w:rPr>
       </w:pPr>
       <w:r>
         <w:rPr>
@@ -11914,12 +11935,12 @@
         <w:tblLook w:val="04A0" w:firstRow="1" w:lastRow="0" w:firstColumn="1" w:lastColumn="0" w:noHBand="0" w:noVBand="1"/>
       </w:tblPr>
       <w:tblGrid>
-        <w:gridCol w:w="1326"/>
-        <w:gridCol w:w="1467"/>
-        <w:gridCol w:w="1873"/>
-        <w:gridCol w:w="1966"/>
-        <w:gridCol w:w="1402"/>
-        <w:gridCol w:w="1311"/>
+        <w:gridCol w:w="1433"/>
+        <w:gridCol w:w="1491"/>
+        <w:gridCol w:w="1723"/>
+        <w:gridCol w:w="1807"/>
+        <w:gridCol w:w="1464"/>
+        <w:gridCol w:w="1427"/>
       </w:tblGrid>
       <w:tr>
         <w:trPr>
@@ -11932,11 +11953,17 @@
             <w:shd w:val="clear" w:color="auto" w:fill="E0E0E0"/>
           </w:tcPr>
           <w:p>
+            <w:pPr>
+              <w:rPr>
+                <w:sz w:val="20"/>
+                <w:szCs w:val="20"/>
+              </w:rPr>
+            </w:pPr>
             <w:r>
               <w:rPr>
                 <w:b/>
-                <w:sz w:val="22"/>
-                <w:szCs w:val="22"/>
+                <w:sz w:val="20"/>
+                <w:szCs w:val="20"/>
               </w:rPr>
               <w:t>Решение</w:t>
             </w:r>
@@ -11948,11 +11975,17 @@
             <w:shd w:val="clear" w:color="auto" w:fill="E0E0E0"/>
           </w:tcPr>
           <w:p>
+            <w:pPr>
+              <w:rPr>
+                <w:sz w:val="20"/>
+                <w:szCs w:val="20"/>
+              </w:rPr>
+            </w:pPr>
             <w:r>
               <w:rPr>
                 <w:b/>
-                <w:sz w:val="22"/>
-                <w:szCs w:val="22"/>
+                <w:sz w:val="20"/>
+                <w:szCs w:val="20"/>
               </w:rPr>
               <w:t>Агрегация источников</w:t>
             </w:r>
@@ -11964,11 +11997,17 @@
             <w:shd w:val="clear" w:color="auto" w:fill="E0E0E0"/>
           </w:tcPr>
           <w:p>
+            <w:pPr>
+              <w:rPr>
+                <w:sz w:val="20"/>
+                <w:szCs w:val="20"/>
+              </w:rPr>
+            </w:pPr>
             <w:r>
               <w:rPr>
                 <w:b/>
-                <w:sz w:val="22"/>
-                <w:szCs w:val="22"/>
+                <w:sz w:val="20"/>
+                <w:szCs w:val="20"/>
               </w:rPr>
               <w:t>Персонализация</w:t>
             </w:r>
@@ -11980,11 +12019,17 @@
             <w:shd w:val="clear" w:color="auto" w:fill="E0E0E0"/>
           </w:tcPr>
           <w:p>
+            <w:pPr>
+              <w:rPr>
+                <w:sz w:val="20"/>
+                <w:szCs w:val="20"/>
+              </w:rPr>
+            </w:pPr>
             <w:r>
               <w:rPr>
                 <w:b/>
-                <w:sz w:val="22"/>
-                <w:szCs w:val="22"/>
+                <w:sz w:val="20"/>
+                <w:szCs w:val="20"/>
               </w:rPr>
               <w:t>Объяснимость рекомендаций</w:t>
             </w:r>
@@ -11996,11 +12041,17 @@
             <w:shd w:val="clear" w:color="auto" w:fill="E0E0E0"/>
           </w:tcPr>
           <w:p>
+            <w:pPr>
+              <w:rPr>
+                <w:sz w:val="20"/>
+                <w:szCs w:val="20"/>
+              </w:rPr>
+            </w:pPr>
             <w:r>
               <w:rPr>
                 <w:b/>
-                <w:sz w:val="22"/>
-                <w:szCs w:val="22"/>
+                <w:sz w:val="20"/>
+                <w:szCs w:val="20"/>
               </w:rPr>
               <w:t>Telegram-интерфейс</w:t>
             </w:r>
@@ -12012,11 +12063,17 @@
             <w:shd w:val="clear" w:color="auto" w:fill="E0E0E0"/>
           </w:tcPr>
           <w:p>
+            <w:pPr>
+              <w:rPr>
+                <w:sz w:val="20"/>
+                <w:szCs w:val="20"/>
+              </w:rPr>
+            </w:pPr>
             <w:r>
               <w:rPr>
                 <w:b/>
-                <w:sz w:val="22"/>
-                <w:szCs w:val="22"/>
+                <w:sz w:val="20"/>
+                <w:szCs w:val="20"/>
               </w:rPr>
               <w:t>Фокус на IT</w:t>
             </w:r>
@@ -12032,10 +12089,16 @@
             <w:tcW w:w="1559" w:type="dxa"/>
           </w:tcPr>
           <w:p>
-            <w:r>
-              <w:rPr>
-                <w:sz w:val="22"/>
-                <w:szCs w:val="22"/>
+            <w:pPr>
+              <w:rPr>
+                <w:sz w:val="20"/>
+                <w:szCs w:val="20"/>
+              </w:rPr>
+            </w:pPr>
+            <w:r>
+              <w:rPr>
+                <w:sz w:val="20"/>
+                <w:szCs w:val="20"/>
               </w:rPr>
               <w:t>Timepad</w:t>
             </w:r>
@@ -12046,10 +12109,16 @@
             <w:tcW w:w="1559" w:type="dxa"/>
           </w:tcPr>
           <w:p>
-            <w:r>
-              <w:rPr>
-                <w:sz w:val="22"/>
-                <w:szCs w:val="22"/>
+            <w:pPr>
+              <w:rPr>
+                <w:sz w:val="20"/>
+                <w:szCs w:val="20"/>
+              </w:rPr>
+            </w:pPr>
+            <w:r>
+              <w:rPr>
+                <w:sz w:val="20"/>
+                <w:szCs w:val="20"/>
               </w:rPr>
               <w:t>—</w:t>
             </w:r>
@@ -12060,10 +12129,16 @@
             <w:tcW w:w="1559" w:type="dxa"/>
           </w:tcPr>
           <w:p>
-            <w:r>
-              <w:rPr>
-                <w:sz w:val="22"/>
-                <w:szCs w:val="22"/>
+            <w:pPr>
+              <w:rPr>
+                <w:sz w:val="20"/>
+                <w:szCs w:val="20"/>
+              </w:rPr>
+            </w:pPr>
+            <w:r>
+              <w:rPr>
+                <w:sz w:val="20"/>
+                <w:szCs w:val="20"/>
               </w:rPr>
               <w:t>Фильтры</w:t>
             </w:r>
@@ -12074,10 +12149,16 @@
             <w:tcW w:w="1559" w:type="dxa"/>
           </w:tcPr>
           <w:p>
-            <w:r>
-              <w:rPr>
-                <w:sz w:val="22"/>
-                <w:szCs w:val="22"/>
+            <w:pPr>
+              <w:rPr>
+                <w:sz w:val="20"/>
+                <w:szCs w:val="20"/>
+              </w:rPr>
+            </w:pPr>
+            <w:r>
+              <w:rPr>
+                <w:sz w:val="20"/>
+                <w:szCs w:val="20"/>
               </w:rPr>
               <w:t>—</w:t>
             </w:r>
@@ -12088,10 +12169,16 @@
             <w:tcW w:w="1559" w:type="dxa"/>
           </w:tcPr>
           <w:p>
-            <w:r>
-              <w:rPr>
-                <w:sz w:val="22"/>
-                <w:szCs w:val="22"/>
+            <w:pPr>
+              <w:rPr>
+                <w:sz w:val="20"/>
+                <w:szCs w:val="20"/>
+              </w:rPr>
+            </w:pPr>
+            <w:r>
+              <w:rPr>
+                <w:sz w:val="20"/>
+                <w:szCs w:val="20"/>
               </w:rPr>
               <w:t>—</w:t>
             </w:r>
@@ -12102,10 +12189,16 @@
             <w:tcW w:w="1559" w:type="dxa"/>
           </w:tcPr>
           <w:p>
-            <w:r>
-              <w:rPr>
-                <w:sz w:val="22"/>
-                <w:szCs w:val="22"/>
+            <w:pPr>
+              <w:rPr>
+                <w:sz w:val="20"/>
+                <w:szCs w:val="20"/>
+              </w:rPr>
+            </w:pPr>
+            <w:r>
+              <w:rPr>
+                <w:sz w:val="20"/>
+                <w:szCs w:val="20"/>
               </w:rPr>
               <w:t>Частично</w:t>
             </w:r>
@@ -12121,10 +12214,16 @@
             <w:tcW w:w="1559" w:type="dxa"/>
           </w:tcPr>
           <w:p>
-            <w:r>
-              <w:rPr>
-                <w:sz w:val="22"/>
-                <w:szCs w:val="22"/>
+            <w:pPr>
+              <w:rPr>
+                <w:sz w:val="20"/>
+                <w:szCs w:val="20"/>
+              </w:rPr>
+            </w:pPr>
+            <w:r>
+              <w:rPr>
+                <w:sz w:val="20"/>
+                <w:szCs w:val="20"/>
               </w:rPr>
               <w:t>Meetup</w:t>
             </w:r>
@@ -12135,10 +12234,16 @@
             <w:tcW w:w="1559" w:type="dxa"/>
           </w:tcPr>
           <w:p>
-            <w:r>
-              <w:rPr>
-                <w:sz w:val="22"/>
-                <w:szCs w:val="22"/>
+            <w:pPr>
+              <w:rPr>
+                <w:sz w:val="20"/>
+                <w:szCs w:val="20"/>
+              </w:rPr>
+            </w:pPr>
+            <w:r>
+              <w:rPr>
+                <w:sz w:val="20"/>
+                <w:szCs w:val="20"/>
               </w:rPr>
               <w:t>—</w:t>
             </w:r>
@@ -12149,10 +12254,16 @@
             <w:tcW w:w="1559" w:type="dxa"/>
           </w:tcPr>
           <w:p>
-            <w:r>
-              <w:rPr>
-                <w:sz w:val="22"/>
-                <w:szCs w:val="22"/>
+            <w:pPr>
+              <w:rPr>
+                <w:sz w:val="20"/>
+                <w:szCs w:val="20"/>
+              </w:rPr>
+            </w:pPr>
+            <w:r>
+              <w:rPr>
+                <w:sz w:val="20"/>
+                <w:szCs w:val="20"/>
               </w:rPr>
               <w:t>По группам</w:t>
             </w:r>
@@ -12163,10 +12274,16 @@
             <w:tcW w:w="1559" w:type="dxa"/>
           </w:tcPr>
           <w:p>
-            <w:r>
-              <w:rPr>
-                <w:sz w:val="22"/>
-                <w:szCs w:val="22"/>
+            <w:pPr>
+              <w:rPr>
+                <w:sz w:val="20"/>
+                <w:szCs w:val="20"/>
+              </w:rPr>
+            </w:pPr>
+            <w:r>
+              <w:rPr>
+                <w:sz w:val="20"/>
+                <w:szCs w:val="20"/>
               </w:rPr>
               <w:t>—</w:t>
             </w:r>
@@ -12177,10 +12294,16 @@
             <w:tcW w:w="1559" w:type="dxa"/>
           </w:tcPr>
           <w:p>
-            <w:r>
-              <w:rPr>
-                <w:sz w:val="22"/>
-                <w:szCs w:val="22"/>
+            <w:pPr>
+              <w:rPr>
+                <w:sz w:val="20"/>
+                <w:szCs w:val="20"/>
+              </w:rPr>
+            </w:pPr>
+            <w:r>
+              <w:rPr>
+                <w:sz w:val="20"/>
+                <w:szCs w:val="20"/>
               </w:rPr>
               <w:t>—</w:t>
             </w:r>
@@ -12191,10 +12314,16 @@
             <w:tcW w:w="1559" w:type="dxa"/>
           </w:tcPr>
           <w:p>
-            <w:r>
-              <w:rPr>
-                <w:sz w:val="22"/>
-                <w:szCs w:val="22"/>
+            <w:pPr>
+              <w:rPr>
+                <w:sz w:val="20"/>
+                <w:szCs w:val="20"/>
+              </w:rPr>
+            </w:pPr>
+            <w:r>
+              <w:rPr>
+                <w:sz w:val="20"/>
+                <w:szCs w:val="20"/>
               </w:rPr>
               <w:t>Частично</w:t>
             </w:r>
@@ -12210,10 +12339,16 @@
             <w:tcW w:w="1559" w:type="dxa"/>
           </w:tcPr>
           <w:p>
-            <w:r>
-              <w:rPr>
-                <w:sz w:val="22"/>
-                <w:szCs w:val="22"/>
+            <w:pPr>
+              <w:rPr>
+                <w:sz w:val="20"/>
+                <w:szCs w:val="20"/>
+              </w:rPr>
+            </w:pPr>
+            <w:r>
+              <w:rPr>
+                <w:sz w:val="20"/>
+                <w:szCs w:val="20"/>
               </w:rPr>
               <w:t>Eventbrite</w:t>
             </w:r>
@@ -12224,10 +12359,16 @@
             <w:tcW w:w="1559" w:type="dxa"/>
           </w:tcPr>
           <w:p>
-            <w:r>
-              <w:rPr>
-                <w:sz w:val="22"/>
-                <w:szCs w:val="22"/>
+            <w:pPr>
+              <w:rPr>
+                <w:sz w:val="20"/>
+                <w:szCs w:val="20"/>
+              </w:rPr>
+            </w:pPr>
+            <w:r>
+              <w:rPr>
+                <w:sz w:val="20"/>
+                <w:szCs w:val="20"/>
               </w:rPr>
               <w:t>—</w:t>
             </w:r>
@@ -12238,10 +12379,16 @@
             <w:tcW w:w="1559" w:type="dxa"/>
           </w:tcPr>
           <w:p>
-            <w:r>
-              <w:rPr>
-                <w:sz w:val="22"/>
-                <w:szCs w:val="22"/>
+            <w:pPr>
+              <w:rPr>
+                <w:sz w:val="20"/>
+                <w:szCs w:val="20"/>
+              </w:rPr>
+            </w:pPr>
+            <w:r>
+              <w:rPr>
+                <w:sz w:val="20"/>
+                <w:szCs w:val="20"/>
               </w:rPr>
               <w:t>Фильтры</w:t>
             </w:r>
@@ -12252,10 +12399,16 @@
             <w:tcW w:w="1559" w:type="dxa"/>
           </w:tcPr>
           <w:p>
-            <w:r>
-              <w:rPr>
-                <w:sz w:val="22"/>
-                <w:szCs w:val="22"/>
+            <w:pPr>
+              <w:rPr>
+                <w:sz w:val="20"/>
+                <w:szCs w:val="20"/>
+              </w:rPr>
+            </w:pPr>
+            <w:r>
+              <w:rPr>
+                <w:sz w:val="20"/>
+                <w:szCs w:val="20"/>
               </w:rPr>
               <w:t>—</w:t>
             </w:r>
@@ -12266,10 +12419,16 @@
             <w:tcW w:w="1559" w:type="dxa"/>
           </w:tcPr>
           <w:p>
-            <w:r>
-              <w:rPr>
-                <w:sz w:val="22"/>
-                <w:szCs w:val="22"/>
+            <w:pPr>
+              <w:rPr>
+                <w:sz w:val="20"/>
+                <w:szCs w:val="20"/>
+              </w:rPr>
+            </w:pPr>
+            <w:r>
+              <w:rPr>
+                <w:sz w:val="20"/>
+                <w:szCs w:val="20"/>
               </w:rPr>
               <w:t>—</w:t>
             </w:r>
@@ -12280,10 +12439,16 @@
             <w:tcW w:w="1559" w:type="dxa"/>
           </w:tcPr>
           <w:p>
-            <w:r>
-              <w:rPr>
-                <w:sz w:val="22"/>
-                <w:szCs w:val="22"/>
+            <w:pPr>
+              <w:rPr>
+                <w:sz w:val="20"/>
+                <w:szCs w:val="20"/>
+              </w:rPr>
+            </w:pPr>
+            <w:r>
+              <w:rPr>
+                <w:sz w:val="20"/>
+                <w:szCs w:val="20"/>
               </w:rPr>
               <w:t>—</w:t>
             </w:r>
@@ -12299,10 +12464,16 @@
             <w:tcW w:w="1559" w:type="dxa"/>
           </w:tcPr>
           <w:p>
-            <w:r>
-              <w:rPr>
-                <w:sz w:val="22"/>
-                <w:szCs w:val="22"/>
+            <w:pPr>
+              <w:rPr>
+                <w:sz w:val="20"/>
+                <w:szCs w:val="20"/>
+              </w:rPr>
+            </w:pPr>
+            <w:r>
+              <w:rPr>
+                <w:sz w:val="20"/>
+                <w:szCs w:val="20"/>
               </w:rPr>
               <w:lastRenderedPageBreak/>
               <w:t>KudaGo</w:t>
@@ -12314,10 +12485,16 @@
             <w:tcW w:w="1559" w:type="dxa"/>
           </w:tcPr>
           <w:p>
-            <w:r>
-              <w:rPr>
-                <w:sz w:val="22"/>
-                <w:szCs w:val="22"/>
+            <w:pPr>
+              <w:rPr>
+                <w:sz w:val="20"/>
+                <w:szCs w:val="20"/>
+              </w:rPr>
+            </w:pPr>
+            <w:r>
+              <w:rPr>
+                <w:sz w:val="20"/>
+                <w:szCs w:val="20"/>
               </w:rPr>
               <w:t>—</w:t>
             </w:r>
@@ -12328,10 +12505,16 @@
             <w:tcW w:w="1559" w:type="dxa"/>
           </w:tcPr>
           <w:p>
-            <w:r>
-              <w:rPr>
-                <w:sz w:val="22"/>
-                <w:szCs w:val="22"/>
+            <w:pPr>
+              <w:rPr>
+                <w:sz w:val="20"/>
+                <w:szCs w:val="20"/>
+              </w:rPr>
+            </w:pPr>
+            <w:r>
+              <w:rPr>
+                <w:sz w:val="20"/>
+                <w:szCs w:val="20"/>
               </w:rPr>
               <w:t>Фильтры</w:t>
             </w:r>
@@ -12342,10 +12525,16 @@
             <w:tcW w:w="1559" w:type="dxa"/>
           </w:tcPr>
           <w:p>
-            <w:r>
-              <w:rPr>
-                <w:sz w:val="22"/>
-                <w:szCs w:val="22"/>
+            <w:pPr>
+              <w:rPr>
+                <w:sz w:val="20"/>
+                <w:szCs w:val="20"/>
+              </w:rPr>
+            </w:pPr>
+            <w:r>
+              <w:rPr>
+                <w:sz w:val="20"/>
+                <w:szCs w:val="20"/>
               </w:rPr>
               <w:t>—</w:t>
             </w:r>
@@ -12356,10 +12545,16 @@
             <w:tcW w:w="1559" w:type="dxa"/>
           </w:tcPr>
           <w:p>
-            <w:r>
-              <w:rPr>
-                <w:sz w:val="22"/>
-                <w:szCs w:val="22"/>
+            <w:pPr>
+              <w:rPr>
+                <w:sz w:val="20"/>
+                <w:szCs w:val="20"/>
+              </w:rPr>
+            </w:pPr>
+            <w:r>
+              <w:rPr>
+                <w:sz w:val="20"/>
+                <w:szCs w:val="20"/>
               </w:rPr>
               <w:t>—</w:t>
             </w:r>
@@ -12370,10 +12565,16 @@
             <w:tcW w:w="1559" w:type="dxa"/>
           </w:tcPr>
           <w:p>
-            <w:r>
-              <w:rPr>
-                <w:sz w:val="22"/>
-                <w:szCs w:val="22"/>
+            <w:pPr>
+              <w:rPr>
+                <w:sz w:val="20"/>
+                <w:szCs w:val="20"/>
+              </w:rPr>
+            </w:pPr>
+            <w:r>
+              <w:rPr>
+                <w:sz w:val="20"/>
+                <w:szCs w:val="20"/>
               </w:rPr>
               <w:t>—</w:t>
             </w:r>
@@ -12389,10 +12590,16 @@
             <w:tcW w:w="1559" w:type="dxa"/>
           </w:tcPr>
           <w:p>
-            <w:r>
-              <w:rPr>
-                <w:sz w:val="22"/>
-                <w:szCs w:val="22"/>
+            <w:pPr>
+              <w:rPr>
+                <w:sz w:val="20"/>
+                <w:szCs w:val="20"/>
+              </w:rPr>
+            </w:pPr>
+            <w:r>
+              <w:rPr>
+                <w:sz w:val="20"/>
+                <w:szCs w:val="20"/>
               </w:rPr>
               <w:t>Lu.ma</w:t>
             </w:r>
@@ -12403,10 +12610,16 @@
             <w:tcW w:w="1559" w:type="dxa"/>
           </w:tcPr>
           <w:p>
-            <w:r>
-              <w:rPr>
-                <w:sz w:val="22"/>
-                <w:szCs w:val="22"/>
+            <w:pPr>
+              <w:rPr>
+                <w:sz w:val="20"/>
+                <w:szCs w:val="20"/>
+              </w:rPr>
+            </w:pPr>
+            <w:r>
+              <w:rPr>
+                <w:sz w:val="20"/>
+                <w:szCs w:val="20"/>
               </w:rPr>
               <w:t>—</w:t>
             </w:r>
@@ -12417,10 +12630,16 @@
             <w:tcW w:w="1559" w:type="dxa"/>
           </w:tcPr>
           <w:p>
-            <w:r>
-              <w:rPr>
-                <w:sz w:val="22"/>
-                <w:szCs w:val="22"/>
+            <w:pPr>
+              <w:rPr>
+                <w:sz w:val="20"/>
+                <w:szCs w:val="20"/>
+              </w:rPr>
+            </w:pPr>
+            <w:r>
+              <w:rPr>
+                <w:sz w:val="20"/>
+                <w:szCs w:val="20"/>
               </w:rPr>
               <w:t>По организаторам</w:t>
             </w:r>
@@ -12431,10 +12650,16 @@
             <w:tcW w:w="1559" w:type="dxa"/>
           </w:tcPr>
           <w:p>
-            <w:r>
-              <w:rPr>
-                <w:sz w:val="22"/>
-                <w:szCs w:val="22"/>
+            <w:pPr>
+              <w:rPr>
+                <w:sz w:val="20"/>
+                <w:szCs w:val="20"/>
+              </w:rPr>
+            </w:pPr>
+            <w:r>
+              <w:rPr>
+                <w:sz w:val="20"/>
+                <w:szCs w:val="20"/>
               </w:rPr>
               <w:t>—</w:t>
             </w:r>
@@ -12445,10 +12670,16 @@
             <w:tcW w:w="1559" w:type="dxa"/>
           </w:tcPr>
           <w:p>
-            <w:r>
-              <w:rPr>
-                <w:sz w:val="22"/>
-                <w:szCs w:val="22"/>
+            <w:pPr>
+              <w:rPr>
+                <w:sz w:val="20"/>
+                <w:szCs w:val="20"/>
+              </w:rPr>
+            </w:pPr>
+            <w:r>
+              <w:rPr>
+                <w:sz w:val="20"/>
+                <w:szCs w:val="20"/>
               </w:rPr>
               <w:t>—</w:t>
             </w:r>
@@ -12459,10 +12690,16 @@
             <w:tcW w:w="1559" w:type="dxa"/>
           </w:tcPr>
           <w:p>
-            <w:r>
-              <w:rPr>
-                <w:sz w:val="22"/>
-                <w:szCs w:val="22"/>
+            <w:pPr>
+              <w:rPr>
+                <w:sz w:val="20"/>
+                <w:szCs w:val="20"/>
+              </w:rPr>
+            </w:pPr>
+            <w:r>
+              <w:rPr>
+                <w:sz w:val="20"/>
+                <w:szCs w:val="20"/>
               </w:rPr>
               <w:t>Частично</w:t>
             </w:r>
@@ -12478,10 +12715,16 @@
             <w:tcW w:w="1559" w:type="dxa"/>
           </w:tcPr>
           <w:p>
-            <w:r>
-              <w:rPr>
-                <w:sz w:val="22"/>
-                <w:szCs w:val="22"/>
+            <w:pPr>
+              <w:rPr>
+                <w:sz w:val="20"/>
+                <w:szCs w:val="20"/>
+              </w:rPr>
+            </w:pPr>
+            <w:r>
+              <w:rPr>
+                <w:sz w:val="20"/>
+                <w:szCs w:val="20"/>
               </w:rPr>
               <w:t>Telegram-каналы</w:t>
             </w:r>
@@ -12492,10 +12735,16 @@
             <w:tcW w:w="1559" w:type="dxa"/>
           </w:tcPr>
           <w:p>
-            <w:r>
-              <w:rPr>
-                <w:sz w:val="22"/>
-                <w:szCs w:val="22"/>
+            <w:pPr>
+              <w:rPr>
+                <w:sz w:val="20"/>
+                <w:szCs w:val="20"/>
+              </w:rPr>
+            </w:pPr>
+            <w:r>
+              <w:rPr>
+                <w:sz w:val="20"/>
+                <w:szCs w:val="20"/>
               </w:rPr>
               <w:t>—</w:t>
             </w:r>
@@ -12506,10 +12755,16 @@
             <w:tcW w:w="1559" w:type="dxa"/>
           </w:tcPr>
           <w:p>
-            <w:r>
-              <w:rPr>
-                <w:sz w:val="22"/>
-                <w:szCs w:val="22"/>
+            <w:pPr>
+              <w:rPr>
+                <w:sz w:val="20"/>
+                <w:szCs w:val="20"/>
+              </w:rPr>
+            </w:pPr>
+            <w:r>
+              <w:rPr>
+                <w:sz w:val="20"/>
+                <w:szCs w:val="20"/>
               </w:rPr>
               <w:t>—</w:t>
             </w:r>
@@ -12520,10 +12775,16 @@
             <w:tcW w:w="1559" w:type="dxa"/>
           </w:tcPr>
           <w:p>
-            <w:r>
-              <w:rPr>
-                <w:sz w:val="22"/>
-                <w:szCs w:val="22"/>
+            <w:pPr>
+              <w:rPr>
+                <w:sz w:val="20"/>
+                <w:szCs w:val="20"/>
+              </w:rPr>
+            </w:pPr>
+            <w:r>
+              <w:rPr>
+                <w:sz w:val="20"/>
+                <w:szCs w:val="20"/>
               </w:rPr>
               <w:t>—</w:t>
             </w:r>
@@ -12534,10 +12795,16 @@
             <w:tcW w:w="1559" w:type="dxa"/>
           </w:tcPr>
           <w:p>
-            <w:r>
-              <w:rPr>
-                <w:sz w:val="22"/>
-                <w:szCs w:val="22"/>
+            <w:pPr>
+              <w:rPr>
+                <w:sz w:val="20"/>
+                <w:szCs w:val="20"/>
+              </w:rPr>
+            </w:pPr>
+            <w:r>
+              <w:rPr>
+                <w:sz w:val="20"/>
+                <w:szCs w:val="20"/>
               </w:rPr>
               <w:t>Да (ручной поиск)</w:t>
             </w:r>
@@ -12548,10 +12815,16 @@
             <w:tcW w:w="1559" w:type="dxa"/>
           </w:tcPr>
           <w:p>
-            <w:r>
-              <w:rPr>
-                <w:sz w:val="22"/>
-                <w:szCs w:val="22"/>
+            <w:pPr>
+              <w:rPr>
+                <w:sz w:val="20"/>
+                <w:szCs w:val="20"/>
+              </w:rPr>
+            </w:pPr>
+            <w:r>
+              <w:rPr>
+                <w:sz w:val="20"/>
+                <w:szCs w:val="20"/>
               </w:rPr>
               <w:t>Да</w:t>
             </w:r>
@@ -12567,10 +12840,16 @@
             <w:tcW w:w="1559" w:type="dxa"/>
           </w:tcPr>
           <w:p>
-            <w:r>
-              <w:rPr>
-                <w:sz w:val="22"/>
-                <w:szCs w:val="22"/>
+            <w:pPr>
+              <w:rPr>
+                <w:sz w:val="20"/>
+                <w:szCs w:val="20"/>
+              </w:rPr>
+            </w:pPr>
+            <w:r>
+              <w:rPr>
+                <w:sz w:val="20"/>
+                <w:szCs w:val="20"/>
               </w:rPr>
               <w:t>LinkedIn Events</w:t>
             </w:r>
@@ -12581,10 +12860,16 @@
             <w:tcW w:w="1559" w:type="dxa"/>
           </w:tcPr>
           <w:p>
-            <w:r>
-              <w:rPr>
-                <w:sz w:val="22"/>
-                <w:szCs w:val="22"/>
+            <w:pPr>
+              <w:rPr>
+                <w:sz w:val="20"/>
+                <w:szCs w:val="20"/>
+              </w:rPr>
+            </w:pPr>
+            <w:r>
+              <w:rPr>
+                <w:sz w:val="20"/>
+                <w:szCs w:val="20"/>
               </w:rPr>
               <w:t>—</w:t>
             </w:r>
@@ -12595,10 +12880,16 @@
             <w:tcW w:w="1559" w:type="dxa"/>
           </w:tcPr>
           <w:p>
-            <w:r>
-              <w:rPr>
-                <w:sz w:val="22"/>
-                <w:szCs w:val="22"/>
+            <w:pPr>
+              <w:rPr>
+                <w:sz w:val="20"/>
+                <w:szCs w:val="20"/>
+              </w:rPr>
+            </w:pPr>
+            <w:r>
+              <w:rPr>
+                <w:sz w:val="20"/>
+                <w:szCs w:val="20"/>
               </w:rPr>
               <w:t>По связям/группам</w:t>
             </w:r>
@@ -12609,10 +12900,16 @@
             <w:tcW w:w="1559" w:type="dxa"/>
           </w:tcPr>
           <w:p>
-            <w:r>
-              <w:rPr>
-                <w:sz w:val="22"/>
-                <w:szCs w:val="22"/>
+            <w:pPr>
+              <w:rPr>
+                <w:sz w:val="20"/>
+                <w:szCs w:val="20"/>
+              </w:rPr>
+            </w:pPr>
+            <w:r>
+              <w:rPr>
+                <w:sz w:val="20"/>
+                <w:szCs w:val="20"/>
               </w:rPr>
               <w:t>—</w:t>
             </w:r>
@@ -12623,10 +12920,16 @@
             <w:tcW w:w="1559" w:type="dxa"/>
           </w:tcPr>
           <w:p>
-            <w:r>
-              <w:rPr>
-                <w:sz w:val="22"/>
-                <w:szCs w:val="22"/>
+            <w:pPr>
+              <w:rPr>
+                <w:sz w:val="20"/>
+                <w:szCs w:val="20"/>
+              </w:rPr>
+            </w:pPr>
+            <w:r>
+              <w:rPr>
+                <w:sz w:val="20"/>
+                <w:szCs w:val="20"/>
               </w:rPr>
               <w:t>—</w:t>
             </w:r>
@@ -12637,10 +12940,16 @@
             <w:tcW w:w="1559" w:type="dxa"/>
           </w:tcPr>
           <w:p>
-            <w:r>
-              <w:rPr>
-                <w:sz w:val="22"/>
-                <w:szCs w:val="22"/>
+            <w:pPr>
+              <w:rPr>
+                <w:sz w:val="20"/>
+                <w:szCs w:val="20"/>
+              </w:rPr>
+            </w:pPr>
+            <w:r>
+              <w:rPr>
+                <w:sz w:val="20"/>
+                <w:szCs w:val="20"/>
               </w:rPr>
               <w:t>Частично</w:t>
             </w:r>
@@ -12656,10 +12965,16 @@
             <w:tcW w:w="1559" w:type="dxa"/>
           </w:tcPr>
           <w:p>
-            <w:r>
-              <w:rPr>
-                <w:sz w:val="22"/>
-                <w:szCs w:val="22"/>
+            <w:pPr>
+              <w:rPr>
+                <w:sz w:val="20"/>
+                <w:szCs w:val="20"/>
+              </w:rPr>
+            </w:pPr>
+            <w:r>
+              <w:rPr>
+                <w:sz w:val="20"/>
+                <w:szCs w:val="20"/>
               </w:rPr>
               <w:t>Habr Events</w:t>
             </w:r>
@@ -12670,10 +12985,16 @@
             <w:tcW w:w="1559" w:type="dxa"/>
           </w:tcPr>
           <w:p>
-            <w:r>
-              <w:rPr>
-                <w:sz w:val="22"/>
-                <w:szCs w:val="22"/>
+            <w:pPr>
+              <w:rPr>
+                <w:sz w:val="20"/>
+                <w:szCs w:val="20"/>
+              </w:rPr>
+            </w:pPr>
+            <w:r>
+              <w:rPr>
+                <w:sz w:val="20"/>
+                <w:szCs w:val="20"/>
               </w:rPr>
               <w:t>—</w:t>
             </w:r>
@@ -12684,10 +13005,16 @@
             <w:tcW w:w="1559" w:type="dxa"/>
           </w:tcPr>
           <w:p>
-            <w:r>
-              <w:rPr>
-                <w:sz w:val="22"/>
-                <w:szCs w:val="22"/>
+            <w:pPr>
+              <w:rPr>
+                <w:sz w:val="20"/>
+                <w:szCs w:val="20"/>
+              </w:rPr>
+            </w:pPr>
+            <w:r>
+              <w:rPr>
+                <w:sz w:val="20"/>
+                <w:szCs w:val="20"/>
               </w:rPr>
               <w:t>Подписки на разделы</w:t>
             </w:r>
@@ -12698,10 +13025,16 @@
             <w:tcW w:w="1559" w:type="dxa"/>
           </w:tcPr>
           <w:p>
-            <w:r>
-              <w:rPr>
-                <w:sz w:val="22"/>
-                <w:szCs w:val="22"/>
+            <w:pPr>
+              <w:rPr>
+                <w:sz w:val="20"/>
+                <w:szCs w:val="20"/>
+              </w:rPr>
+            </w:pPr>
+            <w:r>
+              <w:rPr>
+                <w:sz w:val="20"/>
+                <w:szCs w:val="20"/>
               </w:rPr>
               <w:t>—</w:t>
             </w:r>
@@ -12712,10 +13045,16 @@
             <w:tcW w:w="1559" w:type="dxa"/>
           </w:tcPr>
           <w:p>
-            <w:r>
-              <w:rPr>
-                <w:sz w:val="22"/>
-                <w:szCs w:val="22"/>
+            <w:pPr>
+              <w:rPr>
+                <w:sz w:val="20"/>
+                <w:szCs w:val="20"/>
+              </w:rPr>
+            </w:pPr>
+            <w:r>
+              <w:rPr>
+                <w:sz w:val="20"/>
+                <w:szCs w:val="20"/>
               </w:rPr>
               <w:t>—</w:t>
             </w:r>
@@ -12726,10 +13065,16 @@
             <w:tcW w:w="1559" w:type="dxa"/>
           </w:tcPr>
           <w:p>
-            <w:r>
-              <w:rPr>
-                <w:sz w:val="22"/>
-                <w:szCs w:val="22"/>
+            <w:pPr>
+              <w:rPr>
+                <w:sz w:val="20"/>
+                <w:szCs w:val="20"/>
+              </w:rPr>
+            </w:pPr>
+            <w:r>
+              <w:rPr>
+                <w:sz w:val="20"/>
+                <w:szCs w:val="20"/>
               </w:rPr>
               <w:t>Да</w:t>
             </w:r>
@@ -12745,10 +13090,16 @@
             <w:tcW w:w="1559" w:type="dxa"/>
           </w:tcPr>
           <w:p>
-            <w:r>
-              <w:rPr>
-                <w:sz w:val="22"/>
-                <w:szCs w:val="22"/>
+            <w:pPr>
+              <w:rPr>
+                <w:sz w:val="20"/>
+                <w:szCs w:val="20"/>
+              </w:rPr>
+            </w:pPr>
+            <w:r>
+              <w:rPr>
+                <w:sz w:val="20"/>
+                <w:szCs w:val="20"/>
               </w:rPr>
               <w:t>Данный проект</w:t>
             </w:r>
@@ -12760,10 +13111,16 @@
             <w:tcW w:w="1559" w:type="dxa"/>
           </w:tcPr>
           <w:p>
-            <w:r>
-              <w:rPr>
-                <w:sz w:val="22"/>
-                <w:szCs w:val="22"/>
+            <w:pPr>
+              <w:rPr>
+                <w:sz w:val="20"/>
+                <w:szCs w:val="20"/>
+              </w:rPr>
+            </w:pPr>
+            <w:r>
+              <w:rPr>
+                <w:sz w:val="20"/>
+                <w:szCs w:val="20"/>
               </w:rPr>
               <w:t>Да (6 источников)</w:t>
             </w:r>
@@ -12774,10 +13131,16 @@
             <w:tcW w:w="1559" w:type="dxa"/>
           </w:tcPr>
           <w:p>
-            <w:r>
-              <w:rPr>
-                <w:sz w:val="22"/>
-                <w:szCs w:val="22"/>
+            <w:pPr>
+              <w:rPr>
+                <w:sz w:val="20"/>
+                <w:szCs w:val="20"/>
+              </w:rPr>
+            </w:pPr>
+            <w:r>
+              <w:rPr>
+                <w:sz w:val="20"/>
+                <w:szCs w:val="20"/>
               </w:rPr>
               <w:t>Гибридная модель</w:t>
             </w:r>
@@ -12788,10 +13151,16 @@
             <w:tcW w:w="1559" w:type="dxa"/>
           </w:tcPr>
           <w:p>
-            <w:r>
-              <w:rPr>
-                <w:sz w:val="22"/>
-                <w:szCs w:val="22"/>
+            <w:pPr>
+              <w:rPr>
+                <w:sz w:val="20"/>
+                <w:szCs w:val="20"/>
+              </w:rPr>
+            </w:pPr>
+            <w:r>
+              <w:rPr>
+                <w:sz w:val="20"/>
+                <w:szCs w:val="20"/>
               </w:rPr>
               <w:t>Да (детализированно)</w:t>
             </w:r>
@@ -12802,10 +13171,16 @@
             <w:tcW w:w="1559" w:type="dxa"/>
           </w:tcPr>
           <w:p>
-            <w:r>
-              <w:rPr>
-                <w:sz w:val="22"/>
-                <w:szCs w:val="22"/>
+            <w:pPr>
+              <w:rPr>
+                <w:sz w:val="20"/>
+                <w:szCs w:val="20"/>
+              </w:rPr>
+            </w:pPr>
+            <w:r>
+              <w:rPr>
+                <w:sz w:val="20"/>
+                <w:szCs w:val="20"/>
               </w:rPr>
               <w:t>Да (нативно)</w:t>
             </w:r>
@@ -12816,10 +13191,16 @@
             <w:tcW w:w="1559" w:type="dxa"/>
           </w:tcPr>
           <w:p>
-            <w:r>
-              <w:rPr>
-                <w:sz w:val="22"/>
-                <w:szCs w:val="22"/>
+            <w:pPr>
+              <w:rPr>
+                <w:sz w:val="20"/>
+                <w:szCs w:val="20"/>
+              </w:rPr>
+            </w:pPr>
+            <w:r>
+              <w:rPr>
+                <w:sz w:val="20"/>
+                <w:szCs w:val="20"/>
               </w:rPr>
               <w:t>Да</w:t>
             </w:r>
@@ -12827,8 +13208,8 @@
             <w:r>
               <w:rPr>
                 <w:rStyle w:val="af6"/>
-                <w:sz w:val="22"/>
-                <w:szCs w:val="22"/>
+                <w:sz w:val="20"/>
+                <w:szCs w:val="20"/>
               </w:rPr>
               <w:commentReference w:id="20"/>
             </w:r>
@@ -12885,77 +13266,74 @@
         <w:pStyle w:val="HSEDefaultText"/>
       </w:pPr>
       <w:r>
-        <w:t xml:space="preserve">Коллаборативная фильтрация (collaborative filtering) [1] анализирует поведение пользователей и подбирает объекты, положительно оценённые теми, чьи интересы схожи. Метод эффективен на больших объёмах поведенческих данных </w:t>
-      </w:r>
+        <w:t>Коллаборативная фильтрация (collaborative filtering) [1] анализирует поведение пользователей и подбирает объекты, положительно оценённые теми, чьи интересы схожи. Метод эффективен на больших объёмах поведенческих данных (оценки, история просмотров, сохранения), но страдает от проблемы «холодного старта» и зависит от активности пользователей.</w:t>
+      </w:r>
+    </w:p>
+    <w:p>
+      <w:pPr>
+        <w:pStyle w:val="HSETitle3"/>
+      </w:pPr>
+      <w:bookmarkStart w:id="23" w:name="_Toc231918714"/>
       <w:r>
         <w:lastRenderedPageBreak/>
-        <w:t>(оценки, история просмотров, сохранения), но страдает от проблемы «холодного старта» и зависит от активности пользователей.</w:t>
+        <w:t>1.3.2. Гибридные рекомендательные системы</w:t>
+      </w:r>
+      <w:bookmarkEnd w:id="23"/>
+    </w:p>
+    <w:p>
+      <w:pPr>
+        <w:pStyle w:val="HSEDefaultText"/>
+      </w:pPr>
+      <w:r>
+        <w:t>Гибридные рекомендательные системы [2] объединяют несколько подходов (чаще всего — контентный и коллаборативный) комбинированием результатов, последовательным применением или взвешенным ранжированием. Это повышает точность за счёт компенсации недостатков отдельных методов и уменьшает влияние проблемы холодного старта. В настоящее время гибридный подход является одним из наиболее распространённых в интеллектуальных сервисах персонализации.</w:t>
       </w:r>
     </w:p>
     <w:p>
       <w:pPr>
         <w:pStyle w:val="HSETitle3"/>
       </w:pPr>
-      <w:bookmarkStart w:id="23" w:name="_Toc231918714"/>
-      <w:r>
-        <w:t>1.3.2. Гибридные рекомендательные системы</w:t>
-      </w:r>
-      <w:bookmarkEnd w:id="23"/>
+      <w:bookmarkStart w:id="24" w:name="_Toc231918715"/>
+      <w:r>
+        <w:t>1.3.3. Семантический анализ и embeddings</w:t>
+      </w:r>
+      <w:bookmarkEnd w:id="24"/>
     </w:p>
     <w:p>
       <w:pPr>
         <w:pStyle w:val="HSEDefaultText"/>
       </w:pPr>
       <w:r>
-        <w:t>Гибридные рекомендательные системы [2] объединяют несколько подходов (чаще всего — контентный и коллаборативный) комбинированием результатов, последовательным применением или взвешенным ранжированием. Это повышает точность за счёт компенсации недостатков отдельных методов и уменьшает влияние проблемы холодного старта. В настоящее время гибридный подход является одним из наиболее распространённых в интеллектуальных сервисах персонализации.</w:t>
+        <w:t>Одним из современных направлений развития рекомендательных систем является использование векторных представлений (embeddings) описаний объектов [3]. Embedding — это числовой вектор, отражающий смысловое содержание текста; благодаря этому система определяет семантическую близость объектов даже при отсутствии прямого совпадения слов, что особенно актуально при работе с неструктурированными описаниями мероприятий.</w:t>
       </w:r>
     </w:p>
     <w:p>
       <w:pPr>
         <w:pStyle w:val="HSETitle3"/>
       </w:pPr>
-      <w:bookmarkStart w:id="24" w:name="_Toc231918715"/>
-      <w:r>
-        <w:t>1.3.3. Семантический анализ и embeddings</w:t>
-      </w:r>
-      <w:bookmarkEnd w:id="24"/>
+      <w:bookmarkStart w:id="25" w:name="_Toc231918716"/>
+      <w:r>
+        <w:t>1.3.4. Использование обратной связи пользователя</w:t>
+      </w:r>
+      <w:bookmarkEnd w:id="25"/>
     </w:p>
     <w:p>
       <w:pPr>
         <w:pStyle w:val="HSEDefaultText"/>
       </w:pPr>
       <w:r>
-        <w:t>Одним из современных направлений развития рекомендательных систем является использование векторных представлений (embeddings) описаний объектов [3]. Embedding — это числовой вектор, отражающий смысловое содержание текста; благодаря этому система определяет семантическую близость объектов даже при отсутствии прямого совпадения слов, что особенно актуально при работе с неструктурированными описаниями мероприятий.</w:t>
-      </w:r>
-    </w:p>
-    <w:p>
-      <w:pPr>
-        <w:pStyle w:val="HSETitle3"/>
-      </w:pPr>
-      <w:bookmarkStart w:id="25" w:name="_Toc231918716"/>
-      <w:r>
-        <w:t>1.3.4. Использование обратной связи пользователя</w:t>
-      </w:r>
-      <w:bookmarkEnd w:id="25"/>
+        <w:t>Важным элементом современных рекомендательных систем является механизм обратной связи. Сигналы могут быть явными (оценка объекта) и неявными (лайки, сохранения, переходы, длительность взаимодействия). Учёт обратной связи позволяет динамически обновлять модель интересов и адаптировать выдачу к изменению предпочтений со временем.</w:t>
+      </w:r>
     </w:p>
     <w:p>
       <w:pPr>
         <w:pStyle w:val="HSEDefaultText"/>
       </w:pPr>
       <w:r>
-        <w:t>Важным элементом современных рекомендательных систем является механизм обратной связи. Сигналы могут быть явными (оценка объекта) и неявными (лайки, сохранения, переходы, длительность взаимодействия). Учёт обратной связи позволяет динамически обновлять модель интересов и адаптировать выдачу к изменению предпочтений со временем.</w:t>
-      </w:r>
-    </w:p>
-    <w:p>
-      <w:pPr>
-        <w:pStyle w:val="HSEDefaultText"/>
-      </w:pPr>
-      <w:r>
-        <w:t xml:space="preserve">Существует несколько устоявшихся подходов к построению рекомендательных систем, каждый из которых обладает своими сильными и слабыми сторонами. Контентно-ориентированный подход формирует рекомендации на основе сходства характеристик объектов; коллаборативная фильтрация — на основе поведения других пользователей со схожими предпочтениями; гибридные методы объединяют преимущества обоих. Семантические модели опираются на векторные представления текста, что позволяет учитывать смысл, а не только формальные совпадения. Контекстный бандит — алгоритм онлайн-обучения с </w:t>
+        <w:t xml:space="preserve">Существует несколько устоявшихся подходов к построению рекомендательных систем, каждый из которых обладает своими сильными и слабыми сторонами. Контентно-ориентированный подход формирует рекомендации на основе сходства характеристик объектов; коллаборативная фильтрация — на основе поведения других пользователей со схожими предпочтениями; гибридные методы объединяют преимущества обоих. Семантические модели опираются на векторные представления текста, что позволяет учитывать смысл, а не только формальные совпадения. Контекстный бандит — алгоритм онлайн-обучения с подкреплением, балансирующий между исследованием новых вариантов и эксплуатацией накопленных предпочтений и учитывающий контекстные признаки </w:t>
       </w:r>
       <w:r>
         <w:lastRenderedPageBreak/>
-        <w:t>подкреплением, балансирующий между исследованием новых вариантов и эксплуатацией накопленных предпочтений и учитывающий контекстные признаки конкретной пары «пользователь — событие». Долговременная память (mem0) предполагает явное сохранение и последующее использование вкусов, целей и ограничений пользователя в виде структурированных заметок.</w:t>
+        <w:t>конкретной пары «пользователь — событие». Долговременная память (mem0) предполагает явное сохранение и последующее использование вкусов, целей и ограничений пользователя в виде структурированных заметок.</w:t>
       </w:r>
     </w:p>
     <w:p>
@@ -12993,8 +13371,8 @@
       <w:tblGrid>
         <w:gridCol w:w="2337"/>
         <w:gridCol w:w="2336"/>
-        <w:gridCol w:w="2334"/>
-        <w:gridCol w:w="2338"/>
+        <w:gridCol w:w="2335"/>
+        <w:gridCol w:w="2337"/>
       </w:tblGrid>
       <w:tr>
         <w:trPr>
@@ -13007,9 +13385,17 @@
             <w:shd w:val="clear" w:color="auto" w:fill="E0E0E0"/>
           </w:tcPr>
           <w:p>
+            <w:pPr>
+              <w:rPr>
+                <w:sz w:val="20"/>
+                <w:szCs w:val="20"/>
+              </w:rPr>
+            </w:pPr>
             <w:r>
               <w:rPr>
                 <w:b/>
+                <w:sz w:val="20"/>
+                <w:szCs w:val="20"/>
               </w:rPr>
               <w:t>Подход</w:t>
             </w:r>
@@ -13021,9 +13407,17 @@
             <w:shd w:val="clear" w:color="auto" w:fill="E0E0E0"/>
           </w:tcPr>
           <w:p>
+            <w:pPr>
+              <w:rPr>
+                <w:sz w:val="20"/>
+                <w:szCs w:val="20"/>
+              </w:rPr>
+            </w:pPr>
             <w:r>
               <w:rPr>
                 <w:b/>
+                <w:sz w:val="20"/>
+                <w:szCs w:val="20"/>
               </w:rPr>
               <w:t>Преимущества</w:t>
             </w:r>
@@ -13035,9 +13429,17 @@
             <w:shd w:val="clear" w:color="auto" w:fill="E0E0E0"/>
           </w:tcPr>
           <w:p>
+            <w:pPr>
+              <w:rPr>
+                <w:sz w:val="20"/>
+                <w:szCs w:val="20"/>
+              </w:rPr>
+            </w:pPr>
             <w:r>
               <w:rPr>
                 <w:b/>
+                <w:sz w:val="20"/>
+                <w:szCs w:val="20"/>
               </w:rPr>
               <w:t>Недостатки</w:t>
             </w:r>
@@ -13049,9 +13451,17 @@
             <w:shd w:val="clear" w:color="auto" w:fill="E0E0E0"/>
           </w:tcPr>
           <w:p>
+            <w:pPr>
+              <w:rPr>
+                <w:sz w:val="20"/>
+                <w:szCs w:val="20"/>
+              </w:rPr>
+            </w:pPr>
             <w:r>
               <w:rPr>
                 <w:b/>
+                <w:sz w:val="20"/>
+                <w:szCs w:val="20"/>
               </w:rPr>
               <w:t>Применимость в EventMind</w:t>
             </w:r>
@@ -13067,7 +13477,17 @@
             <w:tcW w:w="2339" w:type="dxa"/>
           </w:tcPr>
           <w:p>
-            <w:r>
+            <w:pPr>
+              <w:rPr>
+                <w:sz w:val="20"/>
+                <w:szCs w:val="20"/>
+              </w:rPr>
+            </w:pPr>
+            <w:r>
+              <w:rPr>
+                <w:sz w:val="20"/>
+                <w:szCs w:val="20"/>
+              </w:rPr>
               <w:t>Контентно-ориентированный</w:t>
             </w:r>
           </w:p>
@@ -13077,7 +13497,17 @@
             <w:tcW w:w="2339" w:type="dxa"/>
           </w:tcPr>
           <w:p>
-            <w:r>
+            <w:pPr>
+              <w:rPr>
+                <w:sz w:val="20"/>
+                <w:szCs w:val="20"/>
+              </w:rPr>
+            </w:pPr>
+            <w:r>
+              <w:rPr>
+                <w:sz w:val="20"/>
+                <w:szCs w:val="20"/>
+              </w:rPr>
               <w:t>Работа при малом числе пользователей, объяснимость</w:t>
             </w:r>
           </w:p>
@@ -13087,7 +13517,17 @@
             <w:tcW w:w="2339" w:type="dxa"/>
           </w:tcPr>
           <w:p>
-            <w:r>
+            <w:pPr>
+              <w:rPr>
+                <w:sz w:val="20"/>
+                <w:szCs w:val="20"/>
+              </w:rPr>
+            </w:pPr>
+            <w:r>
+              <w:rPr>
+                <w:sz w:val="20"/>
+                <w:szCs w:val="20"/>
+              </w:rPr>
               <w:t>Ограниченное разнообразие, зависимость от качества описаний</w:t>
             </w:r>
           </w:p>
@@ -13097,7 +13537,17 @@
             <w:tcW w:w="2339" w:type="dxa"/>
           </w:tcPr>
           <w:p>
-            <w:r>
+            <w:pPr>
+              <w:rPr>
+                <w:sz w:val="20"/>
+                <w:szCs w:val="20"/>
+              </w:rPr>
+            </w:pPr>
+            <w:r>
+              <w:rPr>
+                <w:sz w:val="20"/>
+                <w:szCs w:val="20"/>
+              </w:rPr>
               <w:t>Базовый rule-based + cosine</w:t>
             </w:r>
           </w:p>
@@ -13112,7 +13562,17 @@
             <w:tcW w:w="2339" w:type="dxa"/>
           </w:tcPr>
           <w:p>
-            <w:r>
+            <w:pPr>
+              <w:rPr>
+                <w:sz w:val="20"/>
+                <w:szCs w:val="20"/>
+              </w:rPr>
+            </w:pPr>
+            <w:r>
+              <w:rPr>
+                <w:sz w:val="20"/>
+                <w:szCs w:val="20"/>
+              </w:rPr>
               <w:t>Коллаборативная фильтрация</w:t>
             </w:r>
           </w:p>
@@ -13122,7 +13582,17 @@
             <w:tcW w:w="2339" w:type="dxa"/>
           </w:tcPr>
           <w:p>
-            <w:r>
+            <w:pPr>
+              <w:rPr>
+                <w:sz w:val="20"/>
+                <w:szCs w:val="20"/>
+              </w:rPr>
+            </w:pPr>
+            <w:r>
+              <w:rPr>
+                <w:sz w:val="20"/>
+                <w:szCs w:val="20"/>
+              </w:rPr>
               <w:t>Выявление скрытых закономерностей, серендипити</w:t>
             </w:r>
           </w:p>
@@ -13132,7 +13602,17 @@
             <w:tcW w:w="2339" w:type="dxa"/>
           </w:tcPr>
           <w:p>
-            <w:r>
+            <w:pPr>
+              <w:rPr>
+                <w:sz w:val="20"/>
+                <w:szCs w:val="20"/>
+              </w:rPr>
+            </w:pPr>
+            <w:r>
+              <w:rPr>
+                <w:sz w:val="20"/>
+                <w:szCs w:val="20"/>
+              </w:rPr>
               <w:t>Проблема холодного старта, нужны большие объёмы данных</w:t>
             </w:r>
           </w:p>
@@ -13142,7 +13622,17 @@
             <w:tcW w:w="2339" w:type="dxa"/>
           </w:tcPr>
           <w:p>
-            <w:r>
+            <w:pPr>
+              <w:rPr>
+                <w:sz w:val="20"/>
+                <w:szCs w:val="20"/>
+              </w:rPr>
+            </w:pPr>
+            <w:r>
+              <w:rPr>
+                <w:sz w:val="20"/>
+                <w:szCs w:val="20"/>
+              </w:rPr>
               <w:t>Упрощённая модель LightGCN (экспериментально)</w:t>
             </w:r>
           </w:p>
@@ -13157,7 +13647,17 @@
             <w:tcW w:w="2339" w:type="dxa"/>
           </w:tcPr>
           <w:p>
-            <w:r>
+            <w:pPr>
+              <w:rPr>
+                <w:sz w:val="20"/>
+                <w:szCs w:val="20"/>
+              </w:rPr>
+            </w:pPr>
+            <w:r>
+              <w:rPr>
+                <w:sz w:val="20"/>
+                <w:szCs w:val="20"/>
+              </w:rPr>
               <w:t>Гибридный подход</w:t>
             </w:r>
           </w:p>
@@ -13167,7 +13667,17 @@
             <w:tcW w:w="2339" w:type="dxa"/>
           </w:tcPr>
           <w:p>
-            <w:r>
+            <w:pPr>
+              <w:rPr>
+                <w:sz w:val="20"/>
+                <w:szCs w:val="20"/>
+              </w:rPr>
+            </w:pPr>
+            <w:r>
+              <w:rPr>
+                <w:sz w:val="20"/>
+                <w:szCs w:val="20"/>
+              </w:rPr>
               <w:t>Точность, устойчивость к холодному старту</w:t>
             </w:r>
           </w:p>
@@ -13177,7 +13687,17 @@
             <w:tcW w:w="2339" w:type="dxa"/>
           </w:tcPr>
           <w:p>
-            <w:r>
+            <w:pPr>
+              <w:rPr>
+                <w:sz w:val="20"/>
+                <w:szCs w:val="20"/>
+              </w:rPr>
+            </w:pPr>
+            <w:r>
+              <w:rPr>
+                <w:sz w:val="20"/>
+                <w:szCs w:val="20"/>
+              </w:rPr>
               <w:t>Сложность настройки весов</w:t>
             </w:r>
           </w:p>
@@ -13187,7 +13707,17 @@
             <w:tcW w:w="2339" w:type="dxa"/>
           </w:tcPr>
           <w:p>
-            <w:r>
+            <w:pPr>
+              <w:rPr>
+                <w:sz w:val="20"/>
+                <w:szCs w:val="20"/>
+              </w:rPr>
+            </w:pPr>
+            <w:r>
+              <w:rPr>
+                <w:sz w:val="20"/>
+                <w:szCs w:val="20"/>
+              </w:rPr>
               <w:t>Основной алгоритм системы</w:t>
             </w:r>
           </w:p>
@@ -13202,7 +13732,17 @@
             <w:tcW w:w="2339" w:type="dxa"/>
           </w:tcPr>
           <w:p>
-            <w:r>
+            <w:pPr>
+              <w:rPr>
+                <w:sz w:val="20"/>
+                <w:szCs w:val="20"/>
+              </w:rPr>
+            </w:pPr>
+            <w:r>
+              <w:rPr>
+                <w:sz w:val="20"/>
+                <w:szCs w:val="20"/>
+              </w:rPr>
               <w:t>Семантический (embeddings)</w:t>
             </w:r>
           </w:p>
@@ -13212,7 +13752,17 @@
             <w:tcW w:w="2339" w:type="dxa"/>
           </w:tcPr>
           <w:p>
-            <w:r>
+            <w:pPr>
+              <w:rPr>
+                <w:sz w:val="20"/>
+                <w:szCs w:val="20"/>
+              </w:rPr>
+            </w:pPr>
+            <w:r>
+              <w:rPr>
+                <w:sz w:val="20"/>
+                <w:szCs w:val="20"/>
+              </w:rPr>
               <w:t>Учёт смысла, многоязычность</w:t>
             </w:r>
           </w:p>
@@ -13222,7 +13772,17 @@
             <w:tcW w:w="2339" w:type="dxa"/>
           </w:tcPr>
           <w:p>
-            <w:r>
+            <w:pPr>
+              <w:rPr>
+                <w:sz w:val="20"/>
+                <w:szCs w:val="20"/>
+              </w:rPr>
+            </w:pPr>
+            <w:r>
+              <w:rPr>
+                <w:sz w:val="20"/>
+                <w:szCs w:val="20"/>
+              </w:rPr>
               <w:t>Затраты на вычисление и хранение векторов</w:t>
             </w:r>
           </w:p>
@@ -13232,7 +13792,17 @@
             <w:tcW w:w="2339" w:type="dxa"/>
           </w:tcPr>
           <w:p>
-            <w:r>
+            <w:pPr>
+              <w:rPr>
+                <w:sz w:val="20"/>
+                <w:szCs w:val="20"/>
+              </w:rPr>
+            </w:pPr>
+            <w:r>
+              <w:rPr>
+                <w:sz w:val="20"/>
+                <w:szCs w:val="20"/>
+              </w:rPr>
               <w:t>MiniLM multilingual + кэширование</w:t>
             </w:r>
           </w:p>
@@ -13247,14 +13817,26 @@
             <w:tcW w:w="2339" w:type="dxa"/>
           </w:tcPr>
           <w:p>
+            <w:pPr>
+              <w:rPr>
+                <w:sz w:val="20"/>
+                <w:szCs w:val="20"/>
+              </w:rPr>
+            </w:pPr>
             <w:commentRangeStart w:id="26"/>
             <w:r>
+              <w:rPr>
+                <w:sz w:val="20"/>
+                <w:szCs w:val="20"/>
+              </w:rPr>
               <w:t>Контекстный бандит</w:t>
             </w:r>
             <w:commentRangeEnd w:id="26"/>
             <w:r>
               <w:rPr>
                 <w:rStyle w:val="af6"/>
+                <w:sz w:val="20"/>
+                <w:szCs w:val="20"/>
               </w:rPr>
               <w:commentReference w:id="26"/>
             </w:r>
@@ -13267,28 +13849,46 @@
           <w:p>
             <w:pPr>
               <w:rPr>
+                <w:sz w:val="20"/>
+                <w:szCs w:val="20"/>
                 <w:lang w:val="en-US"/>
               </w:rPr>
             </w:pPr>
             <w:r>
+              <w:rPr>
+                <w:sz w:val="20"/>
+                <w:szCs w:val="20"/>
+              </w:rPr>
               <w:t>Балансировка</w:t>
             </w:r>
             <w:r>
               <w:rPr>
+                <w:sz w:val="20"/>
+                <w:szCs w:val="20"/>
                 <w:lang w:val="en-US"/>
               </w:rPr>
               <w:t xml:space="preserve"> exploration / exploitation, </w:t>
             </w:r>
             <w:r>
+              <w:rPr>
+                <w:sz w:val="20"/>
+                <w:szCs w:val="20"/>
+              </w:rPr>
               <w:t>онлайн</w:t>
             </w:r>
             <w:r>
               <w:rPr>
+                <w:sz w:val="20"/>
+                <w:szCs w:val="20"/>
                 <w:lang w:val="en-US"/>
               </w:rPr>
               <w:t>-</w:t>
             </w:r>
             <w:r>
+              <w:rPr>
+                <w:sz w:val="20"/>
+                <w:szCs w:val="20"/>
+              </w:rPr>
               <w:t>адаптация</w:t>
             </w:r>
           </w:p>
@@ -13298,7 +13898,17 @@
             <w:tcW w:w="2339" w:type="dxa"/>
           </w:tcPr>
           <w:p>
-            <w:r>
+            <w:pPr>
+              <w:rPr>
+                <w:sz w:val="20"/>
+                <w:szCs w:val="20"/>
+              </w:rPr>
+            </w:pPr>
+            <w:r>
+              <w:rPr>
+                <w:sz w:val="20"/>
+                <w:szCs w:val="20"/>
+              </w:rPr>
               <w:t>Требует настройки контекстных признаков</w:t>
             </w:r>
           </w:p>
@@ -13308,7 +13918,17 @@
             <w:tcW w:w="2339" w:type="dxa"/>
           </w:tcPr>
           <w:p>
-            <w:r>
+            <w:pPr>
+              <w:rPr>
+                <w:sz w:val="20"/>
+                <w:szCs w:val="20"/>
+              </w:rPr>
+            </w:pPr>
+            <w:r>
+              <w:rPr>
+                <w:sz w:val="20"/>
+                <w:szCs w:val="20"/>
+              </w:rPr>
               <w:t>LinUCB поверх hybrid-score</w:t>
             </w:r>
           </w:p>
@@ -13323,7 +13943,17 @@
             <w:tcW w:w="2339" w:type="dxa"/>
           </w:tcPr>
           <w:p>
-            <w:r>
+            <w:pPr>
+              <w:rPr>
+                <w:sz w:val="20"/>
+                <w:szCs w:val="20"/>
+              </w:rPr>
+            </w:pPr>
+            <w:r>
+              <w:rPr>
+                <w:sz w:val="20"/>
+                <w:szCs w:val="20"/>
+              </w:rPr>
               <w:t>Долговременная память (mem0)</w:t>
             </w:r>
           </w:p>
@@ -13333,7 +13963,17 @@
             <w:tcW w:w="2339" w:type="dxa"/>
           </w:tcPr>
           <w:p>
-            <w:r>
+            <w:pPr>
+              <w:rPr>
+                <w:sz w:val="20"/>
+                <w:szCs w:val="20"/>
+              </w:rPr>
+            </w:pPr>
+            <w:r>
+              <w:rPr>
+                <w:sz w:val="20"/>
+                <w:szCs w:val="20"/>
+              </w:rPr>
               <w:t>Активное запоминание целей и интересов</w:t>
             </w:r>
           </w:p>
@@ -13343,7 +13983,17 @@
             <w:tcW w:w="2339" w:type="dxa"/>
           </w:tcPr>
           <w:p>
-            <w:r>
+            <w:pPr>
+              <w:rPr>
+                <w:sz w:val="20"/>
+                <w:szCs w:val="20"/>
+              </w:rPr>
+            </w:pPr>
+            <w:r>
+              <w:rPr>
+                <w:sz w:val="20"/>
+                <w:szCs w:val="20"/>
+              </w:rPr>
               <w:t>Затраты на LLM-вызовы, риск устаревания заметок</w:t>
             </w:r>
           </w:p>
@@ -13353,7 +14003,17 @@
             <w:tcW w:w="2339" w:type="dxa"/>
           </w:tcPr>
           <w:p>
-            <w:r>
+            <w:pPr>
+              <w:rPr>
+                <w:sz w:val="20"/>
+                <w:szCs w:val="20"/>
+              </w:rPr>
+            </w:pPr>
+            <w:r>
+              <w:rPr>
+                <w:sz w:val="20"/>
+                <w:szCs w:val="20"/>
+              </w:rPr>
               <w:t>Семантический recall + periodic compaction (экспериментально)</w:t>
             </w:r>
           </w:p>
@@ -13387,17 +14047,115 @@
       </w:pPr>
       <w:bookmarkStart w:id="28" w:name="_Toc231918718"/>
       <w:r>
+        <w:t>1.4.1. Источники данных о мероприятиях</w:t>
+      </w:r>
+      <w:bookmarkEnd w:id="28"/>
+    </w:p>
+    <w:p>
+      <w:pPr>
+        <w:pStyle w:val="HSEDefaultText"/>
+      </w:pPr>
+      <w:r>
+        <w:t>Источниками информации о событиях могут выступать:</w:t>
+      </w:r>
+    </w:p>
+    <w:p>
+      <w:pPr>
+        <w:pStyle w:val="HSElist"/>
+      </w:pPr>
+      <w:r>
+        <w:t xml:space="preserve">специализированные платформы для публикации мероприятий; </w:t>
+      </w:r>
+    </w:p>
+    <w:p>
+      <w:pPr>
+        <w:pStyle w:val="HSElist"/>
+      </w:pPr>
+      <w:r>
+        <w:t xml:space="preserve">сайты компаний и образовательных организаций; </w:t>
+      </w:r>
+    </w:p>
+    <w:p>
+      <w:pPr>
+        <w:pStyle w:val="HSElist"/>
+      </w:pPr>
+      <w:r>
+        <w:t xml:space="preserve">профессиональные сообщества; </w:t>
+      </w:r>
+    </w:p>
+    <w:p>
+      <w:pPr>
+        <w:pStyle w:val="HSElist"/>
+      </w:pPr>
+      <w:r>
+        <w:t xml:space="preserve">социальные сети; </w:t>
+      </w:r>
+    </w:p>
+    <w:p>
+      <w:pPr>
+        <w:pStyle w:val="HSElist"/>
+      </w:pPr>
+      <w:r>
+        <w:t xml:space="preserve">Telegram-каналы; </w:t>
+      </w:r>
+    </w:p>
+    <w:p>
+      <w:pPr>
+        <w:pStyle w:val="HSElist"/>
+      </w:pPr>
+      <w:r>
+        <w:t xml:space="preserve">RSS-ленты и новостные ресурсы. </w:t>
+      </w:r>
+    </w:p>
+    <w:p>
+      <w:pPr>
+        <w:pStyle w:val="HSEDefaultText"/>
+      </w:pPr>
+      <w:r>
         <w:lastRenderedPageBreak/>
-        <w:t>1.4.1. Источники данных о мероприятиях</w:t>
-      </w:r>
-      <w:bookmarkEnd w:id="28"/>
+        <w:t>Каждый источник использует собственный формат представления данных. В результате информация о мероприятии может различаться по структуре, полноте и способу описания. Например, в одних случаях явно указываются формат и уровень сложности мероприятия, а в других данные присутствуют только в текстовом описании.</w:t>
+      </w:r>
     </w:p>
     <w:p>
       <w:pPr>
         <w:pStyle w:val="HSEDefaultText"/>
       </w:pPr>
       <w:r>
-        <w:t>Источниками информации о событиях могут выступать:</w:t>
+        <w:t>Дополнительной особенностью является постоянное обновление информации: мероприятия могут изменять дату, формат проведения или описание. Это требует регулярного обновления данных и повторной обработки событий.</w:t>
+      </w:r>
+    </w:p>
+    <w:p>
+      <w:pPr>
+        <w:pStyle w:val="HSETitle3"/>
+      </w:pPr>
+      <w:bookmarkStart w:id="29" w:name="_Toc231918719"/>
+      <w:r>
+        <w:t>1.4.2. Проблемы агрегации данных</w:t>
+      </w:r>
+      <w:bookmarkEnd w:id="29"/>
+    </w:p>
+    <w:p>
+      <w:pPr>
+        <w:pStyle w:val="HSEDefaultText"/>
+      </w:pPr>
+      <w:r>
+        <w:t>При объединении информации из различных источников возникает ряд технических и организационных проблем.</w:t>
+      </w:r>
+    </w:p>
+    <w:p>
+      <w:pPr>
+        <w:pStyle w:val="HSEDefaultText"/>
+      </w:pPr>
+      <w:r>
+        <w:t>Одной из основных проблем является отсутствие унифицированного формата данных. Разные платформы используют различные структуры описания событий, что затрудняет автоматическую обработку информации.</w:t>
+      </w:r>
+    </w:p>
+    <w:p>
+      <w:pPr>
+        <w:pStyle w:val="HSEDefaultText"/>
+      </w:pPr>
+      <w:r>
+        <w:t>Также распространены следующие проблемы:</w:t>
       </w:r>
     </w:p>
     <w:p>
@@ -13405,7 +14163,7 @@
         <w:pStyle w:val="HSElist"/>
       </w:pPr>
       <w:r>
-        <w:t xml:space="preserve">специализированные платформы для публикации мероприятий; </w:t>
+        <w:t xml:space="preserve">неполнота данных; </w:t>
       </w:r>
     </w:p>
     <w:p>
@@ -13413,7 +14171,7 @@
         <w:pStyle w:val="HSElist"/>
       </w:pPr>
       <w:r>
-        <w:t xml:space="preserve">сайты компаний и образовательных организаций; </w:t>
+        <w:t xml:space="preserve">наличие неструктурированных текстовых описаний; </w:t>
       </w:r>
     </w:p>
     <w:p>
@@ -13421,7 +14179,7 @@
         <w:pStyle w:val="HSElist"/>
       </w:pPr>
       <w:r>
-        <w:t xml:space="preserve">профессиональные сообщества; </w:t>
+        <w:t xml:space="preserve">различие в форматах дат и времени; </w:t>
       </w:r>
     </w:p>
     <w:p>
@@ -13429,7 +14187,7 @@
         <w:pStyle w:val="HSElist"/>
       </w:pPr>
       <w:r>
-        <w:t xml:space="preserve">социальные сети; </w:t>
+        <w:t xml:space="preserve">неоднозначность названий тем и категорий; </w:t>
       </w:r>
     </w:p>
     <w:p>
@@ -13437,7 +14195,7 @@
         <w:pStyle w:val="HSElist"/>
       </w:pPr>
       <w:r>
-        <w:t xml:space="preserve">Telegram-каналы; </w:t>
+        <w:t xml:space="preserve">наличие дубликатов; </w:t>
       </w:r>
     </w:p>
     <w:p>
@@ -13445,7 +14203,10 @@
         <w:pStyle w:val="HSElist"/>
       </w:pPr>
       <w:r>
-        <w:t xml:space="preserve">RSS-ленты и новостные ресурсы. </w:t>
+        <w:t>публикация нерелевантных или устаревших событий</w:t>
+      </w:r>
+      <w:r>
+        <w:t xml:space="preserve">. </w:t>
       </w:r>
     </w:p>
     <w:p>
@@ -13453,7 +14214,7 @@
         <w:pStyle w:val="HSEDefaultText"/>
       </w:pPr>
       <w:r>
-        <w:t>Каждый источник использует собственный формат представления данных. В результате информация о мероприятии может различаться по структуре, полноте и способу описания. Например, в одних случаях явно указываются формат и уровень сложности мероприятия, а в других данные присутствуют только в текстовом описании.</w:t>
+        <w:t>Например, одно и то же мероприятие может быть опубликовано сразу на нескольких площадках с незначительными изменениями в названии или описании. Без специальных механизмов проверки это приводит к появлению повторяющихся записей в системе.</w:t>
       </w:r>
     </w:p>
     <w:p>
@@ -13461,25 +14222,26 @@
         <w:pStyle w:val="HSEDefaultText"/>
       </w:pPr>
       <w:r>
-        <w:t>Дополнительной особенностью является постоянное обновление информации: мероприятия могут изменять дату, формат проведения или описание. Это требует регулярного обновления данных и повторной обработки событий.</w:t>
+        <w:t>Дополнительной сложностью является необходимость фильтрации нерелевантных событий. Некоторые источники могут содержать мероприятия, не относящиеся к IT-сфере, что требует применения методов классификации и тематического анализа.</w:t>
       </w:r>
     </w:p>
     <w:p>
       <w:pPr>
         <w:pStyle w:val="HSETitle3"/>
       </w:pPr>
-      <w:bookmarkStart w:id="29" w:name="_Toc231918719"/>
-      <w:r>
-        <w:t>1.4.2. Проблемы агрегации данных</w:t>
-      </w:r>
-      <w:bookmarkEnd w:id="29"/>
+      <w:bookmarkStart w:id="30" w:name="_Toc231918720"/>
+      <w:r>
+        <w:lastRenderedPageBreak/>
+        <w:t>1.4.3. Нормализация данных</w:t>
+      </w:r>
+      <w:bookmarkEnd w:id="30"/>
     </w:p>
     <w:p>
       <w:pPr>
         <w:pStyle w:val="HSEDefaultText"/>
       </w:pPr>
       <w:r>
-        <w:t>При объединении информации из различных источников возникает ряд технических и организационных проблем.</w:t>
+        <w:t>Для обеспечения корректной работы рекомендательной системы данные должны быть приведены к единому формату. Этот процесс называется нормализацией данных.</w:t>
       </w:r>
     </w:p>
     <w:p>
@@ -13487,7 +14249,47 @@
         <w:pStyle w:val="HSEDefaultText"/>
       </w:pPr>
       <w:r>
-        <w:t>Одной из основных проблем является отсутствие унифицированного формата данных. Разные платформы используют различные структуры описания событий, что затрудняет автоматическую обработку информации.</w:t>
+        <w:t>Нормализация включает:</w:t>
+      </w:r>
+    </w:p>
+    <w:p>
+      <w:pPr>
+        <w:pStyle w:val="HSElist"/>
+      </w:pPr>
+      <w:r>
+        <w:t xml:space="preserve">выделение ключевых характеристик мероприятия; </w:t>
+      </w:r>
+    </w:p>
+    <w:p>
+      <w:pPr>
+        <w:pStyle w:val="HSElist"/>
+      </w:pPr>
+      <w:r>
+        <w:t xml:space="preserve">преобразование данных к единому формату; </w:t>
+      </w:r>
+    </w:p>
+    <w:p>
+      <w:pPr>
+        <w:pStyle w:val="HSElist"/>
+      </w:pPr>
+      <w:r>
+        <w:t xml:space="preserve">очистку текстовой информации; </w:t>
+      </w:r>
+    </w:p>
+    <w:p>
+      <w:pPr>
+        <w:pStyle w:val="HSElist"/>
+      </w:pPr>
+      <w:r>
+        <w:t xml:space="preserve">классификацию событий по темам; </w:t>
+      </w:r>
+    </w:p>
+    <w:p>
+      <w:pPr>
+        <w:pStyle w:val="HSElist"/>
+      </w:pPr>
+      <w:r>
+        <w:t xml:space="preserve">определение дополнительных признаков объекта. </w:t>
       </w:r>
     </w:p>
     <w:p>
@@ -13495,7 +14297,7 @@
         <w:pStyle w:val="HSEDefaultText"/>
       </w:pPr>
       <w:r>
-        <w:t>Также распространены следующие проблемы:</w:t>
+        <w:t>К основным характеристикам мероприятий обычно относятся:</w:t>
       </w:r>
     </w:p>
     <w:p>
@@ -13503,7 +14305,7 @@
         <w:pStyle w:val="HSElist"/>
       </w:pPr>
       <w:r>
-        <w:t xml:space="preserve">неполнота данных; </w:t>
+        <w:t xml:space="preserve">название; </w:t>
       </w:r>
     </w:p>
     <w:p>
@@ -13511,7 +14313,7 @@
         <w:pStyle w:val="HSElist"/>
       </w:pPr>
       <w:r>
-        <w:t xml:space="preserve">наличие неструктурированных текстовых описаний; </w:t>
+        <w:t xml:space="preserve">описание; </w:t>
       </w:r>
     </w:p>
     <w:p>
@@ -13519,7 +14321,7 @@
         <w:pStyle w:val="HSElist"/>
       </w:pPr>
       <w:r>
-        <w:t xml:space="preserve">различие в форматах дат и времени; </w:t>
+        <w:t xml:space="preserve">дата проведения; </w:t>
       </w:r>
     </w:p>
     <w:p>
@@ -13527,7 +14329,7 @@
         <w:pStyle w:val="HSElist"/>
       </w:pPr>
       <w:r>
-        <w:t xml:space="preserve">неоднозначность названий тем и категорий; </w:t>
+        <w:t xml:space="preserve">формат; </w:t>
       </w:r>
     </w:p>
     <w:p>
@@ -13535,7 +14337,7 @@
         <w:pStyle w:val="HSElist"/>
       </w:pPr>
       <w:r>
-        <w:t xml:space="preserve">наличие дубликатов; </w:t>
+        <w:t xml:space="preserve">город; </w:t>
       </w:r>
     </w:p>
     <w:p>
@@ -13543,10 +14345,23 @@
         <w:pStyle w:val="HSElist"/>
       </w:pPr>
       <w:r>
-        <w:t>публикация нерелевантных или устаревших событий</w:t>
-      </w:r>
-      <w:r>
-        <w:t xml:space="preserve">. </w:t>
+        <w:t xml:space="preserve">тематика; </w:t>
+      </w:r>
+    </w:p>
+    <w:p>
+      <w:pPr>
+        <w:pStyle w:val="HSElist"/>
+      </w:pPr>
+      <w:r>
+        <w:t xml:space="preserve">уровень сложности; </w:t>
+      </w:r>
+    </w:p>
+    <w:p>
+      <w:pPr>
+        <w:pStyle w:val="HSElist"/>
+      </w:pPr>
+      <w:r>
+        <w:t xml:space="preserve">целевая аудитория. </w:t>
       </w:r>
     </w:p>
     <w:p>
@@ -13554,34 +14369,70 @@
         <w:pStyle w:val="HSEDefaultText"/>
       </w:pPr>
       <w:r>
+        <w:t>Нормализация позволяет уменьшить количество неоднозначностей и повысить качество последующей обработки данных.</w:t>
+      </w:r>
+    </w:p>
+    <w:p>
+      <w:pPr>
+        <w:pStyle w:val="HSETitle2"/>
+      </w:pPr>
+      <w:bookmarkStart w:id="31" w:name="_Toc231918721"/>
+      <w:r>
+        <w:t>1.5. Использование искусственного интеллекта в рекомендательных системах</w:t>
+      </w:r>
+      <w:bookmarkEnd w:id="31"/>
+    </w:p>
+    <w:p>
+      <w:pPr>
+        <w:pStyle w:val="HSEDefaultText"/>
+      </w:pPr>
+      <w:r>
+        <w:t>Современные рекомендательные системы всё чаще опираются на методы обработки естественного языка и большие языковые модели [4]. К типовым применениям относятся автоматическая классификация и нормализация сырых описаний объектов, формирование объяснений к рекомендациям, а также использование интеллектуальных агентов для поддержки сложных пользовательских сценариев. Перечисленные направления учитываются при проектировании разрабатываемой системы и подробно рассматриваются в Главе 3.</w:t>
+      </w:r>
+    </w:p>
+    <w:p>
+      <w:pPr>
+        <w:pStyle w:val="HSETitle2"/>
+      </w:pPr>
+      <w:bookmarkStart w:id="32" w:name="_Toc231918722"/>
+      <w:r>
         <w:lastRenderedPageBreak/>
-        <w:t>Например, одно и то же мероприятие может быть опубликовано сразу на нескольких площадках с незначительными изменениями в названии или описании. Без специальных механизмов проверки это приводит к появлению повторяющихся записей в системе.</w:t>
-      </w:r>
+        <w:t>1.6. Требования к разрабатываемой системе</w:t>
+      </w:r>
+      <w:bookmarkEnd w:id="32"/>
     </w:p>
     <w:p>
       <w:pPr>
         <w:pStyle w:val="HSEDefaultText"/>
       </w:pPr>
       <w:r>
-        <w:t>Дополнительной сложностью является необходимость фильтрации нерелевантных событий. Некоторые источники могут содержать мероприятия, не относящиеся к IT-сфере, что требует применения методов классификации и тематического анализа.</w:t>
+        <w:t>На основе проведённого анализа предметной области, существующих решений и современных подходов к построению рекомендательных систем можно сформулировать основные требования к разрабатываемой системе агрегации и персонализации IT-событий.</w:t>
+      </w:r>
+    </w:p>
+    <w:p>
+      <w:pPr>
+        <w:pStyle w:val="HSEDefaultText"/>
+      </w:pPr>
+      <w:r>
+        <w:t>Требования определяют функциональные возможности системы, особенности её работы и ограничения, которые необходимо учитывать при проектировании архитектуры и реализации программного решения.</w:t>
       </w:r>
     </w:p>
     <w:p>
       <w:pPr>
         <w:pStyle w:val="HSETitle3"/>
       </w:pPr>
-      <w:bookmarkStart w:id="30" w:name="_Toc231918720"/>
-      <w:r>
-        <w:t>1.4.3. Нормализация данных</w:t>
-      </w:r>
-      <w:bookmarkEnd w:id="30"/>
+      <w:bookmarkStart w:id="33" w:name="_Toc231918723"/>
+      <w:r>
+        <w:t>1.6.1. Функциональные требования</w:t>
+      </w:r>
+      <w:bookmarkEnd w:id="33"/>
     </w:p>
     <w:p>
       <w:pPr>
         <w:pStyle w:val="HSEDefaultText"/>
       </w:pPr>
       <w:r>
-        <w:t>Для обеспечения корректной работы рекомендательной системы данные должны быть приведены к единому формату. Этот процесс называется нормализацией данных.</w:t>
+        <w:t>Функциональные требования описывают основные возможности системы и действия, которые она должна выполнять.</w:t>
       </w:r>
     </w:p>
     <w:p>
@@ -13589,7 +14440,7 @@
         <w:pStyle w:val="HSEDefaultText"/>
       </w:pPr>
       <w:r>
-        <w:t>Нормализация включает:</w:t>
+        <w:t>Разрабатываемая система должна обеспечивать:</w:t>
       </w:r>
     </w:p>
     <w:p>
@@ -13597,7 +14448,7 @@
         <w:pStyle w:val="HSElist"/>
       </w:pPr>
       <w:r>
-        <w:t xml:space="preserve">выделение ключевых характеристик мероприятия; </w:t>
+        <w:t xml:space="preserve">сбор информации о мероприятиях из различных источников; </w:t>
       </w:r>
     </w:p>
     <w:p>
@@ -13605,7 +14456,7 @@
         <w:pStyle w:val="HSElist"/>
       </w:pPr>
       <w:r>
-        <w:t xml:space="preserve">преобразование данных к единому формату; </w:t>
+        <w:t xml:space="preserve">хранение данных о событиях и пользователях; </w:t>
       </w:r>
     </w:p>
     <w:p>
@@ -13613,7 +14464,7 @@
         <w:pStyle w:val="HSElist"/>
       </w:pPr>
       <w:r>
-        <w:t xml:space="preserve">очистку текстовой информации; </w:t>
+        <w:t xml:space="preserve">поиск мероприятий по заданным параметрам; </w:t>
       </w:r>
     </w:p>
     <w:p>
@@ -13621,7 +14472,7 @@
         <w:pStyle w:val="HSElist"/>
       </w:pPr>
       <w:r>
-        <w:t xml:space="preserve">классификацию событий по темам; </w:t>
+        <w:t xml:space="preserve">фильтрацию событий по тематике, формату, городу и другим характеристикам; </w:t>
       </w:r>
     </w:p>
     <w:p>
@@ -13629,7 +14480,47 @@
         <w:pStyle w:val="HSElist"/>
       </w:pPr>
       <w:r>
-        <w:t xml:space="preserve">определение дополнительных признаков объекта. </w:t>
+        <w:t xml:space="preserve">формирование персонализированных рекомендаций; </w:t>
+      </w:r>
+    </w:p>
+    <w:p>
+      <w:pPr>
+        <w:pStyle w:val="HSElist"/>
+      </w:pPr>
+      <w:r>
+        <w:t xml:space="preserve">обработку пользовательских взаимодействий; </w:t>
+      </w:r>
+    </w:p>
+    <w:p>
+      <w:pPr>
+        <w:pStyle w:val="HSElist"/>
+      </w:pPr>
+      <w:r>
+        <w:t xml:space="preserve">обновление модели пользователя на основе обратной связи; </w:t>
+      </w:r>
+    </w:p>
+    <w:p>
+      <w:pPr>
+        <w:pStyle w:val="HSElist"/>
+      </w:pPr>
+      <w:r>
+        <w:t xml:space="preserve">отображение рекомендаций через пользовательский интерфейс; </w:t>
+      </w:r>
+    </w:p>
+    <w:p>
+      <w:pPr>
+        <w:pStyle w:val="HSElist"/>
+      </w:pPr>
+      <w:r>
+        <w:t xml:space="preserve">возможность подписки на регулярные рекомендации; </w:t>
+      </w:r>
+    </w:p>
+    <w:p>
+      <w:pPr>
+        <w:pStyle w:val="HSElist"/>
+      </w:pPr>
+      <w:r>
+        <w:t xml:space="preserve">предоставление аналитической информации о событиях и активности пользователей. </w:t>
       </w:r>
     </w:p>
     <w:p>
@@ -13637,7 +14528,33 @@
         <w:pStyle w:val="HSEDefaultText"/>
       </w:pPr>
       <w:r>
-        <w:t>К основным характеристикам мероприятий обычно относятся:</w:t>
+        <w:t>Кроме того, система должна поддерживать обработку текстовых описаний мероприятий и автоматическое извлечение ключевых характеристик событий.</w:t>
+      </w:r>
+    </w:p>
+    <w:p>
+      <w:pPr>
+        <w:pStyle w:val="HSETitle3"/>
+      </w:pPr>
+      <w:bookmarkStart w:id="34" w:name="_Toc231918724"/>
+      <w:r>
+        <w:t>1.6.2. Требования к рекомендательной подсистеме</w:t>
+      </w:r>
+      <w:bookmarkEnd w:id="34"/>
+    </w:p>
+    <w:p>
+      <w:pPr>
+        <w:pStyle w:val="HSEDefaultText"/>
+      </w:pPr>
+      <w:r>
+        <w:t>Подсистема рекомендаций является одним из ключевых компонентов системы, поэтому к ней предъявляются дополнительные требования.</w:t>
+      </w:r>
+    </w:p>
+    <w:p>
+      <w:pPr>
+        <w:pStyle w:val="HSEDefaultText"/>
+      </w:pPr>
+      <w:r>
+        <w:t>Рекомендательная система должна:</w:t>
       </w:r>
     </w:p>
     <w:p>
@@ -13645,7 +14562,8 @@
         <w:pStyle w:val="HSElist"/>
       </w:pPr>
       <w:r>
-        <w:t xml:space="preserve">название; </w:t>
+        <w:lastRenderedPageBreak/>
+        <w:t xml:space="preserve">учитывать интересы пользователя; </w:t>
       </w:r>
     </w:p>
     <w:p>
@@ -13653,7 +14571,7 @@
         <w:pStyle w:val="HSElist"/>
       </w:pPr>
       <w:r>
-        <w:t xml:space="preserve">описание; </w:t>
+        <w:t xml:space="preserve">поддерживать персонализацию выдачи; </w:t>
       </w:r>
     </w:p>
     <w:p>
@@ -13661,7 +14579,7 @@
         <w:pStyle w:val="HSElist"/>
       </w:pPr>
       <w:r>
-        <w:t xml:space="preserve">дата проведения; </w:t>
+        <w:t xml:space="preserve">использовать информацию о предыдущих взаимодействиях; </w:t>
       </w:r>
     </w:p>
     <w:p>
@@ -13669,7 +14587,7 @@
         <w:pStyle w:val="HSElist"/>
       </w:pPr>
       <w:r>
-        <w:t xml:space="preserve">формат; </w:t>
+        <w:t xml:space="preserve">обеспечивать ранжирование событий по степени релевантности; </w:t>
       </w:r>
     </w:p>
     <w:p>
@@ -13677,7 +14595,7 @@
         <w:pStyle w:val="HSElist"/>
       </w:pPr>
       <w:r>
-        <w:t xml:space="preserve">город; </w:t>
+        <w:t xml:space="preserve">адаптироваться к изменению интересов пользователя; </w:t>
       </w:r>
     </w:p>
     <w:p>
@@ -13685,7 +14603,33 @@
         <w:pStyle w:val="HSElist"/>
       </w:pPr>
       <w:r>
-        <w:t xml:space="preserve">тематика; </w:t>
+        <w:t xml:space="preserve">поддерживать работу с новыми пользователями и новыми событиями. </w:t>
+      </w:r>
+    </w:p>
+    <w:p>
+      <w:pPr>
+        <w:pStyle w:val="HSEDefaultText"/>
+      </w:pPr>
+      <w:r>
+        <w:t>Дополнительно важно обеспечить возможность объяснения рекомендаций, чтобы пользователь понимал, почему ему предлагается конкретное мероприятие.</w:t>
+      </w:r>
+    </w:p>
+    <w:p>
+      <w:pPr>
+        <w:pStyle w:val="HSETitle3"/>
+      </w:pPr>
+      <w:bookmarkStart w:id="35" w:name="_Toc231918725"/>
+      <w:r>
+        <w:t>1.6.3. Требования к подсистеме обработки данных</w:t>
+      </w:r>
+      <w:bookmarkEnd w:id="35"/>
+    </w:p>
+    <w:p>
+      <w:pPr>
+        <w:pStyle w:val="HSEDefaultText"/>
+      </w:pPr>
+      <w:r>
+        <w:t>Подсистема обработки данных должна обеспечивать:</w:t>
       </w:r>
     </w:p>
     <w:p>
@@ -13693,7 +14637,7 @@
         <w:pStyle w:val="HSElist"/>
       </w:pPr>
       <w:r>
-        <w:t xml:space="preserve">уровень сложности; </w:t>
+        <w:t xml:space="preserve">агрегацию данных из нескольких источников; </w:t>
       </w:r>
     </w:p>
     <w:p>
@@ -13701,7 +14645,39 @@
         <w:pStyle w:val="HSElist"/>
       </w:pPr>
       <w:r>
-        <w:t xml:space="preserve">целевая аудитория. </w:t>
+        <w:t xml:space="preserve">очистку и нормализацию информации; </w:t>
+      </w:r>
+    </w:p>
+    <w:p>
+      <w:pPr>
+        <w:pStyle w:val="HSElist"/>
+      </w:pPr>
+      <w:r>
+        <w:t xml:space="preserve">устранение дубликатов; </w:t>
+      </w:r>
+    </w:p>
+    <w:p>
+      <w:pPr>
+        <w:pStyle w:val="HSElist"/>
+      </w:pPr>
+      <w:r>
+        <w:t xml:space="preserve">обработку неструктурированных текстовых описаний; </w:t>
+      </w:r>
+    </w:p>
+    <w:p>
+      <w:pPr>
+        <w:pStyle w:val="HSElist"/>
+      </w:pPr>
+      <w:r>
+        <w:t xml:space="preserve">классификацию событий по тематикам; </w:t>
+      </w:r>
+    </w:p>
+    <w:p>
+      <w:pPr>
+        <w:pStyle w:val="HSElist"/>
+      </w:pPr>
+      <w:r>
+        <w:t xml:space="preserve">обновление информации о мероприятиях. </w:t>
       </w:r>
     </w:p>
     <w:p>
@@ -13709,44 +14685,132 @@
         <w:pStyle w:val="HSEDefaultText"/>
       </w:pPr>
       <w:r>
-        <w:t>Нормализация позволяет уменьшить количество неоднозначностей и повысить качество последующей обработки данных.</w:t>
-      </w:r>
-    </w:p>
-    <w:p>
-      <w:pPr>
-        <w:pStyle w:val="HSETitle2"/>
-      </w:pPr>
-      <w:bookmarkStart w:id="31" w:name="_Toc231918721"/>
+        <w:t>Поскольку источники данных могут иметь различный формат представления информации, система должна быть адаптирована к работе с неоднородными данными.</w:t>
+      </w:r>
+    </w:p>
+    <w:p>
+      <w:pPr>
+        <w:pStyle w:val="HSETitle3"/>
+      </w:pPr>
+      <w:bookmarkStart w:id="36" w:name="_Toc231918726"/>
+      <w:r>
+        <w:t>1.6.4. Нефункциональные требования</w:t>
+      </w:r>
+      <w:bookmarkEnd w:id="36"/>
+    </w:p>
+    <w:p>
+      <w:pPr>
+        <w:pStyle w:val="HSEDefaultText"/>
+      </w:pPr>
+      <w:r>
+        <w:t>Нефункциональные требования определяют измеримые качественные характеристики системы и способы их проверки. К системе предъявляются следующие требования:</w:t>
+      </w:r>
+    </w:p>
+    <w:p>
+      <w:pPr>
+        <w:pStyle w:val="HSElist"/>
+      </w:pPr>
+      <w:r>
+        <w:t>Время отклика интерфейса: ответ Telegram-бота на типовое действие пользователя (получение рекомендаций, поиск, обратная связь) не должен превышать 3 секунд на тёплом кэше при объёме каталога до 5 тысяч событий и до 100 одновременных пользователей.</w:t>
+      </w:r>
+    </w:p>
+    <w:p>
+      <w:pPr>
+        <w:pStyle w:val="HSElist"/>
+      </w:pPr>
+      <w:r>
+        <w:t>Свежесть данных: интервал между публикацией события на источнике-агрегаторе и его появлением в выдаче системы не должен превышать 6 часов (определяется периодичностью ингеста).</w:t>
+      </w:r>
+    </w:p>
+    <w:p>
+      <w:pPr>
+        <w:pStyle w:val="HSElist"/>
+      </w:pPr>
       <w:r>
         <w:lastRenderedPageBreak/>
-        <w:t>1.5. Использование искусственного интеллекта в рекомендательных системах</w:t>
-      </w:r>
-      <w:bookmarkEnd w:id="31"/>
+        <w:t>Устойчивость к сбоям внешних сервисов: при недоступности любого из используемых поставщиков языковой модели (Google Gemini, Groq) выдача рекомендаций сохраняется за счёт цепочки fallback-моделей; сбой одной из девяти компонент гибридного скоринга не приводит к отказу всей выдачи.</w:t>
+      </w:r>
+    </w:p>
+    <w:p>
+      <w:pPr>
+        <w:pStyle w:val="HSElist"/>
+      </w:pPr>
+      <w:r>
+        <w:t>Масштабируемость хранилища: схема базы данных и индексы (включая pgvector для эмбеддингов) обеспечивают линейный рост времени поиска при увеличении числа событий до 100 тысяч.</w:t>
+      </w:r>
+    </w:p>
+    <w:p>
+      <w:pPr>
+        <w:pStyle w:val="HSElist"/>
+      </w:pPr>
+      <w:r>
+        <w:t>Воспроизводимость экспериментов: все скрипты офлайн-оценки качества рекомендаций (Recall@k, nDCG@k, оценка LLM-судьёй) дают идентичный результат при фиксированном случайном зерне (seed=42).</w:t>
+      </w:r>
+    </w:p>
+    <w:p>
+      <w:pPr>
+        <w:pStyle w:val="HSETitle3"/>
+      </w:pPr>
+      <w:bookmarkStart w:id="37" w:name="_Toc231918727"/>
+      <w:r>
+        <w:t>1.6.5. Требования к пользовательскому интерфейсу</w:t>
+      </w:r>
+      <w:bookmarkEnd w:id="37"/>
     </w:p>
     <w:p>
       <w:pPr>
         <w:pStyle w:val="HSEDefaultText"/>
       </w:pPr>
       <w:r>
-        <w:t>Современные рекомендательные системы всё чаще опираются на методы обработки естественного языка и большие языковые модели [4]. К типовым применениям относятся автоматическая классификация и нормализация сырых описаний объектов, формирование объяснений к рекомендациям, а также использование интеллектуальных агентов для поддержки сложных пользовательских сценариев. Перечисленные направления учитываются при проектировании разрабатываемой системы и подробно рассматриваются в Главе 3.</w:t>
-      </w:r>
-    </w:p>
-    <w:p>
-      <w:pPr>
-        <w:pStyle w:val="HSETitle2"/>
-      </w:pPr>
-      <w:bookmarkStart w:id="32" w:name="_Toc231918722"/>
-      <w:r>
-        <w:t>1.6. Требования к разрабатываемой системе</w:t>
-      </w:r>
-      <w:bookmarkEnd w:id="32"/>
+        <w:t>Пользовательский интерфейс должен обеспечивать простой и понятный способ взаимодействия с системой.</w:t>
+      </w:r>
     </w:p>
     <w:p>
       <w:pPr>
         <w:pStyle w:val="HSEDefaultText"/>
       </w:pPr>
       <w:r>
-        <w:t>На основе проведённого анализа предметной области, существующих решений и современных подходов к построению рекомендательных систем можно сформулировать основные требования к разрабатываемой системе агрегации и персонализации IT-событий.</w:t>
+        <w:t>Интерфейс должен предоставлять возможность:</w:t>
+      </w:r>
+    </w:p>
+    <w:p>
+      <w:pPr>
+        <w:pStyle w:val="HSElist"/>
+      </w:pPr>
+      <w:r>
+        <w:t xml:space="preserve">настройки пользовательских предпочтений; </w:t>
+      </w:r>
+    </w:p>
+    <w:p>
+      <w:pPr>
+        <w:pStyle w:val="HSElist"/>
+      </w:pPr>
+      <w:r>
+        <w:t xml:space="preserve">получения рекомендаций; </w:t>
+      </w:r>
+    </w:p>
+    <w:p>
+      <w:pPr>
+        <w:pStyle w:val="HSElist"/>
+      </w:pPr>
+      <w:r>
+        <w:t xml:space="preserve">просмотра информации о мероприятиях; </w:t>
+      </w:r>
+    </w:p>
+    <w:p>
+      <w:pPr>
+        <w:pStyle w:val="HSElist"/>
+      </w:pPr>
+      <w:r>
+        <w:t xml:space="preserve">отправки обратной связи; </w:t>
+      </w:r>
+    </w:p>
+    <w:p>
+      <w:pPr>
+        <w:pStyle w:val="HSElist"/>
+      </w:pPr>
+      <w:r>
+        <w:t xml:space="preserve">выполнения поиска и фильтрации событий. </w:t>
       </w:r>
     </w:p>
     <w:p>
@@ -13754,25 +14818,25 @@
         <w:pStyle w:val="HSEDefaultText"/>
       </w:pPr>
       <w:r>
-        <w:t>Требования определяют функциональные возможности системы, особенности её работы и ограничения, которые необходимо учитывать при проектировании архитектуры и реализации программного решения.</w:t>
+        <w:t>Особое значение имеет минимизация количества действий, необходимых для получения релевантной информации. В современных системах это особенно важно для мобильных и мессенджер-ориентированных интерфейсов.</w:t>
       </w:r>
     </w:p>
     <w:p>
       <w:pPr>
         <w:pStyle w:val="HSETitle3"/>
       </w:pPr>
-      <w:bookmarkStart w:id="33" w:name="_Toc231918723"/>
-      <w:r>
-        <w:t>1.6.1. Функциональные требования</w:t>
-      </w:r>
-      <w:bookmarkEnd w:id="33"/>
+      <w:bookmarkStart w:id="38" w:name="_Toc231918728"/>
+      <w:r>
+        <w:t>1.6.6. Требования к архитектуре системы</w:t>
+      </w:r>
+      <w:bookmarkEnd w:id="38"/>
     </w:p>
     <w:p>
       <w:pPr>
         <w:pStyle w:val="HSEDefaultText"/>
       </w:pPr>
       <w:r>
-        <w:t>Функциональные требования описывают основные возможности системы и действия, которые она должна выполнять.</w:t>
+        <w:t>Архитектура системы должна обеспечивать разделение функциональности на независимые компоненты, что упрощает сопровождение, тестирование и развитие проекта.</w:t>
       </w:r>
     </w:p>
     <w:p>
@@ -13780,7 +14844,7 @@
         <w:pStyle w:val="HSEDefaultText"/>
       </w:pPr>
       <w:r>
-        <w:t>Разрабатываемая система должна обеспечивать:</w:t>
+        <w:t>При проектировании архитектуры необходимо обеспечить:</w:t>
       </w:r>
     </w:p>
     <w:p>
@@ -13788,7 +14852,7 @@
         <w:pStyle w:val="HSElist"/>
       </w:pPr>
       <w:r>
-        <w:t xml:space="preserve">сбор информации о мероприятиях из различных источников; </w:t>
+        <w:t xml:space="preserve">независимость пользовательского интерфейса и серверной части; </w:t>
       </w:r>
     </w:p>
     <w:p>
@@ -13796,7 +14860,7 @@
         <w:pStyle w:val="HSElist"/>
       </w:pPr>
       <w:r>
-        <w:t xml:space="preserve">хранение данных о событиях и пользователях; </w:t>
+        <w:t xml:space="preserve">модульность компонентов; </w:t>
       </w:r>
     </w:p>
     <w:p>
@@ -13804,411 +14868,7 @@
         <w:pStyle w:val="HSElist"/>
       </w:pPr>
       <w:r>
-        <w:t xml:space="preserve">поиск мероприятий по заданным параметрам; </w:t>
-      </w:r>
-    </w:p>
-    <w:p>
-      <w:pPr>
-        <w:pStyle w:val="HSElist"/>
-      </w:pPr>
-      <w:r>
-        <w:t xml:space="preserve">фильтрацию событий по тематике, формату, городу и другим характеристикам; </w:t>
-      </w:r>
-    </w:p>
-    <w:p>
-      <w:pPr>
-        <w:pStyle w:val="HSElist"/>
-      </w:pPr>
-      <w:r>
-        <w:t xml:space="preserve">формирование персонализированных рекомендаций; </w:t>
-      </w:r>
-    </w:p>
-    <w:p>
-      <w:pPr>
-        <w:pStyle w:val="HSElist"/>
-      </w:pPr>
-      <w:r>
-        <w:t xml:space="preserve">обработку пользовательских взаимодействий; </w:t>
-      </w:r>
-    </w:p>
-    <w:p>
-      <w:pPr>
-        <w:pStyle w:val="HSElist"/>
-      </w:pPr>
-      <w:r>
-        <w:t xml:space="preserve">обновление модели пользователя на основе обратной связи; </w:t>
-      </w:r>
-    </w:p>
-    <w:p>
-      <w:pPr>
-        <w:pStyle w:val="HSElist"/>
-      </w:pPr>
-      <w:r>
         <w:lastRenderedPageBreak/>
-        <w:t xml:space="preserve">отображение рекомендаций через пользовательский интерфейс; </w:t>
-      </w:r>
-    </w:p>
-    <w:p>
-      <w:pPr>
-        <w:pStyle w:val="HSElist"/>
-      </w:pPr>
-      <w:r>
-        <w:t xml:space="preserve">возможность подписки на регулярные рекомендации; </w:t>
-      </w:r>
-    </w:p>
-    <w:p>
-      <w:pPr>
-        <w:pStyle w:val="HSElist"/>
-      </w:pPr>
-      <w:r>
-        <w:t xml:space="preserve">предоставление аналитической информации о событиях и активности пользователей. </w:t>
-      </w:r>
-    </w:p>
-    <w:p>
-      <w:pPr>
-        <w:pStyle w:val="HSEDefaultText"/>
-      </w:pPr>
-      <w:r>
-        <w:t>Кроме того, система должна поддерживать обработку текстовых описаний мероприятий и автоматическое извлечение ключевых характеристик событий.</w:t>
-      </w:r>
-    </w:p>
-    <w:p>
-      <w:pPr>
-        <w:pStyle w:val="HSETitle3"/>
-      </w:pPr>
-      <w:bookmarkStart w:id="34" w:name="_Toc231918724"/>
-      <w:r>
-        <w:t>1.6.2. Требования к рекомендательной подсистеме</w:t>
-      </w:r>
-      <w:bookmarkEnd w:id="34"/>
-    </w:p>
-    <w:p>
-      <w:pPr>
-        <w:pStyle w:val="HSEDefaultText"/>
-      </w:pPr>
-      <w:r>
-        <w:t>Подсистема рекомендаций является одним из ключевых компонентов системы, поэтому к ней предъявляются дополнительные требования.</w:t>
-      </w:r>
-    </w:p>
-    <w:p>
-      <w:pPr>
-        <w:pStyle w:val="HSEDefaultText"/>
-      </w:pPr>
-      <w:r>
-        <w:t>Рекомендательная система должна:</w:t>
-      </w:r>
-    </w:p>
-    <w:p>
-      <w:pPr>
-        <w:pStyle w:val="HSElist"/>
-      </w:pPr>
-      <w:r>
-        <w:t xml:space="preserve">учитывать интересы пользователя; </w:t>
-      </w:r>
-    </w:p>
-    <w:p>
-      <w:pPr>
-        <w:pStyle w:val="HSElist"/>
-      </w:pPr>
-      <w:r>
-        <w:t xml:space="preserve">поддерживать персонализацию выдачи; </w:t>
-      </w:r>
-    </w:p>
-    <w:p>
-      <w:pPr>
-        <w:pStyle w:val="HSElist"/>
-      </w:pPr>
-      <w:r>
-        <w:t xml:space="preserve">использовать информацию о предыдущих взаимодействиях; </w:t>
-      </w:r>
-    </w:p>
-    <w:p>
-      <w:pPr>
-        <w:pStyle w:val="HSElist"/>
-      </w:pPr>
-      <w:r>
-        <w:t xml:space="preserve">обеспечивать ранжирование событий по степени релевантности; </w:t>
-      </w:r>
-    </w:p>
-    <w:p>
-      <w:pPr>
-        <w:pStyle w:val="HSElist"/>
-      </w:pPr>
-      <w:r>
-        <w:t xml:space="preserve">адаптироваться к изменению интересов пользователя; </w:t>
-      </w:r>
-    </w:p>
-    <w:p>
-      <w:pPr>
-        <w:pStyle w:val="HSElist"/>
-      </w:pPr>
-      <w:r>
-        <w:t xml:space="preserve">поддерживать работу с новыми пользователями и новыми событиями. </w:t>
-      </w:r>
-    </w:p>
-    <w:p>
-      <w:pPr>
-        <w:pStyle w:val="HSEDefaultText"/>
-      </w:pPr>
-      <w:r>
-        <w:t>Дополнительно важно обеспечить возможность объяснения рекомендаций, чтобы пользователь понимал, почему ему предлагается конкретное мероприятие.</w:t>
-      </w:r>
-    </w:p>
-    <w:p>
-      <w:pPr>
-        <w:pStyle w:val="HSETitle3"/>
-      </w:pPr>
-      <w:bookmarkStart w:id="35" w:name="_Toc231918725"/>
-      <w:r>
-        <w:t>1.6.3. Требования к подсистеме обработки данных</w:t>
-      </w:r>
-      <w:bookmarkEnd w:id="35"/>
-    </w:p>
-    <w:p>
-      <w:pPr>
-        <w:pStyle w:val="HSEDefaultText"/>
-      </w:pPr>
-      <w:r>
-        <w:t>Подсистема обработки данных должна обеспечивать:</w:t>
-      </w:r>
-    </w:p>
-    <w:p>
-      <w:pPr>
-        <w:pStyle w:val="HSElist"/>
-      </w:pPr>
-      <w:r>
-        <w:t xml:space="preserve">агрегацию данных из нескольких источников; </w:t>
-      </w:r>
-    </w:p>
-    <w:p>
-      <w:pPr>
-        <w:pStyle w:val="HSElist"/>
-      </w:pPr>
-      <w:r>
-        <w:t xml:space="preserve">очистку и нормализацию информации; </w:t>
-      </w:r>
-    </w:p>
-    <w:p>
-      <w:pPr>
-        <w:pStyle w:val="HSElist"/>
-      </w:pPr>
-      <w:r>
-        <w:t xml:space="preserve">устранение дубликатов; </w:t>
-      </w:r>
-    </w:p>
-    <w:p>
-      <w:pPr>
-        <w:pStyle w:val="HSElist"/>
-      </w:pPr>
-      <w:r>
-        <w:t xml:space="preserve">обработку неструктурированных текстовых описаний; </w:t>
-      </w:r>
-    </w:p>
-    <w:p>
-      <w:pPr>
-        <w:pStyle w:val="HSElist"/>
-      </w:pPr>
-      <w:r>
-        <w:t xml:space="preserve">классификацию событий по тематикам; </w:t>
-      </w:r>
-    </w:p>
-    <w:p>
-      <w:pPr>
-        <w:pStyle w:val="HSElist"/>
-      </w:pPr>
-      <w:r>
-        <w:t xml:space="preserve">обновление информации о мероприятиях. </w:t>
-      </w:r>
-    </w:p>
-    <w:p>
-      <w:pPr>
-        <w:pStyle w:val="HSEDefaultText"/>
-      </w:pPr>
-      <w:r>
-        <w:t>Поскольку источники данных могут иметь различный формат представления информации, система должна быть адаптирована к работе с неоднородными данными.</w:t>
-      </w:r>
-    </w:p>
-    <w:p>
-      <w:pPr>
-        <w:pStyle w:val="HSETitle3"/>
-      </w:pPr>
-      <w:bookmarkStart w:id="36" w:name="_Toc231918726"/>
-      <w:r>
-        <w:lastRenderedPageBreak/>
-        <w:t>1.6.4. Нефункциональные требования</w:t>
-      </w:r>
-      <w:bookmarkEnd w:id="36"/>
-    </w:p>
-    <w:p>
-      <w:pPr>
-        <w:pStyle w:val="HSEDefaultText"/>
-      </w:pPr>
-      <w:r>
-        <w:t>Нефункциональные требования определяют измеримые качественные характеристики системы и способы их проверки. К системе предъявляются следующие требования:</w:t>
-      </w:r>
-    </w:p>
-    <w:p>
-      <w:pPr>
-        <w:pStyle w:val="HSElist"/>
-      </w:pPr>
-      <w:r>
-        <w:t>Время отклика интерфейса: ответ Telegram-бота на типовое действие пользователя (получение рекомендаций, поиск, обратная связь) не должен превышать 3 секунд на тёплом кэше при объёме каталога до 5 тысяч событий и до 100 одновременных пользователей.</w:t>
-      </w:r>
-    </w:p>
-    <w:p>
-      <w:pPr>
-        <w:pStyle w:val="HSElist"/>
-      </w:pPr>
-      <w:r>
-        <w:t>Свежесть данных: интервал между публикацией события на источнике-агрегаторе и его появлением в выдаче системы не должен превышать 6 часов (определяется периодичностью ингеста).</w:t>
-      </w:r>
-    </w:p>
-    <w:p>
-      <w:pPr>
-        <w:pStyle w:val="HSElist"/>
-      </w:pPr>
-      <w:r>
-        <w:t>Устойчивость к сбоям внешних сервисов: при недоступности любого из используемых поставщиков языковой модели (Google Gemini, Groq) выдача рекомендаций сохраняется за счёт цепочки fallback-моделей; сбой одной из девяти компонент гибридного скоринга не приводит к отказу всей выдачи.</w:t>
-      </w:r>
-    </w:p>
-    <w:p>
-      <w:pPr>
-        <w:pStyle w:val="HSElist"/>
-      </w:pPr>
-      <w:r>
-        <w:t>Масштабируемость хранилища: схема базы данных и индексы (включая pgvector для эмбеддингов) обеспечивают линейный рост времени поиска при увеличении числа событий до 100 тысяч.</w:t>
-      </w:r>
-    </w:p>
-    <w:p>
-      <w:pPr>
-        <w:pStyle w:val="HSElist"/>
-      </w:pPr>
-      <w:r>
-        <w:t>Воспроизводимость экспериментов: все скрипты офлайн-оценки качества рекомендаций (Recall@k, nDCG@k, оценка LLM-судьёй) дают идентичный результат при фиксированном случайном зерне (seed=42).</w:t>
-      </w:r>
-    </w:p>
-    <w:p>
-      <w:pPr>
-        <w:pStyle w:val="HSETitle3"/>
-      </w:pPr>
-      <w:bookmarkStart w:id="37" w:name="_Toc231918727"/>
-      <w:r>
-        <w:t>1.6.5. Требования к пользовательскому интерфейсу</w:t>
-      </w:r>
-      <w:bookmarkEnd w:id="37"/>
-    </w:p>
-    <w:p>
-      <w:pPr>
-        <w:pStyle w:val="HSEDefaultText"/>
-      </w:pPr>
-      <w:r>
-        <w:t>Пользовательский интерфейс должен обеспечивать простой и понятный способ взаимодействия с системой.</w:t>
-      </w:r>
-    </w:p>
-    <w:p>
-      <w:pPr>
-        <w:pStyle w:val="HSEDefaultText"/>
-      </w:pPr>
-      <w:r>
-        <w:t>Интерфейс должен предоставлять возможность:</w:t>
-      </w:r>
-    </w:p>
-    <w:p>
-      <w:pPr>
-        <w:pStyle w:val="HSElist"/>
-      </w:pPr>
-      <w:r>
-        <w:t xml:space="preserve">настройки пользовательских предпочтений; </w:t>
-      </w:r>
-    </w:p>
-    <w:p>
-      <w:pPr>
-        <w:pStyle w:val="HSElist"/>
-      </w:pPr>
-      <w:r>
-        <w:t xml:space="preserve">получения рекомендаций; </w:t>
-      </w:r>
-    </w:p>
-    <w:p>
-      <w:pPr>
-        <w:pStyle w:val="HSElist"/>
-      </w:pPr>
-      <w:r>
-        <w:t xml:space="preserve">просмотра информации о мероприятиях; </w:t>
-      </w:r>
-    </w:p>
-    <w:p>
-      <w:pPr>
-        <w:pStyle w:val="HSElist"/>
-      </w:pPr>
-      <w:r>
-        <w:t xml:space="preserve">отправки обратной связи; </w:t>
-      </w:r>
-    </w:p>
-    <w:p>
-      <w:pPr>
-        <w:pStyle w:val="HSElist"/>
-      </w:pPr>
-      <w:r>
-        <w:lastRenderedPageBreak/>
-        <w:t xml:space="preserve">выполнения поиска и фильтрации событий. </w:t>
-      </w:r>
-    </w:p>
-    <w:p>
-      <w:pPr>
-        <w:pStyle w:val="HSEDefaultText"/>
-      </w:pPr>
-      <w:r>
-        <w:t>Особое значение имеет минимизация количества действий, необходимых для получения релевантной информации. В современных системах это особенно важно для мобильных и мессенджер-ориентированных интерфейсов.</w:t>
-      </w:r>
-    </w:p>
-    <w:p>
-      <w:pPr>
-        <w:pStyle w:val="HSETitle3"/>
-      </w:pPr>
-      <w:bookmarkStart w:id="38" w:name="_Toc231918728"/>
-      <w:r>
-        <w:t>1.6.6. Требования к архитектуре системы</w:t>
-      </w:r>
-      <w:bookmarkEnd w:id="38"/>
-    </w:p>
-    <w:p>
-      <w:pPr>
-        <w:pStyle w:val="HSEDefaultText"/>
-      </w:pPr>
-      <w:r>
-        <w:t>Архитектура системы должна обеспечивать разделение функциональности на независимые компоненты, что упрощает сопровождение, тестирование и развитие проекта.</w:t>
-      </w:r>
-    </w:p>
-    <w:p>
-      <w:pPr>
-        <w:pStyle w:val="HSEDefaultText"/>
-      </w:pPr>
-      <w:r>
-        <w:t>При проектировании архитектуры необходимо обеспечить:</w:t>
-      </w:r>
-    </w:p>
-    <w:p>
-      <w:pPr>
-        <w:pStyle w:val="HSElist"/>
-      </w:pPr>
-      <w:r>
-        <w:t xml:space="preserve">независимость пользовательского интерфейса и серверной части; </w:t>
-      </w:r>
-    </w:p>
-    <w:p>
-      <w:pPr>
-        <w:pStyle w:val="HSElist"/>
-      </w:pPr>
-      <w:r>
-        <w:t xml:space="preserve">модульность компонентов; </w:t>
-      </w:r>
-    </w:p>
-    <w:p>
-      <w:pPr>
-        <w:pStyle w:val="HSElist"/>
-      </w:pPr>
-      <w:r>
         <w:t xml:space="preserve">возможность масштабирования отдельных подсистем; </w:t>
       </w:r>
     </w:p>
@@ -14293,17 +14953,91 @@
       </w:pPr>
       <w:bookmarkStart w:id="41" w:name="_Toc231918730"/>
       <w:r>
+        <w:t>1.7.1. Регистрация и настройка профиля пользователя</w:t>
+      </w:r>
+      <w:bookmarkEnd w:id="41"/>
+    </w:p>
+    <w:p>
+      <w:pPr>
+        <w:pStyle w:val="HSEDefaultText"/>
+      </w:pPr>
+      <w:r>
+        <w:t>Первым этапом взаимодействия пользователя с системой является создание и настройка профиля. На данном этапе пользователь указывает основные предпочтения, которые будут использоваться для формирования персонализированных рекомендаций.</w:t>
+      </w:r>
+    </w:p>
+    <w:p>
+      <w:pPr>
+        <w:pStyle w:val="HSEDefaultText"/>
+      </w:pPr>
+      <w:r>
+        <w:t>К числу настраиваемых параметров могут относиться:</w:t>
+      </w:r>
+    </w:p>
+    <w:p>
+      <w:pPr>
+        <w:pStyle w:val="HSElist"/>
+      </w:pPr>
+      <w:r>
+        <w:t xml:space="preserve">интересующие тематики; </w:t>
+      </w:r>
+    </w:p>
+    <w:p>
+      <w:pPr>
+        <w:pStyle w:val="HSElist"/>
+      </w:pPr>
+      <w:r>
+        <w:t xml:space="preserve">предпочтительный формат мероприятий; </w:t>
+      </w:r>
+    </w:p>
+    <w:p>
+      <w:pPr>
+        <w:pStyle w:val="HSElist"/>
+      </w:pPr>
+      <w:r>
+        <w:t xml:space="preserve">город; </w:t>
+      </w:r>
+    </w:p>
+    <w:p>
+      <w:pPr>
+        <w:pStyle w:val="HSElist"/>
+      </w:pPr>
+      <w:r>
+        <w:t xml:space="preserve">уровень подготовки; </w:t>
+      </w:r>
+    </w:p>
+    <w:p>
+      <w:pPr>
+        <w:pStyle w:val="HSElist"/>
+      </w:pPr>
+      <w:r>
+        <w:t xml:space="preserve">профессиональные интересы. </w:t>
+      </w:r>
+    </w:p>
+    <w:p>
+      <w:pPr>
+        <w:pStyle w:val="HSEDefaultText"/>
+      </w:pPr>
+      <w:r>
         <w:lastRenderedPageBreak/>
-        <w:t>1.7.1. Регистрация и настройка профиля пользователя</w:t>
-      </w:r>
-      <w:bookmarkEnd w:id="41"/>
+        <w:t>Полученные данные используются для формирования начальной модели пользователя.</w:t>
+      </w:r>
+    </w:p>
+    <w:p>
+      <w:pPr>
+        <w:pStyle w:val="HSETitle3"/>
+      </w:pPr>
+      <w:bookmarkStart w:id="42" w:name="_Toc231918731"/>
+      <w:r>
+        <w:t>1.7.2. Получение рекомендаций</w:t>
+      </w:r>
+      <w:bookmarkEnd w:id="42"/>
     </w:p>
     <w:p>
       <w:pPr>
         <w:pStyle w:val="HSEDefaultText"/>
       </w:pPr>
       <w:r>
-        <w:t>Первым этапом взаимодействия пользователя с системой является создание и настройка профиля. На данном этапе пользователь указывает основные предпочтения, которые будут использоваться для формирования персонализированных рекомендаций.</w:t>
+        <w:t>После настройки профиля пользователь получает список рекомендованных мероприятий. Система выполняет анализ доступных событий и формирует персонализированную выдачу на основе интересов пользователя.</w:t>
       </w:r>
     </w:p>
     <w:p>
@@ -14311,7 +15045,7 @@
         <w:pStyle w:val="HSEDefaultText"/>
       </w:pPr>
       <w:r>
-        <w:t>К числу настраиваемых параметров могут относиться:</w:t>
+        <w:t>При формировании рекомендаций могут учитываться:</w:t>
       </w:r>
     </w:p>
     <w:p>
@@ -14319,7 +15053,7 @@
         <w:pStyle w:val="HSElist"/>
       </w:pPr>
       <w:r>
-        <w:t xml:space="preserve">интересующие тематики; </w:t>
+        <w:t xml:space="preserve">совпадение тематики; </w:t>
       </w:r>
     </w:p>
     <w:p>
@@ -14327,7 +15061,7 @@
         <w:pStyle w:val="HSElist"/>
       </w:pPr>
       <w:r>
-        <w:t xml:space="preserve">предпочтительный формат мероприятий; </w:t>
+        <w:t xml:space="preserve">формат проведения; </w:t>
       </w:r>
     </w:p>
     <w:p>
@@ -14335,7 +15069,7 @@
         <w:pStyle w:val="HSElist"/>
       </w:pPr>
       <w:r>
-        <w:t xml:space="preserve">город; </w:t>
+        <w:t xml:space="preserve">географические параметры; </w:t>
       </w:r>
     </w:p>
     <w:p>
@@ -14343,7 +15077,7 @@
         <w:pStyle w:val="HSElist"/>
       </w:pPr>
       <w:r>
-        <w:t xml:space="preserve">уровень подготовки; </w:t>
+        <w:t xml:space="preserve">история взаимодействий; </w:t>
       </w:r>
     </w:p>
     <w:p>
@@ -14351,7 +15085,7 @@
         <w:pStyle w:val="HSElist"/>
       </w:pPr>
       <w:r>
-        <w:t xml:space="preserve">профессиональные интересы. </w:t>
+        <w:t xml:space="preserve">семантическая близость описаний мероприятий. </w:t>
       </w:r>
     </w:p>
     <w:p>
@@ -14359,25 +15093,25 @@
         <w:pStyle w:val="HSEDefaultText"/>
       </w:pPr>
       <w:r>
-        <w:t>Полученные данные используются для формирования начальной модели пользователя.</w:t>
+        <w:t>Результатом работы системы является ранжированный список событий, отсортированный по степени релевантности.</w:t>
       </w:r>
     </w:p>
     <w:p>
       <w:pPr>
         <w:pStyle w:val="HSETitle3"/>
       </w:pPr>
-      <w:bookmarkStart w:id="42" w:name="_Toc231918731"/>
-      <w:r>
-        <w:t>1.7.2. Получение рекомендаций</w:t>
-      </w:r>
-      <w:bookmarkEnd w:id="42"/>
+      <w:bookmarkStart w:id="43" w:name="_Toc231918732"/>
+      <w:r>
+        <w:t>1.7.3. Поиск и фильтрация событий</w:t>
+      </w:r>
+      <w:bookmarkEnd w:id="43"/>
     </w:p>
     <w:p>
       <w:pPr>
         <w:pStyle w:val="HSEDefaultText"/>
       </w:pPr>
       <w:r>
-        <w:t>После настройки профиля пользователь получает список рекомендованных мероприятий. Система выполняет анализ доступных событий и формирует персонализированную выдачу на основе интересов пользователя.</w:t>
+        <w:t>Помимо автоматических рекомендаций пользователь должен иметь возможность самостоятельно искать мероприятия по заданным параметрам и взаимодействовать с предложенными подборками. Поддерживаются поиск по ключевым словам, фильтрация по тематике, формату, городу и уровню сложности, а также семантический поиск по описанию мероприятия.</w:t>
       </w:r>
     </w:p>
     <w:p>
@@ -14385,111 +15119,34 @@
         <w:pStyle w:val="HSEDefaultText"/>
       </w:pPr>
       <w:r>
-        <w:t>При формировании рекомендаций могут учитываться:</w:t>
-      </w:r>
-    </w:p>
-    <w:p>
-      <w:pPr>
-        <w:pStyle w:val="HSElist"/>
-      </w:pPr>
-      <w:r>
-        <w:t xml:space="preserve">совпадение тематики; </w:t>
-      </w:r>
-    </w:p>
-    <w:p>
-      <w:pPr>
-        <w:pStyle w:val="HSElist"/>
-      </w:pPr>
-      <w:r>
-        <w:t xml:space="preserve">формат проведения; </w:t>
-      </w:r>
-    </w:p>
-    <w:p>
-      <w:pPr>
-        <w:pStyle w:val="HSElist"/>
-      </w:pPr>
-      <w:r>
-        <w:t xml:space="preserve">географические параметры; </w:t>
-      </w:r>
-    </w:p>
-    <w:p>
-      <w:pPr>
-        <w:pStyle w:val="HSElist"/>
-      </w:pPr>
-      <w:r>
-        <w:t xml:space="preserve">история взаимодействий; </w:t>
-      </w:r>
-    </w:p>
-    <w:p>
-      <w:pPr>
-        <w:pStyle w:val="HSElist"/>
-      </w:pPr>
-      <w:r>
-        <w:t xml:space="preserve">семантическая близость описаний мероприятий. </w:t>
-      </w:r>
+        <w:t>Взаимодействие с рекомендациями реализуется через простые интерфейсные действия: положительная оценка события, скрытие нерелевантных мероприятий, сохранение интересующих событий и переход к подробной информации. Эти действия используются системой для уточнения модели интересов пользователя и корректировки последующих рекомендаций.</w:t>
+      </w:r>
+    </w:p>
+    <w:p>
+      <w:pPr>
+        <w:pStyle w:val="HSETitle3"/>
+      </w:pPr>
+      <w:bookmarkStart w:id="44" w:name="_Toc231918733"/>
+      <w:r>
+        <w:t>1.7.4. Подписка на рекомендации и уведомления</w:t>
+      </w:r>
+      <w:bookmarkEnd w:id="44"/>
     </w:p>
     <w:p>
       <w:pPr>
         <w:pStyle w:val="HSEDefaultText"/>
       </w:pPr>
       <w:r>
-        <w:t>Результатом работы системы является ранжированный список событий, отсортированный по степени релевантности.</w:t>
+        <w:t>Дополнительным сценарием взаимодействия является подписка на регулярное получение рекомендаций. Пользователь может оформить рассылку подборок интересующих событий через мессенджер.</w:t>
       </w:r>
     </w:p>
     <w:p>
       <w:pPr>
         <w:pStyle w:val="HSETitle3"/>
       </w:pPr>
-      <w:bookmarkStart w:id="43" w:name="_Toc231918732"/>
-      <w:r>
-        <w:t>1.7.3. Поиск и фильтрация событий</w:t>
-      </w:r>
-      <w:bookmarkEnd w:id="43"/>
-    </w:p>
-    <w:p>
-      <w:pPr>
-        <w:pStyle w:val="HSEDefaultText"/>
-      </w:pPr>
-      <w:r>
-        <w:t xml:space="preserve">Помимо автоматических рекомендаций пользователь должен иметь возможность самостоятельно искать мероприятия по заданным параметрам и взаимодействовать с предложенными подборками. Поддерживаются поиск по </w:t>
-      </w:r>
+      <w:bookmarkStart w:id="45" w:name="_Toc231918734"/>
       <w:r>
         <w:lastRenderedPageBreak/>
-        <w:t>ключевым словам, фильтрация по тематике, формату, городу и уровню сложности, а также семантический поиск по описанию мероприятия.</w:t>
-      </w:r>
-    </w:p>
-    <w:p>
-      <w:pPr>
-        <w:pStyle w:val="HSEDefaultText"/>
-      </w:pPr>
-      <w:r>
-        <w:t>Взаимодействие с рекомендациями реализуется через простые интерфейсные действия: положительная оценка события, скрытие нерелевантных мероприятий, сохранение интересующих событий и переход к подробной информации. Эти действия используются системой для уточнения модели интересов пользователя и корректировки последующих рекомендаций.</w:t>
-      </w:r>
-    </w:p>
-    <w:p>
-      <w:pPr>
-        <w:pStyle w:val="HSETitle3"/>
-      </w:pPr>
-      <w:bookmarkStart w:id="44" w:name="_Toc231918733"/>
-      <w:r>
-        <w:t>1.7.4. Подписка на рекомендации и уведомления</w:t>
-      </w:r>
-      <w:bookmarkEnd w:id="44"/>
-    </w:p>
-    <w:p>
-      <w:pPr>
-        <w:pStyle w:val="HSEDefaultText"/>
-      </w:pPr>
-      <w:r>
-        <w:t>Дополнительным сценарием взаимодействия является подписка на регулярное получение рекомендаций. Пользователь может оформить рассылку подборок интересующих событий через мессенджер.</w:t>
-      </w:r>
-    </w:p>
-    <w:p>
-      <w:pPr>
-        <w:pStyle w:val="HSETitle3"/>
-      </w:pPr>
-      <w:bookmarkStart w:id="45" w:name="_Toc231918734"/>
-      <w:r>
         <w:t>1.7.5. Обслуживание системы</w:t>
       </w:r>
       <w:bookmarkEnd w:id="45"/>
@@ -16284,9 +16941,17 @@
             <w:shd w:val="clear" w:color="auto" w:fill="E0E0E0"/>
           </w:tcPr>
           <w:p>
+            <w:pPr>
+              <w:rPr>
+                <w:sz w:val="20"/>
+                <w:szCs w:val="20"/>
+              </w:rPr>
+            </w:pPr>
             <w:r>
               <w:rPr>
                 <w:b/>
+                <w:sz w:val="20"/>
+                <w:szCs w:val="20"/>
               </w:rPr>
               <w:t>Сущность</w:t>
             </w:r>
@@ -16298,9 +16963,17 @@
             <w:shd w:val="clear" w:color="auto" w:fill="E0E0E0"/>
           </w:tcPr>
           <w:p>
+            <w:pPr>
+              <w:rPr>
+                <w:sz w:val="20"/>
+                <w:szCs w:val="20"/>
+              </w:rPr>
+            </w:pPr>
             <w:r>
               <w:rPr>
                 <w:b/>
+                <w:sz w:val="20"/>
+                <w:szCs w:val="20"/>
               </w:rPr>
               <w:t>Назначение</w:t>
             </w:r>
@@ -16312,9 +16985,17 @@
             <w:shd w:val="clear" w:color="auto" w:fill="E0E0E0"/>
           </w:tcPr>
           <w:p>
+            <w:pPr>
+              <w:rPr>
+                <w:sz w:val="20"/>
+                <w:szCs w:val="20"/>
+              </w:rPr>
+            </w:pPr>
             <w:r>
               <w:rPr>
                 <w:b/>
+                <w:sz w:val="20"/>
+                <w:szCs w:val="20"/>
               </w:rPr>
               <w:t>Ключевые поля</w:t>
             </w:r>
@@ -16330,7 +17011,17 @@
             <w:tcW w:w="3118" w:type="dxa"/>
           </w:tcPr>
           <w:p>
-            <w:r>
+            <w:pPr>
+              <w:rPr>
+                <w:sz w:val="20"/>
+                <w:szCs w:val="20"/>
+              </w:rPr>
+            </w:pPr>
+            <w:r>
+              <w:rPr>
+                <w:sz w:val="20"/>
+                <w:szCs w:val="20"/>
+              </w:rPr>
               <w:t>users</w:t>
             </w:r>
           </w:p>
@@ -16340,7 +17031,17 @@
             <w:tcW w:w="3118" w:type="dxa"/>
           </w:tcPr>
           <w:p>
-            <w:r>
+            <w:pPr>
+              <w:rPr>
+                <w:sz w:val="20"/>
+                <w:szCs w:val="20"/>
+              </w:rPr>
+            </w:pPr>
+            <w:r>
+              <w:rPr>
+                <w:sz w:val="20"/>
+                <w:szCs w:val="20"/>
+              </w:rPr>
               <w:t>Профиль пользователя</w:t>
             </w:r>
           </w:p>
@@ -16352,11 +17053,15 @@
           <w:p>
             <w:pPr>
               <w:rPr>
+                <w:sz w:val="20"/>
+                <w:szCs w:val="20"/>
                 <w:lang w:val="en-US"/>
               </w:rPr>
             </w:pPr>
             <w:r>
               <w:rPr>
+                <w:sz w:val="20"/>
+                <w:szCs w:val="20"/>
                 <w:lang w:val="en-US"/>
               </w:rPr>
               <w:t>telegram_id, preferred_format, city, topic_weights, embedding</w:t>
@@ -16373,7 +17078,17 @@
             <w:tcW w:w="3118" w:type="dxa"/>
           </w:tcPr>
           <w:p>
-            <w:r>
+            <w:pPr>
+              <w:rPr>
+                <w:sz w:val="20"/>
+                <w:szCs w:val="20"/>
+              </w:rPr>
+            </w:pPr>
+            <w:r>
+              <w:rPr>
+                <w:sz w:val="20"/>
+                <w:szCs w:val="20"/>
+              </w:rPr>
               <w:t>events</w:t>
             </w:r>
           </w:p>
@@ -16383,7 +17098,17 @@
             <w:tcW w:w="3118" w:type="dxa"/>
           </w:tcPr>
           <w:p>
-            <w:r>
+            <w:pPr>
+              <w:rPr>
+                <w:sz w:val="20"/>
+                <w:szCs w:val="20"/>
+              </w:rPr>
+            </w:pPr>
+            <w:r>
+              <w:rPr>
+                <w:sz w:val="20"/>
+                <w:szCs w:val="20"/>
+              </w:rPr>
               <w:t>Каталог нормализованных мероприятий</w:t>
             </w:r>
           </w:p>
@@ -16395,11 +17120,15 @@
           <w:p>
             <w:pPr>
               <w:rPr>
+                <w:sz w:val="20"/>
+                <w:szCs w:val="20"/>
                 <w:lang w:val="en-US"/>
               </w:rPr>
             </w:pPr>
             <w:r>
               <w:rPr>
+                <w:sz w:val="20"/>
+                <w:szCs w:val="20"/>
                 <w:lang w:val="en-US"/>
               </w:rPr>
               <w:t>title, description, format, city, date, embedding, quality_score, hype_score</w:t>
@@ -16416,7 +17145,17 @@
             <w:tcW w:w="3118" w:type="dxa"/>
           </w:tcPr>
           <w:p>
-            <w:r>
+            <w:pPr>
+              <w:rPr>
+                <w:sz w:val="20"/>
+                <w:szCs w:val="20"/>
+              </w:rPr>
+            </w:pPr>
+            <w:r>
+              <w:rPr>
+                <w:sz w:val="20"/>
+                <w:szCs w:val="20"/>
+              </w:rPr>
               <w:t>raw_events</w:t>
             </w:r>
           </w:p>
@@ -16426,7 +17165,17 @@
             <w:tcW w:w="3118" w:type="dxa"/>
           </w:tcPr>
           <w:p>
-            <w:r>
+            <w:pPr>
+              <w:rPr>
+                <w:sz w:val="20"/>
+                <w:szCs w:val="20"/>
+              </w:rPr>
+            </w:pPr>
+            <w:r>
+              <w:rPr>
+                <w:sz w:val="20"/>
+                <w:szCs w:val="20"/>
+              </w:rPr>
               <w:t>Staging-таблица сырых данных</w:t>
             </w:r>
           </w:p>
@@ -16438,11 +17187,15 @@
           <w:p>
             <w:pPr>
               <w:rPr>
+                <w:sz w:val="20"/>
+                <w:szCs w:val="20"/>
                 <w:lang w:val="en-US"/>
               </w:rPr>
             </w:pPr>
             <w:r>
               <w:rPr>
+                <w:sz w:val="20"/>
+                <w:szCs w:val="20"/>
                 <w:lang w:val="en-US"/>
               </w:rPr>
               <w:t>title, raw_description, status (raw/normalized/non_it)</w:t>
@@ -16461,11 +17214,15 @@
           <w:p>
             <w:pPr>
               <w:rPr>
+                <w:sz w:val="20"/>
+                <w:szCs w:val="20"/>
                 <w:lang w:val="en-US"/>
               </w:rPr>
             </w:pPr>
             <w:r>
               <w:rPr>
+                <w:sz w:val="20"/>
+                <w:szCs w:val="20"/>
                 <w:lang w:val="en-US"/>
               </w:rPr>
               <w:t>topics + user_topics + event_topics</w:t>
@@ -16477,7 +17234,17 @@
             <w:tcW w:w="3118" w:type="dxa"/>
           </w:tcPr>
           <w:p>
-            <w:r>
+            <w:pPr>
+              <w:rPr>
+                <w:sz w:val="20"/>
+                <w:szCs w:val="20"/>
+              </w:rPr>
+            </w:pPr>
+            <w:r>
+              <w:rPr>
+                <w:sz w:val="20"/>
+                <w:szCs w:val="20"/>
+              </w:rPr>
               <w:t>Справочник тематик и связи M:N</w:t>
             </w:r>
           </w:p>
@@ -16489,11 +17256,15 @@
           <w:p>
             <w:pPr>
               <w:rPr>
+                <w:sz w:val="20"/>
+                <w:szCs w:val="20"/>
                 <w:lang w:val="en-US"/>
               </w:rPr>
             </w:pPr>
             <w:r>
               <w:rPr>
+                <w:sz w:val="20"/>
+                <w:szCs w:val="20"/>
                 <w:lang w:val="en-US"/>
               </w:rPr>
               <w:t>code, title, user_id, event_id</w:t>
@@ -16510,7 +17281,17 @@
             <w:tcW w:w="3118" w:type="dxa"/>
           </w:tcPr>
           <w:p>
-            <w:r>
+            <w:pPr>
+              <w:rPr>
+                <w:sz w:val="20"/>
+                <w:szCs w:val="20"/>
+              </w:rPr>
+            </w:pPr>
+            <w:r>
+              <w:rPr>
+                <w:sz w:val="20"/>
+                <w:szCs w:val="20"/>
+              </w:rPr>
               <w:t>interactions</w:t>
             </w:r>
           </w:p>
@@ -16520,7 +17301,17 @@
             <w:tcW w:w="3118" w:type="dxa"/>
           </w:tcPr>
           <w:p>
-            <w:r>
+            <w:pPr>
+              <w:rPr>
+                <w:sz w:val="20"/>
+                <w:szCs w:val="20"/>
+              </w:rPr>
+            </w:pPr>
+            <w:r>
+              <w:rPr>
+                <w:sz w:val="20"/>
+                <w:szCs w:val="20"/>
+              </w:rPr>
               <w:t>Журнал действий пользователя</w:t>
             </w:r>
           </w:p>
@@ -16532,11 +17323,15 @@
           <w:p>
             <w:pPr>
               <w:rPr>
+                <w:sz w:val="20"/>
+                <w:szCs w:val="20"/>
                 <w:lang w:val="en-US"/>
               </w:rPr>
             </w:pPr>
             <w:r>
               <w:rPr>
+                <w:sz w:val="20"/>
+                <w:szCs w:val="20"/>
                 <w:lang w:val="en-US"/>
               </w:rPr>
               <w:t>user_id, event_id, action (like/dislike/save)</w:t>
@@ -16553,8 +17348,17 @@
             <w:tcW w:w="3118" w:type="dxa"/>
           </w:tcPr>
           <w:p>
-            <w:r>
-              <w:lastRenderedPageBreak/>
+            <w:pPr>
+              <w:rPr>
+                <w:sz w:val="20"/>
+                <w:szCs w:val="20"/>
+              </w:rPr>
+            </w:pPr>
+            <w:r>
+              <w:rPr>
+                <w:sz w:val="20"/>
+                <w:szCs w:val="20"/>
+              </w:rPr>
               <w:t>user_topic_stats</w:t>
             </w:r>
           </w:p>
@@ -16564,7 +17368,17 @@
             <w:tcW w:w="3118" w:type="dxa"/>
           </w:tcPr>
           <w:p>
-            <w:r>
+            <w:pPr>
+              <w:rPr>
+                <w:sz w:val="20"/>
+                <w:szCs w:val="20"/>
+              </w:rPr>
+            </w:pPr>
+            <w:r>
+              <w:rPr>
+                <w:sz w:val="20"/>
+                <w:szCs w:val="20"/>
+              </w:rPr>
               <w:t>Параметры Beta-распределения</w:t>
             </w:r>
           </w:p>
@@ -16576,11 +17390,15 @@
           <w:p>
             <w:pPr>
               <w:rPr>
+                <w:sz w:val="20"/>
+                <w:szCs w:val="20"/>
                 <w:lang w:val="en-US"/>
               </w:rPr>
             </w:pPr>
             <w:r>
               <w:rPr>
+                <w:sz w:val="20"/>
+                <w:szCs w:val="20"/>
                 <w:lang w:val="en-US"/>
               </w:rPr>
               <w:t>user_id, topic_id, alpha, beta, updated_at</w:t>
@@ -16597,7 +17415,17 @@
             <w:tcW w:w="3118" w:type="dxa"/>
           </w:tcPr>
           <w:p>
-            <w:r>
+            <w:pPr>
+              <w:rPr>
+                <w:sz w:val="20"/>
+                <w:szCs w:val="20"/>
+              </w:rPr>
+            </w:pPr>
+            <w:r>
+              <w:rPr>
+                <w:sz w:val="20"/>
+                <w:szCs w:val="20"/>
+              </w:rPr>
               <w:t>user_bandit_states</w:t>
             </w:r>
           </w:p>
@@ -16607,7 +17435,17 @@
             <w:tcW w:w="3118" w:type="dxa"/>
           </w:tcPr>
           <w:p>
-            <w:r>
+            <w:pPr>
+              <w:rPr>
+                <w:sz w:val="20"/>
+                <w:szCs w:val="20"/>
+              </w:rPr>
+            </w:pPr>
+            <w:r>
+              <w:rPr>
+                <w:sz w:val="20"/>
+                <w:szCs w:val="20"/>
+              </w:rPr>
               <w:t>Состояние LinUCB</w:t>
             </w:r>
           </w:p>
@@ -16619,11 +17457,15 @@
           <w:p>
             <w:pPr>
               <w:rPr>
+                <w:sz w:val="20"/>
+                <w:szCs w:val="20"/>
                 <w:lang w:val="en-US"/>
               </w:rPr>
             </w:pPr>
             <w:r>
               <w:rPr>
+                <w:sz w:val="20"/>
+                <w:szCs w:val="20"/>
                 <w:lang w:val="en-US"/>
               </w:rPr>
               <w:t>user_id, dim, a_json, b_json</w:t>
@@ -16640,7 +17482,17 @@
             <w:tcW w:w="3118" w:type="dxa"/>
           </w:tcPr>
           <w:p>
-            <w:r>
+            <w:pPr>
+              <w:rPr>
+                <w:sz w:val="20"/>
+                <w:szCs w:val="20"/>
+              </w:rPr>
+            </w:pPr>
+            <w:r>
+              <w:rPr>
+                <w:sz w:val="20"/>
+                <w:szCs w:val="20"/>
+              </w:rPr>
               <w:t>user_skill_profiles</w:t>
             </w:r>
           </w:p>
@@ -16650,7 +17502,17 @@
             <w:tcW w:w="3118" w:type="dxa"/>
           </w:tcPr>
           <w:p>
-            <w:r>
+            <w:pPr>
+              <w:rPr>
+                <w:sz w:val="20"/>
+                <w:szCs w:val="20"/>
+              </w:rPr>
+            </w:pPr>
+            <w:r>
+              <w:rPr>
+                <w:sz w:val="20"/>
+                <w:szCs w:val="20"/>
+              </w:rPr>
               <w:t>Карьерный профиль из LLM</w:t>
             </w:r>
           </w:p>
@@ -16662,11 +17524,15 @@
           <w:p>
             <w:pPr>
               <w:rPr>
+                <w:sz w:val="20"/>
+                <w:szCs w:val="20"/>
                 <w:lang w:val="en-US"/>
               </w:rPr>
             </w:pPr>
             <w:r>
               <w:rPr>
+                <w:sz w:val="20"/>
+                <w:szCs w:val="20"/>
                 <w:lang w:val="en-US"/>
               </w:rPr>
               <w:t>current_role, target_role, current_skills, target_skills</w:t>
@@ -16683,7 +17549,18 @@
             <w:tcW w:w="3118" w:type="dxa"/>
           </w:tcPr>
           <w:p>
-            <w:r>
+            <w:pPr>
+              <w:rPr>
+                <w:sz w:val="20"/>
+                <w:szCs w:val="20"/>
+              </w:rPr>
+            </w:pPr>
+            <w:r>
+              <w:rPr>
+                <w:sz w:val="20"/>
+                <w:szCs w:val="20"/>
+              </w:rPr>
+              <w:lastRenderedPageBreak/>
               <w:t>user_memories</w:t>
             </w:r>
           </w:p>
@@ -16693,7 +17570,17 @@
             <w:tcW w:w="3118" w:type="dxa"/>
           </w:tcPr>
           <w:p>
-            <w:r>
+            <w:pPr>
+              <w:rPr>
+                <w:sz w:val="20"/>
+                <w:szCs w:val="20"/>
+              </w:rPr>
+            </w:pPr>
+            <w:r>
+              <w:rPr>
+                <w:sz w:val="20"/>
+                <w:szCs w:val="20"/>
+              </w:rPr>
               <w:t>Заметки долговременной памяти</w:t>
             </w:r>
           </w:p>
@@ -16703,7 +17590,17 @@
             <w:tcW w:w="3118" w:type="dxa"/>
           </w:tcPr>
           <w:p>
-            <w:r>
+            <w:pPr>
+              <w:rPr>
+                <w:sz w:val="20"/>
+                <w:szCs w:val="20"/>
+              </w:rPr>
+            </w:pPr>
+            <w:r>
+              <w:rPr>
+                <w:sz w:val="20"/>
+                <w:szCs w:val="20"/>
+              </w:rPr>
               <w:t>text, category, salience, embedding</w:t>
             </w:r>
           </w:p>
@@ -19779,10 +20676,10 @@
         <w:tblLook w:val="04A0" w:firstRow="1" w:lastRow="0" w:firstColumn="1" w:lastColumn="0" w:noHBand="0" w:noVBand="1"/>
       </w:tblPr>
       <w:tblGrid>
-        <w:gridCol w:w="2253"/>
-        <w:gridCol w:w="3009"/>
-        <w:gridCol w:w="2001"/>
-        <w:gridCol w:w="2082"/>
+        <w:gridCol w:w="2298"/>
+        <w:gridCol w:w="2543"/>
+        <w:gridCol w:w="2243"/>
+        <w:gridCol w:w="2261"/>
       </w:tblGrid>
       <w:tr>
         <w:trPr>
@@ -19795,9 +20692,17 @@
             <w:shd w:val="clear" w:color="auto" w:fill="E0E0E0"/>
           </w:tcPr>
           <w:p>
+            <w:pPr>
+              <w:rPr>
+                <w:sz w:val="20"/>
+                <w:szCs w:val="20"/>
+              </w:rPr>
+            </w:pPr>
             <w:r>
               <w:rPr>
                 <w:b/>
+                <w:sz w:val="20"/>
+                <w:szCs w:val="20"/>
               </w:rPr>
               <w:t>Подсистема</w:t>
             </w:r>
@@ -19809,9 +20714,17 @@
             <w:shd w:val="clear" w:color="auto" w:fill="E0E0E0"/>
           </w:tcPr>
           <w:p>
+            <w:pPr>
+              <w:rPr>
+                <w:sz w:val="20"/>
+                <w:szCs w:val="20"/>
+              </w:rPr>
+            </w:pPr>
             <w:r>
               <w:rPr>
                 <w:b/>
+                <w:sz w:val="20"/>
+                <w:szCs w:val="20"/>
               </w:rPr>
               <w:t>Тестовые модули</w:t>
             </w:r>
@@ -19823,9 +20736,17 @@
             <w:shd w:val="clear" w:color="auto" w:fill="E0E0E0"/>
           </w:tcPr>
           <w:p>
+            <w:pPr>
+              <w:rPr>
+                <w:sz w:val="20"/>
+                <w:szCs w:val="20"/>
+              </w:rPr>
+            </w:pPr>
             <w:r>
               <w:rPr>
                 <w:b/>
+                <w:sz w:val="20"/>
+                <w:szCs w:val="20"/>
               </w:rPr>
               <w:t>Кол-во тестов</w:t>
             </w:r>
@@ -19837,9 +20758,17 @@
             <w:shd w:val="clear" w:color="auto" w:fill="E0E0E0"/>
           </w:tcPr>
           <w:p>
+            <w:pPr>
+              <w:rPr>
+                <w:sz w:val="20"/>
+                <w:szCs w:val="20"/>
+              </w:rPr>
+            </w:pPr>
             <w:r>
               <w:rPr>
                 <w:b/>
+                <w:sz w:val="20"/>
+                <w:szCs w:val="20"/>
               </w:rPr>
               <w:t>Тип</w:t>
             </w:r>
@@ -19855,7 +20784,17 @@
             <w:tcW w:w="2339" w:type="dxa"/>
           </w:tcPr>
           <w:p>
-            <w:r>
+            <w:pPr>
+              <w:rPr>
+                <w:sz w:val="20"/>
+                <w:szCs w:val="20"/>
+              </w:rPr>
+            </w:pPr>
+            <w:r>
+              <w:rPr>
+                <w:sz w:val="20"/>
+                <w:szCs w:val="20"/>
+              </w:rPr>
               <w:t>Rule-based scoring</w:t>
             </w:r>
           </w:p>
@@ -19867,11 +20806,15 @@
           <w:p>
             <w:pPr>
               <w:rPr>
+                <w:sz w:val="20"/>
+                <w:szCs w:val="20"/>
                 <w:lang w:val="en-US"/>
               </w:rPr>
             </w:pPr>
             <w:r>
               <w:rPr>
+                <w:sz w:val="20"/>
+                <w:szCs w:val="20"/>
                 <w:lang w:val="en-US"/>
               </w:rPr>
               <w:t>test_scoring, test_user_model</w:t>
@@ -19883,7 +20826,17 @@
             <w:tcW w:w="2339" w:type="dxa"/>
           </w:tcPr>
           <w:p>
-            <w:r>
+            <w:pPr>
+              <w:rPr>
+                <w:sz w:val="20"/>
+                <w:szCs w:val="20"/>
+              </w:rPr>
+            </w:pPr>
+            <w:r>
+              <w:rPr>
+                <w:sz w:val="20"/>
+                <w:szCs w:val="20"/>
+              </w:rPr>
               <w:t>≈ 25</w:t>
             </w:r>
           </w:p>
@@ -19893,7 +20846,17 @@
             <w:tcW w:w="2339" w:type="dxa"/>
           </w:tcPr>
           <w:p>
-            <w:r>
+            <w:pPr>
+              <w:rPr>
+                <w:sz w:val="20"/>
+                <w:szCs w:val="20"/>
+              </w:rPr>
+            </w:pPr>
+            <w:r>
+              <w:rPr>
+                <w:sz w:val="20"/>
+                <w:szCs w:val="20"/>
+              </w:rPr>
               <w:t>unit</w:t>
             </w:r>
           </w:p>
@@ -19908,7 +20871,17 @@
             <w:tcW w:w="2339" w:type="dxa"/>
           </w:tcPr>
           <w:p>
-            <w:r>
+            <w:pPr>
+              <w:rPr>
+                <w:sz w:val="20"/>
+                <w:szCs w:val="20"/>
+              </w:rPr>
+            </w:pPr>
+            <w:r>
+              <w:rPr>
+                <w:sz w:val="20"/>
+                <w:szCs w:val="20"/>
+              </w:rPr>
               <w:t>Bayesian + decay</w:t>
             </w:r>
           </w:p>
@@ -19920,11 +20893,15 @@
           <w:p>
             <w:pPr>
               <w:rPr>
+                <w:sz w:val="20"/>
+                <w:szCs w:val="20"/>
                 <w:lang w:val="en-US"/>
               </w:rPr>
             </w:pPr>
             <w:r>
               <w:rPr>
+                <w:sz w:val="20"/>
+                <w:szCs w:val="20"/>
                 <w:lang w:val="en-US"/>
               </w:rPr>
               <w:t>test_bayesian, test_bayes_decay</w:t>
@@ -19936,7 +20913,17 @@
             <w:tcW w:w="2339" w:type="dxa"/>
           </w:tcPr>
           <w:p>
-            <w:r>
+            <w:pPr>
+              <w:rPr>
+                <w:sz w:val="20"/>
+                <w:szCs w:val="20"/>
+              </w:rPr>
+            </w:pPr>
+            <w:r>
+              <w:rPr>
+                <w:sz w:val="20"/>
+                <w:szCs w:val="20"/>
+              </w:rPr>
               <w:t>≈ 18</w:t>
             </w:r>
           </w:p>
@@ -19946,7 +20933,17 @@
             <w:tcW w:w="2339" w:type="dxa"/>
           </w:tcPr>
           <w:p>
-            <w:r>
+            <w:pPr>
+              <w:rPr>
+                <w:sz w:val="20"/>
+                <w:szCs w:val="20"/>
+              </w:rPr>
+            </w:pPr>
+            <w:r>
+              <w:rPr>
+                <w:sz w:val="20"/>
+                <w:szCs w:val="20"/>
+              </w:rPr>
               <w:t>unit + integration</w:t>
             </w:r>
           </w:p>
@@ -19961,7 +20958,17 @@
             <w:tcW w:w="2339" w:type="dxa"/>
           </w:tcPr>
           <w:p>
-            <w:r>
+            <w:pPr>
+              <w:rPr>
+                <w:sz w:val="20"/>
+                <w:szCs w:val="20"/>
+              </w:rPr>
+            </w:pPr>
+            <w:r>
+              <w:rPr>
+                <w:sz w:val="20"/>
+                <w:szCs w:val="20"/>
+              </w:rPr>
               <w:t>LinUCB bandit</w:t>
             </w:r>
           </w:p>
@@ -19971,7 +20978,17 @@
             <w:tcW w:w="2339" w:type="dxa"/>
           </w:tcPr>
           <w:p>
-            <w:r>
+            <w:pPr>
+              <w:rPr>
+                <w:sz w:val="20"/>
+                <w:szCs w:val="20"/>
+              </w:rPr>
+            </w:pPr>
+            <w:r>
+              <w:rPr>
+                <w:sz w:val="20"/>
+                <w:szCs w:val="20"/>
+              </w:rPr>
               <w:t>test_bandit</w:t>
             </w:r>
           </w:p>
@@ -19981,7 +20998,17 @@
             <w:tcW w:w="2339" w:type="dxa"/>
           </w:tcPr>
           <w:p>
-            <w:r>
+            <w:pPr>
+              <w:rPr>
+                <w:sz w:val="20"/>
+                <w:szCs w:val="20"/>
+              </w:rPr>
+            </w:pPr>
+            <w:r>
+              <w:rPr>
+                <w:sz w:val="20"/>
+                <w:szCs w:val="20"/>
+              </w:rPr>
               <w:t>≈ 10</w:t>
             </w:r>
           </w:p>
@@ -19991,7 +21018,17 @@
             <w:tcW w:w="2339" w:type="dxa"/>
           </w:tcPr>
           <w:p>
-            <w:r>
+            <w:pPr>
+              <w:rPr>
+                <w:sz w:val="20"/>
+                <w:szCs w:val="20"/>
+              </w:rPr>
+            </w:pPr>
+            <w:r>
+              <w:rPr>
+                <w:sz w:val="20"/>
+                <w:szCs w:val="20"/>
+              </w:rPr>
               <w:t>unit</w:t>
             </w:r>
           </w:p>
@@ -20006,7 +21043,17 @@
             <w:tcW w:w="2339" w:type="dxa"/>
           </w:tcPr>
           <w:p>
-            <w:r>
+            <w:pPr>
+              <w:rPr>
+                <w:sz w:val="20"/>
+                <w:szCs w:val="20"/>
+              </w:rPr>
+            </w:pPr>
+            <w:r>
+              <w:rPr>
+                <w:sz w:val="20"/>
+                <w:szCs w:val="20"/>
+              </w:rPr>
               <w:t>GNN (LightGCN)</w:t>
             </w:r>
           </w:p>
@@ -20016,7 +21063,17 @@
             <w:tcW w:w="2339" w:type="dxa"/>
           </w:tcPr>
           <w:p>
-            <w:r>
+            <w:pPr>
+              <w:rPr>
+                <w:sz w:val="20"/>
+                <w:szCs w:val="20"/>
+              </w:rPr>
+            </w:pPr>
+            <w:r>
+              <w:rPr>
+                <w:sz w:val="20"/>
+                <w:szCs w:val="20"/>
+              </w:rPr>
               <w:t>test_gnn</w:t>
             </w:r>
           </w:p>
@@ -20026,7 +21083,17 @@
             <w:tcW w:w="2339" w:type="dxa"/>
           </w:tcPr>
           <w:p>
-            <w:r>
+            <w:pPr>
+              <w:rPr>
+                <w:sz w:val="20"/>
+                <w:szCs w:val="20"/>
+              </w:rPr>
+            </w:pPr>
+            <w:r>
+              <w:rPr>
+                <w:sz w:val="20"/>
+                <w:szCs w:val="20"/>
+              </w:rPr>
               <w:t>≈ 8</w:t>
             </w:r>
           </w:p>
@@ -20036,7 +21103,17 @@
             <w:tcW w:w="2339" w:type="dxa"/>
           </w:tcPr>
           <w:p>
-            <w:r>
+            <w:pPr>
+              <w:rPr>
+                <w:sz w:val="20"/>
+                <w:szCs w:val="20"/>
+              </w:rPr>
+            </w:pPr>
+            <w:r>
+              <w:rPr>
+                <w:sz w:val="20"/>
+                <w:szCs w:val="20"/>
+              </w:rPr>
               <w:t>unit</w:t>
             </w:r>
           </w:p>
@@ -20051,7 +21128,17 @@
             <w:tcW w:w="2339" w:type="dxa"/>
           </w:tcPr>
           <w:p>
-            <w:r>
+            <w:pPr>
+              <w:rPr>
+                <w:sz w:val="20"/>
+                <w:szCs w:val="20"/>
+              </w:rPr>
+            </w:pPr>
+            <w:r>
+              <w:rPr>
+                <w:sz w:val="20"/>
+                <w:szCs w:val="20"/>
+              </w:rPr>
               <w:t>Семантический ретривал и дедуп</w:t>
             </w:r>
           </w:p>
@@ -20063,11 +21150,15 @@
           <w:p>
             <w:pPr>
               <w:rPr>
+                <w:sz w:val="20"/>
+                <w:szCs w:val="20"/>
                 <w:lang w:val="en-US"/>
               </w:rPr>
             </w:pPr>
             <w:r>
               <w:rPr>
+                <w:sz w:val="20"/>
+                <w:szCs w:val="20"/>
                 <w:lang w:val="en-US"/>
               </w:rPr>
               <w:t>test_retrieval, test_dedup, test_cold_start</w:t>
@@ -20079,7 +21170,17 @@
             <w:tcW w:w="2339" w:type="dxa"/>
           </w:tcPr>
           <w:p>
-            <w:r>
+            <w:pPr>
+              <w:rPr>
+                <w:sz w:val="20"/>
+                <w:szCs w:val="20"/>
+              </w:rPr>
+            </w:pPr>
+            <w:r>
+              <w:rPr>
+                <w:sz w:val="20"/>
+                <w:szCs w:val="20"/>
+              </w:rPr>
               <w:t>≈ 28</w:t>
             </w:r>
           </w:p>
@@ -20089,7 +21190,17 @@
             <w:tcW w:w="2339" w:type="dxa"/>
           </w:tcPr>
           <w:p>
-            <w:r>
+            <w:pPr>
+              <w:rPr>
+                <w:sz w:val="20"/>
+                <w:szCs w:val="20"/>
+              </w:rPr>
+            </w:pPr>
+            <w:r>
+              <w:rPr>
+                <w:sz w:val="20"/>
+                <w:szCs w:val="20"/>
+              </w:rPr>
               <w:t>integration</w:t>
             </w:r>
           </w:p>
@@ -20104,7 +21215,17 @@
             <w:tcW w:w="2339" w:type="dxa"/>
           </w:tcPr>
           <w:p>
-            <w:r>
+            <w:pPr>
+              <w:rPr>
+                <w:sz w:val="20"/>
+                <w:szCs w:val="20"/>
+              </w:rPr>
+            </w:pPr>
+            <w:r>
+              <w:rPr>
+                <w:sz w:val="20"/>
+                <w:szCs w:val="20"/>
+              </w:rPr>
               <w:t>Гибридное ранжирование</w:t>
             </w:r>
           </w:p>
@@ -20116,11 +21237,15 @@
           <w:p>
             <w:pPr>
               <w:rPr>
+                <w:sz w:val="20"/>
+                <w:szCs w:val="20"/>
                 <w:lang w:val="en-US"/>
               </w:rPr>
             </w:pPr>
             <w:r>
               <w:rPr>
+                <w:sz w:val="20"/>
+                <w:szCs w:val="20"/>
                 <w:lang w:val="en-US"/>
               </w:rPr>
               <w:t>test_multi_objective, test_series</w:t>
@@ -20132,7 +21257,17 @@
             <w:tcW w:w="2339" w:type="dxa"/>
           </w:tcPr>
           <w:p>
-            <w:r>
+            <w:pPr>
+              <w:rPr>
+                <w:sz w:val="20"/>
+                <w:szCs w:val="20"/>
+              </w:rPr>
+            </w:pPr>
+            <w:r>
+              <w:rPr>
+                <w:sz w:val="20"/>
+                <w:szCs w:val="20"/>
+              </w:rPr>
               <w:t>≈ 14</w:t>
             </w:r>
           </w:p>
@@ -20142,7 +21277,17 @@
             <w:tcW w:w="2339" w:type="dxa"/>
           </w:tcPr>
           <w:p>
-            <w:r>
+            <w:pPr>
+              <w:rPr>
+                <w:sz w:val="20"/>
+                <w:szCs w:val="20"/>
+              </w:rPr>
+            </w:pPr>
+            <w:r>
+              <w:rPr>
+                <w:sz w:val="20"/>
+                <w:szCs w:val="20"/>
+              </w:rPr>
               <w:t>integration</w:t>
             </w:r>
           </w:p>
@@ -20157,7 +21302,17 @@
             <w:tcW w:w="2339" w:type="dxa"/>
           </w:tcPr>
           <w:p>
-            <w:r>
+            <w:pPr>
+              <w:rPr>
+                <w:sz w:val="20"/>
+                <w:szCs w:val="20"/>
+              </w:rPr>
+            </w:pPr>
+            <w:r>
+              <w:rPr>
+                <w:sz w:val="20"/>
+                <w:szCs w:val="20"/>
+              </w:rPr>
               <w:t>Долговременная память</w:t>
             </w:r>
           </w:p>
@@ -20169,11 +21324,15 @@
           <w:p>
             <w:pPr>
               <w:rPr>
+                <w:sz w:val="20"/>
+                <w:szCs w:val="20"/>
                 <w:lang w:val="en-US"/>
               </w:rPr>
             </w:pPr>
             <w:r>
               <w:rPr>
+                <w:sz w:val="20"/>
+                <w:szCs w:val="20"/>
                 <w:lang w:val="en-US"/>
               </w:rPr>
               <w:t>test_memory, test_memory_integration, test_memory_hard_cap</w:t>
@@ -20185,7 +21344,17 @@
             <w:tcW w:w="2339" w:type="dxa"/>
           </w:tcPr>
           <w:p>
-            <w:r>
+            <w:pPr>
+              <w:rPr>
+                <w:sz w:val="20"/>
+                <w:szCs w:val="20"/>
+              </w:rPr>
+            </w:pPr>
+            <w:r>
+              <w:rPr>
+                <w:sz w:val="20"/>
+                <w:szCs w:val="20"/>
+              </w:rPr>
               <w:t>≈ 22</w:t>
             </w:r>
           </w:p>
@@ -20195,7 +21364,17 @@
             <w:tcW w:w="2339" w:type="dxa"/>
           </w:tcPr>
           <w:p>
-            <w:r>
+            <w:pPr>
+              <w:rPr>
+                <w:sz w:val="20"/>
+                <w:szCs w:val="20"/>
+              </w:rPr>
+            </w:pPr>
+            <w:r>
+              <w:rPr>
+                <w:sz w:val="20"/>
+                <w:szCs w:val="20"/>
+              </w:rPr>
               <w:t>unit + integration</w:t>
             </w:r>
           </w:p>
@@ -20210,7 +21389,17 @@
             <w:tcW w:w="2339" w:type="dxa"/>
           </w:tcPr>
           <w:p>
-            <w:r>
+            <w:pPr>
+              <w:rPr>
+                <w:sz w:val="20"/>
+                <w:szCs w:val="20"/>
+              </w:rPr>
+            </w:pPr>
+            <w:r>
+              <w:rPr>
+                <w:sz w:val="20"/>
+                <w:szCs w:val="20"/>
+              </w:rPr>
               <w:t>Мультиагентный Copilot</w:t>
             </w:r>
           </w:p>
@@ -20222,11 +21411,15 @@
           <w:p>
             <w:pPr>
               <w:rPr>
+                <w:sz w:val="20"/>
+                <w:szCs w:val="20"/>
                 <w:lang w:val="en-US"/>
               </w:rPr>
             </w:pPr>
             <w:r>
               <w:rPr>
+                <w:sz w:val="20"/>
+                <w:szCs w:val="20"/>
                 <w:lang w:val="en-US"/>
               </w:rPr>
               <w:t>test_supervisor, test_specialists, test_copilot_graph_e2e, test_copilot_tools, test_llm_circuit_breaker, test_gemini_probe</w:t>
@@ -20238,7 +21431,17 @@
             <w:tcW w:w="2339" w:type="dxa"/>
           </w:tcPr>
           <w:p>
-            <w:r>
+            <w:pPr>
+              <w:rPr>
+                <w:sz w:val="20"/>
+                <w:szCs w:val="20"/>
+              </w:rPr>
+            </w:pPr>
+            <w:r>
+              <w:rPr>
+                <w:sz w:val="20"/>
+                <w:szCs w:val="20"/>
+              </w:rPr>
               <w:t>≈ 50</w:t>
             </w:r>
           </w:p>
@@ -20248,7 +21451,17 @@
             <w:tcW w:w="2339" w:type="dxa"/>
           </w:tcPr>
           <w:p>
-            <w:r>
+            <w:pPr>
+              <w:rPr>
+                <w:sz w:val="20"/>
+                <w:szCs w:val="20"/>
+              </w:rPr>
+            </w:pPr>
+            <w:r>
+              <w:rPr>
+                <w:sz w:val="20"/>
+                <w:szCs w:val="20"/>
+              </w:rPr>
               <w:t>unit + e2e</w:t>
             </w:r>
           </w:p>
@@ -20263,7 +21476,17 @@
             <w:tcW w:w="2339" w:type="dxa"/>
           </w:tcPr>
           <w:p>
-            <w:r>
+            <w:pPr>
+              <w:rPr>
+                <w:sz w:val="20"/>
+                <w:szCs w:val="20"/>
+              </w:rPr>
+            </w:pPr>
+            <w:r>
+              <w:rPr>
+                <w:sz w:val="20"/>
+                <w:szCs w:val="20"/>
+              </w:rPr>
               <w:t>Ингест и нормализация</w:t>
             </w:r>
           </w:p>
@@ -20275,11 +21498,15 @@
           <w:p>
             <w:pPr>
               <w:rPr>
+                <w:sz w:val="20"/>
+                <w:szCs w:val="20"/>
                 <w:lang w:val="en-US"/>
               </w:rPr>
             </w:pPr>
             <w:r>
               <w:rPr>
+                <w:sz w:val="20"/>
+                <w:szCs w:val="20"/>
                 <w:lang w:val="en-US"/>
               </w:rPr>
               <w:t>test_ingestion, test_multi_source, test_enum_validation, test_ingestion_idempotent, test_date_localization</w:t>
@@ -20291,7 +21518,17 @@
             <w:tcW w:w="2339" w:type="dxa"/>
           </w:tcPr>
           <w:p>
-            <w:r>
+            <w:pPr>
+              <w:rPr>
+                <w:sz w:val="20"/>
+                <w:szCs w:val="20"/>
+              </w:rPr>
+            </w:pPr>
+            <w:r>
+              <w:rPr>
+                <w:sz w:val="20"/>
+                <w:szCs w:val="20"/>
+              </w:rPr>
               <w:t>≈ 35</w:t>
             </w:r>
           </w:p>
@@ -20301,7 +21538,17 @@
             <w:tcW w:w="2339" w:type="dxa"/>
           </w:tcPr>
           <w:p>
-            <w:r>
+            <w:pPr>
+              <w:rPr>
+                <w:sz w:val="20"/>
+                <w:szCs w:val="20"/>
+              </w:rPr>
+            </w:pPr>
+            <w:r>
+              <w:rPr>
+                <w:sz w:val="20"/>
+                <w:szCs w:val="20"/>
+              </w:rPr>
               <w:t>integration</w:t>
             </w:r>
           </w:p>
@@ -20316,7 +21563,17 @@
             <w:tcW w:w="2339" w:type="dxa"/>
           </w:tcPr>
           <w:p>
-            <w:r>
+            <w:pPr>
+              <w:rPr>
+                <w:sz w:val="20"/>
+                <w:szCs w:val="20"/>
+              </w:rPr>
+            </w:pPr>
+            <w:r>
+              <w:rPr>
+                <w:sz w:val="20"/>
+                <w:szCs w:val="20"/>
+              </w:rPr>
               <w:t>Конфигурация БД (WAL, pgvector)</w:t>
             </w:r>
           </w:p>
@@ -20328,11 +21585,15 @@
           <w:p>
             <w:pPr>
               <w:rPr>
+                <w:sz w:val="20"/>
+                <w:szCs w:val="20"/>
                 <w:lang w:val="en-US"/>
               </w:rPr>
             </w:pPr>
             <w:r>
               <w:rPr>
+                <w:sz w:val="20"/>
+                <w:szCs w:val="20"/>
                 <w:lang w:val="en-US"/>
               </w:rPr>
               <w:t>test_db_session, test_pgvector</w:t>
@@ -20344,7 +21605,17 @@
             <w:tcW w:w="2339" w:type="dxa"/>
           </w:tcPr>
           <w:p>
-            <w:r>
+            <w:pPr>
+              <w:rPr>
+                <w:sz w:val="20"/>
+                <w:szCs w:val="20"/>
+              </w:rPr>
+            </w:pPr>
+            <w:r>
+              <w:rPr>
+                <w:sz w:val="20"/>
+                <w:szCs w:val="20"/>
+              </w:rPr>
               <w:t>≈ 8</w:t>
             </w:r>
           </w:p>
@@ -20354,7 +21625,17 @@
             <w:tcW w:w="2339" w:type="dxa"/>
           </w:tcPr>
           <w:p>
-            <w:r>
+            <w:pPr>
+              <w:rPr>
+                <w:sz w:val="20"/>
+                <w:szCs w:val="20"/>
+              </w:rPr>
+            </w:pPr>
+            <w:r>
+              <w:rPr>
+                <w:sz w:val="20"/>
+                <w:szCs w:val="20"/>
+              </w:rPr>
               <w:t>unit</w:t>
             </w:r>
           </w:p>
@@ -20369,7 +21650,17 @@
             <w:tcW w:w="2339" w:type="dxa"/>
           </w:tcPr>
           <w:p>
-            <w:r>
+            <w:pPr>
+              <w:rPr>
+                <w:sz w:val="20"/>
+                <w:szCs w:val="20"/>
+              </w:rPr>
+            </w:pPr>
+            <w:r>
+              <w:rPr>
+                <w:sz w:val="20"/>
+                <w:szCs w:val="20"/>
+              </w:rPr>
               <w:t>Планировщик задач</w:t>
             </w:r>
           </w:p>
@@ -20379,7 +21670,17 @@
             <w:tcW w:w="2339" w:type="dxa"/>
           </w:tcPr>
           <w:p>
-            <w:r>
+            <w:pPr>
+              <w:rPr>
+                <w:sz w:val="20"/>
+                <w:szCs w:val="20"/>
+              </w:rPr>
+            </w:pPr>
+            <w:r>
+              <w:rPr>
+                <w:sz w:val="20"/>
+                <w:szCs w:val="20"/>
+              </w:rPr>
               <w:t>test_scheduler</w:t>
             </w:r>
           </w:p>
@@ -20389,7 +21690,17 @@
             <w:tcW w:w="2339" w:type="dxa"/>
           </w:tcPr>
           <w:p>
-            <w:r>
+            <w:pPr>
+              <w:rPr>
+                <w:sz w:val="20"/>
+                <w:szCs w:val="20"/>
+              </w:rPr>
+            </w:pPr>
+            <w:r>
+              <w:rPr>
+                <w:sz w:val="20"/>
+                <w:szCs w:val="20"/>
+              </w:rPr>
               <w:t>≈ 8</w:t>
             </w:r>
           </w:p>
@@ -20399,7 +21710,17 @@
             <w:tcW w:w="2339" w:type="dxa"/>
           </w:tcPr>
           <w:p>
-            <w:r>
+            <w:pPr>
+              <w:rPr>
+                <w:sz w:val="20"/>
+                <w:szCs w:val="20"/>
+              </w:rPr>
+            </w:pPr>
+            <w:r>
+              <w:rPr>
+                <w:sz w:val="20"/>
+                <w:szCs w:val="20"/>
+              </w:rPr>
               <w:t>integration</w:t>
             </w:r>
           </w:p>
@@ -20414,7 +21735,17 @@
             <w:tcW w:w="2339" w:type="dxa"/>
           </w:tcPr>
           <w:p>
-            <w:r>
+            <w:pPr>
+              <w:rPr>
+                <w:sz w:val="20"/>
+                <w:szCs w:val="20"/>
+              </w:rPr>
+            </w:pPr>
+            <w:r>
+              <w:rPr>
+                <w:sz w:val="20"/>
+                <w:szCs w:val="20"/>
+              </w:rPr>
               <w:t>Прочее (карточки, новые фичи, безопасность, конфигурация)</w:t>
             </w:r>
           </w:p>
@@ -20426,11 +21757,15 @@
           <w:p>
             <w:pPr>
               <w:rPr>
+                <w:sz w:val="20"/>
+                <w:szCs w:val="20"/>
                 <w:lang w:val="en-US"/>
               </w:rPr>
             </w:pPr>
             <w:r>
               <w:rPr>
+                <w:sz w:val="20"/>
+                <w:szCs w:val="20"/>
                 <w:lang w:val="en-US"/>
               </w:rPr>
               <w:t>test_card_format, test_interactions, test_new_features, test_feed_cursor, test_recommendation_cache, test_get_recommendations, test_skill_gap, test_api_key_auth, test_config_validate, test_middleware, test_prompt_safety</w:t>
@@ -20442,7 +21777,17 @@
             <w:tcW w:w="2339" w:type="dxa"/>
           </w:tcPr>
           <w:p>
-            <w:r>
+            <w:pPr>
+              <w:rPr>
+                <w:sz w:val="20"/>
+                <w:szCs w:val="20"/>
+              </w:rPr>
+            </w:pPr>
+            <w:r>
+              <w:rPr>
+                <w:sz w:val="20"/>
+                <w:szCs w:val="20"/>
+              </w:rPr>
               <w:t>≈ 59</w:t>
             </w:r>
           </w:p>
@@ -20452,7 +21797,17 @@
             <w:tcW w:w="2339" w:type="dxa"/>
           </w:tcPr>
           <w:p>
-            <w:r>
+            <w:pPr>
+              <w:rPr>
+                <w:sz w:val="20"/>
+                <w:szCs w:val="20"/>
+              </w:rPr>
+            </w:pPr>
+            <w:r>
+              <w:rPr>
+                <w:sz w:val="20"/>
+                <w:szCs w:val="20"/>
+              </w:rPr>
               <w:t>unit + integration</w:t>
             </w:r>
           </w:p>
@@ -20467,8 +21822,17 @@
             <w:tcW w:w="2339" w:type="dxa"/>
           </w:tcPr>
           <w:p>
-            <w:r>
-              <w:lastRenderedPageBreak/>
+            <w:pPr>
+              <w:rPr>
+                <w:sz w:val="20"/>
+                <w:szCs w:val="20"/>
+              </w:rPr>
+            </w:pPr>
+            <w:r>
+              <w:rPr>
+                <w:sz w:val="20"/>
+                <w:szCs w:val="20"/>
+              </w:rPr>
               <w:t>Итого</w:t>
             </w:r>
           </w:p>
@@ -20478,7 +21842,17 @@
             <w:tcW w:w="2339" w:type="dxa"/>
           </w:tcPr>
           <w:p>
-            <w:r>
+            <w:pPr>
+              <w:rPr>
+                <w:sz w:val="20"/>
+                <w:szCs w:val="20"/>
+              </w:rPr>
+            </w:pPr>
+            <w:r>
+              <w:rPr>
+                <w:sz w:val="20"/>
+                <w:szCs w:val="20"/>
+              </w:rPr>
               <w:t>36 модулей</w:t>
             </w:r>
           </w:p>
@@ -20488,7 +21862,17 @@
             <w:tcW w:w="2339" w:type="dxa"/>
           </w:tcPr>
           <w:p>
-            <w:r>
+            <w:pPr>
+              <w:rPr>
+                <w:sz w:val="20"/>
+                <w:szCs w:val="20"/>
+              </w:rPr>
+            </w:pPr>
+            <w:r>
+              <w:rPr>
+                <w:sz w:val="20"/>
+                <w:szCs w:val="20"/>
+              </w:rPr>
               <w:t>285</w:t>
             </w:r>
           </w:p>
@@ -20498,7 +21882,17 @@
             <w:tcW w:w="2339" w:type="dxa"/>
           </w:tcPr>
           <w:p>
-            <w:r>
+            <w:pPr>
+              <w:rPr>
+                <w:sz w:val="20"/>
+                <w:szCs w:val="20"/>
+              </w:rPr>
+            </w:pPr>
+            <w:r>
+              <w:rPr>
+                <w:sz w:val="20"/>
+                <w:szCs w:val="20"/>
+              </w:rPr>
               <w:t>—</w:t>
             </w:r>
           </w:p>
@@ -20520,7 +21914,11 @@
         <w:pStyle w:val="HSEDefaultText"/>
       </w:pPr>
       <w:r>
-        <w:t>Алгоритмы рекомендательной подсистемы покрыты группой тестов: test_scoring и test_user_model проверяют корректность rule-based ранжирования; test_bayesian и test_bayes_decay — обновление параметров Beta-распределения и экспоненциальное затухание; test_bandit — корректность контекстного вектора и обновления параметров LinUCB; test_gnn — упрощённую графовую модель; test_dedup — семантическое обнаружение дубликатов; test_multi_objective — гибридное ранжирование с участием всех компонент; test_series — фильтрацию повторных выпусков серии; test_retrieval и test_cold_start — поведение алгоритмов при отсутствии истории. Отдельная группа тестов посвящена долговременной памяти пользователя (test_memory, test_memory_integration, test_memory_hard_cap).</w:t>
+        <w:t xml:space="preserve">Алгоритмы рекомендательной подсистемы покрыты группой тестов: test_scoring и test_user_model проверяют корректность rule-based ранжирования; </w:t>
+      </w:r>
+      <w:r>
+        <w:lastRenderedPageBreak/>
+        <w:t>test_bayesian и test_bayes_decay — обновление параметров Beta-распределения и экспоненциальное затухание; test_bandit — корректность контекстного вектора и обновления параметров LinUCB; test_gnn — упрощённую графовую модель; test_dedup — семантическое обнаружение дубликатов; test_multi_objective — гибридное ранжирование с участием всех компонент; test_series — фильтрацию повторных выпусков серии; test_retrieval и test_cold_start — поведение алгоритмов при отсутствии истории. Отдельная группа тестов посвящена долговременной памяти пользователя (test_memory, test_memory_integration, test_memory_hard_cap).</w:t>
       </w:r>
     </w:p>
     <w:p>
@@ -20555,35 +21953,64 @@
       </w:pPr>
       <w:bookmarkStart w:id="126" w:name="_Toc231918805"/>
       <w:r>
+        <w:t>4.2. Офлайн-оценка рекомендательной системы</w:t>
+      </w:r>
+      <w:bookmarkEnd w:id="126"/>
+    </w:p>
+    <w:p>
+      <w:pPr>
+        <w:pStyle w:val="HSEDefaultText"/>
+      </w:pPr>
+      <w:r>
+        <w:t xml:space="preserve">Помимо функциональных тестов в систему включены отдельные скрипты офлайн-оценки качества рекомендательной подсистемы. Они позволяют объективно </w:t>
+      </w:r>
+      <w:r>
         <w:lastRenderedPageBreak/>
-        <w:t>4.2. Офлайн-оценка рекомендательной системы</w:t>
-      </w:r>
-      <w:bookmarkEnd w:id="126"/>
+        <w:t>сравнивать различные алгоритмы ранжирования на одних и тех же данных и контролировать качество выдачи в ходе развития проекта.</w:t>
+      </w:r>
+    </w:p>
+    <w:p>
+      <w:pPr>
+        <w:pStyle w:val="HSETitle3"/>
+      </w:pPr>
+      <w:bookmarkStart w:id="127" w:name="_Toc231918806"/>
+      <w:r>
+        <w:t>4.2.1. Методика leave-one-out</w:t>
+      </w:r>
+      <w:bookmarkEnd w:id="127"/>
     </w:p>
     <w:p>
       <w:pPr>
         <w:pStyle w:val="HSEDefaultText"/>
       </w:pPr>
       <w:r>
-        <w:t>Помимо функциональных тестов в систему включены отдельные скрипты офлайн-оценки качества рекомендательной подсистемы. Они позволяют объективно сравнивать различные алгоритмы ранжирования на одних и тех же данных и контролировать качество выдачи в ходе развития проекта.</w:t>
+        <w:t>Основной скрипт офлайн-оценки реализован по схеме leave-one-out. Для каждого пользователя, у которого зафиксировано не менее трёх положительных взаимодействий (лайков или сохранений), выполняется следующая процедура: последнее положительное взаимодействие временно исключается из истории, после чего весь каталог событий ранжируется выбранным алгоритмом. Далее проверяется, на какой позиции в полученном списке оказывается скрытое событие.</w:t>
+      </w:r>
+    </w:p>
+    <w:p>
+      <w:pPr>
+        <w:pStyle w:val="HSEDefaultText"/>
+      </w:pPr>
+      <w:r>
+        <w:t>Подобный подход является стандартной методикой офлайн-оценки рекомендательных систем и позволяет оценить, насколько хорошо алгоритм восстанавливает действительное предпочтение пользователя при отсутствии явной информации о нём в обучающей выборке.</w:t>
       </w:r>
     </w:p>
     <w:p>
       <w:pPr>
         <w:pStyle w:val="HSETitle3"/>
       </w:pPr>
-      <w:bookmarkStart w:id="127" w:name="_Toc231918806"/>
-      <w:r>
-        <w:t>4.2.1. Методика leave-one-out</w:t>
-      </w:r>
-      <w:bookmarkEnd w:id="127"/>
+      <w:bookmarkStart w:id="128" w:name="_Toc231918807"/>
+      <w:r>
+        <w:t>4.2.2. Сравнение алгоритмов по метрикам Recall@k и nDCG@k</w:t>
+      </w:r>
+      <w:bookmarkEnd w:id="128"/>
     </w:p>
     <w:p>
       <w:pPr>
         <w:pStyle w:val="HSEDefaultText"/>
       </w:pPr>
       <w:r>
-        <w:t>Основной скрипт офлайн-оценки реализован по схеме leave-one-out. Для каждого пользователя, у которого зафиксировано не менее трёх положительных взаимодействий (лайков или сохранений), выполняется следующая процедура: последнее положительное взаимодействие временно исключается из истории, после чего весь каталог событий ранжируется выбранным алгоритмом. Далее проверяется, на какой позиции в полученном списке оказывается скрытое событие.</w:t>
+        <w:t>По результатам процедуры leave-one-out для каждого пользователя рассчитываются две стандартные метрики качества рекомендательных систем: Recall@k — доля случаев, в которых целевое (скрытое) событие попало в верхние k позиций выдачи, и nDCG@k (Normalized Discounted Cumulative Gain) — нормированный показатель, учитывающий конкретную позицию целевого события в первой k-ке и тем самым награждающий алгоритмы, помещающие искомое событие выше.</w:t>
       </w:r>
     </w:p>
     <w:p>
@@ -20591,37 +22018,11 @@
         <w:pStyle w:val="HSEDefaultText"/>
       </w:pPr>
       <w:r>
-        <w:t>Подобный подход является стандартной методикой офлайн-оценки рекомендательных систем и позволяет оценить, насколько хорошо алгоритм восстанавливает действительное предпочтение пользователя при отсутствии явной информации о нём в обучающей выборке.</w:t>
-      </w:r>
-    </w:p>
-    <w:p>
-      <w:pPr>
-        <w:pStyle w:val="HSETitle3"/>
-      </w:pPr>
-      <w:bookmarkStart w:id="128" w:name="_Toc231918807"/>
-      <w:r>
-        <w:t>4.2.2. Сравнение алгоритмов по метрикам Recall@k и nDCG@k</w:t>
-      </w:r>
-      <w:bookmarkEnd w:id="128"/>
-    </w:p>
-    <w:p>
-      <w:pPr>
-        <w:pStyle w:val="HSEDefaultText"/>
-      </w:pPr>
-      <w:r>
-        <w:t>По результатам процедуры leave-one-out для каждого пользователя рассчитываются две стандартные метрики качества рекомендательных систем: Recall@k — доля случаев, в которых целевое (скрытое) событие попало в верхние k позиций выдачи, и nDCG@k (Normalized Discounted Cumulative Gain) — нормированный показатель, учитывающий конкретную позицию целевого события в первой k-ке и тем самым награждающий алгоритмы, помещающие искомое событие выше.</w:t>
-      </w:r>
-    </w:p>
-    <w:p>
-      <w:pPr>
-        <w:pStyle w:val="HSEDefaultText"/>
-      </w:pPr>
-      <w:r>
-        <w:t xml:space="preserve">Сравниваются три варианта алгоритма ранжирования: базовое правило (rule), его комбинация с семантической близостью описаний событий к профилю пользователя (hybrid) и расширенный вариант, дополнительно учитывающий Байесовский сигнал предпочтения тем на основе выборки по схеме Томпсона (bayesian). На текущем этапе прототипа в продакшн-БД ещё не накоплен объём положительных взаимодействий, достаточный для leave-one-out на реальных </w:t>
+        <w:t xml:space="preserve">Сравниваются три варианта алгоритма ранжирования: базовое правило (rule), его комбинация с семантической близостью описаний событий к профилю пользователя (hybrid) и расширенный вариант, дополнительно учитывающий Байесовский сигнал предпочтения тем на основе выборки по схеме Томпсона (bayesian). На текущем этапе прототипа в продакшн-БД ещё не накоплен объём положительных взаимодействий, достаточный для leave-one-out на реальных пользователях (требуется не менее трёх положительных сигналов на пользователя). Для воспроизводимой относительной оценки используется изолированный синтетический бенчмарк (in-memory SQLite, фиксированное зерно случайных чисел </w:t>
       </w:r>
       <w:r>
         <w:lastRenderedPageBreak/>
-        <w:t>пользователях (требуется не менее трёх положительных сигналов на пользователя). Для воспроизводимой относительной оценки используется изолированный синтетический бенчмарк (in-memory SQLite, фиксированное зерно случайных чисел seed=42), включающий 20 пользователей с доминирующей тематической направленностью и 80 событий, равномерно распределённых по восьми темам IT-словаря. Скрипт оформлен как отдельная утилита (scripts/eval_offline_synthetic.py) и не требует подъёма основного приложения. Результаты сравнения трёх алгоритмов приведены в таблице 4.2.</w:t>
+        <w:t>seed=42), включающий 20 пользователей с доминирующей тематической направленностью и 80 событий, равномерно распределённых по восьми темам IT-словаря. Скрипт оформлен как отдельная утилита (scripts/eval_offline_synthetic.py) и не требует подъёма основного приложения. Результаты сравнения трёх алгоритмов приведены в таблице 4.2.</w:t>
       </w:r>
     </w:p>
     <w:p>
@@ -20637,7 +22038,6 @@
           <w:sz w:val="24"/>
         </w:rPr>
       </w:pPr>
-      <w:commentRangeStart w:id="129"/>
       <w:r>
         <w:rPr>
           <w:b/>
@@ -20645,14 +22045,6 @@
           <w:sz w:val="24"/>
         </w:rPr>
         <w:t>Таблица 4.2. Сравнение алгоритмов ранжирования по метрикам Recall@k и nDCG@k</w:t>
-      </w:r>
-      <w:commentRangeEnd w:id="129"/>
-      <w:r>
-        <w:rPr>
-          <w:b/>
-          <w:sz w:val="24"/>
-        </w:rPr>
-        <w:commentReference w:id="129"/>
       </w:r>
     </w:p>
     <w:tbl>
@@ -20672,10 +22064,12 @@
         <w:tc>
           <w:tcPr>
             <w:tcW w:w="1871" w:type="dxa"/>
+            <w:shd w:val="clear" w:color="auto" w:fill="E0E0E0"/>
           </w:tcPr>
           <w:p>
             <w:pPr>
               <w:rPr>
+                <w:b/>
                 <w:sz w:val="20"/>
                 <w:szCs w:val="20"/>
               </w:rPr>
@@ -20693,10 +22087,12 @@
         <w:tc>
           <w:tcPr>
             <w:tcW w:w="1871" w:type="dxa"/>
+            <w:shd w:val="clear" w:color="auto" w:fill="E0E0E0"/>
           </w:tcPr>
           <w:p>
             <w:pPr>
               <w:rPr>
+                <w:b/>
                 <w:sz w:val="20"/>
                 <w:szCs w:val="20"/>
               </w:rPr>
@@ -20714,10 +22110,12 @@
         <w:tc>
           <w:tcPr>
             <w:tcW w:w="1871" w:type="dxa"/>
+            <w:shd w:val="clear" w:color="auto" w:fill="E0E0E0"/>
           </w:tcPr>
           <w:p>
             <w:pPr>
               <w:rPr>
+                <w:b/>
                 <w:sz w:val="20"/>
                 <w:szCs w:val="20"/>
               </w:rPr>
@@ -20735,10 +22133,12 @@
         <w:tc>
           <w:tcPr>
             <w:tcW w:w="1871" w:type="dxa"/>
+            <w:shd w:val="clear" w:color="auto" w:fill="E0E0E0"/>
           </w:tcPr>
           <w:p>
             <w:pPr>
               <w:rPr>
+                <w:b/>
                 <w:sz w:val="20"/>
                 <w:szCs w:val="20"/>
               </w:rPr>
@@ -20756,10 +22156,12 @@
         <w:tc>
           <w:tcPr>
             <w:tcW w:w="1871" w:type="dxa"/>
+            <w:shd w:val="clear" w:color="auto" w:fill="E0E0E0"/>
           </w:tcPr>
           <w:p>
             <w:pPr>
               <w:rPr>
+                <w:b/>
                 <w:sz w:val="20"/>
                 <w:szCs w:val="20"/>
               </w:rPr>
@@ -20783,12 +22185,14 @@
           <w:p>
             <w:pPr>
               <w:rPr>
-                <w:sz w:val="20"/>
-                <w:szCs w:val="20"/>
-              </w:rPr>
-            </w:pPr>
-            <w:r>
-              <w:rPr>
+                <w:b/>
+                <w:sz w:val="20"/>
+                <w:szCs w:val="20"/>
+              </w:rPr>
+            </w:pPr>
+            <w:r>
+              <w:rPr>
+                <w:b/>
                 <w:sz w:val="20"/>
                 <w:szCs w:val="20"/>
               </w:rPr>
@@ -20803,12 +22207,14 @@
           <w:p>
             <w:pPr>
               <w:rPr>
-                <w:sz w:val="20"/>
-                <w:szCs w:val="20"/>
-              </w:rPr>
-            </w:pPr>
-            <w:r>
-              <w:rPr>
+                <w:b/>
+                <w:sz w:val="20"/>
+                <w:szCs w:val="20"/>
+              </w:rPr>
+            </w:pPr>
+            <w:r>
+              <w:rPr>
+                <w:b/>
                 <w:sz w:val="20"/>
                 <w:szCs w:val="20"/>
               </w:rPr>
@@ -20823,12 +22229,14 @@
           <w:p>
             <w:pPr>
               <w:rPr>
-                <w:sz w:val="20"/>
-                <w:szCs w:val="20"/>
-              </w:rPr>
-            </w:pPr>
-            <w:r>
-              <w:rPr>
+                <w:b/>
+                <w:sz w:val="20"/>
+                <w:szCs w:val="20"/>
+              </w:rPr>
+            </w:pPr>
+            <w:r>
+              <w:rPr>
+                <w:b/>
                 <w:sz w:val="20"/>
                 <w:szCs w:val="20"/>
               </w:rPr>
@@ -20843,12 +22251,14 @@
           <w:p>
             <w:pPr>
               <w:rPr>
-                <w:sz w:val="20"/>
-                <w:szCs w:val="20"/>
-              </w:rPr>
-            </w:pPr>
-            <w:r>
-              <w:rPr>
+                <w:b/>
+                <w:sz w:val="20"/>
+                <w:szCs w:val="20"/>
+              </w:rPr>
+            </w:pPr>
+            <w:r>
+              <w:rPr>
+                <w:b/>
                 <w:sz w:val="20"/>
                 <w:szCs w:val="20"/>
               </w:rPr>
@@ -20863,12 +22273,14 @@
           <w:p>
             <w:pPr>
               <w:rPr>
-                <w:sz w:val="20"/>
-                <w:szCs w:val="20"/>
-              </w:rPr>
-            </w:pPr>
-            <w:r>
-              <w:rPr>
+                <w:b/>
+                <w:sz w:val="20"/>
+                <w:szCs w:val="20"/>
+              </w:rPr>
+            </w:pPr>
+            <w:r>
+              <w:rPr>
+                <w:b/>
                 <w:sz w:val="20"/>
                 <w:szCs w:val="20"/>
               </w:rPr>
@@ -20885,12 +22297,14 @@
           <w:p>
             <w:pPr>
               <w:rPr>
-                <w:sz w:val="20"/>
-                <w:szCs w:val="20"/>
-              </w:rPr>
-            </w:pPr>
-            <w:r>
-              <w:rPr>
+                <w:b/>
+                <w:sz w:val="20"/>
+                <w:szCs w:val="20"/>
+              </w:rPr>
+            </w:pPr>
+            <w:r>
+              <w:rPr>
+                <w:b/>
                 <w:sz w:val="20"/>
                 <w:szCs w:val="20"/>
               </w:rPr>
@@ -20905,12 +22319,14 @@
           <w:p>
             <w:pPr>
               <w:rPr>
-                <w:sz w:val="20"/>
-                <w:szCs w:val="20"/>
-              </w:rPr>
-            </w:pPr>
-            <w:r>
-              <w:rPr>
+                <w:b/>
+                <w:sz w:val="20"/>
+                <w:szCs w:val="20"/>
+              </w:rPr>
+            </w:pPr>
+            <w:r>
+              <w:rPr>
+                <w:b/>
                 <w:sz w:val="20"/>
                 <w:szCs w:val="20"/>
               </w:rPr>
@@ -20925,12 +22341,14 @@
           <w:p>
             <w:pPr>
               <w:rPr>
-                <w:sz w:val="20"/>
-                <w:szCs w:val="20"/>
-              </w:rPr>
-            </w:pPr>
-            <w:r>
-              <w:rPr>
+                <w:b/>
+                <w:sz w:val="20"/>
+                <w:szCs w:val="20"/>
+              </w:rPr>
+            </w:pPr>
+            <w:r>
+              <w:rPr>
+                <w:b/>
                 <w:sz w:val="20"/>
                 <w:szCs w:val="20"/>
               </w:rPr>
@@ -20945,12 +22363,14 @@
           <w:p>
             <w:pPr>
               <w:rPr>
-                <w:sz w:val="20"/>
-                <w:szCs w:val="20"/>
-              </w:rPr>
-            </w:pPr>
-            <w:r>
-              <w:rPr>
+                <w:b/>
+                <w:sz w:val="20"/>
+                <w:szCs w:val="20"/>
+              </w:rPr>
+            </w:pPr>
+            <w:r>
+              <w:rPr>
+                <w:b/>
                 <w:sz w:val="20"/>
                 <w:szCs w:val="20"/>
               </w:rPr>
@@ -20965,12 +22385,14 @@
           <w:p>
             <w:pPr>
               <w:rPr>
-                <w:sz w:val="20"/>
-                <w:szCs w:val="20"/>
-              </w:rPr>
-            </w:pPr>
-            <w:r>
-              <w:rPr>
+                <w:b/>
+                <w:sz w:val="20"/>
+                <w:szCs w:val="20"/>
+              </w:rPr>
+            </w:pPr>
+            <w:r>
+              <w:rPr>
+                <w:b/>
                 <w:sz w:val="20"/>
                 <w:szCs w:val="20"/>
               </w:rPr>
@@ -20987,12 +22409,14 @@
           <w:p>
             <w:pPr>
               <w:rPr>
-                <w:sz w:val="20"/>
-                <w:szCs w:val="20"/>
-              </w:rPr>
-            </w:pPr>
-            <w:r>
-              <w:rPr>
+                <w:b/>
+                <w:sz w:val="20"/>
+                <w:szCs w:val="20"/>
+              </w:rPr>
+            </w:pPr>
+            <w:r>
+              <w:rPr>
+                <w:b/>
                 <w:sz w:val="20"/>
                 <w:szCs w:val="20"/>
               </w:rPr>
@@ -21007,12 +22431,14 @@
           <w:p>
             <w:pPr>
               <w:rPr>
-                <w:sz w:val="20"/>
-                <w:szCs w:val="20"/>
-              </w:rPr>
-            </w:pPr>
-            <w:r>
-              <w:rPr>
+                <w:b/>
+                <w:sz w:val="20"/>
+                <w:szCs w:val="20"/>
+              </w:rPr>
+            </w:pPr>
+            <w:r>
+              <w:rPr>
+                <w:b/>
                 <w:sz w:val="20"/>
                 <w:szCs w:val="20"/>
               </w:rPr>
@@ -21027,12 +22453,14 @@
           <w:p>
             <w:pPr>
               <w:rPr>
-                <w:sz w:val="20"/>
-                <w:szCs w:val="20"/>
-              </w:rPr>
-            </w:pPr>
-            <w:r>
-              <w:rPr>
+                <w:b/>
+                <w:sz w:val="20"/>
+                <w:szCs w:val="20"/>
+              </w:rPr>
+            </w:pPr>
+            <w:r>
+              <w:rPr>
+                <w:b/>
                 <w:sz w:val="20"/>
                 <w:szCs w:val="20"/>
               </w:rPr>
@@ -21047,12 +22475,14 @@
           <w:p>
             <w:pPr>
               <w:rPr>
-                <w:sz w:val="20"/>
-                <w:szCs w:val="20"/>
-              </w:rPr>
-            </w:pPr>
-            <w:r>
-              <w:rPr>
+                <w:b/>
+                <w:sz w:val="20"/>
+                <w:szCs w:val="20"/>
+              </w:rPr>
+            </w:pPr>
+            <w:r>
+              <w:rPr>
+                <w:b/>
                 <w:sz w:val="20"/>
                 <w:szCs w:val="20"/>
               </w:rPr>
@@ -21067,12 +22497,14 @@
           <w:p>
             <w:pPr>
               <w:rPr>
-                <w:sz w:val="20"/>
-                <w:szCs w:val="20"/>
-              </w:rPr>
-            </w:pPr>
-            <w:r>
-              <w:rPr>
+                <w:b/>
+                <w:sz w:val="20"/>
+                <w:szCs w:val="20"/>
+              </w:rPr>
+            </w:pPr>
+            <w:r>
+              <w:rPr>
+                <w:b/>
                 <w:sz w:val="20"/>
                 <w:szCs w:val="20"/>
               </w:rPr>
@@ -21089,12 +22521,14 @@
           <w:p>
             <w:pPr>
               <w:rPr>
-                <w:sz w:val="20"/>
-                <w:szCs w:val="20"/>
-              </w:rPr>
-            </w:pPr>
-            <w:r>
-              <w:rPr>
+                <w:b/>
+                <w:sz w:val="20"/>
+                <w:szCs w:val="20"/>
+              </w:rPr>
+            </w:pPr>
+            <w:r>
+              <w:rPr>
+                <w:b/>
                 <w:sz w:val="20"/>
                 <w:szCs w:val="20"/>
               </w:rPr>
@@ -21109,12 +22543,14 @@
           <w:p>
             <w:pPr>
               <w:rPr>
-                <w:sz w:val="20"/>
-                <w:szCs w:val="20"/>
-              </w:rPr>
-            </w:pPr>
-            <w:r>
-              <w:rPr>
+                <w:b/>
+                <w:sz w:val="20"/>
+                <w:szCs w:val="20"/>
+              </w:rPr>
+            </w:pPr>
+            <w:r>
+              <w:rPr>
+                <w:b/>
                 <w:sz w:val="20"/>
                 <w:szCs w:val="20"/>
               </w:rPr>
@@ -21129,12 +22565,14 @@
           <w:p>
             <w:pPr>
               <w:rPr>
-                <w:sz w:val="20"/>
-                <w:szCs w:val="20"/>
-              </w:rPr>
-            </w:pPr>
-            <w:r>
-              <w:rPr>
+                <w:b/>
+                <w:sz w:val="20"/>
+                <w:szCs w:val="20"/>
+              </w:rPr>
+            </w:pPr>
+            <w:r>
+              <w:rPr>
+                <w:b/>
                 <w:sz w:val="20"/>
                 <w:szCs w:val="20"/>
               </w:rPr>
@@ -21149,12 +22587,14 @@
           <w:p>
             <w:pPr>
               <w:rPr>
-                <w:sz w:val="20"/>
-                <w:szCs w:val="20"/>
-              </w:rPr>
-            </w:pPr>
-            <w:r>
-              <w:rPr>
+                <w:b/>
+                <w:sz w:val="20"/>
+                <w:szCs w:val="20"/>
+              </w:rPr>
+            </w:pPr>
+            <w:r>
+              <w:rPr>
+                <w:b/>
                 <w:sz w:val="20"/>
                 <w:szCs w:val="20"/>
               </w:rPr>
@@ -21169,12 +22609,14 @@
           <w:p>
             <w:pPr>
               <w:rPr>
-                <w:sz w:val="20"/>
-                <w:szCs w:val="20"/>
-              </w:rPr>
-            </w:pPr>
-            <w:r>
-              <w:rPr>
+                <w:b/>
+                <w:sz w:val="20"/>
+                <w:szCs w:val="20"/>
+              </w:rPr>
+            </w:pPr>
+            <w:r>
+              <w:rPr>
+                <w:b/>
                 <w:sz w:val="20"/>
                 <w:szCs w:val="20"/>
               </w:rPr>
@@ -21191,12 +22633,14 @@
           <w:p>
             <w:pPr>
               <w:rPr>
-                <w:sz w:val="20"/>
-                <w:szCs w:val="20"/>
-              </w:rPr>
-            </w:pPr>
-            <w:r>
-              <w:rPr>
+                <w:b/>
+                <w:sz w:val="20"/>
+                <w:szCs w:val="20"/>
+              </w:rPr>
+            </w:pPr>
+            <w:r>
+              <w:rPr>
+                <w:b/>
                 <w:sz w:val="20"/>
                 <w:szCs w:val="20"/>
               </w:rPr>
@@ -21211,12 +22655,14 @@
           <w:p>
             <w:pPr>
               <w:rPr>
-                <w:sz w:val="20"/>
-                <w:szCs w:val="20"/>
-              </w:rPr>
-            </w:pPr>
-            <w:r>
-              <w:rPr>
+                <w:b/>
+                <w:sz w:val="20"/>
+                <w:szCs w:val="20"/>
+              </w:rPr>
+            </w:pPr>
+            <w:r>
+              <w:rPr>
+                <w:b/>
                 <w:sz w:val="20"/>
                 <w:szCs w:val="20"/>
               </w:rPr>
@@ -21231,12 +22677,14 @@
           <w:p>
             <w:pPr>
               <w:rPr>
-                <w:sz w:val="20"/>
-                <w:szCs w:val="20"/>
-              </w:rPr>
-            </w:pPr>
-            <w:r>
-              <w:rPr>
+                <w:b/>
+                <w:sz w:val="20"/>
+                <w:szCs w:val="20"/>
+              </w:rPr>
+            </w:pPr>
+            <w:r>
+              <w:rPr>
+                <w:b/>
                 <w:sz w:val="20"/>
                 <w:szCs w:val="20"/>
               </w:rPr>
@@ -21251,12 +22699,14 @@
           <w:p>
             <w:pPr>
               <w:rPr>
-                <w:sz w:val="20"/>
-                <w:szCs w:val="20"/>
-              </w:rPr>
-            </w:pPr>
-            <w:r>
-              <w:rPr>
+                <w:b/>
+                <w:sz w:val="20"/>
+                <w:szCs w:val="20"/>
+              </w:rPr>
+            </w:pPr>
+            <w:r>
+              <w:rPr>
+                <w:b/>
                 <w:sz w:val="20"/>
                 <w:szCs w:val="20"/>
               </w:rPr>
@@ -21271,12 +22721,14 @@
           <w:p>
             <w:pPr>
               <w:rPr>
-                <w:sz w:val="20"/>
-                <w:szCs w:val="20"/>
-              </w:rPr>
-            </w:pPr>
-            <w:r>
-              <w:rPr>
+                <w:b/>
+                <w:sz w:val="20"/>
+                <w:szCs w:val="20"/>
+              </w:rPr>
+            </w:pPr>
+            <w:r>
+              <w:rPr>
+                <w:b/>
                 <w:sz w:val="20"/>
                 <w:szCs w:val="20"/>
               </w:rPr>
@@ -21293,12 +22745,14 @@
           <w:p>
             <w:pPr>
               <w:rPr>
-                <w:sz w:val="20"/>
-                <w:szCs w:val="20"/>
-              </w:rPr>
-            </w:pPr>
-            <w:r>
-              <w:rPr>
+                <w:b/>
+                <w:sz w:val="20"/>
+                <w:szCs w:val="20"/>
+              </w:rPr>
+            </w:pPr>
+            <w:r>
+              <w:rPr>
+                <w:b/>
                 <w:sz w:val="20"/>
                 <w:szCs w:val="20"/>
               </w:rPr>
@@ -21313,12 +22767,14 @@
           <w:p>
             <w:pPr>
               <w:rPr>
-                <w:sz w:val="20"/>
-                <w:szCs w:val="20"/>
-              </w:rPr>
-            </w:pPr>
-            <w:r>
-              <w:rPr>
+                <w:b/>
+                <w:sz w:val="20"/>
+                <w:szCs w:val="20"/>
+              </w:rPr>
+            </w:pPr>
+            <w:r>
+              <w:rPr>
+                <w:b/>
                 <w:sz w:val="20"/>
                 <w:szCs w:val="20"/>
               </w:rPr>
@@ -21333,12 +22789,14 @@
           <w:p>
             <w:pPr>
               <w:rPr>
-                <w:sz w:val="20"/>
-                <w:szCs w:val="20"/>
-              </w:rPr>
-            </w:pPr>
-            <w:r>
-              <w:rPr>
+                <w:b/>
+                <w:sz w:val="20"/>
+                <w:szCs w:val="20"/>
+              </w:rPr>
+            </w:pPr>
+            <w:r>
+              <w:rPr>
+                <w:b/>
                 <w:sz w:val="20"/>
                 <w:szCs w:val="20"/>
               </w:rPr>
@@ -21353,12 +22811,14 @@
           <w:p>
             <w:pPr>
               <w:rPr>
-                <w:sz w:val="20"/>
-                <w:szCs w:val="20"/>
-              </w:rPr>
-            </w:pPr>
-            <w:r>
-              <w:rPr>
+                <w:b/>
+                <w:sz w:val="20"/>
+                <w:szCs w:val="20"/>
+              </w:rPr>
+            </w:pPr>
+            <w:r>
+              <w:rPr>
+                <w:b/>
                 <w:sz w:val="20"/>
                 <w:szCs w:val="20"/>
               </w:rPr>
@@ -21373,12 +22833,14 @@
           <w:p>
             <w:pPr>
               <w:rPr>
-                <w:sz w:val="20"/>
-                <w:szCs w:val="20"/>
-              </w:rPr>
-            </w:pPr>
-            <w:r>
-              <w:rPr>
+                <w:b/>
+                <w:sz w:val="20"/>
+                <w:szCs w:val="20"/>
+              </w:rPr>
+            </w:pPr>
+            <w:r>
+              <w:rPr>
+                <w:b/>
                 <w:sz w:val="20"/>
                 <w:szCs w:val="20"/>
               </w:rPr>
@@ -21395,12 +22857,14 @@
           <w:p>
             <w:pPr>
               <w:rPr>
-                <w:sz w:val="20"/>
-                <w:szCs w:val="20"/>
-              </w:rPr>
-            </w:pPr>
-            <w:r>
-              <w:rPr>
+                <w:b/>
+                <w:sz w:val="20"/>
+                <w:szCs w:val="20"/>
+              </w:rPr>
+            </w:pPr>
+            <w:r>
+              <w:rPr>
+                <w:b/>
                 <w:sz w:val="20"/>
                 <w:szCs w:val="20"/>
               </w:rPr>
@@ -21415,12 +22879,14 @@
           <w:p>
             <w:pPr>
               <w:rPr>
-                <w:sz w:val="20"/>
-                <w:szCs w:val="20"/>
-              </w:rPr>
-            </w:pPr>
-            <w:r>
-              <w:rPr>
+                <w:b/>
+                <w:sz w:val="20"/>
+                <w:szCs w:val="20"/>
+              </w:rPr>
+            </w:pPr>
+            <w:r>
+              <w:rPr>
+                <w:b/>
                 <w:sz w:val="20"/>
                 <w:szCs w:val="20"/>
               </w:rPr>
@@ -21435,12 +22901,14 @@
           <w:p>
             <w:pPr>
               <w:rPr>
-                <w:sz w:val="20"/>
-                <w:szCs w:val="20"/>
-              </w:rPr>
-            </w:pPr>
-            <w:r>
-              <w:rPr>
+                <w:b/>
+                <w:sz w:val="20"/>
+                <w:szCs w:val="20"/>
+              </w:rPr>
+            </w:pPr>
+            <w:r>
+              <w:rPr>
+                <w:b/>
                 <w:sz w:val="20"/>
                 <w:szCs w:val="20"/>
               </w:rPr>
@@ -21455,12 +22923,14 @@
           <w:p>
             <w:pPr>
               <w:rPr>
-                <w:sz w:val="20"/>
-                <w:szCs w:val="20"/>
-              </w:rPr>
-            </w:pPr>
-            <w:r>
-              <w:rPr>
+                <w:b/>
+                <w:sz w:val="20"/>
+                <w:szCs w:val="20"/>
+              </w:rPr>
+            </w:pPr>
+            <w:r>
+              <w:rPr>
+                <w:b/>
                 <w:sz w:val="20"/>
                 <w:szCs w:val="20"/>
               </w:rPr>
@@ -21475,12 +22945,14 @@
           <w:p>
             <w:pPr>
               <w:rPr>
-                <w:sz w:val="20"/>
-                <w:szCs w:val="20"/>
-              </w:rPr>
-            </w:pPr>
-            <w:r>
-              <w:rPr>
+                <w:b/>
+                <w:sz w:val="20"/>
+                <w:szCs w:val="20"/>
+              </w:rPr>
+            </w:pPr>
+            <w:r>
+              <w:rPr>
+                <w:b/>
                 <w:sz w:val="20"/>
                 <w:szCs w:val="20"/>
               </w:rPr>
@@ -21497,12 +22969,14 @@
           <w:p>
             <w:pPr>
               <w:rPr>
-                <w:sz w:val="20"/>
-                <w:szCs w:val="20"/>
-              </w:rPr>
-            </w:pPr>
-            <w:r>
-              <w:rPr>
+                <w:b/>
+                <w:sz w:val="20"/>
+                <w:szCs w:val="20"/>
+              </w:rPr>
+            </w:pPr>
+            <w:r>
+              <w:rPr>
+                <w:b/>
                 <w:sz w:val="20"/>
                 <w:szCs w:val="20"/>
               </w:rPr>
@@ -21517,12 +22991,14 @@
           <w:p>
             <w:pPr>
               <w:rPr>
-                <w:sz w:val="20"/>
-                <w:szCs w:val="20"/>
-              </w:rPr>
-            </w:pPr>
-            <w:r>
-              <w:rPr>
+                <w:b/>
+                <w:sz w:val="20"/>
+                <w:szCs w:val="20"/>
+              </w:rPr>
+            </w:pPr>
+            <w:r>
+              <w:rPr>
+                <w:b/>
                 <w:sz w:val="20"/>
                 <w:szCs w:val="20"/>
               </w:rPr>
@@ -21537,12 +23013,14 @@
           <w:p>
             <w:pPr>
               <w:rPr>
-                <w:sz w:val="20"/>
-                <w:szCs w:val="20"/>
-              </w:rPr>
-            </w:pPr>
-            <w:r>
-              <w:rPr>
+                <w:b/>
+                <w:sz w:val="20"/>
+                <w:szCs w:val="20"/>
+              </w:rPr>
+            </w:pPr>
+            <w:r>
+              <w:rPr>
+                <w:b/>
                 <w:sz w:val="20"/>
                 <w:szCs w:val="20"/>
               </w:rPr>
@@ -21557,12 +23035,14 @@
           <w:p>
             <w:pPr>
               <w:rPr>
-                <w:sz w:val="20"/>
-                <w:szCs w:val="20"/>
-              </w:rPr>
-            </w:pPr>
-            <w:r>
-              <w:rPr>
+                <w:b/>
+                <w:sz w:val="20"/>
+                <w:szCs w:val="20"/>
+              </w:rPr>
+            </w:pPr>
+            <w:r>
+              <w:rPr>
+                <w:b/>
                 <w:sz w:val="20"/>
                 <w:szCs w:val="20"/>
               </w:rPr>
@@ -21577,12 +23057,14 @@
           <w:p>
             <w:pPr>
               <w:rPr>
-                <w:sz w:val="20"/>
-                <w:szCs w:val="20"/>
-              </w:rPr>
-            </w:pPr>
-            <w:r>
-              <w:rPr>
+                <w:b/>
+                <w:sz w:val="20"/>
+                <w:szCs w:val="20"/>
+              </w:rPr>
+            </w:pPr>
+            <w:r>
+              <w:rPr>
+                <w:b/>
                 <w:sz w:val="20"/>
                 <w:szCs w:val="20"/>
               </w:rPr>
@@ -21604,11 +23086,11 @@
       <w:pPr>
         <w:pStyle w:val="HSETitle3"/>
       </w:pPr>
-      <w:bookmarkStart w:id="130" w:name="_Toc231918808"/>
+      <w:bookmarkStart w:id="129" w:name="_Toc231918808"/>
       <w:r>
         <w:t>4.2.3. Оценка качества с помощью LLM-судьи</w:t>
       </w:r>
-      <w:bookmarkEnd w:id="130"/>
+      <w:bookmarkEnd w:id="129"/>
     </w:p>
     <w:p>
       <w:pPr>
@@ -21631,15 +23113,15 @@
         <w:pStyle w:val="HSElist"/>
       </w:pPr>
       <w:r>
+        <w:t>relevance — оценка соответствия события интересам и целям пользователя;</w:t>
+      </w:r>
+    </w:p>
+    <w:p>
+      <w:pPr>
+        <w:pStyle w:val="HSElist"/>
+      </w:pPr>
+      <w:r>
         <w:lastRenderedPageBreak/>
-        <w:t>relevance — оценка соответствия события интересам и целям пользователя;</w:t>
-      </w:r>
-    </w:p>
-    <w:p>
-      <w:pPr>
-        <w:pStyle w:val="HSElist"/>
-      </w:pPr>
-      <w:r>
         <w:t>diversity_contribution — вклад события в разнообразие итоговой подборки.</w:t>
       </w:r>
     </w:p>
@@ -21683,6 +23165,7 @@
         <w:tc>
           <w:tcPr>
             <w:tcW w:w="3118" w:type="dxa"/>
+            <w:shd w:val="clear" w:color="auto" w:fill="E0E0E0"/>
           </w:tcPr>
           <w:p>
             <w:pPr>
@@ -21704,6 +23187,7 @@
         <w:tc>
           <w:tcPr>
             <w:tcW w:w="3118" w:type="dxa"/>
+            <w:shd w:val="clear" w:color="auto" w:fill="E0E0E0"/>
           </w:tcPr>
           <w:p>
             <w:pPr>
@@ -21725,6 +23209,7 @@
         <w:tc>
           <w:tcPr>
             <w:tcW w:w="3118" w:type="dxa"/>
+            <w:shd w:val="clear" w:color="auto" w:fill="E0E0E0"/>
           </w:tcPr>
           <w:p>
             <w:pPr>
@@ -21935,10 +23420,28 @@
       <w:pPr>
         <w:pStyle w:val="HSETitle2"/>
       </w:pPr>
-      <w:bookmarkStart w:id="131" w:name="_Toc231918809"/>
+      <w:bookmarkStart w:id="130" w:name="_Toc231918809"/>
       <w:r>
         <w:t>4.3. Пользовательское тестирование</w:t>
       </w:r>
+      <w:bookmarkEnd w:id="130"/>
+    </w:p>
+    <w:p>
+      <w:pPr>
+        <w:pStyle w:val="HSEDefaultText"/>
+      </w:pPr>
+      <w:r>
+        <w:t>Пользовательское тестирование выполнялось в условиях, максимально приближенных к реальной эксплуатации: через Telegram-бот, с обращением к развёрнутой копии backend-приложения и работающим планировщиком задач. Целью этапа являлась проверка удобства взаимодействия, корректности отображения карточек мероприятий и устойчивости работы системы при типичных и нестандартных сценариях.</w:t>
+      </w:r>
+    </w:p>
+    <w:p>
+      <w:pPr>
+        <w:pStyle w:val="HSETitle3"/>
+      </w:pPr>
+      <w:bookmarkStart w:id="131" w:name="_Toc231918810"/>
+      <w:r>
+        <w:t>4.3.1. Методика</w:t>
+      </w:r>
       <w:bookmarkEnd w:id="131"/>
     </w:p>
     <w:p>
@@ -21946,16 +23449,28 @@
         <w:pStyle w:val="HSEDefaultText"/>
       </w:pPr>
       <w:r>
-        <w:t>Пользовательское тестирование выполнялось в условиях, максимально приближенных к реальной эксплуатации: через Telegram-бот, с обращением к развёрнутой копии backend-приложения и работающим планировщиком задач. Целью этапа являлась проверка удобства взаимодействия, корректности отображения карточек мероприятий и устойчивости работы системы при типичных и нестандартных сценариях.</w:t>
+        <w:t xml:space="preserve">Тестирование проводилось по подготовленному заранее списку сценариев, охватывающих основные пользовательские потоки. Каждый сценарий проигрывался последовательно от лица «нового» пользователя, проходящего полный путь от регистрации до получения регулярных рекомендаций. Для каждого выявленного </w:t>
+      </w:r>
+      <w:r>
+        <w:lastRenderedPageBreak/>
+        <w:t>дефекта фиксировались наблюдаемое поведение, ожидаемое поведение и предполагаемая причина.</w:t>
+      </w:r>
+    </w:p>
+    <w:p>
+      <w:pPr>
+        <w:pStyle w:val="HSEDefaultText"/>
+      </w:pPr>
+      <w:r>
+        <w:t>Дополнительно проверялась устойчивость системы в условиях одновременной работы нескольких процессов: API, Telegram-бота и планировщика задач, обращающихся к общей базе данных. Это позволило выявить ряд проблем, связанных с конкурентным доступом, и убедиться в корректности их устранения.</w:t>
       </w:r>
     </w:p>
     <w:p>
       <w:pPr>
         <w:pStyle w:val="HSETitle3"/>
       </w:pPr>
-      <w:bookmarkStart w:id="132" w:name="_Toc231918810"/>
-      <w:r>
-        <w:t>4.3.1. Методика</w:t>
+      <w:bookmarkStart w:id="132" w:name="_Toc231918811"/>
+      <w:r>
+        <w:t>4.3.2. Тестируемые сценарии</w:t>
       </w:r>
       <w:bookmarkEnd w:id="132"/>
     </w:p>
@@ -21964,11 +23479,77 @@
         <w:pStyle w:val="HSEDefaultText"/>
       </w:pPr>
       <w:r>
-        <w:t xml:space="preserve">Тестирование проводилось по подготовленному заранее списку сценариев, охватывающих основные пользовательские потоки. Каждый сценарий проигрывался </w:t>
+        <w:t>В состав тестируемых сценариев вошли:</w:t>
+      </w:r>
+    </w:p>
+    <w:p>
+      <w:pPr>
+        <w:pStyle w:val="HSElist"/>
+      </w:pPr>
+      <w:r>
+        <w:t>регистрация пользователя и первичная настройка профиля (выбор тематик, формата, города, ввод биографии);</w:t>
+      </w:r>
+    </w:p>
+    <w:p>
+      <w:pPr>
+        <w:pStyle w:val="HSElist"/>
+      </w:pPr>
+      <w:r>
+        <w:t>получение и пролистывание обычных и AI-рекомендаций;</w:t>
+      </w:r>
+    </w:p>
+    <w:p>
+      <w:pPr>
+        <w:pStyle w:val="HSElist"/>
+      </w:pPr>
+      <w:r>
+        <w:t>оценка событий, сохранение в избранное и снятие ранее выставленных оценок;</w:t>
+      </w:r>
+    </w:p>
+    <w:p>
+      <w:pPr>
+        <w:pStyle w:val="HSElist"/>
+      </w:pPr>
+      <w:r>
+        <w:t>подписка на ежедневный AI-дайджест и его получение в указанное время;</w:t>
+      </w:r>
+    </w:p>
+    <w:p>
+      <w:pPr>
+        <w:pStyle w:val="HSElist"/>
+      </w:pPr>
+      <w:r>
+        <w:t>ручной запуск ингеста и проверка корректности нормализации поступивших записей.</w:t>
+      </w:r>
+    </w:p>
+    <w:p>
+      <w:pPr>
+        <w:pStyle w:val="HSEDefaultText"/>
+      </w:pPr>
+      <w:r>
+        <w:t>В рамках каждого сценария дополнительно проверялась корректная обработка нештатных ситуаций: отсутствие подходящих событий, временная недоступность языковой модели, обращения к несуществующим идентификаторам мероприятий.</w:t>
+      </w:r>
+    </w:p>
+    <w:p>
+      <w:pPr>
+        <w:pStyle w:val="HSETitle3"/>
+      </w:pPr>
+      <w:bookmarkStart w:id="133" w:name="_Toc231918812"/>
+      <w:r>
+        <w:t>4.3.3. Выявленные дефекты и их устранение</w:t>
+      </w:r>
+      <w:bookmarkEnd w:id="133"/>
+    </w:p>
+    <w:p>
+      <w:pPr>
+        <w:pStyle w:val="HSEDefaultText"/>
+      </w:pPr>
+      <w:r>
+        <w:t xml:space="preserve">В ходе пользовательского тестирования был выявлен ряд существенных дефектов, для каждого из которых установлена первопричина и реализовано исправление. Наиболее заметные из них: значительная задержка при первом обращении за рекомендациями после запуска сервера (время отклика превышало 25 секунд из-за ленивой загрузки модели семантических представлений) — устранена прогревом модели на этапе старта приложения; некорректное поведение при первом нажатии на пункт «обычные рекомендации» (подборка показывалась как пустая) — связано с многократным вычислением эмбеддинга пользователя на каждое событие списка; ошибка блокировки SQLite при одновременной работе нескольких </w:t>
       </w:r>
       <w:r>
         <w:lastRenderedPageBreak/>
-        <w:t>последовательно от лица «нового» пользователя, проходящего полный путь от регистрации до получения регулярных рекомендаций. Для каждого выявленного дефекта фиксировались наблюдаемое поведение, ожидаемое поведение и предполагаемая причина.</w:t>
+        <w:t>процессов — устранена включением режима Write-Ahead Logging и настройкой ожидания блокировок.</w:t>
       </w:r>
     </w:p>
     <w:p>
@@ -21976,65 +23557,25 @@
         <w:pStyle w:val="HSEDefaultText"/>
       </w:pPr>
       <w:r>
-        <w:t>Дополнительно проверялась устойчивость системы в условиях одновременной работы нескольких процессов: API, Telegram-бота и планировщика задач, обращающихся к общей базе данных. Это позволило выявить ряд проблем, связанных с конкурентным доступом, и убедиться в корректности их устранения.</w:t>
-      </w:r>
-    </w:p>
-    <w:p>
-      <w:pPr>
-        <w:pStyle w:val="HSETitle3"/>
-      </w:pPr>
-      <w:bookmarkStart w:id="133" w:name="_Toc231918811"/>
-      <w:r>
-        <w:t>4.3.2. Тестируемые сценарии</w:t>
-      </w:r>
-      <w:bookmarkEnd w:id="133"/>
+        <w:t>Все перечисленные исправления подтверждены автоматическими регрессионными тестами. Помимо них в ходе тестирования были устранены менее существенные дефекты, связанные с форматированием карточек, обработкой длинных описаний.</w:t>
+      </w:r>
+    </w:p>
+    <w:p>
+      <w:pPr>
+        <w:pStyle w:val="HSETitle2"/>
+      </w:pPr>
+      <w:bookmarkStart w:id="134" w:name="_Toc231918813"/>
+      <w:r>
+        <w:t>4.4. Вывод</w:t>
+      </w:r>
+      <w:bookmarkEnd w:id="134"/>
     </w:p>
     <w:p>
       <w:pPr>
         <w:pStyle w:val="HSEDefaultText"/>
       </w:pPr>
       <w:r>
-        <w:t>В состав тестируемых сценариев вошли:</w:t>
-      </w:r>
-    </w:p>
-    <w:p>
-      <w:pPr>
-        <w:pStyle w:val="HSElist"/>
-      </w:pPr>
-      <w:r>
-        <w:t>регистрация пользователя и первичная настройка профиля (выбор тематик, формата, города, ввод биографии);</w:t>
-      </w:r>
-    </w:p>
-    <w:p>
-      <w:pPr>
-        <w:pStyle w:val="HSElist"/>
-      </w:pPr>
-      <w:r>
-        <w:t>получение и пролистывание обычных и AI-рекомендаций;</w:t>
-      </w:r>
-    </w:p>
-    <w:p>
-      <w:pPr>
-        <w:pStyle w:val="HSElist"/>
-      </w:pPr>
-      <w:r>
-        <w:t>оценка событий, сохранение в избранное и снятие ранее выставленных оценок;</w:t>
-      </w:r>
-    </w:p>
-    <w:p>
-      <w:pPr>
-        <w:pStyle w:val="HSElist"/>
-      </w:pPr>
-      <w:r>
-        <w:t>подписка на ежедневный AI-дайджест и его получение в указанное время;</w:t>
-      </w:r>
-    </w:p>
-    <w:p>
-      <w:pPr>
-        <w:pStyle w:val="HSElist"/>
-      </w:pPr>
-      <w:r>
-        <w:t>ручной запуск ингеста и проверка корректности нормализации поступивших записей.</w:t>
+        <w:t>Проведённое тестирование подтвердило корректность работы разработанной системы на всех рассмотренных уровнях. Функциональные тесты (285 кейсов, ruff = 0) обеспечивают регрессионную защиту ключевых алгоритмов рекомендательной подсистемы и ингеста. Сравнительная офлайн-оценка на воспроизводимом синтетическом бенчмарке (таблицы 4.2 и 4.3) показала: переход от rule к hybrid даёт прирост Recall@10 на 0,05 и nDCG@10 на 0,08, а в оценках LLM-судьи — повышение средней релевантности с 4,33 до 4,40 при ожидаемом снижении показателя разнообразия (компенсируемого в основном конвейере алгоритмом MMR).</w:t>
       </w:r>
     </w:p>
     <w:p>
@@ -22042,62 +23583,6 @@
         <w:pStyle w:val="HSEDefaultText"/>
       </w:pPr>
       <w:r>
-        <w:t>В рамках каждого сценария дополнительно проверялась корректная обработка нештатных ситуаций: отсутствие подходящих событий, временная недоступность языковой модели, обращения к несуществующим идентификаторам мероприятий.</w:t>
-      </w:r>
-    </w:p>
-    <w:p>
-      <w:pPr>
-        <w:pStyle w:val="HSETitle3"/>
-      </w:pPr>
-      <w:bookmarkStart w:id="134" w:name="_Toc231918812"/>
-      <w:r>
-        <w:t>4.3.3. Выявленные дефекты и их устранение</w:t>
-      </w:r>
-      <w:bookmarkEnd w:id="134"/>
-    </w:p>
-    <w:p>
-      <w:pPr>
-        <w:pStyle w:val="HSEDefaultText"/>
-      </w:pPr>
-      <w:r>
-        <w:t xml:space="preserve">В ходе пользовательского тестирования был выявлен ряд существенных дефектов, для каждого из которых установлена первопричина и реализовано исправление. Наиболее заметные из них: значительная задержка при первом обращении за рекомендациями после запуска сервера (время отклика превышало 25 секунд из-за ленивой загрузки модели семантических представлений) — устранена прогревом модели на этапе старта приложения; некорректное поведение при первом нажатии на пункт «обычные рекомендации» (подборка показывалась как пустая) — </w:t>
-      </w:r>
-      <w:r>
-        <w:lastRenderedPageBreak/>
-        <w:t>связано с многократным вычислением эмбеддинга пользователя на каждое событие списка; ошибка блокировки SQLite при одновременной работе нескольких процессов — устранена включением режима Write-Ahead Logging и настройкой ожидания блокировок.</w:t>
-      </w:r>
-    </w:p>
-    <w:p>
-      <w:pPr>
-        <w:pStyle w:val="HSEDefaultText"/>
-      </w:pPr>
-      <w:r>
-        <w:t>Все перечисленные исправления подтверждены автоматическими регрессионными тестами. Помимо них в ходе тестирования были устранены менее существенные дефекты, связанные с форматированием карточек, обработкой длинных описаний.</w:t>
-      </w:r>
-    </w:p>
-    <w:p>
-      <w:pPr>
-        <w:pStyle w:val="HSETitle2"/>
-      </w:pPr>
-      <w:bookmarkStart w:id="135" w:name="_Toc231918813"/>
-      <w:r>
-        <w:t>4.4. Вывод</w:t>
-      </w:r>
-      <w:bookmarkEnd w:id="135"/>
-    </w:p>
-    <w:p>
-      <w:pPr>
-        <w:pStyle w:val="HSEDefaultText"/>
-      </w:pPr>
-      <w:r>
-        <w:t>Проведённое тестирование подтвердило корректность работы разработанной системы на всех рассмотренных уровнях. Функциональные тесты (285 кейсов, ruff = 0) обеспечивают регрессионную защиту ключевых алгоритмов рекомендательной подсистемы и ингеста. Сравнительная офлайн-оценка на воспроизводимом синтетическом бенчмарке (таблицы 4.2 и 4.3) показала: переход от rule к hybrid даёт прирост Recall@10 на 0,05 и nDCG@10 на 0,08, а в оценках LLM-судьи — повышение средней релевантности с 4,33 до 4,40 при ожидаемом снижении показателя разнообразия (компенсируемого в основном конвейере алгоритмом MMR).</w:t>
-      </w:r>
-    </w:p>
-    <w:p>
-      <w:pPr>
-        <w:pStyle w:val="HSEDefaultText"/>
-      </w:pPr>
-      <w:r>
         <w:t>Пользовательское тестирование выявило ряд дефектов, связанных преимущественно с производительностью и конкурентным доступом к базе данных. Все выявленные проблемы устранены, причины проанализированы, а для критичных исправлений добавлены автоматические регрессионные тесты. Это обеспечивает устойчивость качества и работоспособности системы при дальнейшем развитии проекта.</w:t>
       </w:r>
     </w:p>
@@ -22105,12 +23590,12 @@
       <w:pPr>
         <w:pStyle w:val="HSETitle1"/>
       </w:pPr>
-      <w:bookmarkStart w:id="136" w:name="_Toc231918814"/>
+      <w:bookmarkStart w:id="135" w:name="_Toc231918814"/>
       <w:r>
         <w:lastRenderedPageBreak/>
         <w:t>Заключение</w:t>
       </w:r>
-      <w:bookmarkEnd w:id="136"/>
+      <w:bookmarkEnd w:id="135"/>
     </w:p>
     <w:p>
       <w:pPr>
@@ -22159,16 +23644,16 @@
           <w:noProof/>
         </w:rPr>
       </w:pPr>
-      <w:bookmarkStart w:id="137" w:name="_Toc196930752"/>
-      <w:bookmarkStart w:id="138" w:name="_Toc198836819"/>
-      <w:bookmarkStart w:id="139" w:name="_Toc198837185"/>
-      <w:bookmarkStart w:id="140" w:name="_Toc198895388"/>
-      <w:bookmarkStart w:id="141" w:name="_Toc231918815"/>
-      <w:bookmarkStart w:id="142" w:name="_Toc162033205"/>
-      <w:bookmarkStart w:id="143" w:name="_Toc196165815"/>
-      <w:bookmarkStart w:id="144" w:name="_Toc196340805"/>
-      <w:bookmarkStart w:id="145" w:name="_Toc196575165"/>
-      <w:bookmarkStart w:id="146" w:name="_Toc196852716"/>
+      <w:bookmarkStart w:id="136" w:name="_Toc196930752"/>
+      <w:bookmarkStart w:id="137" w:name="_Toc198836819"/>
+      <w:bookmarkStart w:id="138" w:name="_Toc198837185"/>
+      <w:bookmarkStart w:id="139" w:name="_Toc198895388"/>
+      <w:bookmarkStart w:id="140" w:name="_Toc231918815"/>
+      <w:bookmarkStart w:id="141" w:name="_Toc162033205"/>
+      <w:bookmarkStart w:id="142" w:name="_Toc196165815"/>
+      <w:bookmarkStart w:id="143" w:name="_Toc196340805"/>
+      <w:bookmarkStart w:id="144" w:name="_Toc196575165"/>
+      <w:bookmarkStart w:id="145" w:name="_Toc196852716"/>
       <w:r>
         <w:rPr>
           <w:noProof/>
@@ -22176,11 +23661,11 @@
         <w:lastRenderedPageBreak/>
         <w:t>Глоссарий</w:t>
       </w:r>
+      <w:bookmarkEnd w:id="136"/>
       <w:bookmarkEnd w:id="137"/>
       <w:bookmarkEnd w:id="138"/>
       <w:bookmarkEnd w:id="139"/>
       <w:bookmarkEnd w:id="140"/>
-      <w:bookmarkEnd w:id="141"/>
     </w:p>
     <w:p>
       <w:pPr>
@@ -22366,11 +23851,11 @@
           <w:lang w:val="en-US"/>
         </w:rPr>
       </w:pPr>
-      <w:bookmarkStart w:id="147" w:name="_Toc196930753"/>
-      <w:bookmarkStart w:id="148" w:name="_Toc198836820"/>
-      <w:bookmarkStart w:id="149" w:name="_Toc198837186"/>
-      <w:bookmarkStart w:id="150" w:name="_Toc198895389"/>
-      <w:bookmarkStart w:id="151" w:name="_Toc231918816"/>
+      <w:bookmarkStart w:id="146" w:name="_Toc196930753"/>
+      <w:bookmarkStart w:id="147" w:name="_Toc198836820"/>
+      <w:bookmarkStart w:id="148" w:name="_Toc198837186"/>
+      <w:bookmarkStart w:id="149" w:name="_Toc198895389"/>
+      <w:bookmarkStart w:id="150" w:name="_Toc231918816"/>
       <w:r>
         <w:lastRenderedPageBreak/>
         <w:t>Библиографический</w:t>
@@ -22384,6 +23869,7 @@
       <w:r>
         <w:t>список</w:t>
       </w:r>
+      <w:bookmarkEnd w:id="141"/>
       <w:bookmarkEnd w:id="142"/>
       <w:bookmarkEnd w:id="143"/>
       <w:bookmarkEnd w:id="144"/>
@@ -22393,7 +23879,6 @@
       <w:bookmarkEnd w:id="148"/>
       <w:bookmarkEnd w:id="149"/>
       <w:bookmarkEnd w:id="150"/>
-      <w:bookmarkEnd w:id="151"/>
     </w:p>
     <w:p>
       <w:pPr>
@@ -23024,22 +24509,6 @@
       </w:r>
       <w:r>
         <w:t>Полупустых страниц в середине главы быть не должно. Продолжайте тут текст, который идет после рисунка.</w:t>
-      </w:r>
-    </w:p>
-  </w:comment>
-  <w:comment w:id="129" w:author="Городилов Алексей Юрьевич" w:date="2026-06-08T14:18:00Z" w:initials="ГАЮ">
-    <w:p>
-      <w:pPr>
-        <w:pStyle w:val="af7"/>
-      </w:pPr>
-      <w:r>
-        <w:rPr>
-          <w:rStyle w:val="af6"/>
-        </w:rPr>
-        <w:annotationRef/>
-      </w:r>
-      <w:r>
-        <w:t>Подпись таблицы должна быть сверху (как 4.1)</w:t>
       </w:r>
     </w:p>
   </w:comment>
@@ -23065,7 +24534,6 @@
   <w15:commentEx w15:paraId="5C35F5CD" w15:done="0"/>
   <w15:commentEx w15:paraId="3AAF9837" w15:done="0"/>
   <w15:commentEx w15:paraId="7C9A2AE9" w15:done="0"/>
-  <w15:commentEx w15:paraId="5E5B68FB" w15:done="0"/>
 </w15:commentsEx>
 </file>
 
@@ -23099,7 +24567,6 @@
   <w16cid:commentId w16cid:paraId="5C35F5CD" w16cid:durableId="2DD29833"/>
   <w16cid:commentId w16cid:paraId="3AAF9837" w16cid:durableId="2DD29838"/>
   <w16cid:commentId w16cid:paraId="7C9A2AE9" w16cid:durableId="2DD29839"/>
-  <w16cid:commentId w16cid:paraId="5E5B68FB" w16cid:durableId="2DD2983A"/>
 </w16cid:commentsIds>
 </file>
 
